--- a/pr-preview/pr-274/limit-theorems-tracked-changes.docx
+++ b/pr-preview/pr-274/limit-theorems-tracked-changes.docx
@@ -26,7 +26,7 @@
       </w:pPr>
       <w:ins w:id="2" w:author="PR Preview" w:date="2026-01-01T00:00:00Z">
         <w:r>
-          <w:t xml:space="preserve">Last modified: 2026-10-27 01:33:21 (PDT)</w:t>
+          <w:t xml:space="preserve">Last modified: 2026-10-27 02:20:30 (PDT)</w:t>
         </w:r>
       </w:ins>
     </w:p>
@@ -10335,7 +10335,7 @@
       </w:r>
     </w:p>
     <w:bookmarkEnd w:id="45"/>
-    <w:bookmarkStart w:id="59" w:name="sec-tail-bounds"/>
+    <w:bookmarkStart w:id="68" w:name="sec-tail-bounds"/>
     <w:p>
       <w:pPr>
         <w:pStyle w:val="Heading2"/>
@@ -12633,22 +12633,30 @@
       <w:pPr>
         <w:pStyle w:val="BodyText"/>
       </w:pPr>
-      <w:r>
-        <w:rPr>
-          <w:b/>
-          <w:bCs/>
-        </w:rPr>
-        <w:t xml:space="preserve">Exercise 1 (How many cars to estimate mean fuel economy)</w:t>
-      </w:r>
-      <w:r>
-        <w:t xml:space="preserve"> </w:t>
-      </w:r>
-      <w:r>
-        <w:t xml:space="preserve">Let</w:t>
-      </w:r>
-      <w:r>
-        <w:t xml:space="preserve"> </w:t>
-      </w:r>
+      <w:del w:id="3" w:author="PR Preview" w:date="2026-01-01T00:00:00Z">
+        <w:r>
+          <w:rPr>
+            <w:b/>
+            <w:bCs/>
+          </w:rPr>
+          <w:delText xml:space="preserve">Exercise 1 (How many cars to estimate mean fuel economy)</w:delText>
+        </w:r>
+      </w:del>
+      <w:del w:id="4" w:author="PR Preview" w:date="2026-01-01T00:00:00Z">
+        <w:r>
+          <w:delText xml:space="preserve"> </w:delText>
+        </w:r>
+      </w:del>
+      <w:del w:id="5" w:author="PR Preview" w:date="2026-01-01T00:00:00Z">
+        <w:r>
+          <w:delText xml:space="preserve">Let</w:delText>
+        </w:r>
+      </w:del>
+      <w:del w:id="6" w:author="PR Preview" w:date="2026-01-01T00:00:00Z">
+        <w:r>
+          <w:delText xml:space="preserve"> </w:delText>
+        </w:r>
+      </w:del>
       <m:oMath>
         <m:sSub>
           <m:e>
@@ -12693,67 +12701,99 @@
           </m:sub>
         </m:sSub>
       </m:oMath>
-      <w:r>
-        <w:t xml:space="preserve"> </w:t>
-      </w:r>
-      <w:r>
-        <w:t xml:space="preserve">be</w:t>
-      </w:r>
-      <w:r>
-        <w:t xml:space="preserve"> </w:t>
-      </w:r>
+      <w:del w:id="7" w:author="PR Preview" w:date="2026-01-01T00:00:00Z">
+        <w:r>
+          <w:delText xml:space="preserve"> </w:delText>
+        </w:r>
+      </w:del>
+      <w:del w:id="8" w:author="PR Preview" w:date="2026-01-01T00:00:00Z">
+        <w:r>
+          <w:delText xml:space="preserve">be</w:delText>
+        </w:r>
+      </w:del>
+      <w:del w:id="9" w:author="PR Preview" w:date="2026-01-01T00:00:00Z">
+        <w:r>
+          <w:delText xml:space="preserve"> </w:delText>
+        </w:r>
+      </w:del>
       <w:hyperlink r:id="rId9">
+        <w:del w:id="10" w:author="PR Preview" w:date="2026-01-01T00:00:00Z">
+          <w:r>
+            <w:rPr>
+              <w:rStyle w:val="Hyperlink"/>
+            </w:rPr>
+            <w:delText xml:space="preserve">IID</w:delText>
+          </w:r>
+        </w:del>
+      </w:hyperlink>
+      <w:del w:id="11" w:author="PR Preview" w:date="2026-01-01T00:00:00Z">
+        <w:r>
+          <w:delText xml:space="preserve"> </w:delText>
+        </w:r>
+      </w:del>
+      <w:del w:id="12" w:author="PR Preview" w:date="2026-01-01T00:00:00Z">
+        <w:r>
+          <w:delText xml:space="preserve">draws of the fuel economy (</w:delText>
+        </w:r>
+      </w:del>
+      <w:del w:id="13" w:author="PR Preview" w:date="2026-01-01T00:00:00Z">
         <w:r>
           <w:rPr>
-            <w:rStyle w:val="Hyperlink"/>
+            <w:rStyle w:val="VerbatimChar"/>
           </w:rPr>
-          <w:t xml:space="preserve">IID</w:t>
-        </w:r>
-      </w:hyperlink>
-      <w:r>
-        <w:t xml:space="preserve"> </w:t>
-      </w:r>
-      <w:r>
-        <w:t xml:space="preserve">draws of the fuel economy (</w:t>
-      </w:r>
-      <w:r>
-        <w:rPr>
-          <w:rStyle w:val="VerbatimChar"/>
-        </w:rPr>
-        <w:t xml:space="preserve">mpg</w:t>
-      </w:r>
-      <w:r>
-        <w:t xml:space="preserve">) of</w:t>
-      </w:r>
-      <w:r>
-        <w:t xml:space="preserve"> </w:t>
-      </w:r>
-      <w:r>
-        <w:t xml:space="preserve">a car chosen at random from the Auto data,</w:t>
-      </w:r>
-      <w:r>
-        <w:t xml:space="preserve"> </w:t>
-      </w:r>
-      <w:r>
-        <w:t xml:space="preserve">with population mean</w:t>
-      </w:r>
-      <w:r>
-        <w:t xml:space="preserve"> </w:t>
-      </w:r>
+          <w:delText xml:space="preserve">mpg</w:delText>
+        </w:r>
+      </w:del>
+      <w:del w:id="14" w:author="PR Preview" w:date="2026-01-01T00:00:00Z">
+        <w:r>
+          <w:delText xml:space="preserve">) of</w:delText>
+        </w:r>
+      </w:del>
+      <w:del w:id="15" w:author="PR Preview" w:date="2026-01-01T00:00:00Z">
+        <w:r>
+          <w:delText xml:space="preserve"> </w:delText>
+        </w:r>
+      </w:del>
+      <w:del w:id="16" w:author="PR Preview" w:date="2026-01-01T00:00:00Z">
+        <w:r>
+          <w:delText xml:space="preserve">a car chosen at random from the Auto data,</w:delText>
+        </w:r>
+      </w:del>
+      <w:del w:id="17" w:author="PR Preview" w:date="2026-01-01T00:00:00Z">
+        <w:r>
+          <w:delText xml:space="preserve"> </w:delText>
+        </w:r>
+      </w:del>
+      <w:del w:id="18" w:author="PR Preview" w:date="2026-01-01T00:00:00Z">
+        <w:r>
+          <w:delText xml:space="preserve">with population mean</w:delText>
+        </w:r>
+      </w:del>
+      <w:del w:id="19" w:author="PR Preview" w:date="2026-01-01T00:00:00Z">
+        <w:r>
+          <w:delText xml:space="preserve"> </w:delText>
+        </w:r>
+      </w:del>
       <m:oMath>
         <m:r>
           <m:t>μ</m:t>
         </m:r>
       </m:oMath>
-      <w:r>
-        <w:t xml:space="preserve"> </w:t>
-      </w:r>
-      <w:r>
-        <w:t xml:space="preserve">and variance</w:t>
-      </w:r>
-      <w:r>
-        <w:t xml:space="preserve"> </w:t>
-      </w:r>
+      <w:del w:id="20" w:author="PR Preview" w:date="2026-01-01T00:00:00Z">
+        <w:r>
+          <w:delText xml:space="preserve"> </w:delText>
+        </w:r>
+      </w:del>
+      <w:del w:id="21" w:author="PR Preview" w:date="2026-01-01T00:00:00Z">
+        <w:r>
+          <w:delText xml:space="preserve">and variance</w:delText>
+        </w:r>
+      </w:del>
+      <w:del w:id="22" w:author="PR Preview" w:date="2026-01-01T00:00:00Z">
+        <w:r>
+          <w:delText xml:space="preserve"> </w:delText>
+        </w:r>
+      </w:del>
       <m:oMath>
         <m:sSup>
           <m:e>
@@ -12768,18 +12808,26 @@
           </m:sup>
         </m:sSup>
       </m:oMath>
-      <w:r>
-        <w:t xml:space="preserve">,</w:t>
-      </w:r>
-      <w:r>
-        <w:t xml:space="preserve"> </w:t>
-      </w:r>
-      <w:r>
-        <w:t xml:space="preserve">and let</w:t>
-      </w:r>
-      <w:r>
-        <w:t xml:space="preserve"> </w:t>
-      </w:r>
+      <w:del w:id="23" w:author="PR Preview" w:date="2026-01-01T00:00:00Z">
+        <w:r>
+          <w:delText xml:space="preserve">,</w:delText>
+        </w:r>
+      </w:del>
+      <w:del w:id="24" w:author="PR Preview" w:date="2026-01-01T00:00:00Z">
+        <w:r>
+          <w:delText xml:space="preserve"> </w:delText>
+        </w:r>
+      </w:del>
+      <w:del w:id="25" w:author="PR Preview" w:date="2026-01-01T00:00:00Z">
+        <w:r>
+          <w:delText xml:space="preserve">and let</w:delText>
+        </w:r>
+      </w:del>
+      <w:del w:id="26" w:author="PR Preview" w:date="2026-01-01T00:00:00Z">
+        <w:r>
+          <w:delText xml:space="preserve"> </w:delText>
+        </w:r>
+      </w:del>
       <m:oMath>
         <m:sSub>
           <m:e>
@@ -12876,16 +12924,316 @@
           </m:e>
         </m:nary>
       </m:oMath>
-      <w:r>
-        <w:t xml:space="preserve">.</w:t>
-      </w:r>
+      <w:del w:id="27" w:author="PR Preview" w:date="2026-01-01T00:00:00Z">
+        <w:r>
+          <w:delText xml:space="preserve">.</w:delText>
+        </w:r>
+      </w:del>
     </w:p>
     <w:p>
       <w:pPr>
-        <w:numPr>
-          <w:ilvl w:val="0"/>
-          <w:numId w:val="1001"/>
-        </w:numPr>
+        <w:pStyle w:val="BodyText"/>
+      </w:pPr>
+      <w:ins w:id="28" w:author="PR Preview" w:date="2026-01-01T00:00:00Z">
+        <w:r>
+          <w:rPr>
+            <w:b/>
+            <w:bCs/>
+          </w:rPr>
+          <w:t xml:space="preserve">Exercise 1 (Chebyshev’s bound for the mean fuel economy)</w:t>
+        </w:r>
+      </w:ins>
+      <w:ins w:id="29" w:author="PR Preview" w:date="2026-01-01T00:00:00Z">
+        <w:r>
+          <w:t xml:space="preserve"> </w:t>
+        </w:r>
+      </w:ins>
+      <w:ins w:id="30" w:author="PR Preview" w:date="2026-01-01T00:00:00Z">
+        <w:r>
+          <w:t xml:space="preserve">Let</w:t>
+        </w:r>
+      </w:ins>
+      <w:ins w:id="31" w:author="PR Preview" w:date="2026-01-01T00:00:00Z">
+        <w:r>
+          <w:t xml:space="preserve"> </w:t>
+        </w:r>
+      </w:ins>
+      <m:oMath>
+        <m:sSub>
+          <m:e>
+            <m:r>
+              <m:t>X</m:t>
+            </m:r>
+          </m:e>
+          <m:sub>
+            <m:r>
+              <m:t>1</m:t>
+            </m:r>
+          </m:sub>
+        </m:sSub>
+        <m:r>
+          <m:rPr>
+            <m:sty m:val="p"/>
+          </m:rPr>
+          <m:t>,</m:t>
+        </m:r>
+        <m:r>
+          <m:rPr>
+            <m:sty m:val="p"/>
+          </m:rPr>
+          <m:t>…</m:t>
+        </m:r>
+        <m:r>
+          <m:rPr>
+            <m:sty m:val="p"/>
+          </m:rPr>
+          <m:t>,</m:t>
+        </m:r>
+        <m:sSub>
+          <m:e>
+            <m:r>
+              <m:t>X</m:t>
+            </m:r>
+          </m:e>
+          <m:sub>
+            <m:r>
+              <m:t>n</m:t>
+            </m:r>
+          </m:sub>
+        </m:sSub>
+      </m:oMath>
+      <w:ins w:id="32" w:author="PR Preview" w:date="2026-01-01T00:00:00Z">
+        <w:r>
+          <w:t xml:space="preserve"> </w:t>
+        </w:r>
+      </w:ins>
+      <w:ins w:id="33" w:author="PR Preview" w:date="2026-01-01T00:00:00Z">
+        <w:r>
+          <w:t xml:space="preserve">be</w:t>
+        </w:r>
+      </w:ins>
+      <w:ins w:id="34" w:author="PR Preview" w:date="2026-01-01T00:00:00Z">
+        <w:r>
+          <w:t xml:space="preserve"> </w:t>
+        </w:r>
+      </w:ins>
+      <w:hyperlink r:id="rId9">
+        <w:ins w:id="35" w:author="PR Preview" w:date="2026-01-01T00:00:00Z">
+          <w:r>
+            <w:rPr>
+              <w:rStyle w:val="Hyperlink"/>
+            </w:rPr>
+            <w:t xml:space="preserve">IID</w:t>
+          </w:r>
+        </w:ins>
+      </w:hyperlink>
+      <w:ins w:id="36" w:author="PR Preview" w:date="2026-01-01T00:00:00Z">
+        <w:r>
+          <w:t xml:space="preserve"> </w:t>
+        </w:r>
+      </w:ins>
+      <w:ins w:id="37" w:author="PR Preview" w:date="2026-01-01T00:00:00Z">
+        <w:r>
+          <w:t xml:space="preserve">draws of the fuel economy (</w:t>
+        </w:r>
+      </w:ins>
+      <w:ins w:id="38" w:author="PR Preview" w:date="2026-01-01T00:00:00Z">
+        <w:r>
+          <w:rPr>
+            <w:rStyle w:val="VerbatimChar"/>
+          </w:rPr>
+          <w:t xml:space="preserve">mpg</w:t>
+        </w:r>
+      </w:ins>
+      <w:ins w:id="39" w:author="PR Preview" w:date="2026-01-01T00:00:00Z">
+        <w:r>
+          <w:t xml:space="preserve">) of</w:t>
+        </w:r>
+      </w:ins>
+      <w:ins w:id="40" w:author="PR Preview" w:date="2026-01-01T00:00:00Z">
+        <w:r>
+          <w:t xml:space="preserve"> </w:t>
+        </w:r>
+      </w:ins>
+      <w:ins w:id="41" w:author="PR Preview" w:date="2026-01-01T00:00:00Z">
+        <w:r>
+          <w:t xml:space="preserve">a car chosen at random from the Auto data,</w:t>
+        </w:r>
+      </w:ins>
+      <w:ins w:id="42" w:author="PR Preview" w:date="2026-01-01T00:00:00Z">
+        <w:r>
+          <w:t xml:space="preserve"> </w:t>
+        </w:r>
+      </w:ins>
+      <w:ins w:id="43" w:author="PR Preview" w:date="2026-01-01T00:00:00Z">
+        <w:r>
+          <w:t xml:space="preserve">with population mean</w:t>
+        </w:r>
+      </w:ins>
+      <w:ins w:id="44" w:author="PR Preview" w:date="2026-01-01T00:00:00Z">
+        <w:r>
+          <w:t xml:space="preserve"> </w:t>
+        </w:r>
+      </w:ins>
+      <m:oMath>
+        <m:r>
+          <m:t>μ</m:t>
+        </m:r>
+      </m:oMath>
+      <w:ins w:id="45" w:author="PR Preview" w:date="2026-01-01T00:00:00Z">
+        <w:r>
+          <w:t xml:space="preserve"> </w:t>
+        </w:r>
+      </w:ins>
+      <w:ins w:id="46" w:author="PR Preview" w:date="2026-01-01T00:00:00Z">
+        <w:r>
+          <w:t xml:space="preserve">and variance</w:t>
+        </w:r>
+      </w:ins>
+      <w:ins w:id="47" w:author="PR Preview" w:date="2026-01-01T00:00:00Z">
+        <w:r>
+          <w:t xml:space="preserve"> </w:t>
+        </w:r>
+      </w:ins>
+      <m:oMath>
+        <m:sSup>
+          <m:e>
+            <m:r>
+              <m:t>σ</m:t>
+            </m:r>
+          </m:e>
+          <m:sup>
+            <m:r>
+              <m:t>2</m:t>
+            </m:r>
+          </m:sup>
+        </m:sSup>
+      </m:oMath>
+      <w:ins w:id="48" w:author="PR Preview" w:date="2026-01-01T00:00:00Z">
+        <w:r>
+          <w:t xml:space="preserve">,</w:t>
+        </w:r>
+      </w:ins>
+      <w:ins w:id="49" w:author="PR Preview" w:date="2026-01-01T00:00:00Z">
+        <w:r>
+          <w:t xml:space="preserve"> </w:t>
+        </w:r>
+      </w:ins>
+      <w:ins w:id="50" w:author="PR Preview" w:date="2026-01-01T00:00:00Z">
+        <w:r>
+          <w:t xml:space="preserve">and let</w:t>
+        </w:r>
+      </w:ins>
+      <w:ins w:id="51" w:author="PR Preview" w:date="2026-01-01T00:00:00Z">
+        <w:r>
+          <w:t xml:space="preserve"> </w:t>
+        </w:r>
+      </w:ins>
+      <m:oMath>
+        <m:sSub>
+          <m:e>
+            <m:acc>
+              <m:accPr>
+                <m:chr m:val="‾"/>
+              </m:accPr>
+              <m:e>
+                <m:r>
+                  <m:t>X</m:t>
+                </m:r>
+              </m:e>
+            </m:acc>
+          </m:e>
+          <m:sub>
+            <m:r>
+              <m:t>n</m:t>
+            </m:r>
+          </m:sub>
+        </m:sSub>
+        <m:limUpp>
+          <m:e>
+            <m:r>
+              <m:rPr>
+                <m:sty m:val="p"/>
+              </m:rPr>
+              <m:t>=</m:t>
+            </m:r>
+          </m:e>
+          <m:lim>
+            <m:r>
+              <m:rPr>
+                <m:nor/>
+                <m:sty m:val="p"/>
+              </m:rPr>
+              <m:t>def</m:t>
+            </m:r>
+          </m:lim>
+        </m:limUpp>
+        <m:f>
+          <m:fPr>
+            <m:type m:val="bar"/>
+          </m:fPr>
+          <m:num>
+            <m:r>
+              <m:t>1</m:t>
+            </m:r>
+          </m:num>
+          <m:den>
+            <m:r>
+              <m:t>n</m:t>
+            </m:r>
+          </m:den>
+        </m:f>
+        <m:nary>
+          <m:naryPr>
+            <m:chr m:val="∑"/>
+            <m:limLoc m:val="undOvr"/>
+            <m:subHide m:val="off"/>
+            <m:supHide m:val="off"/>
+          </m:naryPr>
+          <m:sub>
+            <m:r>
+              <m:t>i</m:t>
+            </m:r>
+            <m:r>
+              <m:rPr>
+                <m:sty m:val="p"/>
+              </m:rPr>
+              <m:t>=</m:t>
+            </m:r>
+            <m:r>
+              <m:t>1</m:t>
+            </m:r>
+          </m:sub>
+          <m:sup>
+            <m:r>
+              <m:t>n</m:t>
+            </m:r>
+          </m:sup>
+          <m:e>
+            <m:sSub>
+              <m:e>
+                <m:r>
+                  <m:t>X</m:t>
+                </m:r>
+              </m:e>
+              <m:sub>
+                <m:r>
+                  <m:t>i</m:t>
+                </m:r>
+              </m:sub>
+            </m:sSub>
+          </m:e>
+        </m:nary>
+      </m:oMath>
+      <w:ins w:id="52" w:author="PR Preview" w:date="2026-01-01T00:00:00Z">
+        <w:r>
+          <w:t xml:space="preserve">.</w:t>
+        </w:r>
+      </w:ins>
+    </w:p>
+    <w:p>
+      <w:pPr>
+        <w:pStyle w:val="BodyText"/>
       </w:pPr>
       <w:r>
         <w:t xml:space="preserve">Use</w:t>
@@ -13074,6 +13422,8 @@
         </m:oMath>
       </m:oMathPara>
     </w:p>
+    <w:bookmarkEnd w:id="50"/>
+    <w:bookmarkStart w:id="51" w:name="sol-chebyshev-sample-size"/>
     <w:p>
       <w:pPr>
         <w:numPr>
@@ -13081,12 +13431,12 @@
           <w:numId w:val="1001"/>
         </w:numPr>
       </w:pPr>
-      <w:del w:id="3" w:author="PR Preview" w:date="2026-01-01T00:00:00Z">
+      <w:del w:id="53" w:author="PR Preview" w:date="2026-01-01T00:00:00Z">
         <w:r>
           <w:delText xml:space="preserve">Compute</w:delText>
         </w:r>
       </w:del>
-      <w:del w:id="4" w:author="PR Preview" w:date="2026-01-01T00:00:00Z">
+      <w:del w:id="54" w:author="PR Preview" w:date="2026-01-01T00:00:00Z">
         <w:r>
           <w:delText xml:space="preserve"> </w:delText>
         </w:r>
@@ -13105,22 +13455,22 @@
           </m:sup>
         </m:sSup>
       </m:oMath>
-      <w:del w:id="5" w:author="PR Preview" w:date="2026-01-01T00:00:00Z">
+      <w:del w:id="55" w:author="PR Preview" w:date="2026-01-01T00:00:00Z">
         <w:r>
           <w:delText xml:space="preserve"> </w:delText>
         </w:r>
       </w:del>
-      <w:del w:id="6" w:author="PR Preview" w:date="2026-01-01T00:00:00Z">
+      <w:del w:id="56" w:author="PR Preview" w:date="2026-01-01T00:00:00Z">
         <w:r>
           <w:delText xml:space="preserve">for the</w:delText>
         </w:r>
       </w:del>
-      <w:del w:id="7" w:author="PR Preview" w:date="2026-01-01T00:00:00Z">
+      <w:del w:id="57" w:author="PR Preview" w:date="2026-01-01T00:00:00Z">
         <w:r>
           <w:delText xml:space="preserve"> </w:delText>
         </w:r>
       </w:del>
-      <w:del w:id="8" w:author="PR Preview" w:date="2026-01-01T00:00:00Z">
+      <w:del w:id="58" w:author="PR Preview" w:date="2026-01-01T00:00:00Z">
         <w:r>
           <w:rPr>
             <w:rStyle w:val="VerbatimChar"/>
@@ -13128,23 +13478,23 @@
           <w:delText xml:space="preserve">mpg</w:delText>
         </w:r>
       </w:del>
-      <w:del w:id="9" w:author="PR Preview" w:date="2026-01-01T00:00:00Z">
+      <w:del w:id="59" w:author="PR Preview" w:date="2026-01-01T00:00:00Z">
         <w:r>
           <w:delText xml:space="preserve"> </w:delText>
         </w:r>
       </w:del>
-      <w:del w:id="10" w:author="PR Preview" w:date="2026-01-01T00:00:00Z">
+      <w:del w:id="60" w:author="PR Preview" w:date="2026-01-01T00:00:00Z">
         <w:r>
           <w:delText xml:space="preserve">column of</w:delText>
         </w:r>
       </w:del>
-      <w:del w:id="11" w:author="PR Preview" w:date="2026-01-01T00:00:00Z">
+      <w:del w:id="61" w:author="PR Preview" w:date="2026-01-01T00:00:00Z">
         <w:r>
           <w:delText xml:space="preserve"> </w:delText>
         </w:r>
       </w:del>
       <w:hyperlink r:id="rId37">
-        <w:del w:id="12" w:author="PR Preview" w:date="2026-01-01T00:00:00Z">
+        <w:del w:id="62" w:author="PR Preview" w:date="2026-01-01T00:00:00Z">
           <w:r>
             <w:rPr>
               <w:rStyle w:val="VerbatimChar"/>
@@ -13153,32 +13503,32 @@
           </w:r>
         </w:del>
       </w:hyperlink>
-      <w:del w:id="13" w:author="PR Preview" w:date="2026-01-01T00:00:00Z">
+      <w:del w:id="63" w:author="PR Preview" w:date="2026-01-01T00:00:00Z">
         <w:r>
           <w:delText xml:space="preserve">,</w:delText>
         </w:r>
       </w:del>
-      <w:del w:id="14" w:author="PR Preview" w:date="2026-01-01T00:00:00Z">
+      <w:del w:id="64" w:author="PR Preview" w:date="2026-01-01T00:00:00Z">
         <w:r>
           <w:delText xml:space="preserve"> </w:delText>
         </w:r>
       </w:del>
-      <w:del w:id="15" w:author="PR Preview" w:date="2026-01-01T00:00:00Z">
+      <w:del w:id="65" w:author="PR Preview" w:date="2026-01-01T00:00:00Z">
         <w:r>
           <w:delText xml:space="preserve">treating the 392 cars as the whole population.</w:delText>
         </w:r>
       </w:del>
-      <w:del w:id="16" w:author="PR Preview" w:date="2026-01-01T00:00:00Z">
+      <w:del w:id="66" w:author="PR Preview" w:date="2026-01-01T00:00:00Z">
         <w:r>
           <w:delText xml:space="preserve"> </w:delText>
         </w:r>
       </w:del>
-      <w:del w:id="17" w:author="PR Preview" w:date="2026-01-01T00:00:00Z">
+      <w:del w:id="67" w:author="PR Preview" w:date="2026-01-01T00:00:00Z">
         <w:r>
           <w:delText xml:space="preserve">Find the smallest</w:delText>
         </w:r>
       </w:del>
-      <w:del w:id="18" w:author="PR Preview" w:date="2026-01-01T00:00:00Z">
+      <w:del w:id="68" w:author="PR Preview" w:date="2026-01-01T00:00:00Z">
         <w:r>
           <w:delText xml:space="preserve"> </w:delText>
         </w:r>
@@ -13188,17 +13538,17 @@
           <m:t>n</m:t>
         </m:r>
       </m:oMath>
-      <w:del w:id="19" w:author="PR Preview" w:date="2026-01-01T00:00:00Z">
+      <w:del w:id="69" w:author="PR Preview" w:date="2026-01-01T00:00:00Z">
         <w:r>
           <w:delText xml:space="preserve"> </w:delText>
         </w:r>
       </w:del>
-      <w:del w:id="20" w:author="PR Preview" w:date="2026-01-01T00:00:00Z">
+      <w:del w:id="70" w:author="PR Preview" w:date="2026-01-01T00:00:00Z">
         <w:r>
           <w:delText xml:space="preserve">for which the bound in (a) guarantees</w:delText>
         </w:r>
       </w:del>
-      <w:del w:id="21" w:author="PR Preview" w:date="2026-01-01T00:00:00Z">
+      <w:del w:id="71" w:author="PR Preview" w:date="2026-01-01T00:00:00Z">
         <w:r>
           <w:delText xml:space="preserve"> </w:delText>
         </w:r>
@@ -13289,7 +13639,7 @@
           <m:t>0.05</m:t>
         </m:r>
       </m:oMath>
-      <w:del w:id="22" w:author="PR Preview" w:date="2026-01-01T00:00:00Z">
+      <w:del w:id="72" w:author="PR Preview" w:date="2026-01-01T00:00:00Z">
         <w:r>
           <w:delText xml:space="preserve">.</w:delText>
         </w:r>
@@ -13302,22 +13652,22 @@
           <w:numId w:val="1001"/>
         </w:numPr>
       </w:pPr>
-      <w:del w:id="23" w:author="PR Preview" w:date="2026-01-01T00:00:00Z">
+      <w:del w:id="73" w:author="PR Preview" w:date="2026-01-01T00:00:00Z">
         <w:r>
           <w:delText xml:space="preserve">Simulate 10,000 samples of that size drawn with replacement,</w:delText>
         </w:r>
       </w:del>
-      <w:del w:id="24" w:author="PR Preview" w:date="2026-01-01T00:00:00Z">
+      <w:del w:id="74" w:author="PR Preview" w:date="2026-01-01T00:00:00Z">
         <w:r>
           <w:delText xml:space="preserve"> </w:delText>
         </w:r>
       </w:del>
-      <w:del w:id="25" w:author="PR Preview" w:date="2026-01-01T00:00:00Z">
+      <w:del w:id="75" w:author="PR Preview" w:date="2026-01-01T00:00:00Z">
         <w:r>
           <w:delText xml:space="preserve">and count how many sample means miss</w:delText>
         </w:r>
       </w:del>
-      <w:del w:id="26" w:author="PR Preview" w:date="2026-01-01T00:00:00Z">
+      <w:del w:id="76" w:author="PR Preview" w:date="2026-01-01T00:00:00Z">
         <w:r>
           <w:delText xml:space="preserve"> </w:delText>
         </w:r>
@@ -13327,24 +13677,43 @@
           <m:t>μ</m:t>
         </m:r>
       </m:oMath>
-      <w:del w:id="27" w:author="PR Preview" w:date="2026-01-01T00:00:00Z">
+      <w:del w:id="77" w:author="PR Preview" w:date="2026-01-01T00:00:00Z">
         <w:r>
           <w:delText xml:space="preserve"> </w:delText>
         </w:r>
       </w:del>
-      <w:del w:id="28" w:author="PR Preview" w:date="2026-01-01T00:00:00Z">
+      <w:del w:id="78" w:author="PR Preview" w:date="2026-01-01T00:00:00Z">
         <w:r>
           <w:delText xml:space="preserve">by 1 or more.</w:delText>
         </w:r>
       </w:del>
-      <w:del w:id="29" w:author="PR Preview" w:date="2026-01-01T00:00:00Z">
+      <w:del w:id="79" w:author="PR Preview" w:date="2026-01-01T00:00:00Z">
         <w:r>
           <w:delText xml:space="preserve"> </w:delText>
         </w:r>
       </w:del>
-      <w:del w:id="30" w:author="PR Preview" w:date="2026-01-01T00:00:00Z">
+      <w:del w:id="80" w:author="PR Preview" w:date="2026-01-01T00:00:00Z">
         <w:r>
           <w:delText xml:space="preserve">Why is the count so far below the 5% the bound allows?</w:delText>
+        </w:r>
+      </w:del>
+    </w:p>
+    <w:p>
+      <w:pPr>
+        <w:pStyle w:val="FirstParagraph"/>
+      </w:pPr>
+      <w:del w:id="81" w:author="PR Preview" w:date="2026-01-01T00:00:00Z">
+        <w:r>
+          <w:rPr>
+            <w:i/>
+            <w:iCs/>
+          </w:rPr>
+          <w:delText xml:space="preserve">Solution 1</w:delText>
+        </w:r>
+      </w:del>
+      <w:del w:id="82" w:author="PR Preview" w:date="2026-01-01T00:00:00Z">
+        <w:r>
+          <w:delText xml:space="preserve">. </w:delText>
         </w:r>
       </w:del>
     </w:p>
@@ -13352,15 +13721,2073 @@
       <w:pPr>
         <w:numPr>
           <w:ilvl w:val="0"/>
-          <w:numId w:val="1001"/>
+          <w:numId w:val="1002"/>
         </w:numPr>
       </w:pPr>
-      <w:ins w:id="31" w:author="PR Preview" w:date="2026-01-01T00:00:00Z">
-        <w:r>
-          <w:t xml:space="preserve">Compute</w:t>
+      <w:del w:id="83" w:author="PR Preview" w:date="2026-01-01T00:00:00Z">
+        <w:r>
+          <w:delText xml:space="preserve">By</w:delText>
+        </w:r>
+      </w:del>
+      <w:del w:id="84" w:author="PR Preview" w:date="2026-01-01T00:00:00Z">
+        <w:r>
+          <w:delText xml:space="preserve"> </w:delText>
+        </w:r>
+      </w:del>
+      <w:hyperlink w:anchor="thm-sum-iid-moments">
+        <w:del w:id="85" w:author="PR Preview" w:date="2026-01-01T00:00:00Z">
+          <w:r>
+            <w:rPr>
+              <w:rStyle w:val="Hyperlink"/>
+            </w:rPr>
+            <w:delText xml:space="preserve">Theorem 2</w:delText>
+          </w:r>
+        </w:del>
+      </w:hyperlink>
+      <w:del w:id="86" w:author="PR Preview" w:date="2026-01-01T00:00:00Z">
+        <w:r>
+          <w:delText xml:space="preserve">,</w:delText>
+        </w:r>
+      </w:del>
+      <w:del w:id="87" w:author="PR Preview" w:date="2026-01-01T00:00:00Z">
+        <w:r>
+          <w:delText xml:space="preserve"> </w:delText>
+        </w:r>
+      </w:del>
+      <m:oMath>
+        <m:r>
+          <m:rPr>
+            <m:sty m:val="p"/>
+          </m:rPr>
+          <m:t>Var</m:t>
+        </m:r>
+        <m:r>
+          <m:t>​</m:t>
+        </m:r>
+        <m:d>
+          <m:dPr>
+            <m:begChr m:val="("/>
+            <m:sepChr m:val=""/>
+            <m:endChr m:val=")"/>
+            <m:grow/>
+          </m:dPr>
+          <m:e>
+            <m:sSub>
+              <m:e>
+                <m:r>
+                  <m:t>S</m:t>
+                </m:r>
+              </m:e>
+              <m:sub>
+                <m:r>
+                  <m:t>n</m:t>
+                </m:r>
+              </m:sub>
+            </m:sSub>
+          </m:e>
+        </m:d>
+        <m:r>
+          <m:t>​</m:t>
+        </m:r>
+        <m:r>
+          <m:rPr>
+            <m:sty m:val="p"/>
+          </m:rPr>
+          <m:t>=</m:t>
+        </m:r>
+        <m:r>
+          <m:t>n</m:t>
+        </m:r>
+        <m:sSup>
+          <m:e>
+            <m:r>
+              <m:t>σ</m:t>
+            </m:r>
+          </m:e>
+          <m:sup>
+            <m:r>
+              <m:t>2</m:t>
+            </m:r>
+          </m:sup>
+        </m:sSup>
+      </m:oMath>
+      <w:del w:id="88" w:author="PR Preview" w:date="2026-01-01T00:00:00Z">
+        <w:r>
+          <w:delText xml:space="preserve"> </w:delText>
+        </w:r>
+      </w:del>
+      <w:del w:id="89" w:author="PR Preview" w:date="2026-01-01T00:00:00Z">
+        <w:r>
+          <w:delText xml:space="preserve">for</w:delText>
+        </w:r>
+      </w:del>
+      <w:del w:id="90" w:author="PR Preview" w:date="2026-01-01T00:00:00Z">
+        <w:r>
+          <w:delText xml:space="preserve"> </w:delText>
+        </w:r>
+      </w:del>
+      <m:oMath>
+        <m:sSub>
+          <m:e>
+            <m:r>
+              <m:t>S</m:t>
+            </m:r>
+          </m:e>
+          <m:sub>
+            <m:r>
+              <m:t>n</m:t>
+            </m:r>
+          </m:sub>
+        </m:sSub>
+        <m:limUpp>
+          <m:e>
+            <m:r>
+              <m:rPr>
+                <m:sty m:val="p"/>
+              </m:rPr>
+              <m:t>=</m:t>
+            </m:r>
+          </m:e>
+          <m:lim>
+            <m:r>
+              <m:rPr>
+                <m:nor/>
+                <m:sty m:val="p"/>
+              </m:rPr>
+              <m:t>def</m:t>
+            </m:r>
+          </m:lim>
+        </m:limUpp>
+        <m:nary>
+          <m:naryPr>
+            <m:chr m:val="∑"/>
+            <m:limLoc m:val="undOvr"/>
+            <m:subHide m:val="off"/>
+            <m:supHide m:val="off"/>
+          </m:naryPr>
+          <m:sub>
+            <m:r>
+              <m:t>i</m:t>
+            </m:r>
+            <m:r>
+              <m:rPr>
+                <m:sty m:val="p"/>
+              </m:rPr>
+              <m:t>=</m:t>
+            </m:r>
+            <m:r>
+              <m:t>1</m:t>
+            </m:r>
+          </m:sub>
+          <m:sup>
+            <m:r>
+              <m:t>n</m:t>
+            </m:r>
+          </m:sup>
+          <m:e>
+            <m:sSub>
+              <m:e>
+                <m:r>
+                  <m:t>X</m:t>
+                </m:r>
+              </m:e>
+              <m:sub>
+                <m:r>
+                  <m:t>i</m:t>
+                </m:r>
+              </m:sub>
+            </m:sSub>
+          </m:e>
+        </m:nary>
+      </m:oMath>
+      <w:del w:id="91" w:author="PR Preview" w:date="2026-01-01T00:00:00Z">
+        <w:r>
+          <w:delText xml:space="preserve">,</w:delText>
+        </w:r>
+      </w:del>
+      <w:del w:id="92" w:author="PR Preview" w:date="2026-01-01T00:00:00Z">
+        <w:r>
+          <w:delText xml:space="preserve"> </w:delText>
+        </w:r>
+      </w:del>
+      <w:del w:id="93" w:author="PR Preview" w:date="2026-01-01T00:00:00Z">
+        <w:r>
+          <w:delText xml:space="preserve">so</w:delText>
+        </w:r>
+      </w:del>
+      <w:del w:id="94" w:author="PR Preview" w:date="2026-01-01T00:00:00Z">
+        <w:r>
+          <w:delText xml:space="preserve"> </w:delText>
+        </w:r>
+      </w:del>
+      <m:oMath>
+        <m:sSub>
+          <m:e>
+            <m:acc>
+              <m:accPr>
+                <m:chr m:val="‾"/>
+              </m:accPr>
+              <m:e>
+                <m:r>
+                  <m:t>X</m:t>
+                </m:r>
+              </m:e>
+            </m:acc>
+          </m:e>
+          <m:sub>
+            <m:r>
+              <m:t>n</m:t>
+            </m:r>
+          </m:sub>
+        </m:sSub>
+        <m:r>
+          <m:rPr>
+            <m:sty m:val="p"/>
+          </m:rPr>
+          <m:t>=</m:t>
+        </m:r>
+        <m:sSub>
+          <m:e>
+            <m:r>
+              <m:t>S</m:t>
+            </m:r>
+          </m:e>
+          <m:sub>
+            <m:r>
+              <m:t>n</m:t>
+            </m:r>
+          </m:sub>
+        </m:sSub>
+        <m:r>
+          <m:rPr>
+            <m:sty m:val="p"/>
+          </m:rPr>
+          <m:t>/</m:t>
+        </m:r>
+        <m:r>
+          <m:t>n</m:t>
+        </m:r>
+      </m:oMath>
+      <w:del w:id="95" w:author="PR Preview" w:date="2026-01-01T00:00:00Z">
+        <w:r>
+          <w:delText xml:space="preserve"> </w:delText>
+        </w:r>
+      </w:del>
+      <w:del w:id="96" w:author="PR Preview" w:date="2026-01-01T00:00:00Z">
+        <w:r>
+          <w:delText xml:space="preserve">has mean</w:delText>
+        </w:r>
+      </w:del>
+      <w:del w:id="97" w:author="PR Preview" w:date="2026-01-01T00:00:00Z">
+        <w:r>
+          <w:delText xml:space="preserve"> </w:delText>
+        </w:r>
+      </w:del>
+      <m:oMath>
+        <m:r>
+          <m:t>μ</m:t>
+        </m:r>
+      </m:oMath>
+      <w:del w:id="98" w:author="PR Preview" w:date="2026-01-01T00:00:00Z">
+        <w:r>
+          <w:delText xml:space="preserve"> </w:delText>
+        </w:r>
+      </w:del>
+      <w:del w:id="99" w:author="PR Preview" w:date="2026-01-01T00:00:00Z">
+        <w:r>
+          <w:delText xml:space="preserve">and variance</w:delText>
+        </w:r>
+      </w:del>
+      <w:del w:id="100" w:author="PR Preview" w:date="2026-01-01T00:00:00Z">
+        <w:r>
+          <w:delText xml:space="preserve"> </w:delText>
+        </w:r>
+      </w:del>
+      <m:oMath>
+        <m:sSup>
+          <m:e>
+            <m:r>
+              <m:t>σ</m:t>
+            </m:r>
+          </m:e>
+          <m:sup>
+            <m:r>
+              <m:t>2</m:t>
+            </m:r>
+          </m:sup>
+        </m:sSup>
+        <m:r>
+          <m:rPr>
+            <m:sty m:val="p"/>
+          </m:rPr>
+          <m:t>/</m:t>
+        </m:r>
+        <m:r>
+          <m:t>n</m:t>
+        </m:r>
+      </m:oMath>
+      <w:del w:id="101" w:author="PR Preview" w:date="2026-01-01T00:00:00Z">
+        <w:r>
+          <w:delText xml:space="preserve"> </w:delText>
+        </w:r>
+      </w:del>
+      <w:del w:id="102" w:author="PR Preview" w:date="2026-01-01T00:00:00Z">
+        <w:r>
+          <w:delText xml:space="preserve">(a constant factor</w:delText>
+        </w:r>
+      </w:del>
+      <w:del w:id="103" w:author="PR Preview" w:date="2026-01-01T00:00:00Z">
+        <w:r>
+          <w:delText xml:space="preserve"> </w:delText>
+        </w:r>
+      </w:del>
+      <m:oMath>
+        <m:r>
+          <m:t>c</m:t>
+        </m:r>
+      </m:oMath>
+      <w:del w:id="104" w:author="PR Preview" w:date="2026-01-01T00:00:00Z">
+        <w:r>
+          <w:delText xml:space="preserve"> </w:delText>
+        </w:r>
+      </w:del>
+      <w:del w:id="105" w:author="PR Preview" w:date="2026-01-01T00:00:00Z">
+        <w:r>
+          <w:delText xml:space="preserve">scales a variance by</w:delText>
+        </w:r>
+      </w:del>
+      <w:del w:id="106" w:author="PR Preview" w:date="2026-01-01T00:00:00Z">
+        <w:r>
+          <w:delText xml:space="preserve"> </w:delText>
+        </w:r>
+      </w:del>
+      <m:oMath>
+        <m:sSup>
+          <m:e>
+            <m:r>
+              <m:t>c</m:t>
+            </m:r>
+          </m:e>
+          <m:sup>
+            <m:r>
+              <m:t>2</m:t>
+            </m:r>
+          </m:sup>
+        </m:sSup>
+      </m:oMath>
+      <w:del w:id="107" w:author="PR Preview" w:date="2026-01-01T00:00:00Z">
+        <w:r>
+          <w:delText xml:space="preserve">).</w:delText>
+        </w:r>
+      </w:del>
+      <w:del w:id="108" w:author="PR Preview" w:date="2026-01-01T00:00:00Z">
+        <w:r>
+          <w:delText xml:space="preserve"> </w:delText>
+        </w:r>
+      </w:del>
+      <w:del w:id="109" w:author="PR Preview" w:date="2026-01-01T00:00:00Z">
+        <w:r>
+          <w:delText xml:space="preserve">Apply</w:delText>
+        </w:r>
+      </w:del>
+      <w:del w:id="110" w:author="PR Preview" w:date="2026-01-01T00:00:00Z">
+        <w:r>
+          <w:delText xml:space="preserve"> </w:delText>
+        </w:r>
+      </w:del>
+      <w:hyperlink w:anchor="thm-chebyshev">
+        <w:del w:id="111" w:author="PR Preview" w:date="2026-01-01T00:00:00Z">
+          <w:r>
+            <w:rPr>
+              <w:rStyle w:val="Hyperlink"/>
+            </w:rPr>
+            <w:delText xml:space="preserve">Theorem 4</w:delText>
+          </w:r>
+        </w:del>
+      </w:hyperlink>
+      <w:del w:id="112" w:author="PR Preview" w:date="2026-01-01T00:00:00Z">
+        <w:r>
+          <w:delText xml:space="preserve"> </w:delText>
+        </w:r>
+      </w:del>
+      <w:del w:id="113" w:author="PR Preview" w:date="2026-01-01T00:00:00Z">
+        <w:r>
+          <w:delText xml:space="preserve">to</w:delText>
+        </w:r>
+      </w:del>
+      <w:del w:id="114" w:author="PR Preview" w:date="2026-01-01T00:00:00Z">
+        <w:r>
+          <w:delText xml:space="preserve"> </w:delText>
+        </w:r>
+      </w:del>
+      <m:oMath>
+        <m:sSub>
+          <m:e>
+            <m:acc>
+              <m:accPr>
+                <m:chr m:val="‾"/>
+              </m:accPr>
+              <m:e>
+                <m:r>
+                  <m:t>X</m:t>
+                </m:r>
+              </m:e>
+            </m:acc>
+          </m:e>
+          <m:sub>
+            <m:r>
+              <m:t>n</m:t>
+            </m:r>
+          </m:sub>
+        </m:sSub>
+      </m:oMath>
+      <w:del w:id="115" w:author="PR Preview" w:date="2026-01-01T00:00:00Z">
+        <w:r>
+          <w:delText xml:space="preserve"> </w:delText>
+        </w:r>
+      </w:del>
+      <w:del w:id="116" w:author="PR Preview" w:date="2026-01-01T00:00:00Z">
+        <w:r>
+          <w:delText xml:space="preserve">with</w:delText>
+        </w:r>
+      </w:del>
+      <w:del w:id="117" w:author="PR Preview" w:date="2026-01-01T00:00:00Z">
+        <w:r>
+          <w:delText xml:space="preserve"> </w:delText>
+        </w:r>
+      </w:del>
+      <m:oMath>
+        <m:r>
+          <m:t>k</m:t>
+        </m:r>
+        <m:r>
+          <m:t>σ</m:t>
+        </m:r>
+        <m:r>
+          <m:rPr>
+            <m:sty m:val="p"/>
+          </m:rPr>
+          <m:t>/</m:t>
+        </m:r>
+        <m:rad>
+          <m:radPr>
+            <m:degHide m:val="on"/>
+          </m:radPr>
+          <m:deg/>
+          <m:e>
+            <m:r>
+              <m:t>n</m:t>
+            </m:r>
+          </m:e>
+        </m:rad>
+        <m:r>
+          <m:rPr>
+            <m:sty m:val="p"/>
+          </m:rPr>
+          <m:t>=</m:t>
+        </m:r>
+        <m:r>
+          <m:t>ϵ</m:t>
+        </m:r>
+      </m:oMath>
+      <w:del w:id="118" w:author="PR Preview" w:date="2026-01-01T00:00:00Z">
+        <w:r>
+          <w:delText xml:space="preserve">,</w:delText>
+        </w:r>
+      </w:del>
+      <w:del w:id="119" w:author="PR Preview" w:date="2026-01-01T00:00:00Z">
+        <w:r>
+          <w:delText xml:space="preserve"> </w:delText>
+        </w:r>
+      </w:del>
+      <w:del w:id="120" w:author="PR Preview" w:date="2026-01-01T00:00:00Z">
+        <w:r>
+          <w:delText xml:space="preserve">that is,</w:delText>
+        </w:r>
+      </w:del>
+      <w:del w:id="121" w:author="PR Preview" w:date="2026-01-01T00:00:00Z">
+        <w:r>
+          <w:delText xml:space="preserve"> </w:delText>
+        </w:r>
+      </w:del>
+      <m:oMath>
+        <m:r>
+          <m:t>k</m:t>
+        </m:r>
+        <m:r>
+          <m:rPr>
+            <m:sty m:val="p"/>
+          </m:rPr>
+          <m:t>=</m:t>
+        </m:r>
+        <m:r>
+          <m:t>ϵ</m:t>
+        </m:r>
+        <m:rad>
+          <m:radPr>
+            <m:degHide m:val="on"/>
+          </m:radPr>
+          <m:deg/>
+          <m:e>
+            <m:r>
+              <m:t>n</m:t>
+            </m:r>
+          </m:e>
+        </m:rad>
+        <m:r>
+          <m:rPr>
+            <m:sty m:val="p"/>
+          </m:rPr>
+          <m:t>/</m:t>
+        </m:r>
+        <m:r>
+          <m:t>σ</m:t>
+        </m:r>
+      </m:oMath>
+      <w:del w:id="122" w:author="PR Preview" w:date="2026-01-01T00:00:00Z">
+        <w:r>
+          <w:delText xml:space="preserve">, so</w:delText>
+        </w:r>
+      </w:del>
+      <w:del w:id="123" w:author="PR Preview" w:date="2026-01-01T00:00:00Z">
+        <w:r>
+          <w:delText xml:space="preserve"> </w:delText>
+        </w:r>
+      </w:del>
+      <m:oMath>
+        <m:r>
+          <m:t>1</m:t>
+        </m:r>
+        <m:r>
+          <m:rPr>
+            <m:sty m:val="p"/>
+          </m:rPr>
+          <m:t>/</m:t>
+        </m:r>
+        <m:sSup>
+          <m:e>
+            <m:r>
+              <m:t>k</m:t>
+            </m:r>
+          </m:e>
+          <m:sup>
+            <m:r>
+              <m:t>2</m:t>
+            </m:r>
+          </m:sup>
+        </m:sSup>
+        <m:r>
+          <m:rPr>
+            <m:sty m:val="p"/>
+          </m:rPr>
+          <m:t>=</m:t>
+        </m:r>
+        <m:sSup>
+          <m:e>
+            <m:r>
+              <m:t>σ</m:t>
+            </m:r>
+          </m:e>
+          <m:sup>
+            <m:r>
+              <m:t>2</m:t>
+            </m:r>
+          </m:sup>
+        </m:sSup>
+        <m:r>
+          <m:rPr>
+            <m:sty m:val="p"/>
+          </m:rPr>
+          <m:t>/</m:t>
+        </m:r>
+        <m:r>
+          <m:rPr>
+            <m:sty m:val="p"/>
+          </m:rPr>
+          <m:t>(</m:t>
+        </m:r>
+        <m:r>
+          <m:t>n</m:t>
+        </m:r>
+        <m:sSup>
+          <m:e>
+            <m:r>
+              <m:t>ϵ</m:t>
+            </m:r>
+          </m:e>
+          <m:sup>
+            <m:r>
+              <m:t>2</m:t>
+            </m:r>
+          </m:sup>
+        </m:sSup>
+        <m:r>
+          <m:rPr>
+            <m:sty m:val="p"/>
+          </m:rPr>
+          <m:t>)</m:t>
+        </m:r>
+      </m:oMath>
+      <w:del w:id="124" w:author="PR Preview" w:date="2026-01-01T00:00:00Z">
+        <w:r>
+          <w:delText xml:space="preserve">.</w:delText>
+        </w:r>
+      </w:del>
+    </w:p>
+    <w:p>
+      <w:pPr>
+        <w:numPr>
+          <w:ilvl w:val="0"/>
+          <w:numId w:val="1002"/>
+        </w:numPr>
+      </w:pPr>
+      <w:del w:id="125" w:author="PR Preview" w:date="2026-01-01T00:00:00Z">
+        <w:r>
+          <w:delText xml:space="preserve">Setting</w:delText>
+        </w:r>
+      </w:del>
+      <w:del w:id="126" w:author="PR Preview" w:date="2026-01-01T00:00:00Z">
+        <w:r>
+          <w:delText xml:space="preserve"> </w:delText>
+        </w:r>
+      </w:del>
+      <m:oMath>
+        <m:sSup>
+          <m:e>
+            <m:r>
+              <m:t>σ</m:t>
+            </m:r>
+          </m:e>
+          <m:sup>
+            <m:r>
+              <m:t>2</m:t>
+            </m:r>
+          </m:sup>
+        </m:sSup>
+        <m:r>
+          <m:rPr>
+            <m:sty m:val="p"/>
+          </m:rPr>
+          <m:t>/</m:t>
+        </m:r>
+        <m:r>
+          <m:rPr>
+            <m:sty m:val="p"/>
+          </m:rPr>
+          <m:t>(</m:t>
+        </m:r>
+        <m:r>
+          <m:t>n</m:t>
+        </m:r>
+        <m:r>
+          <m:rPr>
+            <m:sty m:val="p"/>
+          </m:rPr>
+          <m:t>⋅</m:t>
+        </m:r>
+        <m:sSup>
+          <m:e>
+            <m:r>
+              <m:t>1</m:t>
+            </m:r>
+          </m:e>
+          <m:sup>
+            <m:r>
+              <m:t>2</m:t>
+            </m:r>
+          </m:sup>
+        </m:sSup>
+        <m:r>
+          <m:rPr>
+            <m:sty m:val="p"/>
+          </m:rPr>
+          <m:t>)</m:t>
+        </m:r>
+        <m:r>
+          <m:rPr>
+            <m:sty m:val="p"/>
+          </m:rPr>
+          <m:t>≤</m:t>
+        </m:r>
+        <m:r>
+          <m:t>0.05</m:t>
+        </m:r>
+      </m:oMath>
+      <w:del w:id="127" w:author="PR Preview" w:date="2026-01-01T00:00:00Z">
+        <w:r>
+          <w:delText xml:space="preserve"> </w:delText>
+        </w:r>
+      </w:del>
+      <w:del w:id="128" w:author="PR Preview" w:date="2026-01-01T00:00:00Z">
+        <w:r>
+          <w:delText xml:space="preserve">gives</w:delText>
+        </w:r>
+      </w:del>
+      <w:del w:id="129" w:author="PR Preview" w:date="2026-01-01T00:00:00Z">
+        <w:r>
+          <w:delText xml:space="preserve"> </w:delText>
+        </w:r>
+      </w:del>
+      <m:oMath>
+        <m:r>
+          <m:t>n</m:t>
+        </m:r>
+        <m:r>
+          <m:rPr>
+            <m:sty m:val="p"/>
+          </m:rPr>
+          <m:t>≥</m:t>
+        </m:r>
+        <m:r>
+          <m:t>20</m:t>
+        </m:r>
+        <m:sSup>
+          <m:e>
+            <m:r>
+              <m:t>σ</m:t>
+            </m:r>
+          </m:e>
+          <m:sup>
+            <m:r>
+              <m:t>2</m:t>
+            </m:r>
+          </m:sup>
+        </m:sSup>
+      </m:oMath>
+      <w:del w:id="130" w:author="PR Preview" w:date="2026-01-01T00:00:00Z">
+        <w:r>
+          <w:delText xml:space="preserve">.</w:delText>
+        </w:r>
+      </w:del>
+    </w:p>
+    <w:p>
+      <w:pPr>
+        <w:numPr>
+          <w:ilvl w:val="0"/>
+          <w:numId w:val="1002"/>
+        </w:numPr>
+      </w:pPr>
+      <w:del w:id="131" w:author="PR Preview" w:date="2026-01-01T00:00:00Z">
+        <w:r>
+          <w:delText xml:space="preserve">See the code below.</w:delText>
+        </w:r>
+      </w:del>
+    </w:p>
+    <w:p>
+      <w:pPr>
+        <w:pStyle w:val="SourceCode"/>
+      </w:pPr>
+      <w:del w:id="132" w:author="PR Preview" w:date="2026-01-01T00:00:00Z">
+        <w:r>
+          <w:rPr>
+            <w:rStyle w:val="NormalTok"/>
+          </w:rPr>
+          <w:delText xml:space="preserve">mpg </w:delText>
+        </w:r>
+      </w:del>
+      <w:del w:id="133" w:author="PR Preview" w:date="2026-01-01T00:00:00Z">
+        <w:r>
+          <w:rPr>
+            <w:rStyle w:val="OtherTok"/>
+          </w:rPr>
+          <w:delText xml:space="preserve">&lt;-</w:delText>
+        </w:r>
+      </w:del>
+      <w:del w:id="134" w:author="PR Preview" w:date="2026-01-01T00:00:00Z">
+        <w:r>
+          <w:rPr>
+            <w:rStyle w:val="NormalTok"/>
+          </w:rPr>
+          <w:delText xml:space="preserve"> </w:delText>
+        </w:r>
+      </w:del>
+      <w:del w:id="135" w:author="PR Preview" w:date="2026-01-01T00:00:00Z">
+        <w:r>
+          <w:rPr>
+            <w:rStyle w:val="FunctionTok"/>
+          </w:rPr>
+          <w:delText xml:space="preserve">read.csv</w:delText>
+        </w:r>
+      </w:del>
+      <w:del w:id="136" w:author="PR Preview" w:date="2026-01-01T00:00:00Z">
+        <w:r>
+          <w:rPr>
+            <w:rStyle w:val="NormalTok"/>
+          </w:rPr>
+          <w:delText xml:space="preserve">(</w:delText>
+        </w:r>
+      </w:del>
+      <w:del w:id="137" w:author="PR Preview" w:date="2026-01-01T00:00:00Z">
+        <w:r>
+          <w:rPr>
+            <w:rStyle w:val="StringTok"/>
+          </w:rPr>
+          <w:delText xml:space="preserve">"data/auto.csv"</w:delText>
+        </w:r>
+      </w:del>
+      <w:del w:id="138" w:author="PR Preview" w:date="2026-01-01T00:00:00Z">
+        <w:r>
+          <w:rPr>
+            <w:rStyle w:val="NormalTok"/>
+          </w:rPr>
+          <w:delText xml:space="preserve">)</w:delText>
+        </w:r>
+      </w:del>
+      <w:del w:id="139" w:author="PR Preview" w:date="2026-01-01T00:00:00Z">
+        <w:r>
+          <w:rPr>
+            <w:rStyle w:val="SpecialCharTok"/>
+          </w:rPr>
+          <w:delText xml:space="preserve">$</w:delText>
+        </w:r>
+      </w:del>
+      <w:del w:id="140" w:author="PR Preview" w:date="2026-01-01T00:00:00Z">
+        <w:r>
+          <w:rPr>
+            <w:rStyle w:val="NormalTok"/>
+          </w:rPr>
+          <w:delText xml:space="preserve">mpg</w:delText>
+        </w:r>
+      </w:del>
+      <w:del w:id="141" w:author="PR Preview" w:date="2026-01-01T00:00:00Z">
+        <w:r>
+          <w:br/>
+        </w:r>
+      </w:del>
+      <w:del w:id="142" w:author="PR Preview" w:date="2026-01-01T00:00:00Z">
+        <w:r>
+          <w:rPr>
+            <w:rStyle w:val="NormalTok"/>
+          </w:rPr>
+          <w:delText xml:space="preserve">mu </w:delText>
+        </w:r>
+      </w:del>
+      <w:del w:id="143" w:author="PR Preview" w:date="2026-01-01T00:00:00Z">
+        <w:r>
+          <w:rPr>
+            <w:rStyle w:val="OtherTok"/>
+          </w:rPr>
+          <w:delText xml:space="preserve">&lt;-</w:delText>
+        </w:r>
+      </w:del>
+      <w:del w:id="144" w:author="PR Preview" w:date="2026-01-01T00:00:00Z">
+        <w:r>
+          <w:rPr>
+            <w:rStyle w:val="NormalTok"/>
+          </w:rPr>
+          <w:delText xml:space="preserve"> </w:delText>
+        </w:r>
+      </w:del>
+      <w:del w:id="145" w:author="PR Preview" w:date="2026-01-01T00:00:00Z">
+        <w:r>
+          <w:rPr>
+            <w:rStyle w:val="FunctionTok"/>
+          </w:rPr>
+          <w:delText xml:space="preserve">mean</w:delText>
+        </w:r>
+      </w:del>
+      <w:del w:id="146" w:author="PR Preview" w:date="2026-01-01T00:00:00Z">
+        <w:r>
+          <w:rPr>
+            <w:rStyle w:val="NormalTok"/>
+          </w:rPr>
+          <w:delText xml:space="preserve">(mpg)</w:delText>
+        </w:r>
+      </w:del>
+      <w:del w:id="147" w:author="PR Preview" w:date="2026-01-01T00:00:00Z">
+        <w:r>
+          <w:br/>
+        </w:r>
+      </w:del>
+      <w:del w:id="148" w:author="PR Preview" w:date="2026-01-01T00:00:00Z">
+        <w:r>
+          <w:rPr>
+            <w:rStyle w:val="NormalTok"/>
+          </w:rPr>
+          <w:delText xml:space="preserve">sigma2 </w:delText>
+        </w:r>
+      </w:del>
+      <w:del w:id="149" w:author="PR Preview" w:date="2026-01-01T00:00:00Z">
+        <w:r>
+          <w:rPr>
+            <w:rStyle w:val="OtherTok"/>
+          </w:rPr>
+          <w:delText xml:space="preserve">&lt;-</w:delText>
+        </w:r>
+      </w:del>
+      <w:del w:id="150" w:author="PR Preview" w:date="2026-01-01T00:00:00Z">
+        <w:r>
+          <w:rPr>
+            <w:rStyle w:val="NormalTok"/>
+          </w:rPr>
+          <w:delText xml:space="preserve"> </w:delText>
+        </w:r>
+      </w:del>
+      <w:del w:id="151" w:author="PR Preview" w:date="2026-01-01T00:00:00Z">
+        <w:r>
+          <w:rPr>
+            <w:rStyle w:val="FunctionTok"/>
+          </w:rPr>
+          <w:delText xml:space="preserve">mean</w:delText>
+        </w:r>
+      </w:del>
+      <w:del w:id="152" w:author="PR Preview" w:date="2026-01-01T00:00:00Z">
+        <w:r>
+          <w:rPr>
+            <w:rStyle w:val="NormalTok"/>
+          </w:rPr>
+          <w:delText xml:space="preserve">((mpg </w:delText>
+        </w:r>
+      </w:del>
+      <w:del w:id="153" w:author="PR Preview" w:date="2026-01-01T00:00:00Z">
+        <w:r>
+          <w:rPr>
+            <w:rStyle w:val="SpecialCharTok"/>
+          </w:rPr>
+          <w:delText xml:space="preserve">-</w:delText>
+        </w:r>
+      </w:del>
+      <w:del w:id="154" w:author="PR Preview" w:date="2026-01-01T00:00:00Z">
+        <w:r>
+          <w:rPr>
+            <w:rStyle w:val="NormalTok"/>
+          </w:rPr>
+          <w:delText xml:space="preserve"> mu)</w:delText>
+        </w:r>
+      </w:del>
+      <w:del w:id="155" w:author="PR Preview" w:date="2026-01-01T00:00:00Z">
+        <w:r>
+          <w:rPr>
+            <w:rStyle w:val="SpecialCharTok"/>
+          </w:rPr>
+          <w:delText xml:space="preserve">^</w:delText>
+        </w:r>
+      </w:del>
+      <w:del w:id="156" w:author="PR Preview" w:date="2026-01-01T00:00:00Z">
+        <w:r>
+          <w:rPr>
+            <w:rStyle w:val="DecValTok"/>
+          </w:rPr>
+          <w:delText xml:space="preserve">2</w:delText>
+        </w:r>
+      </w:del>
+      <w:del w:id="157" w:author="PR Preview" w:date="2026-01-01T00:00:00Z">
+        <w:r>
+          <w:rPr>
+            <w:rStyle w:val="NormalTok"/>
+          </w:rPr>
+          <w:delText xml:space="preserve">)</w:delText>
+        </w:r>
+      </w:del>
+      <w:del w:id="158" w:author="PR Preview" w:date="2026-01-01T00:00:00Z">
+        <w:r>
+          <w:br/>
+        </w:r>
+      </w:del>
+      <w:del w:id="159" w:author="PR Preview" w:date="2026-01-01T00:00:00Z">
+        <w:r>
+          <w:rPr>
+            <w:rStyle w:val="NormalTok"/>
+          </w:rPr>
+          <w:delText xml:space="preserve">n_min </w:delText>
+        </w:r>
+      </w:del>
+      <w:del w:id="160" w:author="PR Preview" w:date="2026-01-01T00:00:00Z">
+        <w:r>
+          <w:rPr>
+            <w:rStyle w:val="OtherTok"/>
+          </w:rPr>
+          <w:delText xml:space="preserve">&lt;-</w:delText>
+        </w:r>
+      </w:del>
+      <w:del w:id="161" w:author="PR Preview" w:date="2026-01-01T00:00:00Z">
+        <w:r>
+          <w:rPr>
+            <w:rStyle w:val="NormalTok"/>
+          </w:rPr>
+          <w:delText xml:space="preserve"> </w:delText>
+        </w:r>
+      </w:del>
+      <w:del w:id="162" w:author="PR Preview" w:date="2026-01-01T00:00:00Z">
+        <w:r>
+          <w:rPr>
+            <w:rStyle w:val="FunctionTok"/>
+          </w:rPr>
+          <w:delText xml:space="preserve">ceiling</w:delText>
+        </w:r>
+      </w:del>
+      <w:del w:id="163" w:author="PR Preview" w:date="2026-01-01T00:00:00Z">
+        <w:r>
+          <w:rPr>
+            <w:rStyle w:val="NormalTok"/>
+          </w:rPr>
+          <w:delText xml:space="preserve">(</w:delText>
+        </w:r>
+      </w:del>
+      <w:del w:id="164" w:author="PR Preview" w:date="2026-01-01T00:00:00Z">
+        <w:r>
+          <w:rPr>
+            <w:rStyle w:val="DecValTok"/>
+          </w:rPr>
+          <w:delText xml:space="preserve">20</w:delText>
+        </w:r>
+      </w:del>
+      <w:del w:id="165" w:author="PR Preview" w:date="2026-01-01T00:00:00Z">
+        <w:r>
+          <w:rPr>
+            <w:rStyle w:val="NormalTok"/>
+          </w:rPr>
+          <w:delText xml:space="preserve"> </w:delText>
+        </w:r>
+      </w:del>
+      <w:del w:id="166" w:author="PR Preview" w:date="2026-01-01T00:00:00Z">
+        <w:r>
+          <w:rPr>
+            <w:rStyle w:val="SpecialCharTok"/>
+          </w:rPr>
+          <w:delText xml:space="preserve">*</w:delText>
+        </w:r>
+      </w:del>
+      <w:del w:id="167" w:author="PR Preview" w:date="2026-01-01T00:00:00Z">
+        <w:r>
+          <w:rPr>
+            <w:rStyle w:val="NormalTok"/>
+          </w:rPr>
+          <w:delText xml:space="preserve"> sigma2)</w:delText>
+        </w:r>
+      </w:del>
+      <w:del w:id="168" w:author="PR Preview" w:date="2026-01-01T00:00:00Z">
+        <w:r>
+          <w:br/>
+        </w:r>
+      </w:del>
+      <w:del w:id="169" w:author="PR Preview" w:date="2026-01-01T00:00:00Z">
+        <w:r>
+          <w:br/>
+        </w:r>
+      </w:del>
+      <w:del w:id="170" w:author="PR Preview" w:date="2026-01-01T00:00:00Z">
+        <w:r>
+          <w:rPr>
+            <w:rStyle w:val="FunctionTok"/>
+          </w:rPr>
+          <w:delText xml:space="preserve">set.seed</w:delText>
+        </w:r>
+      </w:del>
+      <w:del w:id="171" w:author="PR Preview" w:date="2026-01-01T00:00:00Z">
+        <w:r>
+          <w:rPr>
+            <w:rStyle w:val="NormalTok"/>
+          </w:rPr>
+          <w:delText xml:space="preserve">(</w:delText>
+        </w:r>
+      </w:del>
+      <w:del w:id="172" w:author="PR Preview" w:date="2026-01-01T00:00:00Z">
+        <w:r>
+          <w:rPr>
+            <w:rStyle w:val="DecValTok"/>
+          </w:rPr>
+          <w:delText xml:space="preserve">571</w:delText>
+        </w:r>
+      </w:del>
+      <w:del w:id="173" w:author="PR Preview" w:date="2026-01-01T00:00:00Z">
+        <w:r>
+          <w:rPr>
+            <w:rStyle w:val="NormalTok"/>
+          </w:rPr>
+          <w:delText xml:space="preserve">)</w:delText>
+        </w:r>
+      </w:del>
+      <w:del w:id="174" w:author="PR Preview" w:date="2026-01-01T00:00:00Z">
+        <w:r>
+          <w:br/>
+        </w:r>
+      </w:del>
+      <w:del w:id="175" w:author="PR Preview" w:date="2026-01-01T00:00:00Z">
+        <w:r>
+          <w:rPr>
+            <w:rStyle w:val="NormalTok"/>
+          </w:rPr>
+          <w:delText xml:space="preserve">xbar </w:delText>
+        </w:r>
+      </w:del>
+      <w:del w:id="176" w:author="PR Preview" w:date="2026-01-01T00:00:00Z">
+        <w:r>
+          <w:rPr>
+            <w:rStyle w:val="OtherTok"/>
+          </w:rPr>
+          <w:delText xml:space="preserve">&lt;-</w:delText>
+        </w:r>
+      </w:del>
+      <w:del w:id="177" w:author="PR Preview" w:date="2026-01-01T00:00:00Z">
+        <w:r>
+          <w:rPr>
+            <w:rStyle w:val="NormalTok"/>
+          </w:rPr>
+          <w:delText xml:space="preserve"> </w:delText>
+        </w:r>
+      </w:del>
+      <w:del w:id="178" w:author="PR Preview" w:date="2026-01-01T00:00:00Z">
+        <w:r>
+          <w:rPr>
+            <w:rStyle w:val="FunctionTok"/>
+          </w:rPr>
+          <w:delText xml:space="preserve">replicate</w:delText>
+        </w:r>
+      </w:del>
+      <w:del w:id="179" w:author="PR Preview" w:date="2026-01-01T00:00:00Z">
+        <w:r>
+          <w:rPr>
+            <w:rStyle w:val="NormalTok"/>
+          </w:rPr>
+          <w:delText xml:space="preserve">(</w:delText>
+        </w:r>
+      </w:del>
+      <w:del w:id="180" w:author="PR Preview" w:date="2026-01-01T00:00:00Z">
+        <w:r>
+          <w:rPr>
+            <w:rStyle w:val="DecValTok"/>
+          </w:rPr>
+          <w:delText xml:space="preserve">10000</w:delText>
+        </w:r>
+      </w:del>
+      <w:del w:id="181" w:author="PR Preview" w:date="2026-01-01T00:00:00Z">
+        <w:r>
+          <w:rPr>
+            <w:rStyle w:val="NormalTok"/>
+          </w:rPr>
+          <w:delText xml:space="preserve">, </w:delText>
+        </w:r>
+      </w:del>
+      <w:del w:id="182" w:author="PR Preview" w:date="2026-01-01T00:00:00Z">
+        <w:r>
+          <w:rPr>
+            <w:rStyle w:val="FunctionTok"/>
+          </w:rPr>
+          <w:delText xml:space="preserve">mean</w:delText>
+        </w:r>
+      </w:del>
+      <w:del w:id="183" w:author="PR Preview" w:date="2026-01-01T00:00:00Z">
+        <w:r>
+          <w:rPr>
+            <w:rStyle w:val="NormalTok"/>
+          </w:rPr>
+          <w:delText xml:space="preserve">(</w:delText>
+        </w:r>
+      </w:del>
+      <w:del w:id="184" w:author="PR Preview" w:date="2026-01-01T00:00:00Z">
+        <w:r>
+          <w:rPr>
+            <w:rStyle w:val="FunctionTok"/>
+          </w:rPr>
+          <w:delText xml:space="preserve">sample</w:delText>
+        </w:r>
+      </w:del>
+      <w:del w:id="185" w:author="PR Preview" w:date="2026-01-01T00:00:00Z">
+        <w:r>
+          <w:rPr>
+            <w:rStyle w:val="NormalTok"/>
+          </w:rPr>
+          <w:delText xml:space="preserve">(mpg, n_min, </w:delText>
+        </w:r>
+      </w:del>
+      <w:del w:id="186" w:author="PR Preview" w:date="2026-01-01T00:00:00Z">
+        <w:r>
+          <w:rPr>
+            <w:rStyle w:val="AttributeTok"/>
+          </w:rPr>
+          <w:delText xml:space="preserve">replace =</w:delText>
+        </w:r>
+      </w:del>
+      <w:del w:id="187" w:author="PR Preview" w:date="2026-01-01T00:00:00Z">
+        <w:r>
+          <w:rPr>
+            <w:rStyle w:val="NormalTok"/>
+          </w:rPr>
+          <w:delText xml:space="preserve"> </w:delText>
+        </w:r>
+      </w:del>
+      <w:del w:id="188" w:author="PR Preview" w:date="2026-01-01T00:00:00Z">
+        <w:r>
+          <w:rPr>
+            <w:rStyle w:val="ConstantTok"/>
+          </w:rPr>
+          <w:delText xml:space="preserve">TRUE</w:delText>
+        </w:r>
+      </w:del>
+      <w:del w:id="189" w:author="PR Preview" w:date="2026-01-01T00:00:00Z">
+        <w:r>
+          <w:rPr>
+            <w:rStyle w:val="NormalTok"/>
+          </w:rPr>
+          <w:delText xml:space="preserve">)))</w:delText>
+        </w:r>
+      </w:del>
+      <w:del w:id="190" w:author="PR Preview" w:date="2026-01-01T00:00:00Z">
+        <w:r>
+          <w:br/>
+        </w:r>
+      </w:del>
+      <w:del w:id="191" w:author="PR Preview" w:date="2026-01-01T00:00:00Z">
+        <w:r>
+          <w:rPr>
+            <w:rStyle w:val="NormalTok"/>
+          </w:rPr>
+          <w:delText xml:space="preserve">misses </w:delText>
+        </w:r>
+      </w:del>
+      <w:del w:id="192" w:author="PR Preview" w:date="2026-01-01T00:00:00Z">
+        <w:r>
+          <w:rPr>
+            <w:rStyle w:val="OtherTok"/>
+          </w:rPr>
+          <w:delText xml:space="preserve">&lt;-</w:delText>
+        </w:r>
+      </w:del>
+      <w:del w:id="193" w:author="PR Preview" w:date="2026-01-01T00:00:00Z">
+        <w:r>
+          <w:rPr>
+            <w:rStyle w:val="NormalTok"/>
+          </w:rPr>
+          <w:delText xml:space="preserve"> </w:delText>
+        </w:r>
+      </w:del>
+      <w:del w:id="194" w:author="PR Preview" w:date="2026-01-01T00:00:00Z">
+        <w:r>
+          <w:rPr>
+            <w:rStyle w:val="FunctionTok"/>
+          </w:rPr>
+          <w:delText xml:space="preserve">sum</w:delText>
+        </w:r>
+      </w:del>
+      <w:del w:id="195" w:author="PR Preview" w:date="2026-01-01T00:00:00Z">
+        <w:r>
+          <w:rPr>
+            <w:rStyle w:val="NormalTok"/>
+          </w:rPr>
+          <w:delText xml:space="preserve">(</w:delText>
+        </w:r>
+      </w:del>
+      <w:del w:id="196" w:author="PR Preview" w:date="2026-01-01T00:00:00Z">
+        <w:r>
+          <w:rPr>
+            <w:rStyle w:val="FunctionTok"/>
+          </w:rPr>
+          <w:delText xml:space="preserve">abs</w:delText>
+        </w:r>
+      </w:del>
+      <w:del w:id="197" w:author="PR Preview" w:date="2026-01-01T00:00:00Z">
+        <w:r>
+          <w:rPr>
+            <w:rStyle w:val="NormalTok"/>
+          </w:rPr>
+          <w:delText xml:space="preserve">(xbar </w:delText>
+        </w:r>
+      </w:del>
+      <w:del w:id="198" w:author="PR Preview" w:date="2026-01-01T00:00:00Z">
+        <w:r>
+          <w:rPr>
+            <w:rStyle w:val="SpecialCharTok"/>
+          </w:rPr>
+          <w:delText xml:space="preserve">-</w:delText>
+        </w:r>
+      </w:del>
+      <w:del w:id="199" w:author="PR Preview" w:date="2026-01-01T00:00:00Z">
+        <w:r>
+          <w:rPr>
+            <w:rStyle w:val="NormalTok"/>
+          </w:rPr>
+          <w:delText xml:space="preserve"> mu) </w:delText>
+        </w:r>
+      </w:del>
+      <w:del w:id="200" w:author="PR Preview" w:date="2026-01-01T00:00:00Z">
+        <w:r>
+          <w:rPr>
+            <w:rStyle w:val="SpecialCharTok"/>
+          </w:rPr>
+          <w:delText xml:space="preserve">&gt;=</w:delText>
+        </w:r>
+      </w:del>
+      <w:del w:id="201" w:author="PR Preview" w:date="2026-01-01T00:00:00Z">
+        <w:r>
+          <w:rPr>
+            <w:rStyle w:val="NormalTok"/>
+          </w:rPr>
+          <w:delText xml:space="preserve"> </w:delText>
+        </w:r>
+      </w:del>
+      <w:del w:id="202" w:author="PR Preview" w:date="2026-01-01T00:00:00Z">
+        <w:r>
+          <w:rPr>
+            <w:rStyle w:val="DecValTok"/>
+          </w:rPr>
+          <w:delText xml:space="preserve">1</w:delText>
+        </w:r>
+      </w:del>
+      <w:del w:id="203" w:author="PR Preview" w:date="2026-01-01T00:00:00Z">
+        <w:r>
+          <w:rPr>
+            <w:rStyle w:val="NormalTok"/>
+          </w:rPr>
+          <w:delText xml:space="preserve">)</w:delText>
+        </w:r>
+      </w:del>
+      <w:del w:id="204" w:author="PR Preview" w:date="2026-01-01T00:00:00Z">
+        <w:r>
+          <w:br/>
+        </w:r>
+      </w:del>
+      <w:del w:id="205" w:author="PR Preview" w:date="2026-01-01T00:00:00Z">
+        <w:r>
+          <w:rPr>
+            <w:rStyle w:val="NormalTok"/>
+          </w:rPr>
+          <w:delText xml:space="preserve">normal_approx </w:delText>
+        </w:r>
+      </w:del>
+      <w:del w:id="206" w:author="PR Preview" w:date="2026-01-01T00:00:00Z">
+        <w:r>
+          <w:rPr>
+            <w:rStyle w:val="OtherTok"/>
+          </w:rPr>
+          <w:delText xml:space="preserve">&lt;-</w:delText>
+        </w:r>
+      </w:del>
+      <w:del w:id="207" w:author="PR Preview" w:date="2026-01-01T00:00:00Z">
+        <w:r>
+          <w:rPr>
+            <w:rStyle w:val="NormalTok"/>
+          </w:rPr>
+          <w:delText xml:space="preserve"> </w:delText>
+        </w:r>
+      </w:del>
+      <w:del w:id="208" w:author="PR Preview" w:date="2026-01-01T00:00:00Z">
+        <w:r>
+          <w:rPr>
+            <w:rStyle w:val="DecValTok"/>
+          </w:rPr>
+          <w:delText xml:space="preserve">2</w:delText>
+        </w:r>
+      </w:del>
+      <w:del w:id="209" w:author="PR Preview" w:date="2026-01-01T00:00:00Z">
+        <w:r>
+          <w:rPr>
+            <w:rStyle w:val="NormalTok"/>
+          </w:rPr>
+          <w:delText xml:space="preserve"> </w:delText>
+        </w:r>
+      </w:del>
+      <w:del w:id="210" w:author="PR Preview" w:date="2026-01-01T00:00:00Z">
+        <w:r>
+          <w:rPr>
+            <w:rStyle w:val="SpecialCharTok"/>
+          </w:rPr>
+          <w:delText xml:space="preserve">*</w:delText>
+        </w:r>
+      </w:del>
+      <w:del w:id="211" w:author="PR Preview" w:date="2026-01-01T00:00:00Z">
+        <w:r>
+          <w:rPr>
+            <w:rStyle w:val="NormalTok"/>
+          </w:rPr>
+          <w:delText xml:space="preserve"> </w:delText>
+        </w:r>
+      </w:del>
+      <w:del w:id="212" w:author="PR Preview" w:date="2026-01-01T00:00:00Z">
+        <w:r>
+          <w:rPr>
+            <w:rStyle w:val="FunctionTok"/>
+          </w:rPr>
+          <w:delText xml:space="preserve">pnorm</w:delText>
+        </w:r>
+      </w:del>
+      <w:del w:id="213" w:author="PR Preview" w:date="2026-01-01T00:00:00Z">
+        <w:r>
+          <w:rPr>
+            <w:rStyle w:val="NormalTok"/>
+          </w:rPr>
+          <w:delText xml:space="preserve">(</w:delText>
+        </w:r>
+      </w:del>
+      <w:del w:id="214" w:author="PR Preview" w:date="2026-01-01T00:00:00Z">
+        <w:r>
+          <w:rPr>
+            <w:rStyle w:val="SpecialCharTok"/>
+          </w:rPr>
+          <w:delText xml:space="preserve">-</w:delText>
+        </w:r>
+      </w:del>
+      <w:del w:id="215" w:author="PR Preview" w:date="2026-01-01T00:00:00Z">
+        <w:r>
+          <w:rPr>
+            <w:rStyle w:val="DecValTok"/>
+          </w:rPr>
+          <w:delText xml:space="preserve">1</w:delText>
+        </w:r>
+      </w:del>
+      <w:del w:id="216" w:author="PR Preview" w:date="2026-01-01T00:00:00Z">
+        <w:r>
+          <w:rPr>
+            <w:rStyle w:val="NormalTok"/>
+          </w:rPr>
+          <w:delText xml:space="preserve"> </w:delText>
+        </w:r>
+      </w:del>
+      <w:del w:id="217" w:author="PR Preview" w:date="2026-01-01T00:00:00Z">
+        <w:r>
+          <w:rPr>
+            <w:rStyle w:val="SpecialCharTok"/>
+          </w:rPr>
+          <w:delText xml:space="preserve">/</w:delText>
+        </w:r>
+      </w:del>
+      <w:del w:id="218" w:author="PR Preview" w:date="2026-01-01T00:00:00Z">
+        <w:r>
+          <w:rPr>
+            <w:rStyle w:val="NormalTok"/>
+          </w:rPr>
+          <w:delText xml:space="preserve"> </w:delText>
+        </w:r>
+      </w:del>
+      <w:del w:id="219" w:author="PR Preview" w:date="2026-01-01T00:00:00Z">
+        <w:r>
+          <w:rPr>
+            <w:rStyle w:val="FunctionTok"/>
+          </w:rPr>
+          <w:delText xml:space="preserve">sqrt</w:delText>
+        </w:r>
+      </w:del>
+      <w:del w:id="220" w:author="PR Preview" w:date="2026-01-01T00:00:00Z">
+        <w:r>
+          <w:rPr>
+            <w:rStyle w:val="NormalTok"/>
+          </w:rPr>
+          <w:delText xml:space="preserve">(sigma2 </w:delText>
+        </w:r>
+      </w:del>
+      <w:del w:id="221" w:author="PR Preview" w:date="2026-01-01T00:00:00Z">
+        <w:r>
+          <w:rPr>
+            <w:rStyle w:val="SpecialCharTok"/>
+          </w:rPr>
+          <w:delText xml:space="preserve">/</w:delText>
+        </w:r>
+      </w:del>
+      <w:del w:id="222" w:author="PR Preview" w:date="2026-01-01T00:00:00Z">
+        <w:r>
+          <w:rPr>
+            <w:rStyle w:val="NormalTok"/>
+          </w:rPr>
+          <w:delText xml:space="preserve"> n_min))</w:delText>
+        </w:r>
+      </w:del>
+      <w:del w:id="223" w:author="PR Preview" w:date="2026-01-01T00:00:00Z">
+        <w:r>
+          <w:br/>
+        </w:r>
+      </w:del>
+      <w:del w:id="224" w:author="PR Preview" w:date="2026-01-01T00:00:00Z">
+        <w:r>
+          <w:rPr>
+            <w:rStyle w:val="FunctionTok"/>
+          </w:rPr>
+          <w:delText xml:space="preserve">c</w:delText>
+        </w:r>
+      </w:del>
+      <w:del w:id="225" w:author="PR Preview" w:date="2026-01-01T00:00:00Z">
+        <w:r>
+          <w:rPr>
+            <w:rStyle w:val="NormalTok"/>
+          </w:rPr>
+          <w:delText xml:space="preserve">(</w:delText>
+        </w:r>
+      </w:del>
+      <w:del w:id="226" w:author="PR Preview" w:date="2026-01-01T00:00:00Z">
+        <w:r>
+          <w:rPr>
+            <w:rStyle w:val="AttributeTok"/>
+          </w:rPr>
+          <w:delText xml:space="preserve">variance =</w:delText>
+        </w:r>
+      </w:del>
+      <w:del w:id="227" w:author="PR Preview" w:date="2026-01-01T00:00:00Z">
+        <w:r>
+          <w:rPr>
+            <w:rStyle w:val="NormalTok"/>
+          </w:rPr>
+          <w:delText xml:space="preserve"> sigma2, </w:delText>
+        </w:r>
+      </w:del>
+      <w:del w:id="228" w:author="PR Preview" w:date="2026-01-01T00:00:00Z">
+        <w:r>
+          <w:rPr>
+            <w:rStyle w:val="AttributeTok"/>
+          </w:rPr>
+          <w:delText xml:space="preserve">n =</w:delText>
+        </w:r>
+      </w:del>
+      <w:del w:id="229" w:author="PR Preview" w:date="2026-01-01T00:00:00Z">
+        <w:r>
+          <w:rPr>
+            <w:rStyle w:val="NormalTok"/>
+          </w:rPr>
+          <w:delText xml:space="preserve"> n_min, </w:delText>
+        </w:r>
+      </w:del>
+      <w:del w:id="230" w:author="PR Preview" w:date="2026-01-01T00:00:00Z">
+        <w:r>
+          <w:rPr>
+            <w:rStyle w:val="AttributeTok"/>
+          </w:rPr>
+          <w:delText xml:space="preserve">misses =</w:delText>
+        </w:r>
+      </w:del>
+      <w:del w:id="231" w:author="PR Preview" w:date="2026-01-01T00:00:00Z">
+        <w:r>
+          <w:rPr>
+            <w:rStyle w:val="NormalTok"/>
+          </w:rPr>
+          <w:delText xml:space="preserve"> misses, </w:delText>
+        </w:r>
+      </w:del>
+      <w:del w:id="232" w:author="PR Preview" w:date="2026-01-01T00:00:00Z">
+        <w:r>
+          <w:rPr>
+            <w:rStyle w:val="AttributeTok"/>
+          </w:rPr>
+          <w:delText xml:space="preserve">normal_approx =</w:delText>
+        </w:r>
+      </w:del>
+      <w:del w:id="233" w:author="PR Preview" w:date="2026-01-01T00:00:00Z">
+        <w:r>
+          <w:rPr>
+            <w:rStyle w:val="NormalTok"/>
+          </w:rPr>
+          <w:delText xml:space="preserve"> normal_approx)</w:delText>
+        </w:r>
+      </w:del>
+      <w:del w:id="234" w:author="PR Preview" w:date="2026-01-01T00:00:00Z">
+        <w:r>
+          <w:br/>
+        </w:r>
+      </w:del>
+      <w:del w:id="235" w:author="PR Preview" w:date="2026-01-01T00:00:00Z">
+        <w:r>
+          <w:rPr>
+            <w:rStyle w:val="CommentTok"/>
+          </w:rPr>
+          <w:delText xml:space="preserve">#&gt;      variance             n        misses normal_approx </w:delText>
+        </w:r>
+      </w:del>
+      <w:del w:id="236" w:author="PR Preview" w:date="2026-01-01T00:00:00Z">
+        <w:r>
+          <w:br/>
+        </w:r>
+      </w:del>
+      <w:del w:id="237" w:author="PR Preview" w:date="2026-01-01T00:00:00Z">
+        <w:r>
+          <w:rPr>
+            <w:rStyle w:val="CommentTok"/>
+          </w:rPr>
+          <w:delText xml:space="preserve">#&gt;  6.076274e+01  1.216000e+03  0.000000e+00  7.694705e-06</w:delText>
+        </w:r>
+      </w:del>
+    </w:p>
+    <w:p>
+      <w:pPr>
+        <w:pStyle w:val="FirstParagraph"/>
+      </w:pPr>
+      <w:del w:id="238" w:author="PR Preview" w:date="2026-01-01T00:00:00Z">
+        <w:r>
+          <w:delText xml:space="preserve">The population variance of</w:delText>
+        </w:r>
+      </w:del>
+      <w:del w:id="239" w:author="PR Preview" w:date="2026-01-01T00:00:00Z">
+        <w:r>
+          <w:delText xml:space="preserve"> </w:delText>
+        </w:r>
+      </w:del>
+      <w:del w:id="240" w:author="PR Preview" w:date="2026-01-01T00:00:00Z">
+        <w:r>
+          <w:rPr>
+            <w:rStyle w:val="VerbatimChar"/>
+          </w:rPr>
+          <w:delText xml:space="preserve">mpg</w:delText>
+        </w:r>
+      </w:del>
+      <w:del w:id="241" w:author="PR Preview" w:date="2026-01-01T00:00:00Z">
+        <w:r>
+          <w:delText xml:space="preserve"> </w:delText>
+        </w:r>
+      </w:del>
+      <w:del w:id="242" w:author="PR Preview" w:date="2026-01-01T00:00:00Z">
+        <w:r>
+          <w:delText xml:space="preserve">is 60.8,</w:delText>
+        </w:r>
+      </w:del>
+      <w:del w:id="243" w:author="PR Preview" w:date="2026-01-01T00:00:00Z">
+        <w:r>
+          <w:delText xml:space="preserve"> </w:delText>
+        </w:r>
+      </w:del>
+      <w:del w:id="244" w:author="PR Preview" w:date="2026-01-01T00:00:00Z">
+        <w:r>
+          <w:delText xml:space="preserve">so</w:delText>
+        </w:r>
+      </w:del>
+      <w:del w:id="245" w:author="PR Preview" w:date="2026-01-01T00:00:00Z">
+        <w:r>
+          <w:delText xml:space="preserve"> </w:delText>
+        </w:r>
+      </w:del>
+      <m:oMath>
+        <m:r>
+          <m:t>n</m:t>
+        </m:r>
+        <m:r>
+          <m:rPr>
+            <m:sty m:val="p"/>
+          </m:rPr>
+          <m:t>=</m:t>
+        </m:r>
+        <m:r>
+          <m:t>1216</m:t>
+        </m:r>
+      </m:oMath>
+      <w:del w:id="246" w:author="PR Preview" w:date="2026-01-01T00:00:00Z">
+        <w:r>
+          <w:delText xml:space="preserve"> </w:delText>
+        </w:r>
+      </w:del>
+      <w:del w:id="247" w:author="PR Preview" w:date="2026-01-01T00:00:00Z">
+        <w:r>
+          <w:delText xml:space="preserve">cars suffice.</w:delText>
+        </w:r>
+      </w:del>
+      <w:del w:id="248" w:author="PR Preview" w:date="2026-01-01T00:00:00Z">
+        <w:r>
+          <w:delText xml:space="preserve"> </w:delText>
+        </w:r>
+      </w:del>
+      <w:del w:id="249" w:author="PR Preview" w:date="2026-01-01T00:00:00Z">
+        <w:r>
+          <w:delText xml:space="preserve">Out of 10,000 samples of that size, 0 sample means missed</w:delText>
+        </w:r>
+      </w:del>
+      <w:del w:id="250" w:author="PR Preview" w:date="2026-01-01T00:00:00Z">
+        <w:r>
+          <w:delText xml:space="preserve"> </w:delText>
+        </w:r>
+      </w:del>
+      <m:oMath>
+        <m:r>
+          <m:t>μ</m:t>
+        </m:r>
+      </m:oMath>
+      <w:del w:id="251" w:author="PR Preview" w:date="2026-01-01T00:00:00Z">
+        <w:r>
+          <w:delText xml:space="preserve"> </w:delText>
+        </w:r>
+      </w:del>
+      <w:del w:id="252" w:author="PR Preview" w:date="2026-01-01T00:00:00Z">
+        <w:r>
+          <w:delText xml:space="preserve">by 1 or more,</w:delText>
+        </w:r>
+      </w:del>
+      <w:del w:id="253" w:author="PR Preview" w:date="2026-01-01T00:00:00Z">
+        <w:r>
+          <w:delText xml:space="preserve"> </w:delText>
+        </w:r>
+      </w:del>
+      <w:del w:id="254" w:author="PR Preview" w:date="2026-01-01T00:00:00Z">
+        <w:r>
+          <w:delText xml:space="preserve">against the 5% (500 samples) the bound allows.</w:delText>
+        </w:r>
+      </w:del>
+      <w:del w:id="255" w:author="PR Preview" w:date="2026-01-01T00:00:00Z">
+        <w:r>
+          <w:delText xml:space="preserve"> </w:delText>
+        </w:r>
+      </w:del>
+      <w:del w:id="256" w:author="PR Preview" w:date="2026-01-01T00:00:00Z">
+        <w:r>
+          <w:delText xml:space="preserve">The bound is loose because the sample mean of this many cars is nearly normal</w:delText>
+        </w:r>
+      </w:del>
+      <w:del w:id="257" w:author="PR Preview" w:date="2026-01-01T00:00:00Z">
+        <w:r>
+          <w:delText xml:space="preserve"> </w:delText>
+        </w:r>
+      </w:del>
+      <w:del w:id="258" w:author="PR Preview" w:date="2026-01-01T00:00:00Z">
+        <w:r>
+          <w:delText xml:space="preserve">(</w:delText>
+        </w:r>
+      </w:del>
+      <w:hyperlink w:anchor="thm-clt">
+        <w:del w:id="259" w:author="PR Preview" w:date="2026-01-01T00:00:00Z">
+          <w:r>
+            <w:rPr>
+              <w:rStyle w:val="Hyperlink"/>
+            </w:rPr>
+            <w:delText xml:space="preserve">Theorem 1</w:delText>
+          </w:r>
+        </w:del>
+      </w:hyperlink>
+      <w:del w:id="260" w:author="PR Preview" w:date="2026-01-01T00:00:00Z">
+        <w:r>
+          <w:delText xml:space="preserve">),</w:delText>
+        </w:r>
+      </w:del>
+      <w:del w:id="261" w:author="PR Preview" w:date="2026-01-01T00:00:00Z">
+        <w:r>
+          <w:delText xml:space="preserve"> </w:delText>
+        </w:r>
+      </w:del>
+      <w:del w:id="262" w:author="PR Preview" w:date="2026-01-01T00:00:00Z">
+        <w:r>
+          <w:delText xml:space="preserve">and the normal approximation puts the chance of a miss at about</w:delText>
+        </w:r>
+      </w:del>
+      <w:del w:id="263" w:author="PR Preview" w:date="2026-01-01T00:00:00Z">
+        <w:r>
+          <w:delText xml:space="preserve"> </w:delText>
+        </w:r>
+      </w:del>
+      <w:del w:id="264" w:author="PR Preview" w:date="2026-01-01T00:00:00Z">
+        <w:r>
+          <w:delText xml:space="preserve">7.7</w:delText>
+        </w:r>
+      </w:del>
+      <w:del w:id="265" w:author="PR Preview" w:date="2026-01-01T00:00:00Z">
+        <w:r>
+          <w:delText xml:space="preserve">^{-6};</w:delText>
+        </w:r>
+      </w:del>
+      <w:del w:id="266" w:author="PR Preview" w:date="2026-01-01T00:00:00Z">
+        <w:r>
+          <w:delText xml:space="preserve"> </w:delText>
+        </w:r>
+      </w:del>
+      <w:del w:id="267" w:author="PR Preview" w:date="2026-01-01T00:00:00Z">
+        <w:r>
+          <w:delText xml:space="preserve">Chebyshev’s inequality must hold for every distribution, as in</w:delText>
+        </w:r>
+      </w:del>
+      <w:del w:id="268" w:author="PR Preview" w:date="2026-01-01T00:00:00Z">
+        <w:r>
+          <w:delText xml:space="preserve"> </w:delText>
+        </w:r>
+      </w:del>
+      <w:hyperlink w:anchor="exm-chebyshev-auto">
+        <w:del w:id="269" w:author="PR Preview" w:date="2026-01-01T00:00:00Z">
+          <w:r>
+            <w:rPr>
+              <w:rStyle w:val="Hyperlink"/>
+            </w:rPr>
+            <w:delText xml:space="preserve">Example 3</w:delText>
+          </w:r>
+        </w:del>
+      </w:hyperlink>
+      <w:del w:id="270" w:author="PR Preview" w:date="2026-01-01T00:00:00Z">
+        <w:r>
+          <w:delText xml:space="preserve">.</w:delText>
+        </w:r>
+      </w:del>
+    </w:p>
+    <w:p>
+      <w:pPr>
+        <w:pStyle w:val="FirstParagraph"/>
+      </w:pPr>
+      <w:ins w:id="271" w:author="PR Preview" w:date="2026-01-01T00:00:00Z">
+        <w:r>
+          <w:rPr>
+            <w:i/>
+            <w:iCs/>
+          </w:rPr>
+          <w:t xml:space="preserve">Solution 1</w:t>
         </w:r>
       </w:ins>
-      <w:ins w:id="32" w:author="PR Preview" w:date="2026-01-01T00:00:00Z">
+      <w:ins w:id="272" w:author="PR Preview" w:date="2026-01-01T00:00:00Z">
+        <w:r>
+          <w:t xml:space="preserve">. </w:t>
+        </w:r>
+      </w:ins>
+      <w:ins w:id="273" w:author="PR Preview" w:date="2026-01-01T00:00:00Z">
+        <w:r>
+          <w:t xml:space="preserve">By</w:t>
+        </w:r>
+      </w:ins>
+      <w:ins w:id="274" w:author="PR Preview" w:date="2026-01-01T00:00:00Z">
+        <w:r>
+          <w:t xml:space="preserve"> </w:t>
+        </w:r>
+      </w:ins>
+      <w:hyperlink w:anchor="thm-sum-iid-moments">
+        <w:ins w:id="275" w:author="PR Preview" w:date="2026-01-01T00:00:00Z">
+          <w:r>
+            <w:rPr>
+              <w:rStyle w:val="Hyperlink"/>
+            </w:rPr>
+            <w:t xml:space="preserve">Theorem 2</w:t>
+          </w:r>
+        </w:ins>
+      </w:hyperlink>
+      <w:ins w:id="276" w:author="PR Preview" w:date="2026-01-01T00:00:00Z">
+        <w:r>
+          <w:t xml:space="preserve">,</w:t>
+        </w:r>
+      </w:ins>
+      <w:ins w:id="277" w:author="PR Preview" w:date="2026-01-01T00:00:00Z">
+        <w:r>
+          <w:t xml:space="preserve"> </w:t>
+        </w:r>
+      </w:ins>
+      <m:oMath>
+        <m:r>
+          <m:rPr>
+            <m:sty m:val="p"/>
+          </m:rPr>
+          <m:t>Var</m:t>
+        </m:r>
+        <m:r>
+          <m:t>​</m:t>
+        </m:r>
+        <m:d>
+          <m:dPr>
+            <m:begChr m:val="("/>
+            <m:sepChr m:val=""/>
+            <m:endChr m:val=")"/>
+            <m:grow/>
+          </m:dPr>
+          <m:e>
+            <m:sSub>
+              <m:e>
+                <m:r>
+                  <m:t>S</m:t>
+                </m:r>
+              </m:e>
+              <m:sub>
+                <m:r>
+                  <m:t>n</m:t>
+                </m:r>
+              </m:sub>
+            </m:sSub>
+          </m:e>
+        </m:d>
+        <m:r>
+          <m:t>​</m:t>
+        </m:r>
+        <m:r>
+          <m:rPr>
+            <m:sty m:val="p"/>
+          </m:rPr>
+          <m:t>=</m:t>
+        </m:r>
+        <m:r>
+          <m:t>n</m:t>
+        </m:r>
+        <m:sSup>
+          <m:e>
+            <m:r>
+              <m:t>σ</m:t>
+            </m:r>
+          </m:e>
+          <m:sup>
+            <m:r>
+              <m:t>2</m:t>
+            </m:r>
+          </m:sup>
+        </m:sSup>
+      </m:oMath>
+      <w:ins w:id="278" w:author="PR Preview" w:date="2026-01-01T00:00:00Z">
+        <w:r>
+          <w:t xml:space="preserve"> </w:t>
+        </w:r>
+      </w:ins>
+      <w:ins w:id="279" w:author="PR Preview" w:date="2026-01-01T00:00:00Z">
+        <w:r>
+          <w:t xml:space="preserve">for</w:t>
+        </w:r>
+      </w:ins>
+      <w:ins w:id="280" w:author="PR Preview" w:date="2026-01-01T00:00:00Z">
+        <w:r>
+          <w:t xml:space="preserve"> </w:t>
+        </w:r>
+      </w:ins>
+      <m:oMath>
+        <m:sSub>
+          <m:e>
+            <m:r>
+              <m:t>S</m:t>
+            </m:r>
+          </m:e>
+          <m:sub>
+            <m:r>
+              <m:t>n</m:t>
+            </m:r>
+          </m:sub>
+        </m:sSub>
+        <m:limUpp>
+          <m:e>
+            <m:r>
+              <m:rPr>
+                <m:sty m:val="p"/>
+              </m:rPr>
+              <m:t>=</m:t>
+            </m:r>
+          </m:e>
+          <m:lim>
+            <m:r>
+              <m:rPr>
+                <m:nor/>
+                <m:sty m:val="p"/>
+              </m:rPr>
+              <m:t>def</m:t>
+            </m:r>
+          </m:lim>
+        </m:limUpp>
+        <m:nary>
+          <m:naryPr>
+            <m:chr m:val="∑"/>
+            <m:limLoc m:val="undOvr"/>
+            <m:subHide m:val="off"/>
+            <m:supHide m:val="off"/>
+          </m:naryPr>
+          <m:sub>
+            <m:r>
+              <m:t>i</m:t>
+            </m:r>
+            <m:r>
+              <m:rPr>
+                <m:sty m:val="p"/>
+              </m:rPr>
+              <m:t>=</m:t>
+            </m:r>
+            <m:r>
+              <m:t>1</m:t>
+            </m:r>
+          </m:sub>
+          <m:sup>
+            <m:r>
+              <m:t>n</m:t>
+            </m:r>
+          </m:sup>
+          <m:e>
+            <m:sSub>
+              <m:e>
+                <m:r>
+                  <m:t>X</m:t>
+                </m:r>
+              </m:e>
+              <m:sub>
+                <m:r>
+                  <m:t>i</m:t>
+                </m:r>
+              </m:sub>
+            </m:sSub>
+          </m:e>
+        </m:nary>
+      </m:oMath>
+      <w:ins w:id="281" w:author="PR Preview" w:date="2026-01-01T00:00:00Z">
+        <w:r>
+          <w:t xml:space="preserve">,</w:t>
+        </w:r>
+      </w:ins>
+      <w:ins w:id="282" w:author="PR Preview" w:date="2026-01-01T00:00:00Z">
+        <w:r>
+          <w:t xml:space="preserve"> </w:t>
+        </w:r>
+      </w:ins>
+      <w:ins w:id="283" w:author="PR Preview" w:date="2026-01-01T00:00:00Z">
+        <w:r>
+          <w:t xml:space="preserve">so</w:t>
+        </w:r>
+      </w:ins>
+      <w:ins w:id="284" w:author="PR Preview" w:date="2026-01-01T00:00:00Z">
+        <w:r>
+          <w:t xml:space="preserve"> </w:t>
+        </w:r>
+      </w:ins>
+      <m:oMath>
+        <m:sSub>
+          <m:e>
+            <m:acc>
+              <m:accPr>
+                <m:chr m:val="‾"/>
+              </m:accPr>
+              <m:e>
+                <m:r>
+                  <m:t>X</m:t>
+                </m:r>
+              </m:e>
+            </m:acc>
+          </m:e>
+          <m:sub>
+            <m:r>
+              <m:t>n</m:t>
+            </m:r>
+          </m:sub>
+        </m:sSub>
+        <m:r>
+          <m:rPr>
+            <m:sty m:val="p"/>
+          </m:rPr>
+          <m:t>=</m:t>
+        </m:r>
+        <m:sSub>
+          <m:e>
+            <m:r>
+              <m:t>S</m:t>
+            </m:r>
+          </m:e>
+          <m:sub>
+            <m:r>
+              <m:t>n</m:t>
+            </m:r>
+          </m:sub>
+        </m:sSub>
+        <m:r>
+          <m:rPr>
+            <m:sty m:val="p"/>
+          </m:rPr>
+          <m:t>/</m:t>
+        </m:r>
+        <m:r>
+          <m:t>n</m:t>
+        </m:r>
+      </m:oMath>
+      <w:ins w:id="285" w:author="PR Preview" w:date="2026-01-01T00:00:00Z">
+        <w:r>
+          <w:t xml:space="preserve"> </w:t>
+        </w:r>
+      </w:ins>
+      <w:ins w:id="286" w:author="PR Preview" w:date="2026-01-01T00:00:00Z">
+        <w:r>
+          <w:t xml:space="preserve">has mean</w:t>
+        </w:r>
+      </w:ins>
+      <w:ins w:id="287" w:author="PR Preview" w:date="2026-01-01T00:00:00Z">
+        <w:r>
+          <w:t xml:space="preserve"> </w:t>
+        </w:r>
+      </w:ins>
+      <m:oMath>
+        <m:r>
+          <m:t>μ</m:t>
+        </m:r>
+      </m:oMath>
+      <w:ins w:id="288" w:author="PR Preview" w:date="2026-01-01T00:00:00Z">
+        <w:r>
+          <w:t xml:space="preserve"> </w:t>
+        </w:r>
+      </w:ins>
+      <w:ins w:id="289" w:author="PR Preview" w:date="2026-01-01T00:00:00Z">
+        <w:r>
+          <w:t xml:space="preserve">and variance</w:t>
+        </w:r>
+      </w:ins>
+      <w:ins w:id="290" w:author="PR Preview" w:date="2026-01-01T00:00:00Z">
         <w:r>
           <w:t xml:space="preserve"> </w:t>
         </w:r>
@@ -13378,23 +15805,384 @@
             </m:r>
           </m:sup>
         </m:sSup>
+        <m:r>
+          <m:rPr>
+            <m:sty m:val="p"/>
+          </m:rPr>
+          <m:t>/</m:t>
+        </m:r>
+        <m:r>
+          <m:t>n</m:t>
+        </m:r>
       </m:oMath>
-      <w:ins w:id="33" w:author="PR Preview" w:date="2026-01-01T00:00:00Z">
+      <w:ins w:id="291" w:author="PR Preview" w:date="2026-01-01T00:00:00Z">
         <w:r>
           <w:t xml:space="preserve"> </w:t>
         </w:r>
       </w:ins>
-      <w:ins w:id="34" w:author="PR Preview" w:date="2026-01-01T00:00:00Z">
+      <w:ins w:id="292" w:author="PR Preview" w:date="2026-01-01T00:00:00Z">
+        <w:r>
+          <w:t xml:space="preserve">(a constant factor</w:t>
+        </w:r>
+      </w:ins>
+      <w:ins w:id="293" w:author="PR Preview" w:date="2026-01-01T00:00:00Z">
+        <w:r>
+          <w:t xml:space="preserve"> </w:t>
+        </w:r>
+      </w:ins>
+      <m:oMath>
+        <m:r>
+          <m:t>c</m:t>
+        </m:r>
+      </m:oMath>
+      <w:ins w:id="294" w:author="PR Preview" w:date="2026-01-01T00:00:00Z">
+        <w:r>
+          <w:t xml:space="preserve"> </w:t>
+        </w:r>
+      </w:ins>
+      <w:ins w:id="295" w:author="PR Preview" w:date="2026-01-01T00:00:00Z">
+        <w:r>
+          <w:t xml:space="preserve">scales a variance by</w:t>
+        </w:r>
+      </w:ins>
+      <w:ins w:id="296" w:author="PR Preview" w:date="2026-01-01T00:00:00Z">
+        <w:r>
+          <w:t xml:space="preserve"> </w:t>
+        </w:r>
+      </w:ins>
+      <m:oMath>
+        <m:sSup>
+          <m:e>
+            <m:r>
+              <m:t>c</m:t>
+            </m:r>
+          </m:e>
+          <m:sup>
+            <m:r>
+              <m:t>2</m:t>
+            </m:r>
+          </m:sup>
+        </m:sSup>
+      </m:oMath>
+      <w:ins w:id="297" w:author="PR Preview" w:date="2026-01-01T00:00:00Z">
+        <w:r>
+          <w:t xml:space="preserve">).</w:t>
+        </w:r>
+      </w:ins>
+      <w:ins w:id="298" w:author="PR Preview" w:date="2026-01-01T00:00:00Z">
+        <w:r>
+          <w:t xml:space="preserve"> </w:t>
+        </w:r>
+      </w:ins>
+      <w:ins w:id="299" w:author="PR Preview" w:date="2026-01-01T00:00:00Z">
+        <w:r>
+          <w:t xml:space="preserve">Apply</w:t>
+        </w:r>
+      </w:ins>
+      <w:ins w:id="300" w:author="PR Preview" w:date="2026-01-01T00:00:00Z">
+        <w:r>
+          <w:t xml:space="preserve"> </w:t>
+        </w:r>
+      </w:ins>
+      <w:hyperlink w:anchor="thm-chebyshev">
+        <w:ins w:id="301" w:author="PR Preview" w:date="2026-01-01T00:00:00Z">
+          <w:r>
+            <w:rPr>
+              <w:rStyle w:val="Hyperlink"/>
+            </w:rPr>
+            <w:t xml:space="preserve">Theorem 4</w:t>
+          </w:r>
+        </w:ins>
+      </w:hyperlink>
+      <w:ins w:id="302" w:author="PR Preview" w:date="2026-01-01T00:00:00Z">
+        <w:r>
+          <w:t xml:space="preserve"> </w:t>
+        </w:r>
+      </w:ins>
+      <w:ins w:id="303" w:author="PR Preview" w:date="2026-01-01T00:00:00Z">
+        <w:r>
+          <w:t xml:space="preserve">to</w:t>
+        </w:r>
+      </w:ins>
+      <w:ins w:id="304" w:author="PR Preview" w:date="2026-01-01T00:00:00Z">
+        <w:r>
+          <w:t xml:space="preserve"> </w:t>
+        </w:r>
+      </w:ins>
+      <m:oMath>
+        <m:sSub>
+          <m:e>
+            <m:acc>
+              <m:accPr>
+                <m:chr m:val="‾"/>
+              </m:accPr>
+              <m:e>
+                <m:r>
+                  <m:t>X</m:t>
+                </m:r>
+              </m:e>
+            </m:acc>
+          </m:e>
+          <m:sub>
+            <m:r>
+              <m:t>n</m:t>
+            </m:r>
+          </m:sub>
+        </m:sSub>
+      </m:oMath>
+      <w:ins w:id="305" w:author="PR Preview" w:date="2026-01-01T00:00:00Z">
+        <w:r>
+          <w:t xml:space="preserve"> </w:t>
+        </w:r>
+      </w:ins>
+      <w:ins w:id="306" w:author="PR Preview" w:date="2026-01-01T00:00:00Z">
+        <w:r>
+          <w:t xml:space="preserve">with</w:t>
+        </w:r>
+      </w:ins>
+      <w:ins w:id="307" w:author="PR Preview" w:date="2026-01-01T00:00:00Z">
+        <w:r>
+          <w:t xml:space="preserve"> </w:t>
+        </w:r>
+      </w:ins>
+      <m:oMath>
+        <m:r>
+          <m:t>k</m:t>
+        </m:r>
+        <m:r>
+          <m:t>σ</m:t>
+        </m:r>
+        <m:r>
+          <m:rPr>
+            <m:sty m:val="p"/>
+          </m:rPr>
+          <m:t>/</m:t>
+        </m:r>
+        <m:rad>
+          <m:radPr>
+            <m:degHide m:val="on"/>
+          </m:radPr>
+          <m:deg/>
+          <m:e>
+            <m:r>
+              <m:t>n</m:t>
+            </m:r>
+          </m:e>
+        </m:rad>
+        <m:r>
+          <m:rPr>
+            <m:sty m:val="p"/>
+          </m:rPr>
+          <m:t>=</m:t>
+        </m:r>
+        <m:r>
+          <m:t>ϵ</m:t>
+        </m:r>
+      </m:oMath>
+      <w:ins w:id="308" w:author="PR Preview" w:date="2026-01-01T00:00:00Z">
+        <w:r>
+          <w:t xml:space="preserve">,</w:t>
+        </w:r>
+      </w:ins>
+      <w:ins w:id="309" w:author="PR Preview" w:date="2026-01-01T00:00:00Z">
+        <w:r>
+          <w:t xml:space="preserve"> </w:t>
+        </w:r>
+      </w:ins>
+      <w:ins w:id="310" w:author="PR Preview" w:date="2026-01-01T00:00:00Z">
+        <w:r>
+          <w:t xml:space="preserve">that is,</w:t>
+        </w:r>
+      </w:ins>
+      <w:ins w:id="311" w:author="PR Preview" w:date="2026-01-01T00:00:00Z">
+        <w:r>
+          <w:t xml:space="preserve"> </w:t>
+        </w:r>
+      </w:ins>
+      <m:oMath>
+        <m:r>
+          <m:t>k</m:t>
+        </m:r>
+        <m:r>
+          <m:rPr>
+            <m:sty m:val="p"/>
+          </m:rPr>
+          <m:t>=</m:t>
+        </m:r>
+        <m:r>
+          <m:t>ϵ</m:t>
+        </m:r>
+        <m:rad>
+          <m:radPr>
+            <m:degHide m:val="on"/>
+          </m:radPr>
+          <m:deg/>
+          <m:e>
+            <m:r>
+              <m:t>n</m:t>
+            </m:r>
+          </m:e>
+        </m:rad>
+        <m:r>
+          <m:rPr>
+            <m:sty m:val="p"/>
+          </m:rPr>
+          <m:t>/</m:t>
+        </m:r>
+        <m:r>
+          <m:t>σ</m:t>
+        </m:r>
+      </m:oMath>
+      <w:ins w:id="312" w:author="PR Preview" w:date="2026-01-01T00:00:00Z">
+        <w:r>
+          <w:t xml:space="preserve">, so</w:t>
+        </w:r>
+      </w:ins>
+      <w:ins w:id="313" w:author="PR Preview" w:date="2026-01-01T00:00:00Z">
+        <w:r>
+          <w:t xml:space="preserve"> </w:t>
+        </w:r>
+      </w:ins>
+      <m:oMath>
+        <m:r>
+          <m:t>1</m:t>
+        </m:r>
+        <m:r>
+          <m:rPr>
+            <m:sty m:val="p"/>
+          </m:rPr>
+          <m:t>/</m:t>
+        </m:r>
+        <m:sSup>
+          <m:e>
+            <m:r>
+              <m:t>k</m:t>
+            </m:r>
+          </m:e>
+          <m:sup>
+            <m:r>
+              <m:t>2</m:t>
+            </m:r>
+          </m:sup>
+        </m:sSup>
+        <m:r>
+          <m:rPr>
+            <m:sty m:val="p"/>
+          </m:rPr>
+          <m:t>=</m:t>
+        </m:r>
+        <m:sSup>
+          <m:e>
+            <m:r>
+              <m:t>σ</m:t>
+            </m:r>
+          </m:e>
+          <m:sup>
+            <m:r>
+              <m:t>2</m:t>
+            </m:r>
+          </m:sup>
+        </m:sSup>
+        <m:r>
+          <m:rPr>
+            <m:sty m:val="p"/>
+          </m:rPr>
+          <m:t>/</m:t>
+        </m:r>
+        <m:r>
+          <m:rPr>
+            <m:sty m:val="p"/>
+          </m:rPr>
+          <m:t>(</m:t>
+        </m:r>
+        <m:r>
+          <m:t>n</m:t>
+        </m:r>
+        <m:sSup>
+          <m:e>
+            <m:r>
+              <m:t>ϵ</m:t>
+            </m:r>
+          </m:e>
+          <m:sup>
+            <m:r>
+              <m:t>2</m:t>
+            </m:r>
+          </m:sup>
+        </m:sSup>
+        <m:r>
+          <m:rPr>
+            <m:sty m:val="p"/>
+          </m:rPr>
+          <m:t>)</m:t>
+        </m:r>
+      </m:oMath>
+      <w:ins w:id="314" w:author="PR Preview" w:date="2026-01-01T00:00:00Z">
+        <w:r>
+          <w:t xml:space="preserve">.</w:t>
+        </w:r>
+      </w:ins>
+    </w:p>
+    <w:bookmarkEnd w:id="51"/>
+    <w:bookmarkStart w:id="52" w:name="exr-chebyshev-variance"/>
+    <w:p>
+      <w:pPr>
+        <w:pStyle w:val="BodyText"/>
+      </w:pPr>
+      <w:ins w:id="315" w:author="PR Preview" w:date="2026-01-01T00:00:00Z">
+        <w:r>
+          <w:rPr>
+            <w:b/>
+            <w:bCs/>
+          </w:rPr>
+          <w:t xml:space="preserve">Exercise 2 (Population variance of the fuel economy)</w:t>
+        </w:r>
+      </w:ins>
+      <w:ins w:id="316" w:author="PR Preview" w:date="2026-01-01T00:00:00Z">
+        <w:r>
+          <w:t xml:space="preserve"> </w:t>
+        </w:r>
+      </w:ins>
+      <w:ins w:id="317" w:author="PR Preview" w:date="2026-01-01T00:00:00Z">
+        <w:r>
+          <w:t xml:space="preserve">Compute</w:t>
+        </w:r>
+      </w:ins>
+      <w:ins w:id="318" w:author="PR Preview" w:date="2026-01-01T00:00:00Z">
+        <w:r>
+          <w:t xml:space="preserve"> </w:t>
+        </w:r>
+      </w:ins>
+      <m:oMath>
+        <m:sSup>
+          <m:e>
+            <m:r>
+              <m:t>σ</m:t>
+            </m:r>
+          </m:e>
+          <m:sup>
+            <m:r>
+              <m:t>2</m:t>
+            </m:r>
+          </m:sup>
+        </m:sSup>
+      </m:oMath>
+      <w:ins w:id="319" w:author="PR Preview" w:date="2026-01-01T00:00:00Z">
+        <w:r>
+          <w:t xml:space="preserve"> </w:t>
+        </w:r>
+      </w:ins>
+      <w:ins w:id="320" w:author="PR Preview" w:date="2026-01-01T00:00:00Z">
         <w:r>
           <w:t xml:space="preserve">for the</w:t>
         </w:r>
       </w:ins>
-      <w:ins w:id="35" w:author="PR Preview" w:date="2026-01-01T00:00:00Z">
+      <w:ins w:id="321" w:author="PR Preview" w:date="2026-01-01T00:00:00Z">
         <w:r>
           <w:t xml:space="preserve"> </w:t>
         </w:r>
       </w:ins>
-      <w:ins w:id="36" w:author="PR Preview" w:date="2026-01-01T00:00:00Z">
+      <w:ins w:id="322" w:author="PR Preview" w:date="2026-01-01T00:00:00Z">
         <w:r>
           <w:rPr>
             <w:rStyle w:val="VerbatimChar"/>
@@ -13402,23 +16190,23 @@
           <w:t xml:space="preserve">mpg</w:t>
         </w:r>
       </w:ins>
-      <w:ins w:id="37" w:author="PR Preview" w:date="2026-01-01T00:00:00Z">
+      <w:ins w:id="323" w:author="PR Preview" w:date="2026-01-01T00:00:00Z">
         <w:r>
           <w:t xml:space="preserve"> </w:t>
         </w:r>
       </w:ins>
-      <w:ins w:id="38" w:author="PR Preview" w:date="2026-01-01T00:00:00Z">
+      <w:ins w:id="324" w:author="PR Preview" w:date="2026-01-01T00:00:00Z">
         <w:r>
           <w:t xml:space="preserve">column of</w:t>
         </w:r>
       </w:ins>
-      <w:ins w:id="39" w:author="PR Preview" w:date="2026-01-01T00:00:00Z">
+      <w:ins w:id="325" w:author="PR Preview" w:date="2026-01-01T00:00:00Z">
         <w:r>
           <w:t xml:space="preserve"> </w:t>
         </w:r>
       </w:ins>
       <w:hyperlink r:id="rId37">
-        <w:ins w:id="40" w:author="PR Preview" w:date="2026-01-01T00:00:00Z">
+        <w:ins w:id="326" w:author="PR Preview" w:date="2026-01-01T00:00:00Z">
           <w:r>
             <w:rPr>
               <w:rStyle w:val="VerbatimChar"/>
@@ -13427,35 +16215,360 @@
           </w:r>
         </w:ins>
       </w:hyperlink>
-      <w:ins w:id="41" w:author="PR Preview" w:date="2026-01-01T00:00:00Z">
+      <w:ins w:id="327" w:author="PR Preview" w:date="2026-01-01T00:00:00Z">
         <w:r>
           <w:t xml:space="preserve">,</w:t>
         </w:r>
       </w:ins>
-      <w:ins w:id="42" w:author="PR Preview" w:date="2026-01-01T00:00:00Z">
+      <w:ins w:id="328" w:author="PR Preview" w:date="2026-01-01T00:00:00Z">
         <w:r>
           <w:t xml:space="preserve"> </w:t>
         </w:r>
       </w:ins>
-      <w:ins w:id="43" w:author="PR Preview" w:date="2026-01-01T00:00:00Z">
+      <w:ins w:id="329" w:author="PR Preview" w:date="2026-01-01T00:00:00Z">
         <w:r>
           <w:t xml:space="preserve">treating the 392 cars as the whole population.</w:t>
+        </w:r>
+      </w:ins>
+    </w:p>
+    <w:bookmarkEnd w:id="52"/>
+    <w:bookmarkStart w:id="53" w:name="sol-chebyshev-variance"/>
+    <w:p>
+      <w:pPr>
+        <w:pStyle w:val="BodyText"/>
+      </w:pPr>
+      <w:ins w:id="330" w:author="PR Preview" w:date="2026-01-01T00:00:00Z">
+        <w:r>
+          <w:rPr>
+            <w:i/>
+            <w:iCs/>
+          </w:rPr>
+          <w:t xml:space="preserve">Solution 2</w:t>
+        </w:r>
+      </w:ins>
+      <w:ins w:id="331" w:author="PR Preview" w:date="2026-01-01T00:00:00Z">
+        <w:r>
+          <w:t xml:space="preserve">. </w:t>
         </w:r>
       </w:ins>
     </w:p>
     <w:p>
       <w:pPr>
-        <w:numPr>
-          <w:ilvl w:val="0"/>
-          <w:numId w:val="1001"/>
-        </w:numPr>
+        <w:pStyle w:val="SourceCode"/>
       </w:pPr>
-      <w:ins w:id="44" w:author="PR Preview" w:date="2026-01-01T00:00:00Z">
+      <w:ins w:id="332" w:author="PR Preview" w:date="2026-01-01T00:00:00Z">
+        <w:r>
+          <w:rPr>
+            <w:rStyle w:val="NormalTok"/>
+          </w:rPr>
+          <w:t xml:space="preserve">mpg </w:t>
+        </w:r>
+      </w:ins>
+      <w:ins w:id="333" w:author="PR Preview" w:date="2026-01-01T00:00:00Z">
+        <w:r>
+          <w:rPr>
+            <w:rStyle w:val="OtherTok"/>
+          </w:rPr>
+          <w:t xml:space="preserve">&lt;-</w:t>
+        </w:r>
+      </w:ins>
+      <w:ins w:id="334" w:author="PR Preview" w:date="2026-01-01T00:00:00Z">
+        <w:r>
+          <w:rPr>
+            <w:rStyle w:val="NormalTok"/>
+          </w:rPr>
+          <w:t xml:space="preserve"> </w:t>
+        </w:r>
+      </w:ins>
+      <w:ins w:id="335" w:author="PR Preview" w:date="2026-01-01T00:00:00Z">
+        <w:r>
+          <w:rPr>
+            <w:rStyle w:val="FunctionTok"/>
+          </w:rPr>
+          <w:t xml:space="preserve">read.csv</w:t>
+        </w:r>
+      </w:ins>
+      <w:ins w:id="336" w:author="PR Preview" w:date="2026-01-01T00:00:00Z">
+        <w:r>
+          <w:rPr>
+            <w:rStyle w:val="NormalTok"/>
+          </w:rPr>
+          <w:t xml:space="preserve">(</w:t>
+        </w:r>
+      </w:ins>
+      <w:ins w:id="337" w:author="PR Preview" w:date="2026-01-01T00:00:00Z">
+        <w:r>
+          <w:rPr>
+            <w:rStyle w:val="StringTok"/>
+          </w:rPr>
+          <w:t xml:space="preserve">"data/auto.csv"</w:t>
+        </w:r>
+      </w:ins>
+      <w:ins w:id="338" w:author="PR Preview" w:date="2026-01-01T00:00:00Z">
+        <w:r>
+          <w:rPr>
+            <w:rStyle w:val="NormalTok"/>
+          </w:rPr>
+          <w:t xml:space="preserve">)</w:t>
+        </w:r>
+      </w:ins>
+      <w:ins w:id="339" w:author="PR Preview" w:date="2026-01-01T00:00:00Z">
+        <w:r>
+          <w:rPr>
+            <w:rStyle w:val="SpecialCharTok"/>
+          </w:rPr>
+          <w:t xml:space="preserve">$</w:t>
+        </w:r>
+      </w:ins>
+      <w:ins w:id="340" w:author="PR Preview" w:date="2026-01-01T00:00:00Z">
+        <w:r>
+          <w:rPr>
+            <w:rStyle w:val="NormalTok"/>
+          </w:rPr>
+          <w:t xml:space="preserve">mpg</w:t>
+        </w:r>
+      </w:ins>
+      <w:ins w:id="341" w:author="PR Preview" w:date="2026-01-01T00:00:00Z">
+        <w:r>
+          <w:br/>
+        </w:r>
+      </w:ins>
+      <w:ins w:id="342" w:author="PR Preview" w:date="2026-01-01T00:00:00Z">
+        <w:r>
+          <w:rPr>
+            <w:rStyle w:val="NormalTok"/>
+          </w:rPr>
+          <w:t xml:space="preserve">mu </w:t>
+        </w:r>
+      </w:ins>
+      <w:ins w:id="343" w:author="PR Preview" w:date="2026-01-01T00:00:00Z">
+        <w:r>
+          <w:rPr>
+            <w:rStyle w:val="OtherTok"/>
+          </w:rPr>
+          <w:t xml:space="preserve">&lt;-</w:t>
+        </w:r>
+      </w:ins>
+      <w:ins w:id="344" w:author="PR Preview" w:date="2026-01-01T00:00:00Z">
+        <w:r>
+          <w:rPr>
+            <w:rStyle w:val="NormalTok"/>
+          </w:rPr>
+          <w:t xml:space="preserve"> </w:t>
+        </w:r>
+      </w:ins>
+      <w:ins w:id="345" w:author="PR Preview" w:date="2026-01-01T00:00:00Z">
+        <w:r>
+          <w:rPr>
+            <w:rStyle w:val="FunctionTok"/>
+          </w:rPr>
+          <w:t xml:space="preserve">mean</w:t>
+        </w:r>
+      </w:ins>
+      <w:ins w:id="346" w:author="PR Preview" w:date="2026-01-01T00:00:00Z">
+        <w:r>
+          <w:rPr>
+            <w:rStyle w:val="NormalTok"/>
+          </w:rPr>
+          <w:t xml:space="preserve">(mpg)</w:t>
+        </w:r>
+      </w:ins>
+      <w:ins w:id="347" w:author="PR Preview" w:date="2026-01-01T00:00:00Z">
+        <w:r>
+          <w:br/>
+        </w:r>
+      </w:ins>
+      <w:ins w:id="348" w:author="PR Preview" w:date="2026-01-01T00:00:00Z">
+        <w:r>
+          <w:rPr>
+            <w:rStyle w:val="NormalTok"/>
+          </w:rPr>
+          <w:t xml:space="preserve">sigma2 </w:t>
+        </w:r>
+      </w:ins>
+      <w:ins w:id="349" w:author="PR Preview" w:date="2026-01-01T00:00:00Z">
+        <w:r>
+          <w:rPr>
+            <w:rStyle w:val="OtherTok"/>
+          </w:rPr>
+          <w:t xml:space="preserve">&lt;-</w:t>
+        </w:r>
+      </w:ins>
+      <w:ins w:id="350" w:author="PR Preview" w:date="2026-01-01T00:00:00Z">
+        <w:r>
+          <w:rPr>
+            <w:rStyle w:val="NormalTok"/>
+          </w:rPr>
+          <w:t xml:space="preserve"> </w:t>
+        </w:r>
+      </w:ins>
+      <w:ins w:id="351" w:author="PR Preview" w:date="2026-01-01T00:00:00Z">
+        <w:r>
+          <w:rPr>
+            <w:rStyle w:val="FunctionTok"/>
+          </w:rPr>
+          <w:t xml:space="preserve">mean</w:t>
+        </w:r>
+      </w:ins>
+      <w:ins w:id="352" w:author="PR Preview" w:date="2026-01-01T00:00:00Z">
+        <w:r>
+          <w:rPr>
+            <w:rStyle w:val="NormalTok"/>
+          </w:rPr>
+          <w:t xml:space="preserve">((mpg </w:t>
+        </w:r>
+      </w:ins>
+      <w:ins w:id="353" w:author="PR Preview" w:date="2026-01-01T00:00:00Z">
+        <w:r>
+          <w:rPr>
+            <w:rStyle w:val="SpecialCharTok"/>
+          </w:rPr>
+          <w:t xml:space="preserve">-</w:t>
+        </w:r>
+      </w:ins>
+      <w:ins w:id="354" w:author="PR Preview" w:date="2026-01-01T00:00:00Z">
+        <w:r>
+          <w:rPr>
+            <w:rStyle w:val="NormalTok"/>
+          </w:rPr>
+          <w:t xml:space="preserve"> mu)</w:t>
+        </w:r>
+      </w:ins>
+      <w:ins w:id="355" w:author="PR Preview" w:date="2026-01-01T00:00:00Z">
+        <w:r>
+          <w:rPr>
+            <w:rStyle w:val="SpecialCharTok"/>
+          </w:rPr>
+          <w:t xml:space="preserve">^</w:t>
+        </w:r>
+      </w:ins>
+      <w:ins w:id="356" w:author="PR Preview" w:date="2026-01-01T00:00:00Z">
+        <w:r>
+          <w:rPr>
+            <w:rStyle w:val="DecValTok"/>
+          </w:rPr>
+          <w:t xml:space="preserve">2</w:t>
+        </w:r>
+      </w:ins>
+      <w:ins w:id="357" w:author="PR Preview" w:date="2026-01-01T00:00:00Z">
+        <w:r>
+          <w:rPr>
+            <w:rStyle w:val="NormalTok"/>
+          </w:rPr>
+          <w:t xml:space="preserve">)</w:t>
+        </w:r>
+      </w:ins>
+      <w:ins w:id="358" w:author="PR Preview" w:date="2026-01-01T00:00:00Z">
+        <w:r>
+          <w:br/>
+        </w:r>
+      </w:ins>
+      <w:ins w:id="359" w:author="PR Preview" w:date="2026-01-01T00:00:00Z">
+        <w:r>
+          <w:rPr>
+            <w:rStyle w:val="NormalTok"/>
+          </w:rPr>
+          <w:t xml:space="preserve">sigma2</w:t>
+        </w:r>
+      </w:ins>
+      <w:ins w:id="360" w:author="PR Preview" w:date="2026-01-01T00:00:00Z">
+        <w:r>
+          <w:br/>
+        </w:r>
+      </w:ins>
+      <w:ins w:id="361" w:author="PR Preview" w:date="2026-01-01T00:00:00Z">
+        <w:r>
+          <w:rPr>
+            <w:rStyle w:val="CommentTok"/>
+          </w:rPr>
+          <w:t xml:space="preserve">#&gt; [1] 60.76274</w:t>
+        </w:r>
+      </w:ins>
+    </w:p>
+    <w:p>
+      <w:pPr>
+        <w:pStyle w:val="FirstParagraph"/>
+      </w:pPr>
+      <w:ins w:id="362" w:author="PR Preview" w:date="2026-01-01T00:00:00Z">
+        <w:r>
+          <w:t xml:space="preserve">The population</w:t>
+        </w:r>
+      </w:ins>
+      <w:ins w:id="363" w:author="PR Preview" w:date="2026-01-01T00:00:00Z">
+        <w:r>
+          <w:t xml:space="preserve"> </w:t>
+        </w:r>
+      </w:ins>
+      <w:hyperlink r:id="rId23">
+        <w:ins w:id="364" w:author="PR Preview" w:date="2026-01-01T00:00:00Z">
+          <w:r>
+            <w:rPr>
+              <w:rStyle w:val="Hyperlink"/>
+            </w:rPr>
+            <w:t xml:space="preserve">variance</w:t>
+          </w:r>
+        </w:ins>
+      </w:hyperlink>
+      <w:ins w:id="365" w:author="PR Preview" w:date="2026-01-01T00:00:00Z">
+        <w:r>
+          <w:t xml:space="preserve"> </w:t>
+        </w:r>
+      </w:ins>
+      <w:ins w:id="366" w:author="PR Preview" w:date="2026-01-01T00:00:00Z">
+        <w:r>
+          <w:t xml:space="preserve">of</w:t>
+        </w:r>
+      </w:ins>
+      <w:ins w:id="367" w:author="PR Preview" w:date="2026-01-01T00:00:00Z">
+        <w:r>
+          <w:t xml:space="preserve"> </w:t>
+        </w:r>
+      </w:ins>
+      <w:ins w:id="368" w:author="PR Preview" w:date="2026-01-01T00:00:00Z">
+        <w:r>
+          <w:rPr>
+            <w:rStyle w:val="VerbatimChar"/>
+          </w:rPr>
+          <w:t xml:space="preserve">mpg</w:t>
+        </w:r>
+      </w:ins>
+      <w:ins w:id="369" w:author="PR Preview" w:date="2026-01-01T00:00:00Z">
+        <w:r>
+          <w:t xml:space="preserve"> </w:t>
+        </w:r>
+      </w:ins>
+      <w:ins w:id="370" w:author="PR Preview" w:date="2026-01-01T00:00:00Z">
+        <w:r>
+          <w:t xml:space="preserve">is 60.8.</w:t>
+        </w:r>
+      </w:ins>
+    </w:p>
+    <w:bookmarkEnd w:id="53"/>
+    <w:bookmarkStart w:id="54" w:name="exr-chebyshev-min-n"/>
+    <w:p>
+      <w:pPr>
+        <w:pStyle w:val="BodyText"/>
+      </w:pPr>
+      <w:ins w:id="371" w:author="PR Preview" w:date="2026-01-01T00:00:00Z">
+        <w:r>
+          <w:rPr>
+            <w:b/>
+            <w:bCs/>
+          </w:rPr>
+          <w:t xml:space="preserve">Exercise 3 (Smallest sample size from Chebyshev’s bound)</w:t>
+        </w:r>
+      </w:ins>
+      <w:ins w:id="372" w:author="PR Preview" w:date="2026-01-01T00:00:00Z">
+        <w:r>
+          <w:t xml:space="preserve"> </w:t>
+        </w:r>
+      </w:ins>
+      <w:ins w:id="373" w:author="PR Preview" w:date="2026-01-01T00:00:00Z">
         <w:r>
           <w:t xml:space="preserve">Find the smallest</w:t>
         </w:r>
       </w:ins>
-      <w:ins w:id="45" w:author="PR Preview" w:date="2026-01-01T00:00:00Z">
+      <w:ins w:id="374" w:author="PR Preview" w:date="2026-01-01T00:00:00Z">
         <w:r>
           <w:t xml:space="preserve"> </w:t>
         </w:r>
@@ -13465,17 +16578,42 @@
           <m:t>n</m:t>
         </m:r>
       </m:oMath>
-      <w:ins w:id="46" w:author="PR Preview" w:date="2026-01-01T00:00:00Z">
+      <w:ins w:id="375" w:author="PR Preview" w:date="2026-01-01T00:00:00Z">
         <w:r>
           <w:t xml:space="preserve"> </w:t>
         </w:r>
       </w:ins>
-      <w:ins w:id="47" w:author="PR Preview" w:date="2026-01-01T00:00:00Z">
-        <w:r>
-          <w:t xml:space="preserve">for which the bound in (a) guarantees</w:t>
+      <w:ins w:id="376" w:author="PR Preview" w:date="2026-01-01T00:00:00Z">
+        <w:r>
+          <w:t xml:space="preserve">for which the bound in</w:t>
         </w:r>
       </w:ins>
-      <w:ins w:id="48" w:author="PR Preview" w:date="2026-01-01T00:00:00Z">
+      <w:ins w:id="377" w:author="PR Preview" w:date="2026-01-01T00:00:00Z">
+        <w:r>
+          <w:t xml:space="preserve"> </w:t>
+        </w:r>
+      </w:ins>
+      <w:hyperlink w:anchor="exr-chebyshev-sample-size">
+        <w:ins w:id="378" w:author="PR Preview" w:date="2026-01-01T00:00:00Z">
+          <w:r>
+            <w:rPr>
+              <w:rStyle w:val="Hyperlink"/>
+            </w:rPr>
+            <w:t xml:space="preserve">Exercise 1</w:t>
+          </w:r>
+        </w:ins>
+      </w:hyperlink>
+      <w:ins w:id="379" w:author="PR Preview" w:date="2026-01-01T00:00:00Z">
+        <w:r>
+          <w:t xml:space="preserve"> </w:t>
+        </w:r>
+      </w:ins>
+      <w:ins w:id="380" w:author="PR Preview" w:date="2026-01-01T00:00:00Z">
+        <w:r>
+          <w:t xml:space="preserve">guarantees</w:t>
+        </w:r>
+      </w:ins>
+      <w:ins w:id="381" w:author="PR Preview" w:date="2026-01-01T00:00:00Z">
         <w:r>
           <w:t xml:space="preserve"> </w:t>
         </w:r>
@@ -13566,7 +16704,146 @@
           <m:t>0.05</m:t>
         </m:r>
       </m:oMath>
-      <w:ins w:id="49" w:author="PR Preview" w:date="2026-01-01T00:00:00Z">
+      <w:ins w:id="382" w:author="PR Preview" w:date="2026-01-01T00:00:00Z">
+        <w:r>
+          <w:t xml:space="preserve">.</w:t>
+        </w:r>
+      </w:ins>
+    </w:p>
+    <w:bookmarkEnd w:id="54"/>
+    <w:bookmarkStart w:id="55" w:name="sol-chebyshev-min-n"/>
+    <w:p>
+      <w:pPr>
+        <w:pStyle w:val="BodyText"/>
+      </w:pPr>
+      <w:ins w:id="383" w:author="PR Preview" w:date="2026-01-01T00:00:00Z">
+        <w:r>
+          <w:rPr>
+            <w:i/>
+            <w:iCs/>
+          </w:rPr>
+          <w:t xml:space="preserve">Solution 3</w:t>
+        </w:r>
+      </w:ins>
+      <w:ins w:id="384" w:author="PR Preview" w:date="2026-01-01T00:00:00Z">
+        <w:r>
+          <w:t xml:space="preserve">. </w:t>
+        </w:r>
+      </w:ins>
+      <w:ins w:id="385" w:author="PR Preview" w:date="2026-01-01T00:00:00Z">
+        <w:r>
+          <w:t xml:space="preserve">Setting</w:t>
+        </w:r>
+      </w:ins>
+      <w:ins w:id="386" w:author="PR Preview" w:date="2026-01-01T00:00:00Z">
+        <w:r>
+          <w:t xml:space="preserve"> </w:t>
+        </w:r>
+      </w:ins>
+      <m:oMath>
+        <m:sSup>
+          <m:e>
+            <m:r>
+              <m:t>σ</m:t>
+            </m:r>
+          </m:e>
+          <m:sup>
+            <m:r>
+              <m:t>2</m:t>
+            </m:r>
+          </m:sup>
+        </m:sSup>
+        <m:r>
+          <m:rPr>
+            <m:sty m:val="p"/>
+          </m:rPr>
+          <m:t>/</m:t>
+        </m:r>
+        <m:r>
+          <m:rPr>
+            <m:sty m:val="p"/>
+          </m:rPr>
+          <m:t>(</m:t>
+        </m:r>
+        <m:r>
+          <m:t>n</m:t>
+        </m:r>
+        <m:r>
+          <m:rPr>
+            <m:sty m:val="p"/>
+          </m:rPr>
+          <m:t>⋅</m:t>
+        </m:r>
+        <m:sSup>
+          <m:e>
+            <m:r>
+              <m:t>1</m:t>
+            </m:r>
+          </m:e>
+          <m:sup>
+            <m:r>
+              <m:t>2</m:t>
+            </m:r>
+          </m:sup>
+        </m:sSup>
+        <m:r>
+          <m:rPr>
+            <m:sty m:val="p"/>
+          </m:rPr>
+          <m:t>)</m:t>
+        </m:r>
+        <m:r>
+          <m:rPr>
+            <m:sty m:val="p"/>
+          </m:rPr>
+          <m:t>≤</m:t>
+        </m:r>
+        <m:r>
+          <m:t>0.05</m:t>
+        </m:r>
+      </m:oMath>
+      <w:ins w:id="387" w:author="PR Preview" w:date="2026-01-01T00:00:00Z">
+        <w:r>
+          <w:t xml:space="preserve"> </w:t>
+        </w:r>
+      </w:ins>
+      <w:ins w:id="388" w:author="PR Preview" w:date="2026-01-01T00:00:00Z">
+        <w:r>
+          <w:t xml:space="preserve">gives</w:t>
+        </w:r>
+      </w:ins>
+      <w:ins w:id="389" w:author="PR Preview" w:date="2026-01-01T00:00:00Z">
+        <w:r>
+          <w:t xml:space="preserve"> </w:t>
+        </w:r>
+      </w:ins>
+      <m:oMath>
+        <m:r>
+          <m:t>n</m:t>
+        </m:r>
+        <m:r>
+          <m:rPr>
+            <m:sty m:val="p"/>
+          </m:rPr>
+          <m:t>≥</m:t>
+        </m:r>
+        <m:r>
+          <m:t>20</m:t>
+        </m:r>
+        <m:sSup>
+          <m:e>
+            <m:r>
+              <m:t>σ</m:t>
+            </m:r>
+          </m:e>
+          <m:sup>
+            <m:r>
+              <m:t>2</m:t>
+            </m:r>
+          </m:sup>
+        </m:sSup>
+      </m:oMath>
+      <w:ins w:id="390" w:author="PR Preview" w:date="2026-01-01T00:00:00Z">
         <w:r>
           <w:t xml:space="preserve">.</w:t>
         </w:r>
@@ -13574,30 +16851,271 @@
     </w:p>
     <w:p>
       <w:pPr>
-        <w:numPr>
-          <w:ilvl w:val="0"/>
-          <w:numId w:val="1001"/>
-        </w:numPr>
+        <w:pStyle w:val="SourceCode"/>
       </w:pPr>
-      <w:ins w:id="50" w:author="PR Preview" w:date="2026-01-01T00:00:00Z">
-        <w:r>
-          <w:t xml:space="preserve">Simulate 10,000 samples of that size drawn with replacement.</w:t>
+      <w:ins w:id="391" w:author="PR Preview" w:date="2026-01-01T00:00:00Z">
+        <w:r>
+          <w:rPr>
+            <w:rStyle w:val="NormalTok"/>
+          </w:rPr>
+          <w:t xml:space="preserve">n_min </w:t>
+        </w:r>
+      </w:ins>
+      <w:ins w:id="392" w:author="PR Preview" w:date="2026-01-01T00:00:00Z">
+        <w:r>
+          <w:rPr>
+            <w:rStyle w:val="OtherTok"/>
+          </w:rPr>
+          <w:t xml:space="preserve">&lt;-</w:t>
+        </w:r>
+      </w:ins>
+      <w:ins w:id="393" w:author="PR Preview" w:date="2026-01-01T00:00:00Z">
+        <w:r>
+          <w:rPr>
+            <w:rStyle w:val="NormalTok"/>
+          </w:rPr>
+          <w:t xml:space="preserve"> </w:t>
+        </w:r>
+      </w:ins>
+      <w:ins w:id="394" w:author="PR Preview" w:date="2026-01-01T00:00:00Z">
+        <w:r>
+          <w:rPr>
+            <w:rStyle w:val="FunctionTok"/>
+          </w:rPr>
+          <w:t xml:space="preserve">ceiling</w:t>
+        </w:r>
+      </w:ins>
+      <w:ins w:id="395" w:author="PR Preview" w:date="2026-01-01T00:00:00Z">
+        <w:r>
+          <w:rPr>
+            <w:rStyle w:val="NormalTok"/>
+          </w:rPr>
+          <w:t xml:space="preserve">(</w:t>
+        </w:r>
+      </w:ins>
+      <w:ins w:id="396" w:author="PR Preview" w:date="2026-01-01T00:00:00Z">
+        <w:r>
+          <w:rPr>
+            <w:rStyle w:val="DecValTok"/>
+          </w:rPr>
+          <w:t xml:space="preserve">20</w:t>
+        </w:r>
+      </w:ins>
+      <w:ins w:id="397" w:author="PR Preview" w:date="2026-01-01T00:00:00Z">
+        <w:r>
+          <w:rPr>
+            <w:rStyle w:val="NormalTok"/>
+          </w:rPr>
+          <w:t xml:space="preserve"> </w:t>
+        </w:r>
+      </w:ins>
+      <w:ins w:id="398" w:author="PR Preview" w:date="2026-01-01T00:00:00Z">
+        <w:r>
+          <w:rPr>
+            <w:rStyle w:val="SpecialCharTok"/>
+          </w:rPr>
+          <w:t xml:space="preserve">*</w:t>
+        </w:r>
+      </w:ins>
+      <w:ins w:id="399" w:author="PR Preview" w:date="2026-01-01T00:00:00Z">
+        <w:r>
+          <w:rPr>
+            <w:rStyle w:val="NormalTok"/>
+          </w:rPr>
+          <w:t xml:space="preserve"> sigma2)</w:t>
+        </w:r>
+      </w:ins>
+      <w:ins w:id="400" w:author="PR Preview" w:date="2026-01-01T00:00:00Z">
+        <w:r>
+          <w:br/>
+        </w:r>
+      </w:ins>
+      <w:ins w:id="401" w:author="PR Preview" w:date="2026-01-01T00:00:00Z">
+        <w:r>
+          <w:rPr>
+            <w:rStyle w:val="NormalTok"/>
+          </w:rPr>
+          <w:t xml:space="preserve">n_min</w:t>
+        </w:r>
+      </w:ins>
+      <w:ins w:id="402" w:author="PR Preview" w:date="2026-01-01T00:00:00Z">
+        <w:r>
+          <w:br/>
+        </w:r>
+      </w:ins>
+      <w:ins w:id="403" w:author="PR Preview" w:date="2026-01-01T00:00:00Z">
+        <w:r>
+          <w:rPr>
+            <w:rStyle w:val="CommentTok"/>
+          </w:rPr>
+          <w:t xml:space="preserve">#&gt; [1] 1216</w:t>
         </w:r>
       </w:ins>
     </w:p>
     <w:p>
       <w:pPr>
-        <w:numPr>
-          <w:ilvl w:val="0"/>
-          <w:numId w:val="1001"/>
-        </w:numPr>
+        <w:pStyle w:val="FirstParagraph"/>
       </w:pPr>
-      <w:ins w:id="51" w:author="PR Preview" w:date="2026-01-01T00:00:00Z">
-        <w:r>
-          <w:t xml:space="preserve">Count how many simulated values of</w:t>
+      <w:ins w:id="404" w:author="PR Preview" w:date="2026-01-01T00:00:00Z">
+        <w:r>
+          <w:t xml:space="preserve">With</w:t>
         </w:r>
       </w:ins>
-      <w:ins w:id="52" w:author="PR Preview" w:date="2026-01-01T00:00:00Z">
+      <w:ins w:id="405" w:author="PR Preview" w:date="2026-01-01T00:00:00Z">
+        <w:r>
+          <w:t xml:space="preserve"> </w:t>
+        </w:r>
+      </w:ins>
+      <m:oMath>
+        <m:sSup>
+          <m:e>
+            <m:r>
+              <m:t>σ</m:t>
+            </m:r>
+          </m:e>
+          <m:sup>
+            <m:r>
+              <m:t>2</m:t>
+            </m:r>
+          </m:sup>
+        </m:sSup>
+      </m:oMath>
+      <w:ins w:id="406" w:author="PR Preview" w:date="2026-01-01T00:00:00Z">
+        <w:r>
+          <w:t xml:space="preserve"> </w:t>
+        </w:r>
+      </w:ins>
+      <w:ins w:id="407" w:author="PR Preview" w:date="2026-01-01T00:00:00Z">
+        <w:r>
+          <w:t xml:space="preserve">from</w:t>
+        </w:r>
+      </w:ins>
+      <w:ins w:id="408" w:author="PR Preview" w:date="2026-01-01T00:00:00Z">
+        <w:r>
+          <w:t xml:space="preserve"> </w:t>
+        </w:r>
+      </w:ins>
+      <w:hyperlink w:anchor="sol-chebyshev-variance">
+        <w:ins w:id="409" w:author="PR Preview" w:date="2026-01-01T00:00:00Z">
+          <w:r>
+            <w:rPr>
+              <w:rStyle w:val="Hyperlink"/>
+            </w:rPr>
+            <w:t xml:space="preserve">Solution 2</w:t>
+          </w:r>
+        </w:ins>
+      </w:hyperlink>
+      <w:ins w:id="410" w:author="PR Preview" w:date="2026-01-01T00:00:00Z">
+        <w:r>
+          <w:t xml:space="preserve">,</w:t>
+        </w:r>
+      </w:ins>
+      <w:ins w:id="411" w:author="PR Preview" w:date="2026-01-01T00:00:00Z">
+        <w:r>
+          <w:t xml:space="preserve"> </w:t>
+        </w:r>
+      </w:ins>
+      <m:oMath>
+        <m:r>
+          <m:t>n</m:t>
+        </m:r>
+        <m:r>
+          <m:rPr>
+            <m:sty m:val="p"/>
+          </m:rPr>
+          <m:t>=</m:t>
+        </m:r>
+        <m:r>
+          <m:t>1216</m:t>
+        </m:r>
+      </m:oMath>
+      <w:ins w:id="412" w:author="PR Preview" w:date="2026-01-01T00:00:00Z">
+        <w:r>
+          <w:t xml:space="preserve"> </w:t>
+        </w:r>
+      </w:ins>
+      <w:ins w:id="413" w:author="PR Preview" w:date="2026-01-01T00:00:00Z">
+        <w:r>
+          <w:t xml:space="preserve">cars suffice.</w:t>
+        </w:r>
+      </w:ins>
+    </w:p>
+    <w:bookmarkEnd w:id="55"/>
+    <w:bookmarkStart w:id="57" w:name="exr-chebyshev-simulation"/>
+    <w:p>
+      <w:pPr>
+        <w:pStyle w:val="BodyText"/>
+      </w:pPr>
+      <w:ins w:id="414" w:author="PR Preview" w:date="2026-01-01T00:00:00Z">
+        <w:r>
+          <w:rPr>
+            <w:b/>
+            <w:bCs/>
+          </w:rPr>
+          <w:t xml:space="preserve">Exercise 4 (Simulated misses of the sample mean)</w:t>
+        </w:r>
+      </w:ins>
+      <w:ins w:id="415" w:author="PR Preview" w:date="2026-01-01T00:00:00Z">
+        <w:r>
+          <w:t xml:space="preserve"> </w:t>
+        </w:r>
+      </w:ins>
+      <w:ins w:id="416" w:author="PR Preview" w:date="2026-01-01T00:00:00Z">
+        <w:r>
+          <w:t xml:space="preserve">Draw 10,000 samples of the size from</w:t>
+        </w:r>
+      </w:ins>
+      <w:ins w:id="417" w:author="PR Preview" w:date="2026-01-01T00:00:00Z">
+        <w:r>
+          <w:t xml:space="preserve"> </w:t>
+        </w:r>
+      </w:ins>
+      <w:hyperlink w:anchor="exr-chebyshev-min-n">
+        <w:ins w:id="418" w:author="PR Preview" w:date="2026-01-01T00:00:00Z">
+          <w:r>
+            <w:rPr>
+              <w:rStyle w:val="Hyperlink"/>
+            </w:rPr>
+            <w:t xml:space="preserve">Exercise 3</w:t>
+          </w:r>
+        </w:ins>
+      </w:hyperlink>
+      <w:ins w:id="419" w:author="PR Preview" w:date="2026-01-01T00:00:00Z">
+        <w:r>
+          <w:t xml:space="preserve"> </w:t>
+        </w:r>
+      </w:ins>
+      <w:ins w:id="420" w:author="PR Preview" w:date="2026-01-01T00:00:00Z">
+        <w:r>
+          <w:t xml:space="preserve">with replacement,</w:t>
+        </w:r>
+      </w:ins>
+      <w:ins w:id="421" w:author="PR Preview" w:date="2026-01-01T00:00:00Z">
+        <w:r>
+          <w:t xml:space="preserve"> </w:t>
+        </w:r>
+      </w:ins>
+      <w:ins w:id="422" w:author="PR Preview" w:date="2026-01-01T00:00:00Z">
+        <w:r>
+          <w:t xml:space="preserve">and report how many of the sample</w:t>
+        </w:r>
+      </w:ins>
+      <w:ins w:id="423" w:author="PR Preview" w:date="2026-01-01T00:00:00Z">
+        <w:r>
+          <w:t xml:space="preserve"> </w:t>
+        </w:r>
+      </w:ins>
+      <w:hyperlink r:id="rId56">
+        <w:ins w:id="424" w:author="PR Preview" w:date="2026-01-01T00:00:00Z">
+          <w:r>
+            <w:rPr>
+              <w:rStyle w:val="Hyperlink"/>
+            </w:rPr>
+            <w:t xml:space="preserve">means</w:t>
+          </w:r>
+        </w:ins>
+      </w:hyperlink>
+      <w:ins w:id="425" w:author="PR Preview" w:date="2026-01-01T00:00:00Z">
         <w:r>
           <w:t xml:space="preserve"> </w:t>
         </w:r>
@@ -13623,17 +17141,17 @@
           </m:sub>
         </m:sSub>
       </m:oMath>
-      <w:ins w:id="53" w:author="PR Preview" w:date="2026-01-01T00:00:00Z">
+      <w:ins w:id="426" w:author="PR Preview" w:date="2026-01-01T00:00:00Z">
         <w:r>
           <w:t xml:space="preserve"> </w:t>
         </w:r>
       </w:ins>
-      <w:ins w:id="54" w:author="PR Preview" w:date="2026-01-01T00:00:00Z">
+      <w:ins w:id="427" w:author="PR Preview" w:date="2026-01-01T00:00:00Z">
         <w:r>
           <w:t xml:space="preserve">miss</w:t>
         </w:r>
       </w:ins>
-      <w:ins w:id="55" w:author="PR Preview" w:date="2026-01-01T00:00:00Z">
+      <w:ins w:id="428" w:author="PR Preview" w:date="2026-01-01T00:00:00Z">
         <w:r>
           <w:t xml:space="preserve"> </w:t>
         </w:r>
@@ -13643,792 +17161,35 @@
           <m:t>μ</m:t>
         </m:r>
       </m:oMath>
-      <w:ins w:id="56" w:author="PR Preview" w:date="2026-01-01T00:00:00Z">
+      <w:ins w:id="429" w:author="PR Preview" w:date="2026-01-01T00:00:00Z">
         <w:r>
           <w:t xml:space="preserve"> </w:t>
         </w:r>
       </w:ins>
-      <w:ins w:id="57" w:author="PR Preview" w:date="2026-01-01T00:00:00Z">
+      <w:ins w:id="430" w:author="PR Preview" w:date="2026-01-01T00:00:00Z">
         <w:r>
           <w:t xml:space="preserve">by 1 or more.</w:t>
         </w:r>
       </w:ins>
     </w:p>
+    <w:bookmarkEnd w:id="57"/>
+    <w:bookmarkStart w:id="58" w:name="sol-chebyshev-simulation"/>
     <w:p>
       <w:pPr>
-        <w:numPr>
-          <w:ilvl w:val="0"/>
-          <w:numId w:val="1001"/>
-        </w:numPr>
+        <w:pStyle w:val="BodyText"/>
       </w:pPr>
-      <w:ins w:id="58" w:author="PR Preview" w:date="2026-01-01T00:00:00Z">
-        <w:r>
-          <w:t xml:space="preserve">Explain why the count is so far below the 5% the bound allows.</w:t>
+      <w:ins w:id="431" w:author="PR Preview" w:date="2026-01-01T00:00:00Z">
+        <w:r>
+          <w:rPr>
+            <w:i/>
+            <w:iCs/>
+          </w:rPr>
+          <w:t xml:space="preserve">Solution 4</w:t>
         </w:r>
       </w:ins>
-    </w:p>
-    <w:bookmarkEnd w:id="50"/>
-    <w:bookmarkStart w:id="51" w:name="sol-chebyshev-sample-size"/>
-    <w:p>
-      <w:pPr>
-        <w:pStyle w:val="FirstParagraph"/>
-      </w:pPr>
-      <w:r>
-        <w:rPr>
-          <w:i/>
-          <w:iCs/>
-        </w:rPr>
-        <w:t xml:space="preserve">Solution 1</w:t>
-      </w:r>
-      <w:r>
-        <w:t xml:space="preserve">. </w:t>
-      </w:r>
-    </w:p>
-    <w:p>
-      <w:pPr>
-        <w:numPr>
-          <w:ilvl w:val="0"/>
-          <w:numId w:val="1002"/>
-        </w:numPr>
-      </w:pPr>
-      <w:r>
-        <w:t xml:space="preserve">By</w:t>
-      </w:r>
-      <w:r>
-        <w:t xml:space="preserve"> </w:t>
-      </w:r>
-      <w:hyperlink w:anchor="thm-sum-iid-moments">
-        <w:r>
-          <w:rPr>
-            <w:rStyle w:val="Hyperlink"/>
-          </w:rPr>
-          <w:t xml:space="preserve">Theorem 2</w:t>
-        </w:r>
-      </w:hyperlink>
-      <w:r>
-        <w:t xml:space="preserve">,</w:t>
-      </w:r>
-      <w:r>
-        <w:t xml:space="preserve"> </w:t>
-      </w:r>
-      <m:oMath>
-        <m:r>
-          <m:rPr>
-            <m:sty m:val="p"/>
-          </m:rPr>
-          <m:t>Var</m:t>
-        </m:r>
-        <m:r>
-          <m:t>​</m:t>
-        </m:r>
-        <m:d>
-          <m:dPr>
-            <m:begChr m:val="("/>
-            <m:sepChr m:val=""/>
-            <m:endChr m:val=")"/>
-            <m:grow/>
-          </m:dPr>
-          <m:e>
-            <m:sSub>
-              <m:e>
-                <m:r>
-                  <m:t>S</m:t>
-                </m:r>
-              </m:e>
-              <m:sub>
-                <m:r>
-                  <m:t>n</m:t>
-                </m:r>
-              </m:sub>
-            </m:sSub>
-          </m:e>
-        </m:d>
-        <m:r>
-          <m:t>​</m:t>
-        </m:r>
-        <m:r>
-          <m:rPr>
-            <m:sty m:val="p"/>
-          </m:rPr>
-          <m:t>=</m:t>
-        </m:r>
-        <m:r>
-          <m:t>n</m:t>
-        </m:r>
-        <m:sSup>
-          <m:e>
-            <m:r>
-              <m:t>σ</m:t>
-            </m:r>
-          </m:e>
-          <m:sup>
-            <m:r>
-              <m:t>2</m:t>
-            </m:r>
-          </m:sup>
-        </m:sSup>
-      </m:oMath>
-      <w:r>
-        <w:t xml:space="preserve"> </w:t>
-      </w:r>
-      <w:r>
-        <w:t xml:space="preserve">for</w:t>
-      </w:r>
-      <w:r>
-        <w:t xml:space="preserve"> </w:t>
-      </w:r>
-      <m:oMath>
-        <m:sSub>
-          <m:e>
-            <m:r>
-              <m:t>S</m:t>
-            </m:r>
-          </m:e>
-          <m:sub>
-            <m:r>
-              <m:t>n</m:t>
-            </m:r>
-          </m:sub>
-        </m:sSub>
-        <m:limUpp>
-          <m:e>
-            <m:r>
-              <m:rPr>
-                <m:sty m:val="p"/>
-              </m:rPr>
-              <m:t>=</m:t>
-            </m:r>
-          </m:e>
-          <m:lim>
-            <m:r>
-              <m:rPr>
-                <m:nor/>
-                <m:sty m:val="p"/>
-              </m:rPr>
-              <m:t>def</m:t>
-            </m:r>
-          </m:lim>
-        </m:limUpp>
-        <m:nary>
-          <m:naryPr>
-            <m:chr m:val="∑"/>
-            <m:limLoc m:val="undOvr"/>
-            <m:subHide m:val="off"/>
-            <m:supHide m:val="off"/>
-          </m:naryPr>
-          <m:sub>
-            <m:r>
-              <m:t>i</m:t>
-            </m:r>
-            <m:r>
-              <m:rPr>
-                <m:sty m:val="p"/>
-              </m:rPr>
-              <m:t>=</m:t>
-            </m:r>
-            <m:r>
-              <m:t>1</m:t>
-            </m:r>
-          </m:sub>
-          <m:sup>
-            <m:r>
-              <m:t>n</m:t>
-            </m:r>
-          </m:sup>
-          <m:e>
-            <m:sSub>
-              <m:e>
-                <m:r>
-                  <m:t>X</m:t>
-                </m:r>
-              </m:e>
-              <m:sub>
-                <m:r>
-                  <m:t>i</m:t>
-                </m:r>
-              </m:sub>
-            </m:sSub>
-          </m:e>
-        </m:nary>
-      </m:oMath>
-      <w:r>
-        <w:t xml:space="preserve">,</w:t>
-      </w:r>
-      <w:r>
-        <w:t xml:space="preserve"> </w:t>
-      </w:r>
-      <w:r>
-        <w:t xml:space="preserve">so</w:t>
-      </w:r>
-      <w:r>
-        <w:t xml:space="preserve"> </w:t>
-      </w:r>
-      <m:oMath>
-        <m:sSub>
-          <m:e>
-            <m:acc>
-              <m:accPr>
-                <m:chr m:val="‾"/>
-              </m:accPr>
-              <m:e>
-                <m:r>
-                  <m:t>X</m:t>
-                </m:r>
-              </m:e>
-            </m:acc>
-          </m:e>
-          <m:sub>
-            <m:r>
-              <m:t>n</m:t>
-            </m:r>
-          </m:sub>
-        </m:sSub>
-        <m:r>
-          <m:rPr>
-            <m:sty m:val="p"/>
-          </m:rPr>
-          <m:t>=</m:t>
-        </m:r>
-        <m:sSub>
-          <m:e>
-            <m:r>
-              <m:t>S</m:t>
-            </m:r>
-          </m:e>
-          <m:sub>
-            <m:r>
-              <m:t>n</m:t>
-            </m:r>
-          </m:sub>
-        </m:sSub>
-        <m:r>
-          <m:rPr>
-            <m:sty m:val="p"/>
-          </m:rPr>
-          <m:t>/</m:t>
-        </m:r>
-        <m:r>
-          <m:t>n</m:t>
-        </m:r>
-      </m:oMath>
-      <w:r>
-        <w:t xml:space="preserve"> </w:t>
-      </w:r>
-      <w:r>
-        <w:t xml:space="preserve">has mean</w:t>
-      </w:r>
-      <w:r>
-        <w:t xml:space="preserve"> </w:t>
-      </w:r>
-      <m:oMath>
-        <m:r>
-          <m:t>μ</m:t>
-        </m:r>
-      </m:oMath>
-      <w:r>
-        <w:t xml:space="preserve"> </w:t>
-      </w:r>
-      <w:r>
-        <w:t xml:space="preserve">and variance</w:t>
-      </w:r>
-      <w:r>
-        <w:t xml:space="preserve"> </w:t>
-      </w:r>
-      <m:oMath>
-        <m:sSup>
-          <m:e>
-            <m:r>
-              <m:t>σ</m:t>
-            </m:r>
-          </m:e>
-          <m:sup>
-            <m:r>
-              <m:t>2</m:t>
-            </m:r>
-          </m:sup>
-        </m:sSup>
-        <m:r>
-          <m:rPr>
-            <m:sty m:val="p"/>
-          </m:rPr>
-          <m:t>/</m:t>
-        </m:r>
-        <m:r>
-          <m:t>n</m:t>
-        </m:r>
-      </m:oMath>
-      <w:r>
-        <w:t xml:space="preserve"> </w:t>
-      </w:r>
-      <w:r>
-        <w:t xml:space="preserve">(a constant factor</w:t>
-      </w:r>
-      <w:r>
-        <w:t xml:space="preserve"> </w:t>
-      </w:r>
-      <m:oMath>
-        <m:r>
-          <m:t>c</m:t>
-        </m:r>
-      </m:oMath>
-      <w:r>
-        <w:t xml:space="preserve"> </w:t>
-      </w:r>
-      <w:r>
-        <w:t xml:space="preserve">scales a variance by</w:t>
-      </w:r>
-      <w:r>
-        <w:t xml:space="preserve"> </w:t>
-      </w:r>
-      <m:oMath>
-        <m:sSup>
-          <m:e>
-            <m:r>
-              <m:t>c</m:t>
-            </m:r>
-          </m:e>
-          <m:sup>
-            <m:r>
-              <m:t>2</m:t>
-            </m:r>
-          </m:sup>
-        </m:sSup>
-      </m:oMath>
-      <w:r>
-        <w:t xml:space="preserve">).</w:t>
-      </w:r>
-      <w:r>
-        <w:t xml:space="preserve"> </w:t>
-      </w:r>
-      <w:r>
-        <w:t xml:space="preserve">Apply</w:t>
-      </w:r>
-      <w:r>
-        <w:t xml:space="preserve"> </w:t>
-      </w:r>
-      <w:hyperlink w:anchor="thm-chebyshev">
-        <w:r>
-          <w:rPr>
-            <w:rStyle w:val="Hyperlink"/>
-          </w:rPr>
-          <w:t xml:space="preserve">Theorem 4</w:t>
-        </w:r>
-      </w:hyperlink>
-      <w:r>
-        <w:t xml:space="preserve"> </w:t>
-      </w:r>
-      <w:r>
-        <w:t xml:space="preserve">to</w:t>
-      </w:r>
-      <w:r>
-        <w:t xml:space="preserve"> </w:t>
-      </w:r>
-      <m:oMath>
-        <m:sSub>
-          <m:e>
-            <m:acc>
-              <m:accPr>
-                <m:chr m:val="‾"/>
-              </m:accPr>
-              <m:e>
-                <m:r>
-                  <m:t>X</m:t>
-                </m:r>
-              </m:e>
-            </m:acc>
-          </m:e>
-          <m:sub>
-            <m:r>
-              <m:t>n</m:t>
-            </m:r>
-          </m:sub>
-        </m:sSub>
-      </m:oMath>
-      <w:r>
-        <w:t xml:space="preserve"> </w:t>
-      </w:r>
-      <w:r>
-        <w:t xml:space="preserve">with</w:t>
-      </w:r>
-      <w:r>
-        <w:t xml:space="preserve"> </w:t>
-      </w:r>
-      <m:oMath>
-        <m:r>
-          <m:t>k</m:t>
-        </m:r>
-        <m:r>
-          <m:t>σ</m:t>
-        </m:r>
-        <m:r>
-          <m:rPr>
-            <m:sty m:val="p"/>
-          </m:rPr>
-          <m:t>/</m:t>
-        </m:r>
-        <m:rad>
-          <m:radPr>
-            <m:degHide m:val="on"/>
-          </m:radPr>
-          <m:deg/>
-          <m:e>
-            <m:r>
-              <m:t>n</m:t>
-            </m:r>
-          </m:e>
-        </m:rad>
-        <m:r>
-          <m:rPr>
-            <m:sty m:val="p"/>
-          </m:rPr>
-          <m:t>=</m:t>
-        </m:r>
-        <m:r>
-          <m:t>ϵ</m:t>
-        </m:r>
-      </m:oMath>
-      <w:r>
-        <w:t xml:space="preserve">,</w:t>
-      </w:r>
-      <w:r>
-        <w:t xml:space="preserve"> </w:t>
-      </w:r>
-      <w:r>
-        <w:t xml:space="preserve">that is,</w:t>
-      </w:r>
-      <w:r>
-        <w:t xml:space="preserve"> </w:t>
-      </w:r>
-      <m:oMath>
-        <m:r>
-          <m:t>k</m:t>
-        </m:r>
-        <m:r>
-          <m:rPr>
-            <m:sty m:val="p"/>
-          </m:rPr>
-          <m:t>=</m:t>
-        </m:r>
-        <m:r>
-          <m:t>ϵ</m:t>
-        </m:r>
-        <m:rad>
-          <m:radPr>
-            <m:degHide m:val="on"/>
-          </m:radPr>
-          <m:deg/>
-          <m:e>
-            <m:r>
-              <m:t>n</m:t>
-            </m:r>
-          </m:e>
-        </m:rad>
-        <m:r>
-          <m:rPr>
-            <m:sty m:val="p"/>
-          </m:rPr>
-          <m:t>/</m:t>
-        </m:r>
-        <m:r>
-          <m:t>σ</m:t>
-        </m:r>
-      </m:oMath>
-      <w:r>
-        <w:t xml:space="preserve">, so</w:t>
-      </w:r>
-      <w:r>
-        <w:t xml:space="preserve"> </w:t>
-      </w:r>
-      <m:oMath>
-        <m:r>
-          <m:t>1</m:t>
-        </m:r>
-        <m:r>
-          <m:rPr>
-            <m:sty m:val="p"/>
-          </m:rPr>
-          <m:t>/</m:t>
-        </m:r>
-        <m:sSup>
-          <m:e>
-            <m:r>
-              <m:t>k</m:t>
-            </m:r>
-          </m:e>
-          <m:sup>
-            <m:r>
-              <m:t>2</m:t>
-            </m:r>
-          </m:sup>
-        </m:sSup>
-        <m:r>
-          <m:rPr>
-            <m:sty m:val="p"/>
-          </m:rPr>
-          <m:t>=</m:t>
-        </m:r>
-        <m:sSup>
-          <m:e>
-            <m:r>
-              <m:t>σ</m:t>
-            </m:r>
-          </m:e>
-          <m:sup>
-            <m:r>
-              <m:t>2</m:t>
-            </m:r>
-          </m:sup>
-        </m:sSup>
-        <m:r>
-          <m:rPr>
-            <m:sty m:val="p"/>
-          </m:rPr>
-          <m:t>/</m:t>
-        </m:r>
-        <m:r>
-          <m:rPr>
-            <m:sty m:val="p"/>
-          </m:rPr>
-          <m:t>(</m:t>
-        </m:r>
-        <m:r>
-          <m:t>n</m:t>
-        </m:r>
-        <m:sSup>
-          <m:e>
-            <m:r>
-              <m:t>ϵ</m:t>
-            </m:r>
-          </m:e>
-          <m:sup>
-            <m:r>
-              <m:t>2</m:t>
-            </m:r>
-          </m:sup>
-        </m:sSup>
-        <m:r>
-          <m:rPr>
-            <m:sty m:val="p"/>
-          </m:rPr>
-          <m:t>)</m:t>
-        </m:r>
-      </m:oMath>
-      <w:r>
-        <w:t xml:space="preserve">.</w:t>
-      </w:r>
-    </w:p>
-    <w:p>
-      <w:pPr>
-        <w:numPr>
-          <w:ilvl w:val="0"/>
-          <w:numId w:val="1002"/>
-        </w:numPr>
-      </w:pPr>
-      <w:ins w:id="59" w:author="PR Preview" w:date="2026-01-01T00:00:00Z">
-        <w:r>
-          <w:t xml:space="preserve">The code below computes the population variance</w:t>
-        </w:r>
-      </w:ins>
-      <w:ins w:id="60" w:author="PR Preview" w:date="2026-01-01T00:00:00Z">
-        <w:r>
-          <w:t xml:space="preserve"> </w:t>
-        </w:r>
-      </w:ins>
-      <w:ins w:id="61" w:author="PR Preview" w:date="2026-01-01T00:00:00Z">
-        <w:r>
-          <w:rPr>
-            <w:rStyle w:val="VerbatimChar"/>
-          </w:rPr>
-          <w:t xml:space="preserve">sigma2</w:t>
-        </w:r>
-      </w:ins>
-      <w:ins w:id="62" w:author="PR Preview" w:date="2026-01-01T00:00:00Z">
-        <w:r>
-          <w:t xml:space="preserve">.</w:t>
-        </w:r>
-      </w:ins>
-    </w:p>
-    <w:p>
-      <w:pPr>
-        <w:numPr>
-          <w:ilvl w:val="0"/>
-          <w:numId w:val="1002"/>
-        </w:numPr>
-      </w:pPr>
-      <w:r>
-        <w:t xml:space="preserve">Setting</w:t>
-      </w:r>
-      <w:r>
-        <w:t xml:space="preserve"> </w:t>
-      </w:r>
-      <m:oMath>
-        <m:sSup>
-          <m:e>
-            <m:r>
-              <m:t>σ</m:t>
-            </m:r>
-          </m:e>
-          <m:sup>
-            <m:r>
-              <m:t>2</m:t>
-            </m:r>
-          </m:sup>
-        </m:sSup>
-        <m:r>
-          <m:rPr>
-            <m:sty m:val="p"/>
-          </m:rPr>
-          <m:t>/</m:t>
-        </m:r>
-        <m:r>
-          <m:rPr>
-            <m:sty m:val="p"/>
-          </m:rPr>
-          <m:t>(</m:t>
-        </m:r>
-        <m:r>
-          <m:t>n</m:t>
-        </m:r>
-        <m:r>
-          <m:rPr>
-            <m:sty m:val="p"/>
-          </m:rPr>
-          <m:t>⋅</m:t>
-        </m:r>
-        <m:sSup>
-          <m:e>
-            <m:r>
-              <m:t>1</m:t>
-            </m:r>
-          </m:e>
-          <m:sup>
-            <m:r>
-              <m:t>2</m:t>
-            </m:r>
-          </m:sup>
-        </m:sSup>
-        <m:r>
-          <m:rPr>
-            <m:sty m:val="p"/>
-          </m:rPr>
-          <m:t>)</m:t>
-        </m:r>
-        <m:r>
-          <m:rPr>
-            <m:sty m:val="p"/>
-          </m:rPr>
-          <m:t>≤</m:t>
-        </m:r>
-        <m:r>
-          <m:t>0.05</m:t>
-        </m:r>
-      </m:oMath>
-      <w:r>
-        <w:t xml:space="preserve"> </w:t>
-      </w:r>
-      <w:r>
-        <w:t xml:space="preserve">gives</w:t>
-      </w:r>
-      <w:r>
-        <w:t xml:space="preserve"> </w:t>
-      </w:r>
-      <m:oMath>
-        <m:r>
-          <m:t>n</m:t>
-        </m:r>
-        <m:r>
-          <m:rPr>
-            <m:sty m:val="p"/>
-          </m:rPr>
-          <m:t>≥</m:t>
-        </m:r>
-        <m:r>
-          <m:t>20</m:t>
-        </m:r>
-        <m:sSup>
-          <m:e>
-            <m:r>
-              <m:t>σ</m:t>
-            </m:r>
-          </m:e>
-          <m:sup>
-            <m:r>
-              <m:t>2</m:t>
-            </m:r>
-          </m:sup>
-        </m:sSup>
-      </m:oMath>
-      <w:r>
-        <w:t xml:space="preserve">.</w:t>
-      </w:r>
-    </w:p>
-    <w:p>
-      <w:pPr>
-        <w:numPr>
-          <w:ilvl w:val="0"/>
-          <w:numId w:val="1002"/>
-        </w:numPr>
-      </w:pPr>
-      <w:del w:id="63" w:author="PR Preview" w:date="2026-01-01T00:00:00Z">
-        <w:r>
-          <w:delText xml:space="preserve">See the code below.</w:delText>
-        </w:r>
-      </w:del>
-    </w:p>
-    <w:p>
-      <w:pPr>
-        <w:numPr>
-          <w:ilvl w:val="0"/>
-          <w:numId w:val="1002"/>
-        </w:numPr>
-      </w:pPr>
-      <w:ins w:id="64" w:author="PR Preview" w:date="2026-01-01T00:00:00Z">
-        <w:r>
-          <w:t xml:space="preserve">The code below simulates the samples.</w:t>
-        </w:r>
-      </w:ins>
-    </w:p>
-    <w:p>
-      <w:pPr>
-        <w:numPr>
-          <w:ilvl w:val="0"/>
-          <w:numId w:val="1002"/>
-        </w:numPr>
-      </w:pPr>
-      <w:ins w:id="65" w:author="PR Preview" w:date="2026-01-01T00:00:00Z">
-        <w:r>
-          <w:t xml:space="preserve">The code below counts the misses in</w:t>
-        </w:r>
-      </w:ins>
-      <w:ins w:id="66" w:author="PR Preview" w:date="2026-01-01T00:00:00Z">
-        <w:r>
-          <w:t xml:space="preserve"> </w:t>
-        </w:r>
-      </w:ins>
-      <w:ins w:id="67" w:author="PR Preview" w:date="2026-01-01T00:00:00Z">
-        <w:r>
-          <w:rPr>
-            <w:rStyle w:val="VerbatimChar"/>
-          </w:rPr>
-          <w:t xml:space="preserve">misses</w:t>
-        </w:r>
-      </w:ins>
-      <w:ins w:id="68" w:author="PR Preview" w:date="2026-01-01T00:00:00Z">
-        <w:r>
-          <w:t xml:space="preserve">.</w:t>
-        </w:r>
-      </w:ins>
-    </w:p>
-    <w:p>
-      <w:pPr>
-        <w:numPr>
-          <w:ilvl w:val="0"/>
-          <w:numId w:val="1002"/>
-        </w:numPr>
-      </w:pPr>
-      <w:ins w:id="69" w:author="PR Preview" w:date="2026-01-01T00:00:00Z">
-        <w:r>
-          <w:t xml:space="preserve">The explanation after the code answers this part.</w:t>
+      <w:ins w:id="432" w:author="PR Preview" w:date="2026-01-01T00:00:00Z">
+        <w:r>
+          <w:t xml:space="preserve">. </w:t>
         </w:r>
       </w:ins>
     </w:p>
@@ -14436,748 +17197,678 @@
       <w:pPr>
         <w:pStyle w:val="SourceCode"/>
       </w:pPr>
-      <w:r>
-        <w:rPr>
-          <w:rStyle w:val="NormalTok"/>
-        </w:rPr>
-        <w:t xml:space="preserve">mpg </w:t>
-      </w:r>
-      <w:r>
-        <w:rPr>
-          <w:rStyle w:val="OtherTok"/>
-        </w:rPr>
-        <w:t xml:space="preserve">&lt;-</w:t>
-      </w:r>
-      <w:r>
-        <w:rPr>
-          <w:rStyle w:val="NormalTok"/>
-        </w:rPr>
-        <w:t xml:space="preserve"> </w:t>
-      </w:r>
-      <w:r>
-        <w:rPr>
-          <w:rStyle w:val="FunctionTok"/>
-        </w:rPr>
-        <w:t xml:space="preserve">read.csv</w:t>
-      </w:r>
-      <w:r>
-        <w:rPr>
-          <w:rStyle w:val="NormalTok"/>
-        </w:rPr>
-        <w:t xml:space="preserve">(</w:t>
-      </w:r>
-      <w:r>
-        <w:rPr>
-          <w:rStyle w:val="StringTok"/>
-        </w:rPr>
-        <w:t xml:space="preserve">"data/auto.csv"</w:t>
-      </w:r>
-      <w:r>
-        <w:rPr>
-          <w:rStyle w:val="NormalTok"/>
-        </w:rPr>
-        <w:t xml:space="preserve">)</w:t>
-      </w:r>
-      <w:r>
-        <w:rPr>
-          <w:rStyle w:val="SpecialCharTok"/>
-        </w:rPr>
-        <w:t xml:space="preserve">$</w:t>
-      </w:r>
-      <w:r>
-        <w:rPr>
-          <w:rStyle w:val="NormalTok"/>
-        </w:rPr>
-        <w:t xml:space="preserve">mpg</w:t>
-      </w:r>
-      <w:r>
-        <w:br/>
-      </w:r>
-      <w:r>
-        <w:rPr>
-          <w:rStyle w:val="NormalTok"/>
-        </w:rPr>
-        <w:t xml:space="preserve">mu </w:t>
-      </w:r>
-      <w:r>
-        <w:rPr>
-          <w:rStyle w:val="OtherTok"/>
-        </w:rPr>
-        <w:t xml:space="preserve">&lt;-</w:t>
-      </w:r>
-      <w:r>
-        <w:rPr>
-          <w:rStyle w:val="NormalTok"/>
-        </w:rPr>
-        <w:t xml:space="preserve"> </w:t>
-      </w:r>
-      <w:r>
-        <w:rPr>
-          <w:rStyle w:val="FunctionTok"/>
-        </w:rPr>
-        <w:t xml:space="preserve">mean</w:t>
-      </w:r>
-      <w:r>
-        <w:rPr>
-          <w:rStyle w:val="NormalTok"/>
-        </w:rPr>
-        <w:t xml:space="preserve">(mpg)</w:t>
-      </w:r>
-      <w:r>
-        <w:br/>
-      </w:r>
-      <w:r>
-        <w:rPr>
-          <w:rStyle w:val="NormalTok"/>
-        </w:rPr>
-        <w:t xml:space="preserve">sigma2 </w:t>
-      </w:r>
-      <w:r>
-        <w:rPr>
-          <w:rStyle w:val="OtherTok"/>
-        </w:rPr>
-        <w:t xml:space="preserve">&lt;-</w:t>
-      </w:r>
-      <w:r>
-        <w:rPr>
-          <w:rStyle w:val="NormalTok"/>
-        </w:rPr>
-        <w:t xml:space="preserve"> </w:t>
-      </w:r>
-      <w:r>
-        <w:rPr>
-          <w:rStyle w:val="FunctionTok"/>
-        </w:rPr>
-        <w:t xml:space="preserve">mean</w:t>
-      </w:r>
-      <w:r>
-        <w:rPr>
-          <w:rStyle w:val="NormalTok"/>
-        </w:rPr>
-        <w:t xml:space="preserve">((mpg </w:t>
-      </w:r>
-      <w:r>
-        <w:rPr>
-          <w:rStyle w:val="SpecialCharTok"/>
-        </w:rPr>
-        <w:t xml:space="preserve">-</w:t>
-      </w:r>
-      <w:r>
-        <w:rPr>
-          <w:rStyle w:val="NormalTok"/>
-        </w:rPr>
-        <w:t xml:space="preserve"> mu)</w:t>
-      </w:r>
-      <w:r>
-        <w:rPr>
-          <w:rStyle w:val="SpecialCharTok"/>
-        </w:rPr>
-        <w:t xml:space="preserve">^</w:t>
-      </w:r>
-      <w:r>
-        <w:rPr>
-          <w:rStyle w:val="DecValTok"/>
-        </w:rPr>
-        <w:t xml:space="preserve">2</w:t>
-      </w:r>
-      <w:r>
-        <w:rPr>
-          <w:rStyle w:val="NormalTok"/>
-        </w:rPr>
-        <w:t xml:space="preserve">)</w:t>
-      </w:r>
-      <w:r>
-        <w:br/>
-      </w:r>
-      <w:r>
-        <w:rPr>
-          <w:rStyle w:val="NormalTok"/>
-        </w:rPr>
-        <w:t xml:space="preserve">n_min </w:t>
-      </w:r>
-      <w:r>
-        <w:rPr>
-          <w:rStyle w:val="OtherTok"/>
-        </w:rPr>
-        <w:t xml:space="preserve">&lt;-</w:t>
-      </w:r>
-      <w:r>
-        <w:rPr>
-          <w:rStyle w:val="NormalTok"/>
-        </w:rPr>
-        <w:t xml:space="preserve"> </w:t>
-      </w:r>
-      <w:r>
-        <w:rPr>
-          <w:rStyle w:val="FunctionTok"/>
-        </w:rPr>
-        <w:t xml:space="preserve">ceiling</w:t>
-      </w:r>
-      <w:r>
-        <w:rPr>
-          <w:rStyle w:val="NormalTok"/>
-        </w:rPr>
-        <w:t xml:space="preserve">(</w:t>
-      </w:r>
-      <w:r>
-        <w:rPr>
-          <w:rStyle w:val="DecValTok"/>
-        </w:rPr>
-        <w:t xml:space="preserve">20</w:t>
-      </w:r>
-      <w:r>
-        <w:rPr>
-          <w:rStyle w:val="NormalTok"/>
-        </w:rPr>
-        <w:t xml:space="preserve"> </w:t>
-      </w:r>
-      <w:r>
-        <w:rPr>
-          <w:rStyle w:val="SpecialCharTok"/>
-        </w:rPr>
-        <w:t xml:space="preserve">*</w:t>
-      </w:r>
-      <w:r>
-        <w:rPr>
-          <w:rStyle w:val="NormalTok"/>
-        </w:rPr>
-        <w:t xml:space="preserve"> sigma2)</w:t>
-      </w:r>
-      <w:r>
-        <w:br/>
-      </w:r>
-      <w:r>
-        <w:br/>
-      </w:r>
-      <w:r>
-        <w:rPr>
-          <w:rStyle w:val="FunctionTok"/>
-        </w:rPr>
-        <w:t xml:space="preserve">set.seed</w:t>
-      </w:r>
-      <w:r>
-        <w:rPr>
-          <w:rStyle w:val="NormalTok"/>
-        </w:rPr>
-        <w:t xml:space="preserve">(</w:t>
-      </w:r>
-      <w:r>
-        <w:rPr>
-          <w:rStyle w:val="DecValTok"/>
-        </w:rPr>
-        <w:t xml:space="preserve">571</w:t>
-      </w:r>
-      <w:r>
-        <w:rPr>
-          <w:rStyle w:val="NormalTok"/>
-        </w:rPr>
-        <w:t xml:space="preserve">)</w:t>
-      </w:r>
-      <w:r>
-        <w:br/>
-      </w:r>
-      <w:r>
-        <w:rPr>
-          <w:rStyle w:val="NormalTok"/>
-        </w:rPr>
-        <w:t xml:space="preserve">xbar </w:t>
-      </w:r>
-      <w:r>
-        <w:rPr>
-          <w:rStyle w:val="OtherTok"/>
-        </w:rPr>
-        <w:t xml:space="preserve">&lt;-</w:t>
-      </w:r>
-      <w:r>
-        <w:rPr>
-          <w:rStyle w:val="NormalTok"/>
-        </w:rPr>
-        <w:t xml:space="preserve"> </w:t>
-      </w:r>
-      <w:r>
-        <w:rPr>
-          <w:rStyle w:val="FunctionTok"/>
-        </w:rPr>
-        <w:t xml:space="preserve">replicate</w:t>
-      </w:r>
-      <w:r>
-        <w:rPr>
-          <w:rStyle w:val="NormalTok"/>
-        </w:rPr>
-        <w:t xml:space="preserve">(</w:t>
-      </w:r>
-      <w:r>
-        <w:rPr>
-          <w:rStyle w:val="DecValTok"/>
-        </w:rPr>
-        <w:t xml:space="preserve">10000</w:t>
-      </w:r>
-      <w:r>
-        <w:rPr>
-          <w:rStyle w:val="NormalTok"/>
-        </w:rPr>
-        <w:t xml:space="preserve">, </w:t>
-      </w:r>
-      <w:r>
-        <w:rPr>
-          <w:rStyle w:val="FunctionTok"/>
-        </w:rPr>
-        <w:t xml:space="preserve">mean</w:t>
-      </w:r>
-      <w:r>
-        <w:rPr>
-          <w:rStyle w:val="NormalTok"/>
-        </w:rPr>
-        <w:t xml:space="preserve">(</w:t>
-      </w:r>
-      <w:r>
-        <w:rPr>
-          <w:rStyle w:val="FunctionTok"/>
-        </w:rPr>
-        <w:t xml:space="preserve">sample</w:t>
-      </w:r>
-      <w:r>
-        <w:rPr>
-          <w:rStyle w:val="NormalTok"/>
-        </w:rPr>
-        <w:t xml:space="preserve">(mpg, n_min, </w:t>
-      </w:r>
-      <w:r>
-        <w:rPr>
-          <w:rStyle w:val="AttributeTok"/>
-        </w:rPr>
-        <w:t xml:space="preserve">replace =</w:t>
-      </w:r>
-      <w:r>
-        <w:rPr>
-          <w:rStyle w:val="NormalTok"/>
-        </w:rPr>
-        <w:t xml:space="preserve"> </w:t>
-      </w:r>
-      <w:r>
-        <w:rPr>
-          <w:rStyle w:val="ConstantTok"/>
-        </w:rPr>
-        <w:t xml:space="preserve">TRUE</w:t>
-      </w:r>
-      <w:r>
-        <w:rPr>
-          <w:rStyle w:val="NormalTok"/>
-        </w:rPr>
-        <w:t xml:space="preserve">)))</w:t>
-      </w:r>
-      <w:r>
-        <w:br/>
-      </w:r>
-      <w:r>
-        <w:rPr>
-          <w:rStyle w:val="NormalTok"/>
-        </w:rPr>
-        <w:t xml:space="preserve">misses </w:t>
-      </w:r>
-      <w:r>
-        <w:rPr>
-          <w:rStyle w:val="OtherTok"/>
-        </w:rPr>
-        <w:t xml:space="preserve">&lt;-</w:t>
-      </w:r>
-      <w:r>
-        <w:rPr>
-          <w:rStyle w:val="NormalTok"/>
-        </w:rPr>
-        <w:t xml:space="preserve"> </w:t>
-      </w:r>
-      <w:r>
-        <w:rPr>
-          <w:rStyle w:val="FunctionTok"/>
-        </w:rPr>
-        <w:t xml:space="preserve">sum</w:t>
-      </w:r>
-      <w:r>
-        <w:rPr>
-          <w:rStyle w:val="NormalTok"/>
-        </w:rPr>
-        <w:t xml:space="preserve">(</w:t>
-      </w:r>
-      <w:r>
-        <w:rPr>
-          <w:rStyle w:val="FunctionTok"/>
-        </w:rPr>
-        <w:t xml:space="preserve">abs</w:t>
-      </w:r>
-      <w:r>
-        <w:rPr>
-          <w:rStyle w:val="NormalTok"/>
-        </w:rPr>
-        <w:t xml:space="preserve">(xbar </w:t>
-      </w:r>
-      <w:r>
-        <w:rPr>
-          <w:rStyle w:val="SpecialCharTok"/>
-        </w:rPr>
-        <w:t xml:space="preserve">-</w:t>
-      </w:r>
-      <w:r>
-        <w:rPr>
-          <w:rStyle w:val="NormalTok"/>
-        </w:rPr>
-        <w:t xml:space="preserve"> mu) </w:t>
-      </w:r>
-      <w:r>
-        <w:rPr>
-          <w:rStyle w:val="SpecialCharTok"/>
-        </w:rPr>
-        <w:t xml:space="preserve">&gt;=</w:t>
-      </w:r>
-      <w:r>
-        <w:rPr>
-          <w:rStyle w:val="NormalTok"/>
-        </w:rPr>
-        <w:t xml:space="preserve"> </w:t>
-      </w:r>
-      <w:r>
-        <w:rPr>
-          <w:rStyle w:val="DecValTok"/>
-        </w:rPr>
-        <w:t xml:space="preserve">1</w:t>
-      </w:r>
-      <w:r>
-        <w:rPr>
-          <w:rStyle w:val="NormalTok"/>
-        </w:rPr>
-        <w:t xml:space="preserve">)</w:t>
-      </w:r>
-      <w:r>
-        <w:br/>
-      </w:r>
-      <w:r>
-        <w:rPr>
-          <w:rStyle w:val="NormalTok"/>
-        </w:rPr>
-        <w:t xml:space="preserve">normal_approx </w:t>
-      </w:r>
-      <w:r>
-        <w:rPr>
-          <w:rStyle w:val="OtherTok"/>
-        </w:rPr>
-        <w:t xml:space="preserve">&lt;-</w:t>
-      </w:r>
-      <w:r>
-        <w:rPr>
-          <w:rStyle w:val="NormalTok"/>
-        </w:rPr>
-        <w:t xml:space="preserve"> </w:t>
-      </w:r>
-      <w:r>
-        <w:rPr>
-          <w:rStyle w:val="DecValTok"/>
-        </w:rPr>
-        <w:t xml:space="preserve">2</w:t>
-      </w:r>
-      <w:r>
-        <w:rPr>
-          <w:rStyle w:val="NormalTok"/>
-        </w:rPr>
-        <w:t xml:space="preserve"> </w:t>
-      </w:r>
-      <w:r>
-        <w:rPr>
-          <w:rStyle w:val="SpecialCharTok"/>
-        </w:rPr>
-        <w:t xml:space="preserve">*</w:t>
-      </w:r>
-      <w:r>
-        <w:rPr>
-          <w:rStyle w:val="NormalTok"/>
-        </w:rPr>
-        <w:t xml:space="preserve"> </w:t>
-      </w:r>
-      <w:r>
-        <w:rPr>
-          <w:rStyle w:val="FunctionTok"/>
-        </w:rPr>
-        <w:t xml:space="preserve">pnorm</w:t>
-      </w:r>
-      <w:r>
-        <w:rPr>
-          <w:rStyle w:val="NormalTok"/>
-        </w:rPr>
-        <w:t xml:space="preserve">(</w:t>
-      </w:r>
-      <w:r>
-        <w:rPr>
-          <w:rStyle w:val="SpecialCharTok"/>
-        </w:rPr>
-        <w:t xml:space="preserve">-</w:t>
-      </w:r>
-      <w:r>
-        <w:rPr>
-          <w:rStyle w:val="DecValTok"/>
-        </w:rPr>
-        <w:t xml:space="preserve">1</w:t>
-      </w:r>
-      <w:r>
-        <w:rPr>
-          <w:rStyle w:val="NormalTok"/>
-        </w:rPr>
-        <w:t xml:space="preserve"> </w:t>
-      </w:r>
-      <w:r>
-        <w:rPr>
-          <w:rStyle w:val="SpecialCharTok"/>
-        </w:rPr>
-        <w:t xml:space="preserve">/</w:t>
-      </w:r>
-      <w:r>
-        <w:rPr>
-          <w:rStyle w:val="NormalTok"/>
-        </w:rPr>
-        <w:t xml:space="preserve"> </w:t>
-      </w:r>
-      <w:r>
-        <w:rPr>
-          <w:rStyle w:val="FunctionTok"/>
-        </w:rPr>
-        <w:t xml:space="preserve">sqrt</w:t>
-      </w:r>
-      <w:r>
-        <w:rPr>
-          <w:rStyle w:val="NormalTok"/>
-        </w:rPr>
-        <w:t xml:space="preserve">(sigma2 </w:t>
-      </w:r>
-      <w:r>
-        <w:rPr>
-          <w:rStyle w:val="SpecialCharTok"/>
-        </w:rPr>
-        <w:t xml:space="preserve">/</w:t>
-      </w:r>
-      <w:r>
-        <w:rPr>
-          <w:rStyle w:val="NormalTok"/>
-        </w:rPr>
-        <w:t xml:space="preserve"> n_min))</w:t>
-      </w:r>
-      <w:r>
-        <w:br/>
-      </w:r>
-      <w:r>
-        <w:rPr>
-          <w:rStyle w:val="FunctionTok"/>
-        </w:rPr>
-        <w:t xml:space="preserve">c</w:t>
-      </w:r>
-      <w:r>
-        <w:rPr>
-          <w:rStyle w:val="NormalTok"/>
-        </w:rPr>
-        <w:t xml:space="preserve">(</w:t>
-      </w:r>
-      <w:r>
-        <w:rPr>
-          <w:rStyle w:val="AttributeTok"/>
-        </w:rPr>
-        <w:t xml:space="preserve">variance =</w:t>
-      </w:r>
-      <w:r>
-        <w:rPr>
-          <w:rStyle w:val="NormalTok"/>
-        </w:rPr>
-        <w:t xml:space="preserve"> sigma2, </w:t>
-      </w:r>
-      <w:r>
-        <w:rPr>
-          <w:rStyle w:val="AttributeTok"/>
-        </w:rPr>
-        <w:t xml:space="preserve">n =</w:t>
-      </w:r>
-      <w:r>
-        <w:rPr>
-          <w:rStyle w:val="NormalTok"/>
-        </w:rPr>
-        <w:t xml:space="preserve"> n_min, </w:t>
-      </w:r>
-      <w:r>
-        <w:rPr>
-          <w:rStyle w:val="AttributeTok"/>
-        </w:rPr>
-        <w:t xml:space="preserve">misses =</w:t>
-      </w:r>
-      <w:r>
-        <w:rPr>
-          <w:rStyle w:val="NormalTok"/>
-        </w:rPr>
-        <w:t xml:space="preserve"> misses, </w:t>
-      </w:r>
-      <w:r>
-        <w:rPr>
-          <w:rStyle w:val="AttributeTok"/>
-        </w:rPr>
-        <w:t xml:space="preserve">normal_approx =</w:t>
-      </w:r>
-      <w:r>
-        <w:rPr>
-          <w:rStyle w:val="NormalTok"/>
-        </w:rPr>
-        <w:t xml:space="preserve"> normal_approx)</w:t>
-      </w:r>
-      <w:r>
-        <w:br/>
-      </w:r>
-      <w:r>
-        <w:rPr>
-          <w:rStyle w:val="CommentTok"/>
-        </w:rPr>
-        <w:t xml:space="preserve">#&gt;      variance             n        misses normal_approx </w:t>
-      </w:r>
-      <w:r>
-        <w:br/>
-      </w:r>
-      <w:r>
-        <w:rPr>
-          <w:rStyle w:val="CommentTok"/>
-        </w:rPr>
-        <w:t xml:space="preserve">#&gt;  6.076274e+01  1.216000e+03  0.000000e+00  7.694705e-06</w:t>
-      </w:r>
+      <w:ins w:id="433" w:author="PR Preview" w:date="2026-01-01T00:00:00Z">
+        <w:r>
+          <w:rPr>
+            <w:rStyle w:val="FunctionTok"/>
+          </w:rPr>
+          <w:t xml:space="preserve">set.seed</w:t>
+        </w:r>
+      </w:ins>
+      <w:ins w:id="434" w:author="PR Preview" w:date="2026-01-01T00:00:00Z">
+        <w:r>
+          <w:rPr>
+            <w:rStyle w:val="NormalTok"/>
+          </w:rPr>
+          <w:t xml:space="preserve">(</w:t>
+        </w:r>
+      </w:ins>
+      <w:ins w:id="435" w:author="PR Preview" w:date="2026-01-01T00:00:00Z">
+        <w:r>
+          <w:rPr>
+            <w:rStyle w:val="DecValTok"/>
+          </w:rPr>
+          <w:t xml:space="preserve">571</w:t>
+        </w:r>
+      </w:ins>
+      <w:ins w:id="436" w:author="PR Preview" w:date="2026-01-01T00:00:00Z">
+        <w:r>
+          <w:rPr>
+            <w:rStyle w:val="NormalTok"/>
+          </w:rPr>
+          <w:t xml:space="preserve">)</w:t>
+        </w:r>
+      </w:ins>
+      <w:ins w:id="437" w:author="PR Preview" w:date="2026-01-01T00:00:00Z">
+        <w:r>
+          <w:br/>
+        </w:r>
+      </w:ins>
+      <w:ins w:id="438" w:author="PR Preview" w:date="2026-01-01T00:00:00Z">
+        <w:r>
+          <w:rPr>
+            <w:rStyle w:val="NormalTok"/>
+          </w:rPr>
+          <w:t xml:space="preserve">xbar </w:t>
+        </w:r>
+      </w:ins>
+      <w:ins w:id="439" w:author="PR Preview" w:date="2026-01-01T00:00:00Z">
+        <w:r>
+          <w:rPr>
+            <w:rStyle w:val="OtherTok"/>
+          </w:rPr>
+          <w:t xml:space="preserve">&lt;-</w:t>
+        </w:r>
+      </w:ins>
+      <w:ins w:id="440" w:author="PR Preview" w:date="2026-01-01T00:00:00Z">
+        <w:r>
+          <w:rPr>
+            <w:rStyle w:val="NormalTok"/>
+          </w:rPr>
+          <w:t xml:space="preserve"> </w:t>
+        </w:r>
+      </w:ins>
+      <w:ins w:id="441" w:author="PR Preview" w:date="2026-01-01T00:00:00Z">
+        <w:r>
+          <w:rPr>
+            <w:rStyle w:val="FunctionTok"/>
+          </w:rPr>
+          <w:t xml:space="preserve">replicate</w:t>
+        </w:r>
+      </w:ins>
+      <w:ins w:id="442" w:author="PR Preview" w:date="2026-01-01T00:00:00Z">
+        <w:r>
+          <w:rPr>
+            <w:rStyle w:val="NormalTok"/>
+          </w:rPr>
+          <w:t xml:space="preserve">(</w:t>
+        </w:r>
+      </w:ins>
+      <w:ins w:id="443" w:author="PR Preview" w:date="2026-01-01T00:00:00Z">
+        <w:r>
+          <w:rPr>
+            <w:rStyle w:val="DecValTok"/>
+          </w:rPr>
+          <w:t xml:space="preserve">10000</w:t>
+        </w:r>
+      </w:ins>
+      <w:ins w:id="444" w:author="PR Preview" w:date="2026-01-01T00:00:00Z">
+        <w:r>
+          <w:rPr>
+            <w:rStyle w:val="NormalTok"/>
+          </w:rPr>
+          <w:t xml:space="preserve">, </w:t>
+        </w:r>
+      </w:ins>
+      <w:ins w:id="445" w:author="PR Preview" w:date="2026-01-01T00:00:00Z">
+        <w:r>
+          <w:rPr>
+            <w:rStyle w:val="FunctionTok"/>
+          </w:rPr>
+          <w:t xml:space="preserve">mean</w:t>
+        </w:r>
+      </w:ins>
+      <w:ins w:id="446" w:author="PR Preview" w:date="2026-01-01T00:00:00Z">
+        <w:r>
+          <w:rPr>
+            <w:rStyle w:val="NormalTok"/>
+          </w:rPr>
+          <w:t xml:space="preserve">(</w:t>
+        </w:r>
+      </w:ins>
+      <w:ins w:id="447" w:author="PR Preview" w:date="2026-01-01T00:00:00Z">
+        <w:r>
+          <w:rPr>
+            <w:rStyle w:val="FunctionTok"/>
+          </w:rPr>
+          <w:t xml:space="preserve">sample</w:t>
+        </w:r>
+      </w:ins>
+      <w:ins w:id="448" w:author="PR Preview" w:date="2026-01-01T00:00:00Z">
+        <w:r>
+          <w:rPr>
+            <w:rStyle w:val="NormalTok"/>
+          </w:rPr>
+          <w:t xml:space="preserve">(mpg, n_min, </w:t>
+        </w:r>
+      </w:ins>
+      <w:ins w:id="449" w:author="PR Preview" w:date="2026-01-01T00:00:00Z">
+        <w:r>
+          <w:rPr>
+            <w:rStyle w:val="AttributeTok"/>
+          </w:rPr>
+          <w:t xml:space="preserve">replace =</w:t>
+        </w:r>
+      </w:ins>
+      <w:ins w:id="450" w:author="PR Preview" w:date="2026-01-01T00:00:00Z">
+        <w:r>
+          <w:rPr>
+            <w:rStyle w:val="NormalTok"/>
+          </w:rPr>
+          <w:t xml:space="preserve"> </w:t>
+        </w:r>
+      </w:ins>
+      <w:ins w:id="451" w:author="PR Preview" w:date="2026-01-01T00:00:00Z">
+        <w:r>
+          <w:rPr>
+            <w:rStyle w:val="ConstantTok"/>
+          </w:rPr>
+          <w:t xml:space="preserve">TRUE</w:t>
+        </w:r>
+      </w:ins>
+      <w:ins w:id="452" w:author="PR Preview" w:date="2026-01-01T00:00:00Z">
+        <w:r>
+          <w:rPr>
+            <w:rStyle w:val="NormalTok"/>
+          </w:rPr>
+          <w:t xml:space="preserve">)))</w:t>
+        </w:r>
+      </w:ins>
+      <w:ins w:id="453" w:author="PR Preview" w:date="2026-01-01T00:00:00Z">
+        <w:r>
+          <w:br/>
+        </w:r>
+      </w:ins>
+      <w:ins w:id="454" w:author="PR Preview" w:date="2026-01-01T00:00:00Z">
+        <w:r>
+          <w:rPr>
+            <w:rStyle w:val="NormalTok"/>
+          </w:rPr>
+          <w:t xml:space="preserve">misses </w:t>
+        </w:r>
+      </w:ins>
+      <w:ins w:id="455" w:author="PR Preview" w:date="2026-01-01T00:00:00Z">
+        <w:r>
+          <w:rPr>
+            <w:rStyle w:val="OtherTok"/>
+          </w:rPr>
+          <w:t xml:space="preserve">&lt;-</w:t>
+        </w:r>
+      </w:ins>
+      <w:ins w:id="456" w:author="PR Preview" w:date="2026-01-01T00:00:00Z">
+        <w:r>
+          <w:rPr>
+            <w:rStyle w:val="NormalTok"/>
+          </w:rPr>
+          <w:t xml:space="preserve"> </w:t>
+        </w:r>
+      </w:ins>
+      <w:ins w:id="457" w:author="PR Preview" w:date="2026-01-01T00:00:00Z">
+        <w:r>
+          <w:rPr>
+            <w:rStyle w:val="FunctionTok"/>
+          </w:rPr>
+          <w:t xml:space="preserve">sum</w:t>
+        </w:r>
+      </w:ins>
+      <w:ins w:id="458" w:author="PR Preview" w:date="2026-01-01T00:00:00Z">
+        <w:r>
+          <w:rPr>
+            <w:rStyle w:val="NormalTok"/>
+          </w:rPr>
+          <w:t xml:space="preserve">(</w:t>
+        </w:r>
+      </w:ins>
+      <w:ins w:id="459" w:author="PR Preview" w:date="2026-01-01T00:00:00Z">
+        <w:r>
+          <w:rPr>
+            <w:rStyle w:val="FunctionTok"/>
+          </w:rPr>
+          <w:t xml:space="preserve">abs</w:t>
+        </w:r>
+      </w:ins>
+      <w:ins w:id="460" w:author="PR Preview" w:date="2026-01-01T00:00:00Z">
+        <w:r>
+          <w:rPr>
+            <w:rStyle w:val="NormalTok"/>
+          </w:rPr>
+          <w:t xml:space="preserve">(xbar </w:t>
+        </w:r>
+      </w:ins>
+      <w:ins w:id="461" w:author="PR Preview" w:date="2026-01-01T00:00:00Z">
+        <w:r>
+          <w:rPr>
+            <w:rStyle w:val="SpecialCharTok"/>
+          </w:rPr>
+          <w:t xml:space="preserve">-</w:t>
+        </w:r>
+      </w:ins>
+      <w:ins w:id="462" w:author="PR Preview" w:date="2026-01-01T00:00:00Z">
+        <w:r>
+          <w:rPr>
+            <w:rStyle w:val="NormalTok"/>
+          </w:rPr>
+          <w:t xml:space="preserve"> mu) </w:t>
+        </w:r>
+      </w:ins>
+      <w:ins w:id="463" w:author="PR Preview" w:date="2026-01-01T00:00:00Z">
+        <w:r>
+          <w:rPr>
+            <w:rStyle w:val="SpecialCharTok"/>
+          </w:rPr>
+          <w:t xml:space="preserve">&gt;=</w:t>
+        </w:r>
+      </w:ins>
+      <w:ins w:id="464" w:author="PR Preview" w:date="2026-01-01T00:00:00Z">
+        <w:r>
+          <w:rPr>
+            <w:rStyle w:val="NormalTok"/>
+          </w:rPr>
+          <w:t xml:space="preserve"> </w:t>
+        </w:r>
+      </w:ins>
+      <w:ins w:id="465" w:author="PR Preview" w:date="2026-01-01T00:00:00Z">
+        <w:r>
+          <w:rPr>
+            <w:rStyle w:val="DecValTok"/>
+          </w:rPr>
+          <w:t xml:space="preserve">1</w:t>
+        </w:r>
+      </w:ins>
+      <w:ins w:id="466" w:author="PR Preview" w:date="2026-01-01T00:00:00Z">
+        <w:r>
+          <w:rPr>
+            <w:rStyle w:val="NormalTok"/>
+          </w:rPr>
+          <w:t xml:space="preserve">)</w:t>
+        </w:r>
+      </w:ins>
+      <w:ins w:id="467" w:author="PR Preview" w:date="2026-01-01T00:00:00Z">
+        <w:r>
+          <w:br/>
+        </w:r>
+      </w:ins>
+      <w:ins w:id="468" w:author="PR Preview" w:date="2026-01-01T00:00:00Z">
+        <w:r>
+          <w:rPr>
+            <w:rStyle w:val="NormalTok"/>
+          </w:rPr>
+          <w:t xml:space="preserve">misses</w:t>
+        </w:r>
+      </w:ins>
+      <w:ins w:id="469" w:author="PR Preview" w:date="2026-01-01T00:00:00Z">
+        <w:r>
+          <w:br/>
+        </w:r>
+      </w:ins>
+      <w:ins w:id="470" w:author="PR Preview" w:date="2026-01-01T00:00:00Z">
+        <w:r>
+          <w:rPr>
+            <w:rStyle w:val="CommentTok"/>
+          </w:rPr>
+          <w:t xml:space="preserve">#&gt; [1] 0</w:t>
+        </w:r>
+      </w:ins>
     </w:p>
     <w:p>
       <w:pPr>
         <w:pStyle w:val="FirstParagraph"/>
       </w:pPr>
-      <w:r>
-        <w:t xml:space="preserve">The population variance of</w:t>
-      </w:r>
-      <w:r>
-        <w:t xml:space="preserve"> </w:t>
-      </w:r>
-      <w:r>
-        <w:rPr>
-          <w:rStyle w:val="VerbatimChar"/>
-        </w:rPr>
-        <w:t xml:space="preserve">mpg</w:t>
-      </w:r>
-      <w:r>
-        <w:t xml:space="preserve"> </w:t>
-      </w:r>
-      <w:r>
-        <w:t xml:space="preserve">is 60.8,</w:t>
-      </w:r>
-      <w:r>
-        <w:t xml:space="preserve"> </w:t>
-      </w:r>
-      <w:r>
-        <w:t xml:space="preserve">so</w:t>
-      </w:r>
-      <w:r>
-        <w:t xml:space="preserve"> </w:t>
-      </w:r>
+      <w:ins w:id="471" w:author="PR Preview" w:date="2026-01-01T00:00:00Z">
+        <w:r>
+          <w:t xml:space="preserve">Out of 10,000 samples of that size, 0 sample means missed</w:t>
+        </w:r>
+      </w:ins>
+      <w:ins w:id="472" w:author="PR Preview" w:date="2026-01-01T00:00:00Z">
+        <w:r>
+          <w:t xml:space="preserve"> </w:t>
+        </w:r>
+      </w:ins>
       <m:oMath>
         <m:r>
-          <m:t>n</m:t>
-        </m:r>
-        <m:r>
-          <m:rPr>
-            <m:sty m:val="p"/>
-          </m:rPr>
-          <m:t>=</m:t>
-        </m:r>
-        <m:r>
-          <m:t>1216</m:t>
+          <m:t>μ</m:t>
         </m:r>
       </m:oMath>
-      <w:r>
-        <w:t xml:space="preserve"> </w:t>
-      </w:r>
-      <w:r>
-        <w:t xml:space="preserve">cars suffice.</w:t>
-      </w:r>
-      <w:r>
-        <w:t xml:space="preserve"> </w:t>
-      </w:r>
-      <w:r>
-        <w:t xml:space="preserve">Out of 10,000 samples of that size, 0 sample means missed</w:t>
-      </w:r>
-      <w:r>
-        <w:t xml:space="preserve"> </w:t>
-      </w:r>
-      <m:oMath>
-        <m:r>
-          <m:t>μ</m:t>
-        </m:r>
-      </m:oMath>
-      <w:r>
-        <w:t xml:space="preserve"> </w:t>
-      </w:r>
-      <w:r>
-        <w:t xml:space="preserve">by 1 or more,</w:t>
-      </w:r>
-      <w:r>
-        <w:t xml:space="preserve"> </w:t>
-      </w:r>
-      <w:r>
-        <w:t xml:space="preserve">against the 5% (500 samples) the bound allows.</w:t>
-      </w:r>
-      <w:r>
-        <w:t xml:space="preserve"> </w:t>
-      </w:r>
-      <w:r>
-        <w:t xml:space="preserve">The bound is loose because the sample mean of this many cars is nearly normal</w:t>
-      </w:r>
-      <w:r>
-        <w:t xml:space="preserve"> </w:t>
-      </w:r>
-      <w:r>
-        <w:t xml:space="preserve">(</w:t>
-      </w:r>
+      <w:ins w:id="473" w:author="PR Preview" w:date="2026-01-01T00:00:00Z">
+        <w:r>
+          <w:t xml:space="preserve"> </w:t>
+        </w:r>
+      </w:ins>
+      <w:ins w:id="474" w:author="PR Preview" w:date="2026-01-01T00:00:00Z">
+        <w:r>
+          <w:t xml:space="preserve">by 1 or more,</w:t>
+        </w:r>
+      </w:ins>
+      <w:ins w:id="475" w:author="PR Preview" w:date="2026-01-01T00:00:00Z">
+        <w:r>
+          <w:t xml:space="preserve"> </w:t>
+        </w:r>
+      </w:ins>
+      <w:ins w:id="476" w:author="PR Preview" w:date="2026-01-01T00:00:00Z">
+        <w:r>
+          <w:t xml:space="preserve">against the 5% (500 samples) the bound allows.</w:t>
+        </w:r>
+      </w:ins>
+    </w:p>
+    <w:bookmarkEnd w:id="58"/>
+    <w:bookmarkStart w:id="59" w:name="exr-chebyshev-loose"/>
+    <w:p>
+      <w:pPr>
+        <w:pStyle w:val="BodyText"/>
+      </w:pPr>
+      <w:ins w:id="477" w:author="PR Preview" w:date="2026-01-01T00:00:00Z">
+        <w:r>
+          <w:rPr>
+            <w:b/>
+            <w:bCs/>
+          </w:rPr>
+          <w:t xml:space="preserve">Exercise 5 (Why Chebyshev’s bound is loose here)</w:t>
+        </w:r>
+      </w:ins>
+      <w:ins w:id="478" w:author="PR Preview" w:date="2026-01-01T00:00:00Z">
+        <w:r>
+          <w:t xml:space="preserve"> </w:t>
+        </w:r>
+      </w:ins>
+      <w:ins w:id="479" w:author="PR Preview" w:date="2026-01-01T00:00:00Z">
+        <w:r>
+          <w:t xml:space="preserve">Explain why the count in</w:t>
+        </w:r>
+      </w:ins>
+      <w:ins w:id="480" w:author="PR Preview" w:date="2026-01-01T00:00:00Z">
+        <w:r>
+          <w:t xml:space="preserve"> </w:t>
+        </w:r>
+      </w:ins>
+      <w:hyperlink w:anchor="exr-chebyshev-simulation">
+        <w:ins w:id="481" w:author="PR Preview" w:date="2026-01-01T00:00:00Z">
+          <w:r>
+            <w:rPr>
+              <w:rStyle w:val="Hyperlink"/>
+            </w:rPr>
+            <w:t xml:space="preserve">Exercise 4</w:t>
+          </w:r>
+        </w:ins>
+      </w:hyperlink>
+      <w:ins w:id="482" w:author="PR Preview" w:date="2026-01-01T00:00:00Z">
+        <w:r>
+          <w:t xml:space="preserve"> </w:t>
+        </w:r>
+      </w:ins>
+      <w:ins w:id="483" w:author="PR Preview" w:date="2026-01-01T00:00:00Z">
+        <w:r>
+          <w:t xml:space="preserve">is so far below the 5% the bound allows.</w:t>
+        </w:r>
+      </w:ins>
+    </w:p>
+    <w:bookmarkEnd w:id="59"/>
+    <w:bookmarkStart w:id="60" w:name="sol-chebyshev-loose"/>
+    <w:p>
+      <w:pPr>
+        <w:pStyle w:val="BodyText"/>
+      </w:pPr>
+      <w:ins w:id="484" w:author="PR Preview" w:date="2026-01-01T00:00:00Z">
+        <w:r>
+          <w:rPr>
+            <w:i/>
+            <w:iCs/>
+          </w:rPr>
+          <w:t xml:space="preserve">Solution 5</w:t>
+        </w:r>
+      </w:ins>
+      <w:ins w:id="485" w:author="PR Preview" w:date="2026-01-01T00:00:00Z">
+        <w:r>
+          <w:t xml:space="preserve">. </w:t>
+        </w:r>
+      </w:ins>
+    </w:p>
+    <w:p>
+      <w:pPr>
+        <w:pStyle w:val="SourceCode"/>
+      </w:pPr>
+      <w:ins w:id="486" w:author="PR Preview" w:date="2026-01-01T00:00:00Z">
+        <w:r>
+          <w:rPr>
+            <w:rStyle w:val="NormalTok"/>
+          </w:rPr>
+          <w:t xml:space="preserve">normal_approx </w:t>
+        </w:r>
+      </w:ins>
+      <w:ins w:id="487" w:author="PR Preview" w:date="2026-01-01T00:00:00Z">
+        <w:r>
+          <w:rPr>
+            <w:rStyle w:val="OtherTok"/>
+          </w:rPr>
+          <w:t xml:space="preserve">&lt;-</w:t>
+        </w:r>
+      </w:ins>
+      <w:ins w:id="488" w:author="PR Preview" w:date="2026-01-01T00:00:00Z">
+        <w:r>
+          <w:rPr>
+            <w:rStyle w:val="NormalTok"/>
+          </w:rPr>
+          <w:t xml:space="preserve"> </w:t>
+        </w:r>
+      </w:ins>
+      <w:ins w:id="489" w:author="PR Preview" w:date="2026-01-01T00:00:00Z">
+        <w:r>
+          <w:rPr>
+            <w:rStyle w:val="DecValTok"/>
+          </w:rPr>
+          <w:t xml:space="preserve">2</w:t>
+        </w:r>
+      </w:ins>
+      <w:ins w:id="490" w:author="PR Preview" w:date="2026-01-01T00:00:00Z">
+        <w:r>
+          <w:rPr>
+            <w:rStyle w:val="NormalTok"/>
+          </w:rPr>
+          <w:t xml:space="preserve"> </w:t>
+        </w:r>
+      </w:ins>
+      <w:ins w:id="491" w:author="PR Preview" w:date="2026-01-01T00:00:00Z">
+        <w:r>
+          <w:rPr>
+            <w:rStyle w:val="SpecialCharTok"/>
+          </w:rPr>
+          <w:t xml:space="preserve">*</w:t>
+        </w:r>
+      </w:ins>
+      <w:ins w:id="492" w:author="PR Preview" w:date="2026-01-01T00:00:00Z">
+        <w:r>
+          <w:rPr>
+            <w:rStyle w:val="NormalTok"/>
+          </w:rPr>
+          <w:t xml:space="preserve"> </w:t>
+        </w:r>
+      </w:ins>
+      <w:ins w:id="493" w:author="PR Preview" w:date="2026-01-01T00:00:00Z">
+        <w:r>
+          <w:rPr>
+            <w:rStyle w:val="FunctionTok"/>
+          </w:rPr>
+          <w:t xml:space="preserve">pnorm</w:t>
+        </w:r>
+      </w:ins>
+      <w:ins w:id="494" w:author="PR Preview" w:date="2026-01-01T00:00:00Z">
+        <w:r>
+          <w:rPr>
+            <w:rStyle w:val="NormalTok"/>
+          </w:rPr>
+          <w:t xml:space="preserve">(</w:t>
+        </w:r>
+      </w:ins>
+      <w:ins w:id="495" w:author="PR Preview" w:date="2026-01-01T00:00:00Z">
+        <w:r>
+          <w:rPr>
+            <w:rStyle w:val="SpecialCharTok"/>
+          </w:rPr>
+          <w:t xml:space="preserve">-</w:t>
+        </w:r>
+      </w:ins>
+      <w:ins w:id="496" w:author="PR Preview" w:date="2026-01-01T00:00:00Z">
+        <w:r>
+          <w:rPr>
+            <w:rStyle w:val="DecValTok"/>
+          </w:rPr>
+          <w:t xml:space="preserve">1</w:t>
+        </w:r>
+      </w:ins>
+      <w:ins w:id="497" w:author="PR Preview" w:date="2026-01-01T00:00:00Z">
+        <w:r>
+          <w:rPr>
+            <w:rStyle w:val="NormalTok"/>
+          </w:rPr>
+          <w:t xml:space="preserve"> </w:t>
+        </w:r>
+      </w:ins>
+      <w:ins w:id="498" w:author="PR Preview" w:date="2026-01-01T00:00:00Z">
+        <w:r>
+          <w:rPr>
+            <w:rStyle w:val="SpecialCharTok"/>
+          </w:rPr>
+          <w:t xml:space="preserve">/</w:t>
+        </w:r>
+      </w:ins>
+      <w:ins w:id="499" w:author="PR Preview" w:date="2026-01-01T00:00:00Z">
+        <w:r>
+          <w:rPr>
+            <w:rStyle w:val="NormalTok"/>
+          </w:rPr>
+          <w:t xml:space="preserve"> </w:t>
+        </w:r>
+      </w:ins>
+      <w:ins w:id="500" w:author="PR Preview" w:date="2026-01-01T00:00:00Z">
+        <w:r>
+          <w:rPr>
+            <w:rStyle w:val="FunctionTok"/>
+          </w:rPr>
+          <w:t xml:space="preserve">sqrt</w:t>
+        </w:r>
+      </w:ins>
+      <w:ins w:id="501" w:author="PR Preview" w:date="2026-01-01T00:00:00Z">
+        <w:r>
+          <w:rPr>
+            <w:rStyle w:val="NormalTok"/>
+          </w:rPr>
+          <w:t xml:space="preserve">(sigma2 </w:t>
+        </w:r>
+      </w:ins>
+      <w:ins w:id="502" w:author="PR Preview" w:date="2026-01-01T00:00:00Z">
+        <w:r>
+          <w:rPr>
+            <w:rStyle w:val="SpecialCharTok"/>
+          </w:rPr>
+          <w:t xml:space="preserve">/</w:t>
+        </w:r>
+      </w:ins>
+      <w:ins w:id="503" w:author="PR Preview" w:date="2026-01-01T00:00:00Z">
+        <w:r>
+          <w:rPr>
+            <w:rStyle w:val="NormalTok"/>
+          </w:rPr>
+          <w:t xml:space="preserve"> n_min))</w:t>
+        </w:r>
+      </w:ins>
+      <w:ins w:id="504" w:author="PR Preview" w:date="2026-01-01T00:00:00Z">
+        <w:r>
+          <w:br/>
+        </w:r>
+      </w:ins>
+      <w:ins w:id="505" w:author="PR Preview" w:date="2026-01-01T00:00:00Z">
+        <w:r>
+          <w:rPr>
+            <w:rStyle w:val="NormalTok"/>
+          </w:rPr>
+          <w:t xml:space="preserve">normal_approx</w:t>
+        </w:r>
+      </w:ins>
+      <w:ins w:id="506" w:author="PR Preview" w:date="2026-01-01T00:00:00Z">
+        <w:r>
+          <w:br/>
+        </w:r>
+      </w:ins>
+      <w:ins w:id="507" w:author="PR Preview" w:date="2026-01-01T00:00:00Z">
+        <w:r>
+          <w:rPr>
+            <w:rStyle w:val="CommentTok"/>
+          </w:rPr>
+          <w:t xml:space="preserve">#&gt; [1] 7.694705e-06</w:t>
+        </w:r>
+      </w:ins>
+    </w:p>
+    <w:p>
+      <w:pPr>
+        <w:pStyle w:val="FirstParagraph"/>
+      </w:pPr>
+      <w:ins w:id="508" w:author="PR Preview" w:date="2026-01-01T00:00:00Z">
+        <w:r>
+          <w:t xml:space="preserve">The bound is loose because the sample mean of this many cars is nearly normal</w:t>
+        </w:r>
+      </w:ins>
+      <w:ins w:id="509" w:author="PR Preview" w:date="2026-01-01T00:00:00Z">
+        <w:r>
+          <w:t xml:space="preserve"> </w:t>
+        </w:r>
+      </w:ins>
+      <w:ins w:id="510" w:author="PR Preview" w:date="2026-01-01T00:00:00Z">
+        <w:r>
+          <w:t xml:space="preserve">(</w:t>
+        </w:r>
+      </w:ins>
       <w:hyperlink w:anchor="thm-clt">
-        <w:r>
-          <w:rPr>
-            <w:rStyle w:val="Hyperlink"/>
-          </w:rPr>
-          <w:t xml:space="preserve">Theorem 1</w:t>
-        </w:r>
+        <w:ins w:id="511" w:author="PR Preview" w:date="2026-01-01T00:00:00Z">
+          <w:r>
+            <w:rPr>
+              <w:rStyle w:val="Hyperlink"/>
+            </w:rPr>
+            <w:t xml:space="preserve">Theorem 1</w:t>
+          </w:r>
+        </w:ins>
       </w:hyperlink>
-      <w:r>
-        <w:t xml:space="preserve">),</w:t>
-      </w:r>
-      <w:r>
-        <w:t xml:space="preserve"> </w:t>
-      </w:r>
-      <w:r>
-        <w:t xml:space="preserve">and the normal approximation puts the chance of a miss at about</w:t>
-      </w:r>
-      <w:r>
-        <w:t xml:space="preserve"> </w:t>
-      </w:r>
-      <w:r>
-        <w:t xml:space="preserve">7.7</w:t>
-      </w:r>
-      <w:r>
-        <w:t xml:space="preserve">^{-6};</w:t>
-      </w:r>
-      <w:r>
-        <w:t xml:space="preserve"> </w:t>
-      </w:r>
-      <w:r>
-        <w:t xml:space="preserve">Chebyshev’s inequality must hold for every distribution, as in</w:t>
-      </w:r>
-      <w:r>
-        <w:t xml:space="preserve"> </w:t>
-      </w:r>
+      <w:ins w:id="512" w:author="PR Preview" w:date="2026-01-01T00:00:00Z">
+        <w:r>
+          <w:t xml:space="preserve">),</w:t>
+        </w:r>
+      </w:ins>
+      <w:ins w:id="513" w:author="PR Preview" w:date="2026-01-01T00:00:00Z">
+        <w:r>
+          <w:t xml:space="preserve"> </w:t>
+        </w:r>
+      </w:ins>
+      <w:ins w:id="514" w:author="PR Preview" w:date="2026-01-01T00:00:00Z">
+        <w:r>
+          <w:t xml:space="preserve">and the normal approximation puts the chance of a miss at about</w:t>
+        </w:r>
+      </w:ins>
+      <w:ins w:id="515" w:author="PR Preview" w:date="2026-01-01T00:00:00Z">
+        <w:r>
+          <w:t xml:space="preserve"> </w:t>
+        </w:r>
+      </w:ins>
+      <w:ins w:id="516" w:author="PR Preview" w:date="2026-01-01T00:00:00Z">
+        <w:r>
+          <w:t xml:space="preserve">7.7</w:t>
+        </w:r>
+      </w:ins>
+      <w:ins w:id="517" w:author="PR Preview" w:date="2026-01-01T00:00:00Z">
+        <w:r>
+          <w:t xml:space="preserve">^{-6};</w:t>
+        </w:r>
+      </w:ins>
+      <w:ins w:id="518" w:author="PR Preview" w:date="2026-01-01T00:00:00Z">
+        <w:r>
+          <w:t xml:space="preserve"> </w:t>
+        </w:r>
+      </w:ins>
+      <w:ins w:id="519" w:author="PR Preview" w:date="2026-01-01T00:00:00Z">
+        <w:r>
+          <w:t xml:space="preserve">Chebyshev’s inequality must hold for every distribution, as in</w:t>
+        </w:r>
+      </w:ins>
+      <w:ins w:id="520" w:author="PR Preview" w:date="2026-01-01T00:00:00Z">
+        <w:r>
+          <w:t xml:space="preserve"> </w:t>
+        </w:r>
+      </w:ins>
       <w:hyperlink w:anchor="exm-chebyshev-auto">
-        <w:r>
-          <w:rPr>
-            <w:rStyle w:val="Hyperlink"/>
-          </w:rPr>
-          <w:t xml:space="preserve">Example 3</w:t>
-        </w:r>
+        <w:ins w:id="521" w:author="PR Preview" w:date="2026-01-01T00:00:00Z">
+          <w:r>
+            <w:rPr>
+              <w:rStyle w:val="Hyperlink"/>
+            </w:rPr>
+            <w:t xml:space="preserve">Example 3</w:t>
+          </w:r>
+        </w:ins>
       </w:hyperlink>
-      <w:r>
-        <w:t xml:space="preserve">.</w:t>
-      </w:r>
+      <w:ins w:id="522" w:author="PR Preview" w:date="2026-01-01T00:00:00Z">
+        <w:r>
+          <w:t xml:space="preserve">.</w:t>
+        </w:r>
+      </w:ins>
     </w:p>
-    <w:bookmarkEnd w:id="51"/>
-    <w:bookmarkStart w:id="52" w:name="thm-chebyshev-sample-mean"/>
+    <w:bookmarkEnd w:id="60"/>
+    <w:bookmarkStart w:id="61" w:name="thm-chebyshev-sample-mean"/>
     <w:p>
       <w:pPr>
         <w:pStyle w:val="BodyText"/>
@@ -15578,81 +18269,115 @@
         </m:oMath>
       </m:oMathPara>
     </w:p>
-    <w:bookmarkEnd w:id="52"/>
+    <w:bookmarkEnd w:id="61"/>
     <w:p>
       <w:pPr>
         <w:pStyle w:val="FirstParagraph"/>
       </w:pPr>
-      <w:r>
-        <w:rPr>
-          <w:i/>
-          <w:iCs/>
-        </w:rPr>
-        <w:t xml:space="preserve">Proof</w:t>
-      </w:r>
-      <w:r>
-        <w:t xml:space="preserve">. </w:t>
-      </w:r>
-      <w:r>
-        <w:t xml:space="preserve">This is the solution to</w:t>
-      </w:r>
-      <w:r>
-        <w:t xml:space="preserve"> </w:t>
-      </w:r>
+      <w:del w:id="523" w:author="PR Preview" w:date="2026-01-01T00:00:00Z">
+        <w:r>
+          <w:rPr>
+            <w:i/>
+            <w:iCs/>
+          </w:rPr>
+          <w:delText xml:space="preserve">Proof</w:delText>
+        </w:r>
+      </w:del>
+      <w:del w:id="524" w:author="PR Preview" w:date="2026-01-01T00:00:00Z">
+        <w:r>
+          <w:delText xml:space="preserve">. </w:delText>
+        </w:r>
+      </w:del>
+      <w:del w:id="525" w:author="PR Preview" w:date="2026-01-01T00:00:00Z">
+        <w:r>
+          <w:delText xml:space="preserve">This is the solution to</w:delText>
+        </w:r>
+      </w:del>
+      <w:del w:id="526" w:author="PR Preview" w:date="2026-01-01T00:00:00Z">
+        <w:r>
+          <w:delText xml:space="preserve"> </w:delText>
+        </w:r>
+      </w:del>
       <w:hyperlink w:anchor="exr-chebyshev-sample-size">
-        <w:r>
-          <w:rPr>
-            <w:rStyle w:val="Hyperlink"/>
-          </w:rPr>
-          <w:t xml:space="preserve">Exercise 1</w:t>
-        </w:r>
+        <w:del w:id="527" w:author="PR Preview" w:date="2026-01-01T00:00:00Z">
+          <w:r>
+            <w:rPr>
+              <w:rStyle w:val="Hyperlink"/>
+            </w:rPr>
+            <w:delText xml:space="preserve">Exercise 1</w:delText>
+          </w:r>
+        </w:del>
       </w:hyperlink>
-      <w:r>
-        <w:t xml:space="preserve"> </w:t>
-      </w:r>
-      <w:r>
-        <w:t xml:space="preserve">(a), worked in</w:t>
-      </w:r>
-      <w:r>
-        <w:t xml:space="preserve"> </w:t>
-      </w:r>
+      <w:del w:id="528" w:author="PR Preview" w:date="2026-01-01T00:00:00Z">
+        <w:r>
+          <w:delText xml:space="preserve"> </w:delText>
+        </w:r>
+      </w:del>
+      <w:del w:id="529" w:author="PR Preview" w:date="2026-01-01T00:00:00Z">
+        <w:r>
+          <w:delText xml:space="preserve">(a), worked in</w:delText>
+        </w:r>
+      </w:del>
+      <w:del w:id="530" w:author="PR Preview" w:date="2026-01-01T00:00:00Z">
+        <w:r>
+          <w:delText xml:space="preserve"> </w:delText>
+        </w:r>
+      </w:del>
       <w:hyperlink w:anchor="sol-chebyshev-sample-size">
-        <w:r>
-          <w:rPr>
-            <w:rStyle w:val="Hyperlink"/>
-          </w:rPr>
-          <w:t xml:space="preserve">Solution 1</w:t>
-        </w:r>
+        <w:del w:id="531" w:author="PR Preview" w:date="2026-01-01T00:00:00Z">
+          <w:r>
+            <w:rPr>
+              <w:rStyle w:val="Hyperlink"/>
+            </w:rPr>
+            <w:delText xml:space="preserve">Solution 1</w:delText>
+          </w:r>
+        </w:del>
       </w:hyperlink>
-      <w:r>
-        <w:t xml:space="preserve">.</w:t>
-      </w:r>
-      <w:r>
-        <w:t xml:space="preserve"> </w:t>
-      </w:r>
-      <w:r>
-        <w:t xml:space="preserve">It applies</w:t>
-      </w:r>
-      <w:r>
-        <w:t xml:space="preserve"> </w:t>
-      </w:r>
+      <w:del w:id="532" w:author="PR Preview" w:date="2026-01-01T00:00:00Z">
+        <w:r>
+          <w:delText xml:space="preserve">.</w:delText>
+        </w:r>
+      </w:del>
+      <w:del w:id="533" w:author="PR Preview" w:date="2026-01-01T00:00:00Z">
+        <w:r>
+          <w:delText xml:space="preserve"> </w:delText>
+        </w:r>
+      </w:del>
+      <w:del w:id="534" w:author="PR Preview" w:date="2026-01-01T00:00:00Z">
+        <w:r>
+          <w:delText xml:space="preserve">It applies</w:delText>
+        </w:r>
+      </w:del>
+      <w:del w:id="535" w:author="PR Preview" w:date="2026-01-01T00:00:00Z">
+        <w:r>
+          <w:delText xml:space="preserve"> </w:delText>
+        </w:r>
+      </w:del>
       <w:hyperlink w:anchor="thm-chebyshev">
-        <w:r>
-          <w:rPr>
-            <w:rStyle w:val="Hyperlink"/>
-          </w:rPr>
-          <w:t xml:space="preserve">Theorem 4</w:t>
-        </w:r>
+        <w:del w:id="536" w:author="PR Preview" w:date="2026-01-01T00:00:00Z">
+          <w:r>
+            <w:rPr>
+              <w:rStyle w:val="Hyperlink"/>
+            </w:rPr>
+            <w:delText xml:space="preserve">Theorem 4</w:delText>
+          </w:r>
+        </w:del>
       </w:hyperlink>
-      <w:r>
-        <w:t xml:space="preserve"> </w:t>
-      </w:r>
-      <w:r>
-        <w:t xml:space="preserve">to</w:t>
-      </w:r>
-      <w:r>
-        <w:t xml:space="preserve"> </w:t>
-      </w:r>
+      <w:del w:id="537" w:author="PR Preview" w:date="2026-01-01T00:00:00Z">
+        <w:r>
+          <w:delText xml:space="preserve"> </w:delText>
+        </w:r>
+      </w:del>
+      <w:del w:id="538" w:author="PR Preview" w:date="2026-01-01T00:00:00Z">
+        <w:r>
+          <w:delText xml:space="preserve">to</w:delText>
+        </w:r>
+      </w:del>
+      <w:del w:id="539" w:author="PR Preview" w:date="2026-01-01T00:00:00Z">
+        <w:r>
+          <w:delText xml:space="preserve"> </w:delText>
+        </w:r>
+      </w:del>
       <m:oMath>
         <m:sSub>
           <m:e>
@@ -15674,29 +18399,41 @@
           </m:sub>
         </m:sSub>
       </m:oMath>
-      <w:r>
-        <w:t xml:space="preserve">, whose</w:t>
-      </w:r>
-      <w:r>
-        <w:t xml:space="preserve"> </w:t>
-      </w:r>
+      <w:del w:id="540" w:author="PR Preview" w:date="2026-01-01T00:00:00Z">
+        <w:r>
+          <w:delText xml:space="preserve">, whose</w:delText>
+        </w:r>
+      </w:del>
+      <w:del w:id="541" w:author="PR Preview" w:date="2026-01-01T00:00:00Z">
+        <w:r>
+          <w:delText xml:space="preserve"> </w:delText>
+        </w:r>
+      </w:del>
       <w:hyperlink r:id="rId23">
-        <w:r>
-          <w:rPr>
-            <w:rStyle w:val="Hyperlink"/>
-          </w:rPr>
-          <w:t xml:space="preserve">variance</w:t>
-        </w:r>
+        <w:del w:id="542" w:author="PR Preview" w:date="2026-01-01T00:00:00Z">
+          <w:r>
+            <w:rPr>
+              <w:rStyle w:val="Hyperlink"/>
+            </w:rPr>
+            <w:delText xml:space="preserve">variance</w:delText>
+          </w:r>
+        </w:del>
       </w:hyperlink>
-      <w:r>
-        <w:t xml:space="preserve"> </w:t>
-      </w:r>
-      <w:r>
-        <w:t xml:space="preserve">is</w:t>
-      </w:r>
-      <w:r>
-        <w:t xml:space="preserve"> </w:t>
-      </w:r>
+      <w:del w:id="543" w:author="PR Preview" w:date="2026-01-01T00:00:00Z">
+        <w:r>
+          <w:delText xml:space="preserve"> </w:delText>
+        </w:r>
+      </w:del>
+      <w:del w:id="544" w:author="PR Preview" w:date="2026-01-01T00:00:00Z">
+        <w:r>
+          <w:delText xml:space="preserve">is</w:delText>
+        </w:r>
+      </w:del>
+      <w:del w:id="545" w:author="PR Preview" w:date="2026-01-01T00:00:00Z">
+        <w:r>
+          <w:delText xml:space="preserve"> </w:delText>
+        </w:r>
+      </w:del>
       <m:oMath>
         <m:sSup>
           <m:e>
@@ -15720,28 +18457,251 @@
           <m:t>n</m:t>
         </m:r>
       </m:oMath>
-      <w:r>
-        <w:t xml:space="preserve"> </w:t>
-      </w:r>
-      <w:r>
-        <w:t xml:space="preserve">by</w:t>
-      </w:r>
-      <w:r>
-        <w:t xml:space="preserve"> </w:t>
-      </w:r>
+      <w:del w:id="546" w:author="PR Preview" w:date="2026-01-01T00:00:00Z">
+        <w:r>
+          <w:delText xml:space="preserve"> </w:delText>
+        </w:r>
+      </w:del>
+      <w:del w:id="547" w:author="PR Preview" w:date="2026-01-01T00:00:00Z">
+        <w:r>
+          <w:delText xml:space="preserve">by</w:delText>
+        </w:r>
+      </w:del>
+      <w:del w:id="548" w:author="PR Preview" w:date="2026-01-01T00:00:00Z">
+        <w:r>
+          <w:delText xml:space="preserve"> </w:delText>
+        </w:r>
+      </w:del>
       <w:hyperlink w:anchor="cor-mean-iid-moments">
+        <w:del w:id="549" w:author="PR Preview" w:date="2026-01-01T00:00:00Z">
+          <w:r>
+            <w:rPr>
+              <w:rStyle w:val="Hyperlink"/>
+            </w:rPr>
+            <w:delText xml:space="preserve">Corollary 2</w:delText>
+          </w:r>
+        </w:del>
+      </w:hyperlink>
+      <w:del w:id="550" w:author="PR Preview" w:date="2026-01-01T00:00:00Z">
+        <w:r>
+          <w:delText xml:space="preserve">.</w:delText>
+        </w:r>
+      </w:del>
+    </w:p>
+    <w:p>
+      <w:pPr>
+        <w:pStyle w:val="FirstParagraph"/>
+      </w:pPr>
+      <w:ins w:id="551" w:author="PR Preview" w:date="2026-01-01T00:00:00Z">
         <w:r>
           <w:rPr>
-            <w:rStyle w:val="Hyperlink"/>
+            <w:i/>
+            <w:iCs/>
           </w:rPr>
-          <w:t xml:space="preserve">Corollary 2</w:t>
-        </w:r>
+          <w:t xml:space="preserve">Proof</w:t>
+        </w:r>
+      </w:ins>
+      <w:ins w:id="552" w:author="PR Preview" w:date="2026-01-01T00:00:00Z">
+        <w:r>
+          <w:t xml:space="preserve">. </w:t>
+        </w:r>
+      </w:ins>
+      <w:ins w:id="553" w:author="PR Preview" w:date="2026-01-01T00:00:00Z">
+        <w:r>
+          <w:t xml:space="preserve">This is the solution to</w:t>
+        </w:r>
+      </w:ins>
+      <w:ins w:id="554" w:author="PR Preview" w:date="2026-01-01T00:00:00Z">
+        <w:r>
+          <w:t xml:space="preserve"> </w:t>
+        </w:r>
+      </w:ins>
+      <w:hyperlink w:anchor="exr-chebyshev-sample-size">
+        <w:ins w:id="555" w:author="PR Preview" w:date="2026-01-01T00:00:00Z">
+          <w:r>
+            <w:rPr>
+              <w:rStyle w:val="Hyperlink"/>
+            </w:rPr>
+            <w:t xml:space="preserve">Exercise 1</w:t>
+          </w:r>
+        </w:ins>
       </w:hyperlink>
-      <w:r>
-        <w:t xml:space="preserve">.</w:t>
-      </w:r>
+      <w:ins w:id="556" w:author="PR Preview" w:date="2026-01-01T00:00:00Z">
+        <w:r>
+          <w:t xml:space="preserve">, worked in</w:t>
+        </w:r>
+      </w:ins>
+      <w:ins w:id="557" w:author="PR Preview" w:date="2026-01-01T00:00:00Z">
+        <w:r>
+          <w:t xml:space="preserve"> </w:t>
+        </w:r>
+      </w:ins>
+      <w:hyperlink w:anchor="sol-chebyshev-sample-size">
+        <w:ins w:id="558" w:author="PR Preview" w:date="2026-01-01T00:00:00Z">
+          <w:r>
+            <w:rPr>
+              <w:rStyle w:val="Hyperlink"/>
+            </w:rPr>
+            <w:t xml:space="preserve">Solution 1</w:t>
+          </w:r>
+        </w:ins>
+      </w:hyperlink>
+      <w:ins w:id="559" w:author="PR Preview" w:date="2026-01-01T00:00:00Z">
+        <w:r>
+          <w:t xml:space="preserve">.</w:t>
+        </w:r>
+      </w:ins>
+      <w:ins w:id="560" w:author="PR Preview" w:date="2026-01-01T00:00:00Z">
+        <w:r>
+          <w:t xml:space="preserve"> </w:t>
+        </w:r>
+      </w:ins>
+      <w:ins w:id="561" w:author="PR Preview" w:date="2026-01-01T00:00:00Z">
+        <w:r>
+          <w:t xml:space="preserve">It applies</w:t>
+        </w:r>
+      </w:ins>
+      <w:ins w:id="562" w:author="PR Preview" w:date="2026-01-01T00:00:00Z">
+        <w:r>
+          <w:t xml:space="preserve"> </w:t>
+        </w:r>
+      </w:ins>
+      <w:hyperlink w:anchor="thm-chebyshev">
+        <w:ins w:id="563" w:author="PR Preview" w:date="2026-01-01T00:00:00Z">
+          <w:r>
+            <w:rPr>
+              <w:rStyle w:val="Hyperlink"/>
+            </w:rPr>
+            <w:t xml:space="preserve">Theorem 4</w:t>
+          </w:r>
+        </w:ins>
+      </w:hyperlink>
+      <w:ins w:id="564" w:author="PR Preview" w:date="2026-01-01T00:00:00Z">
+        <w:r>
+          <w:t xml:space="preserve"> </w:t>
+        </w:r>
+      </w:ins>
+      <w:ins w:id="565" w:author="PR Preview" w:date="2026-01-01T00:00:00Z">
+        <w:r>
+          <w:t xml:space="preserve">to</w:t>
+        </w:r>
+      </w:ins>
+      <w:ins w:id="566" w:author="PR Preview" w:date="2026-01-01T00:00:00Z">
+        <w:r>
+          <w:t xml:space="preserve"> </w:t>
+        </w:r>
+      </w:ins>
+      <m:oMath>
+        <m:sSub>
+          <m:e>
+            <m:acc>
+              <m:accPr>
+                <m:chr m:val="‾"/>
+              </m:accPr>
+              <m:e>
+                <m:r>
+                  <m:t>X</m:t>
+                </m:r>
+              </m:e>
+            </m:acc>
+          </m:e>
+          <m:sub>
+            <m:r>
+              <m:t>n</m:t>
+            </m:r>
+          </m:sub>
+        </m:sSub>
+      </m:oMath>
+      <w:ins w:id="567" w:author="PR Preview" w:date="2026-01-01T00:00:00Z">
+        <w:r>
+          <w:t xml:space="preserve">, whose</w:t>
+        </w:r>
+      </w:ins>
+      <w:ins w:id="568" w:author="PR Preview" w:date="2026-01-01T00:00:00Z">
+        <w:r>
+          <w:t xml:space="preserve"> </w:t>
+        </w:r>
+      </w:ins>
+      <w:hyperlink r:id="rId23">
+        <w:ins w:id="569" w:author="PR Preview" w:date="2026-01-01T00:00:00Z">
+          <w:r>
+            <w:rPr>
+              <w:rStyle w:val="Hyperlink"/>
+            </w:rPr>
+            <w:t xml:space="preserve">variance</w:t>
+          </w:r>
+        </w:ins>
+      </w:hyperlink>
+      <w:ins w:id="570" w:author="PR Preview" w:date="2026-01-01T00:00:00Z">
+        <w:r>
+          <w:t xml:space="preserve"> </w:t>
+        </w:r>
+      </w:ins>
+      <w:ins w:id="571" w:author="PR Preview" w:date="2026-01-01T00:00:00Z">
+        <w:r>
+          <w:t xml:space="preserve">is</w:t>
+        </w:r>
+      </w:ins>
+      <w:ins w:id="572" w:author="PR Preview" w:date="2026-01-01T00:00:00Z">
+        <w:r>
+          <w:t xml:space="preserve"> </w:t>
+        </w:r>
+      </w:ins>
+      <m:oMath>
+        <m:sSup>
+          <m:e>
+            <m:r>
+              <m:t>σ</m:t>
+            </m:r>
+          </m:e>
+          <m:sup>
+            <m:r>
+              <m:t>2</m:t>
+            </m:r>
+          </m:sup>
+        </m:sSup>
+        <m:r>
+          <m:rPr>
+            <m:sty m:val="p"/>
+          </m:rPr>
+          <m:t>/</m:t>
+        </m:r>
+        <m:r>
+          <m:t>n</m:t>
+        </m:r>
+      </m:oMath>
+      <w:ins w:id="573" w:author="PR Preview" w:date="2026-01-01T00:00:00Z">
+        <w:r>
+          <w:t xml:space="preserve"> </w:t>
+        </w:r>
+      </w:ins>
+      <w:ins w:id="574" w:author="PR Preview" w:date="2026-01-01T00:00:00Z">
+        <w:r>
+          <w:t xml:space="preserve">by</w:t>
+        </w:r>
+      </w:ins>
+      <w:ins w:id="575" w:author="PR Preview" w:date="2026-01-01T00:00:00Z">
+        <w:r>
+          <w:t xml:space="preserve"> </w:t>
+        </w:r>
+      </w:ins>
+      <w:hyperlink w:anchor="cor-mean-iid-moments">
+        <w:ins w:id="576" w:author="PR Preview" w:date="2026-01-01T00:00:00Z">
+          <w:r>
+            <w:rPr>
+              <w:rStyle w:val="Hyperlink"/>
+            </w:rPr>
+            <w:t xml:space="preserve">Corollary 2</w:t>
+          </w:r>
+        </w:ins>
+      </w:hyperlink>
+      <w:ins w:id="577" w:author="PR Preview" w:date="2026-01-01T00:00:00Z">
+        <w:r>
+          <w:t xml:space="preserve">.</w:t>
+        </w:r>
+      </w:ins>
     </w:p>
-    <w:bookmarkStart w:id="53" w:name="lem-hoeffding"/>
+    <w:bookmarkStart w:id="62" w:name="lem-hoeffding"/>
     <w:p>
       <w:pPr>
         <w:pStyle w:val="BodyText"/>
@@ -15947,7 +18907,7 @@
         </m:oMath>
       </m:oMathPara>
     </w:p>
-    <w:bookmarkEnd w:id="53"/>
+    <w:bookmarkEnd w:id="62"/>
     <w:p>
       <w:pPr>
         <w:pStyle w:val="FirstParagraph"/>
@@ -19517,7 +22477,7 @@
         <w:t xml:space="preserve">The next result uses it to bound the tails of a sample mean.</w:t>
       </w:r>
     </w:p>
-    <w:bookmarkStart w:id="55" w:name="thm-hoeffding"/>
+    <w:bookmarkStart w:id="64" w:name="thm-hoeffding"/>
     <w:p>
       <w:pPr>
         <w:pStyle w:val="BodyText"/>
@@ -19802,7 +22762,7 @@
       <w:pPr>
         <w:pStyle w:val="BodyText"/>
       </w:pPr>
-      <w:bookmarkStart w:id="54" w:name="eq-hoeffding-one-sided"/>
+      <w:bookmarkStart w:id="63" w:name="eq-hoeffding-one-sided"/>
       <m:oMathPara>
         <m:oMathParaPr>
           <m:jc m:val="center"/>
@@ -19932,9 +22892,9 @@
           </m:r>
         </m:oMath>
       </m:oMathPara>
-      <w:bookmarkEnd w:id="54"/>
+      <w:bookmarkEnd w:id="63"/>
     </w:p>
-    <w:bookmarkEnd w:id="55"/>
+    <w:bookmarkEnd w:id="64"/>
     <w:p>
       <w:pPr>
         <w:pStyle w:val="FirstParagraph"/>
@@ -22034,7 +24994,7 @@
         <w:t xml:space="preserve">which is the claim.</w:t>
       </w:r>
     </w:p>
-    <w:bookmarkStart w:id="57" w:name="cor-hoeffding-two-sided"/>
+    <w:bookmarkStart w:id="66" w:name="cor-hoeffding-two-sided"/>
     <w:p>
       <w:pPr>
         <w:pStyle w:val="BodyText"/>
@@ -22091,7 +25051,7 @@
       <w:pPr>
         <w:pStyle w:val="BodyText"/>
       </w:pPr>
-      <w:bookmarkStart w:id="56" w:name="eq-hoeffding"/>
+      <w:bookmarkStart w:id="65" w:name="eq-hoeffding"/>
       <m:oMathPara>
         <m:oMathParaPr>
           <m:jc m:val="center"/>
@@ -22240,9 +25200,9 @@
           </m:r>
         </m:oMath>
       </m:oMathPara>
-      <w:bookmarkEnd w:id="56"/>
+      <w:bookmarkEnd w:id="65"/>
     </w:p>
-    <w:bookmarkEnd w:id="57"/>
+    <w:bookmarkEnd w:id="66"/>
     <w:p>
       <w:pPr>
         <w:pStyle w:val="FirstParagraph"/>
@@ -23485,7 +26445,7 @@
         <w:t xml:space="preserve">draws in which it occurs.</w:t>
       </w:r>
     </w:p>
-    <w:bookmarkStart w:id="58" w:name="exm-hoeffding-auto"/>
+    <w:bookmarkStart w:id="67" w:name="exm-hoeffding-auto"/>
     <w:p>
       <w:pPr>
         <w:pStyle w:val="BodyText"/>
@@ -25175,9 +28135,9 @@
         <w:t xml:space="preserve">Both bounds are loose because they must hold for every distribution of this kind, not only for this one.</w:t>
       </w:r>
     </w:p>
-    <w:bookmarkEnd w:id="58"/>
-    <w:bookmarkEnd w:id="59"/>
-    <w:bookmarkStart w:id="67" w:name="sec-lln"/>
+    <w:bookmarkEnd w:id="67"/>
+    <w:bookmarkEnd w:id="68"/>
+    <w:bookmarkStart w:id="76" w:name="sec-lln"/>
     <w:p>
       <w:pPr>
         <w:pStyle w:val="Heading2"/>
@@ -25186,7 +28146,7 @@
         <w:t xml:space="preserve">3 The law of large numbers</w:t>
       </w:r>
     </w:p>
-    <w:bookmarkStart w:id="63" w:name="def-convergence-in-probability"/>
+    <w:bookmarkStart w:id="72" w:name="def-convergence-in-probability"/>
     <w:p>
       <w:pPr>
         <w:pStyle w:val="FirstParagraph"/>
@@ -25582,18 +28542,18 @@
                 <wp:inline>
                   <wp:extent cx="152400" cy="152400"/>
                   <wp:effectExtent b="0" l="0" r="0" t="0"/>
-                  <wp:docPr descr="" title="" id="61" name="Picture"/>
+                  <wp:docPr descr="" title="" id="70" name="Picture"/>
                   <a:graphic>
                     <a:graphicData uri="http://schemas.openxmlformats.org/drawingml/2006/picture">
                       <pic:pic>
                         <pic:nvPicPr>
-                          <pic:cNvPr descr="/opt/quarto/share/formats/docx/note.png" id="62" name="Picture"/>
+                          <pic:cNvPr descr="/opt/quarto/share/formats/docx/note.png" id="71" name="Picture"/>
                           <pic:cNvPicPr>
                             <a:picLocks noChangeArrowheads="1" noChangeAspect="1"/>
                           </pic:cNvPicPr>
                         </pic:nvPicPr>
                         <pic:blipFill>
-                          <a:blip r:embed="rId60"/>
+                          <a:blip r:embed="rId69"/>
                           <a:stretch>
                             <a:fillRect/>
                           </a:stretch>
@@ -25660,8 +28620,8 @@
         </w:tc>
       </w:tr>
     </w:tbl>
-    <w:bookmarkEnd w:id="63"/>
-    <w:bookmarkStart w:id="66" w:name="thm-wlln"/>
+    <w:bookmarkEnd w:id="72"/>
+    <w:bookmarkStart w:id="75" w:name="thm-wlln"/>
     <w:p>
       <w:pPr>
         <w:pStyle w:val="BodyText"/>
@@ -26040,18 +29000,18 @@
                 <wp:inline>
                   <wp:extent cx="152400" cy="152400"/>
                   <wp:effectExtent b="0" l="0" r="0" t="0"/>
-                  <wp:docPr descr="" title="" id="64" name="Picture"/>
+                  <wp:docPr descr="" title="" id="73" name="Picture"/>
                   <a:graphic>
                     <a:graphicData uri="http://schemas.openxmlformats.org/drawingml/2006/picture">
                       <pic:pic>
                         <pic:nvPicPr>
-                          <pic:cNvPr descr="/opt/quarto/share/formats/docx/note.png" id="65" name="Picture"/>
+                          <pic:cNvPr descr="/opt/quarto/share/formats/docx/note.png" id="74" name="Picture"/>
                           <pic:cNvPicPr>
                             <a:picLocks noChangeArrowheads="1" noChangeAspect="1"/>
                           </pic:cNvPicPr>
                         </pic:nvPicPr>
                         <pic:blipFill>
-                          <a:blip r:embed="rId60"/>
+                          <a:blip r:embed="rId69"/>
                           <a:stretch>
                             <a:fillRect/>
                           </a:stretch>
@@ -26118,7 +29078,7 @@
         </w:tc>
       </w:tr>
     </w:tbl>
-    <w:bookmarkEnd w:id="66"/>
+    <w:bookmarkEnd w:id="75"/>
     <w:p>
       <w:pPr>
         <w:pStyle w:val="BodyText"/>
@@ -26908,8 +29868,8 @@
         <w:t xml:space="preserve">.</w:t>
       </w:r>
     </w:p>
-    <w:bookmarkEnd w:id="67"/>
-    <w:bookmarkStart w:id="96" w:name="references"/>
+    <w:bookmarkEnd w:id="76"/>
+    <w:bookmarkStart w:id="105" w:name="references"/>
     <w:p>
       <w:pPr>
         <w:pStyle w:val="Heading2"/>
@@ -26918,8 +29878,8 @@
         <w:t xml:space="preserve">References</w:t>
       </w:r>
     </w:p>
-    <w:bookmarkStart w:id="95" w:name="refs"/>
-    <w:bookmarkStart w:id="69" w:name="ref-wikipedia_central_limit_theorem"/>
+    <w:bookmarkStart w:id="104" w:name="refs"/>
+    <w:bookmarkStart w:id="78" w:name="ref-wikipedia_central_limit_theorem"/>
     <w:p>
       <w:pPr>
         <w:pStyle w:val="Bibliography"/>
@@ -26966,7 +29926,7 @@
       <w:r>
         <w:t xml:space="preserve"> </w:t>
       </w:r>
-      <w:hyperlink r:id="rId68">
+      <w:hyperlink r:id="rId77">
         <w:r>
           <w:rPr>
             <w:rStyle w:val="Hyperlink"/>
@@ -26975,8 +29935,8 @@
         </w:r>
       </w:hyperlink>
     </w:p>
-    <w:bookmarkEnd w:id="69"/>
-    <w:bookmarkStart w:id="70" w:name="ref-billingsley1995probability"/>
+    <w:bookmarkEnd w:id="78"/>
+    <w:bookmarkStart w:id="79" w:name="ref-billingsley1995probability"/>
     <w:p>
       <w:pPr>
         <w:pStyle w:val="Bibliography"/>
@@ -27007,8 +29967,8 @@
         <w:t xml:space="preserve">, 3rd ed. in Wiley series in probability and mathematical statistics. New York: Wiley, 1995.</w:t>
       </w:r>
     </w:p>
-    <w:bookmarkEnd w:id="70"/>
-    <w:bookmarkStart w:id="72" w:name="ref-fiveminuteai_probstat"/>
+    <w:bookmarkEnd w:id="79"/>
+    <w:bookmarkStart w:id="81" w:name="ref-fiveminuteai_probstat"/>
     <w:p>
       <w:pPr>
         <w:pStyle w:val="Bibliography"/>
@@ -27040,7 +30000,7 @@
       <w:r>
         <w:t xml:space="preserve"> </w:t>
       </w:r>
-      <w:hyperlink r:id="rId71">
+      <w:hyperlink r:id="rId80">
         <w:r>
           <w:rPr>
             <w:rStyle w:val="Hyperlink"/>
@@ -27049,8 +30009,8 @@
         </w:r>
       </w:hyperlink>
     </w:p>
-    <w:bookmarkEnd w:id="72"/>
-    <w:bookmarkStart w:id="74" w:name="ref-wikipedia_markovs_inequality"/>
+    <w:bookmarkEnd w:id="81"/>
+    <w:bookmarkStart w:id="83" w:name="ref-wikipedia_markovs_inequality"/>
     <w:p>
       <w:pPr>
         <w:pStyle w:val="Bibliography"/>
@@ -27097,7 +30057,7 @@
       <w:r>
         <w:t xml:space="preserve"> </w:t>
       </w:r>
-      <w:hyperlink r:id="rId73">
+      <w:hyperlink r:id="rId82">
         <w:r>
           <w:rPr>
             <w:rStyle w:val="Hyperlink"/>
@@ -27106,8 +30066,8 @@
         </w:r>
       </w:hyperlink>
     </w:p>
-    <w:bookmarkEnd w:id="74"/>
-    <w:bookmarkStart w:id="76" w:name="ref-bienayme1853"/>
+    <w:bookmarkEnd w:id="83"/>
+    <w:bookmarkStart w:id="85" w:name="ref-bienayme1853"/>
     <w:p>
       <w:pPr>
         <w:pStyle w:val="Bibliography"/>
@@ -27158,7 +30118,7 @@
       <w:r>
         <w:t xml:space="preserve"> </w:t>
       </w:r>
-      <w:hyperlink r:id="rId75">
+      <w:hyperlink r:id="rId84">
         <w:r>
           <w:rPr>
             <w:rStyle w:val="Hyperlink"/>
@@ -27167,8 +30127,8 @@
         </w:r>
       </w:hyperlink>
     </w:p>
-    <w:bookmarkEnd w:id="76"/>
-    <w:bookmarkStart w:id="78" w:name="ref-tchebichef1867"/>
+    <w:bookmarkEnd w:id="85"/>
+    <w:bookmarkStart w:id="87" w:name="ref-tchebichef1867"/>
     <w:p>
       <w:pPr>
         <w:pStyle w:val="Bibliography"/>
@@ -27207,7 +30167,7 @@
       <w:r>
         <w:t xml:space="preserve"> </w:t>
       </w:r>
-      <w:hyperlink r:id="rId77">
+      <w:hyperlink r:id="rId86">
         <w:r>
           <w:rPr>
             <w:rStyle w:val="Hyperlink"/>
@@ -27216,8 +30176,8 @@
         </w:r>
       </w:hyperlink>
     </w:p>
-    <w:bookmarkEnd w:id="78"/>
-    <w:bookmarkStart w:id="80" w:name="ref-seneta2013"/>
+    <w:bookmarkEnd w:id="87"/>
+    <w:bookmarkStart w:id="89" w:name="ref-seneta2013"/>
     <w:p>
       <w:pPr>
         <w:pStyle w:val="Bibliography"/>
@@ -27256,7 +30216,7 @@
       <w:r>
         <w:t xml:space="preserve"> </w:t>
       </w:r>
-      <w:hyperlink r:id="rId79">
+      <w:hyperlink r:id="rId88">
         <w:r>
           <w:rPr>
             <w:rStyle w:val="Hyperlink"/>
@@ -27268,8 +30228,8 @@
         <w:t xml:space="preserve">.</w:t>
       </w:r>
     </w:p>
-    <w:bookmarkEnd w:id="80"/>
-    <w:bookmarkStart w:id="82" w:name="ref-blitzstein2019introduction"/>
+    <w:bookmarkEnd w:id="89"/>
+    <w:bookmarkStart w:id="91" w:name="ref-blitzstein2019introduction"/>
     <w:p>
       <w:pPr>
         <w:pStyle w:val="Bibliography"/>
@@ -27302,7 +30262,7 @@
       <w:r>
         <w:t xml:space="preserve"> </w:t>
       </w:r>
-      <w:hyperlink r:id="rId81">
+      <w:hyperlink r:id="rId90">
         <w:r>
           <w:rPr>
             <w:rStyle w:val="Hyperlink"/>
@@ -27314,8 +30274,8 @@
         <w:t xml:space="preserve">.</w:t>
       </w:r>
     </w:p>
-    <w:bookmarkEnd w:id="82"/>
-    <w:bookmarkStart w:id="84" w:name="ref-wikipedia_chebyshevs_inequality"/>
+    <w:bookmarkEnd w:id="91"/>
+    <w:bookmarkStart w:id="93" w:name="ref-wikipedia_chebyshevs_inequality"/>
     <w:p>
       <w:pPr>
         <w:pStyle w:val="Bibliography"/>
@@ -27362,7 +30322,7 @@
       <w:r>
         <w:t xml:space="preserve"> </w:t>
       </w:r>
-      <w:hyperlink r:id="rId83">
+      <w:hyperlink r:id="rId92">
         <w:r>
           <w:rPr>
             <w:rStyle w:val="Hyperlink"/>
@@ -27371,8 +30331,8 @@
         </w:r>
       </w:hyperlink>
     </w:p>
-    <w:bookmarkEnd w:id="84"/>
-    <w:bookmarkStart w:id="86" w:name="ref-hoeffding1963"/>
+    <w:bookmarkEnd w:id="93"/>
+    <w:bookmarkStart w:id="95" w:name="ref-hoeffding1963"/>
     <w:p>
       <w:pPr>
         <w:pStyle w:val="Bibliography"/>
@@ -27411,7 +30371,7 @@
       <w:r>
         <w:t xml:space="preserve"> </w:t>
       </w:r>
-      <w:hyperlink r:id="rId85">
+      <w:hyperlink r:id="rId94">
         <w:r>
           <w:rPr>
             <w:rStyle w:val="Hyperlink"/>
@@ -27423,8 +30383,8 @@
         <w:t xml:space="preserve">.</w:t>
       </w:r>
     </w:p>
-    <w:bookmarkEnd w:id="86"/>
-    <w:bookmarkStart w:id="88" w:name="ref-wikipedia_hoeffdings_inequality"/>
+    <w:bookmarkEnd w:id="95"/>
+    <w:bookmarkStart w:id="97" w:name="ref-wikipedia_hoeffdings_inequality"/>
     <w:p>
       <w:pPr>
         <w:pStyle w:val="Bibliography"/>
@@ -27471,7 +30431,7 @@
       <w:r>
         <w:t xml:space="preserve"> </w:t>
       </w:r>
-      <w:hyperlink r:id="rId87">
+      <w:hyperlink r:id="rId96">
         <w:r>
           <w:rPr>
             <w:rStyle w:val="Hyperlink"/>
@@ -27480,8 +30440,8 @@
         </w:r>
       </w:hyperlink>
     </w:p>
-    <w:bookmarkEnd w:id="88"/>
-    <w:bookmarkStart w:id="90" w:name="Xd57efcf36cbfbff962c3240b4f16e14e48748ce"/>
+    <w:bookmarkEnd w:id="97"/>
+    <w:bookmarkStart w:id="99" w:name="Xd57efcf36cbfbff962c3240b4f16e14e48748ce"/>
     <w:p>
       <w:pPr>
         <w:pStyle w:val="Bibliography"/>
@@ -27528,7 +30488,7 @@
       <w:r>
         <w:t xml:space="preserve"> </w:t>
       </w:r>
-      <w:hyperlink r:id="rId89">
+      <w:hyperlink r:id="rId98">
         <w:r>
           <w:rPr>
             <w:rStyle w:val="Hyperlink"/>
@@ -27537,8 +30497,8 @@
         </w:r>
       </w:hyperlink>
     </w:p>
-    <w:bookmarkEnd w:id="90"/>
-    <w:bookmarkStart w:id="92" w:name="ref-CaseBerg01"/>
+    <w:bookmarkEnd w:id="99"/>
+    <w:bookmarkStart w:id="101" w:name="ref-CaseBerg01"/>
     <w:p>
       <w:pPr>
         <w:pStyle w:val="Bibliography"/>
@@ -27571,7 +30531,7 @@
       <w:r>
         <w:t xml:space="preserve"> </w:t>
       </w:r>
-      <w:hyperlink r:id="rId91">
+      <w:hyperlink r:id="rId100">
         <w:r>
           <w:rPr>
             <w:rStyle w:val="Hyperlink"/>
@@ -27580,8 +30540,8 @@
         </w:r>
       </w:hyperlink>
     </w:p>
-    <w:bookmarkEnd w:id="92"/>
-    <w:bookmarkStart w:id="94" w:name="ref-wikipedia_law_of_large_numbers"/>
+    <w:bookmarkEnd w:id="101"/>
+    <w:bookmarkStart w:id="103" w:name="ref-wikipedia_law_of_large_numbers"/>
     <w:p>
       <w:pPr>
         <w:pStyle w:val="Bibliography"/>
@@ -27628,7 +30588,7 @@
       <w:r>
         <w:t xml:space="preserve"> </w:t>
       </w:r>
-      <w:hyperlink r:id="rId93">
+      <w:hyperlink r:id="rId102">
         <w:r>
           <w:rPr>
             <w:rStyle w:val="Hyperlink"/>
@@ -27637,9 +30597,9 @@
         </w:r>
       </w:hyperlink>
     </w:p>
-    <w:bookmarkEnd w:id="94"/>
-    <w:bookmarkEnd w:id="95"/>
-    <w:bookmarkEnd w:id="96"/>
+    <w:bookmarkEnd w:id="103"/>
+    <w:bookmarkEnd w:id="104"/>
+    <w:bookmarkEnd w:id="105"/>
     <w:sectPr>
       <w:footnotePr>
         <w:numRestart w:val="eachSect"/>
@@ -27750,153 +30710,8 @@
       </w:pPr>
     </w:lvl>
   </w:abstractNum>
-  <w:abstractNum w:abstractNumId="99711">
-    <w:nsid w:val="00A99711"/>
-    <w:multiLevelType w:val="multilevel"/>
-    <w:lvl w:ilvl="0">
-      <w:start w:val="1"/>
-      <w:numFmt w:val="lowerLetter"/>
-      <w:lvlText w:val="%1."/>
-      <w:lvlJc w:val="left"/>
-      <w:pPr>
-        <w:ind w:left="720" w:hanging="360"/>
-      </w:pPr>
-    </w:lvl>
-    <w:lvl w:ilvl="1">
-      <w:start w:val="1"/>
-      <w:numFmt w:val="lowerLetter"/>
-      <w:lvlText w:val="%2."/>
-      <w:lvlJc w:val="left"/>
-      <w:pPr>
-        <w:ind w:left="1440" w:hanging="360"/>
-      </w:pPr>
-    </w:lvl>
-    <w:lvl w:ilvl="2">
-      <w:start w:val="1"/>
-      <w:numFmt w:val="lowerLetter"/>
-      <w:lvlText w:val="%3."/>
-      <w:lvlJc w:val="left"/>
-      <w:pPr>
-        <w:ind w:left="2160" w:hanging="360"/>
-      </w:pPr>
-    </w:lvl>
-    <w:lvl w:ilvl="3">
-      <w:start w:val="1"/>
-      <w:numFmt w:val="lowerLetter"/>
-      <w:lvlText w:val="%4."/>
-      <w:lvlJc w:val="left"/>
-      <w:pPr>
-        <w:ind w:left="2880" w:hanging="360"/>
-      </w:pPr>
-    </w:lvl>
-    <w:lvl w:ilvl="4">
-      <w:start w:val="1"/>
-      <w:numFmt w:val="lowerLetter"/>
-      <w:lvlText w:val="%5."/>
-      <w:lvlJc w:val="left"/>
-      <w:pPr>
-        <w:ind w:left="3600" w:hanging="360"/>
-      </w:pPr>
-    </w:lvl>
-    <w:lvl w:ilvl="5">
-      <w:start w:val="1"/>
-      <w:numFmt w:val="lowerLetter"/>
-      <w:lvlText w:val="%6."/>
-      <w:lvlJc w:val="left"/>
-      <w:pPr>
-        <w:ind w:left="4320" w:hanging="360"/>
-      </w:pPr>
-    </w:lvl>
-    <w:lvl w:ilvl="6">
-      <w:start w:val="1"/>
-      <w:numFmt w:val="lowerLetter"/>
-      <w:lvlText w:val="%7."/>
-      <w:lvlJc w:val="left"/>
-      <w:pPr>
-        <w:ind w:left="5040" w:hanging="360"/>
-      </w:pPr>
-    </w:lvl>
-    <w:lvl w:ilvl="7">
-      <w:start w:val="1"/>
-      <w:numFmt w:val="lowerLetter"/>
-      <w:lvlText w:val="%8."/>
-      <w:lvlJc w:val="left"/>
-      <w:pPr>
-        <w:ind w:left="5760" w:hanging="360"/>
-      </w:pPr>
-    </w:lvl>
-    <w:lvl w:ilvl="8">
-      <w:start w:val="1"/>
-      <w:numFmt w:val="lowerLetter"/>
-      <w:lvlText w:val="%9."/>
-      <w:lvlJc w:val="left"/>
-      <w:pPr>
-        <w:ind w:left="6480" w:hanging="360"/>
-      </w:pPr>
-    </w:lvl>
-  </w:abstractNum>
   <w:num w:numId="1000">
     <w:abstractNumId w:val="990"/>
-  </w:num>
-  <w:num w:numId="1001">
-    <w:abstractNumId w:val="99711"/>
-    <w:lvlOverride w:ilvl="0">
-      <w:startOverride w:val="1"/>
-    </w:lvlOverride>
-    <w:lvlOverride w:ilvl="1">
-      <w:startOverride w:val="1"/>
-    </w:lvlOverride>
-    <w:lvlOverride w:ilvl="2">
-      <w:startOverride w:val="1"/>
-    </w:lvlOverride>
-    <w:lvlOverride w:ilvl="3">
-      <w:startOverride w:val="1"/>
-    </w:lvlOverride>
-    <w:lvlOverride w:ilvl="4">
-      <w:startOverride w:val="1"/>
-    </w:lvlOverride>
-    <w:lvlOverride w:ilvl="5">
-      <w:startOverride w:val="1"/>
-    </w:lvlOverride>
-    <w:lvlOverride w:ilvl="6">
-      <w:startOverride w:val="1"/>
-    </w:lvlOverride>
-    <w:lvlOverride w:ilvl="7">
-      <w:startOverride w:val="1"/>
-    </w:lvlOverride>
-    <w:lvlOverride w:ilvl="8">
-      <w:startOverride w:val="1"/>
-    </w:lvlOverride>
-  </w:num>
-  <w:num w:numId="1002">
-    <w:abstractNumId w:val="99711"/>
-    <w:lvlOverride w:ilvl="0">
-      <w:startOverride w:val="1"/>
-    </w:lvlOverride>
-    <w:lvlOverride w:ilvl="1">
-      <w:startOverride w:val="1"/>
-    </w:lvlOverride>
-    <w:lvlOverride w:ilvl="2">
-      <w:startOverride w:val="1"/>
-    </w:lvlOverride>
-    <w:lvlOverride w:ilvl="3">
-      <w:startOverride w:val="1"/>
-    </w:lvlOverride>
-    <w:lvlOverride w:ilvl="4">
-      <w:startOverride w:val="1"/>
-    </w:lvlOverride>
-    <w:lvlOverride w:ilvl="5">
-      <w:startOverride w:val="1"/>
-    </w:lvlOverride>
-    <w:lvlOverride w:ilvl="6">
-      <w:startOverride w:val="1"/>
-    </w:lvlOverride>
-    <w:lvlOverride w:ilvl="7">
-      <w:startOverride w:val="1"/>
-    </w:lvlOverride>
-    <w:lvlOverride w:ilvl="8">
-      <w:startOverride w:val="1"/>
-    </w:lvlOverride>
   </w:num>
 </w:numbering>
 </file>

--- a/pr-preview/pr-274/limit-theorems-tracked-changes.docx
+++ b/pr-preview/pr-274/limit-theorems-tracked-changes.docx
@@ -26,7 +26,7 @@
       </w:pPr>
       <w:ins w:id="2" w:author="PR Preview" w:date="2026-01-01T00:00:00Z">
         <w:r>
-          <w:t xml:space="preserve">Last modified: 2026-10-27 02:20:30 (PDT)</w:t>
+          <w:t xml:space="preserve">Last modified: 2026-10-27 02:46:11 (PDT)</w:t>
         </w:r>
       </w:ins>
     </w:p>
@@ -17200,12 +17200,38 @@
       <w:ins w:id="433" w:author="PR Preview" w:date="2026-01-01T00:00:00Z">
         <w:r>
           <w:rPr>
+            <w:rStyle w:val="CommentTok"/>
+          </w:rPr>
+          <w:t xml:space="preserve"># Uses mpg and mu from sol-chebyshev-variance,</w:t>
+        </w:r>
+      </w:ins>
+      <w:ins w:id="434" w:author="PR Preview" w:date="2026-01-01T00:00:00Z">
+        <w:r>
+          <w:br/>
+        </w:r>
+      </w:ins>
+      <w:ins w:id="435" w:author="PR Preview" w:date="2026-01-01T00:00:00Z">
+        <w:r>
+          <w:rPr>
+            <w:rStyle w:val="CommentTok"/>
+          </w:rPr>
+          <w:t xml:space="preserve"># and n_min from sol-chebyshev-min-n.</w:t>
+        </w:r>
+      </w:ins>
+      <w:ins w:id="436" w:author="PR Preview" w:date="2026-01-01T00:00:00Z">
+        <w:r>
+          <w:br/>
+        </w:r>
+      </w:ins>
+      <w:ins w:id="437" w:author="PR Preview" w:date="2026-01-01T00:00:00Z">
+        <w:r>
+          <w:rPr>
             <w:rStyle w:val="FunctionTok"/>
           </w:rPr>
           <w:t xml:space="preserve">set.seed</w:t>
         </w:r>
       </w:ins>
-      <w:ins w:id="434" w:author="PR Preview" w:date="2026-01-01T00:00:00Z">
+      <w:ins w:id="438" w:author="PR Preview" w:date="2026-01-01T00:00:00Z">
         <w:r>
           <w:rPr>
             <w:rStyle w:val="NormalTok"/>
@@ -17213,7 +17239,7 @@
           <w:t xml:space="preserve">(</w:t>
         </w:r>
       </w:ins>
-      <w:ins w:id="435" w:author="PR Preview" w:date="2026-01-01T00:00:00Z">
+      <w:ins w:id="439" w:author="PR Preview" w:date="2026-01-01T00:00:00Z">
         <w:r>
           <w:rPr>
             <w:rStyle w:val="DecValTok"/>
@@ -17221,7 +17247,7 @@
           <w:t xml:space="preserve">571</w:t>
         </w:r>
       </w:ins>
-      <w:ins w:id="436" w:author="PR Preview" w:date="2026-01-01T00:00:00Z">
+      <w:ins w:id="440" w:author="PR Preview" w:date="2026-01-01T00:00:00Z">
         <w:r>
           <w:rPr>
             <w:rStyle w:val="NormalTok"/>
@@ -17229,12 +17255,12 @@
           <w:t xml:space="preserve">)</w:t>
         </w:r>
       </w:ins>
-      <w:ins w:id="437" w:author="PR Preview" w:date="2026-01-01T00:00:00Z">
+      <w:ins w:id="441" w:author="PR Preview" w:date="2026-01-01T00:00:00Z">
         <w:r>
           <w:br/>
         </w:r>
       </w:ins>
-      <w:ins w:id="438" w:author="PR Preview" w:date="2026-01-01T00:00:00Z">
+      <w:ins w:id="442" w:author="PR Preview" w:date="2026-01-01T00:00:00Z">
         <w:r>
           <w:rPr>
             <w:rStyle w:val="NormalTok"/>
@@ -17242,7 +17268,7 @@
           <w:t xml:space="preserve">xbar </w:t>
         </w:r>
       </w:ins>
-      <w:ins w:id="439" w:author="PR Preview" w:date="2026-01-01T00:00:00Z">
+      <w:ins w:id="443" w:author="PR Preview" w:date="2026-01-01T00:00:00Z">
         <w:r>
           <w:rPr>
             <w:rStyle w:val="OtherTok"/>
@@ -17250,7 +17276,7 @@
           <w:t xml:space="preserve">&lt;-</w:t>
         </w:r>
       </w:ins>
-      <w:ins w:id="440" w:author="PR Preview" w:date="2026-01-01T00:00:00Z">
+      <w:ins w:id="444" w:author="PR Preview" w:date="2026-01-01T00:00:00Z">
         <w:r>
           <w:rPr>
             <w:rStyle w:val="NormalTok"/>
@@ -17258,7 +17284,7 @@
           <w:t xml:space="preserve"> </w:t>
         </w:r>
       </w:ins>
-      <w:ins w:id="441" w:author="PR Preview" w:date="2026-01-01T00:00:00Z">
+      <w:ins w:id="445" w:author="PR Preview" w:date="2026-01-01T00:00:00Z">
         <w:r>
           <w:rPr>
             <w:rStyle w:val="FunctionTok"/>
@@ -17266,7 +17292,7 @@
           <w:t xml:space="preserve">replicate</w:t>
         </w:r>
       </w:ins>
-      <w:ins w:id="442" w:author="PR Preview" w:date="2026-01-01T00:00:00Z">
+      <w:ins w:id="446" w:author="PR Preview" w:date="2026-01-01T00:00:00Z">
         <w:r>
           <w:rPr>
             <w:rStyle w:val="NormalTok"/>
@@ -17274,7 +17300,7 @@
           <w:t xml:space="preserve">(</w:t>
         </w:r>
       </w:ins>
-      <w:ins w:id="443" w:author="PR Preview" w:date="2026-01-01T00:00:00Z">
+      <w:ins w:id="447" w:author="PR Preview" w:date="2026-01-01T00:00:00Z">
         <w:r>
           <w:rPr>
             <w:rStyle w:val="DecValTok"/>
@@ -17282,7 +17308,7 @@
           <w:t xml:space="preserve">10000</w:t>
         </w:r>
       </w:ins>
-      <w:ins w:id="444" w:author="PR Preview" w:date="2026-01-01T00:00:00Z">
+      <w:ins w:id="448" w:author="PR Preview" w:date="2026-01-01T00:00:00Z">
         <w:r>
           <w:rPr>
             <w:rStyle w:val="NormalTok"/>
@@ -17290,7 +17316,7 @@
           <w:t xml:space="preserve">, </w:t>
         </w:r>
       </w:ins>
-      <w:ins w:id="445" w:author="PR Preview" w:date="2026-01-01T00:00:00Z">
+      <w:ins w:id="449" w:author="PR Preview" w:date="2026-01-01T00:00:00Z">
         <w:r>
           <w:rPr>
             <w:rStyle w:val="FunctionTok"/>
@@ -17298,7 +17324,7 @@
           <w:t xml:space="preserve">mean</w:t>
         </w:r>
       </w:ins>
-      <w:ins w:id="446" w:author="PR Preview" w:date="2026-01-01T00:00:00Z">
+      <w:ins w:id="450" w:author="PR Preview" w:date="2026-01-01T00:00:00Z">
         <w:r>
           <w:rPr>
             <w:rStyle w:val="NormalTok"/>
@@ -17306,7 +17332,7 @@
           <w:t xml:space="preserve">(</w:t>
         </w:r>
       </w:ins>
-      <w:ins w:id="447" w:author="PR Preview" w:date="2026-01-01T00:00:00Z">
+      <w:ins w:id="451" w:author="PR Preview" w:date="2026-01-01T00:00:00Z">
         <w:r>
           <w:rPr>
             <w:rStyle w:val="FunctionTok"/>
@@ -17314,7 +17340,7 @@
           <w:t xml:space="preserve">sample</w:t>
         </w:r>
       </w:ins>
-      <w:ins w:id="448" w:author="PR Preview" w:date="2026-01-01T00:00:00Z">
+      <w:ins w:id="452" w:author="PR Preview" w:date="2026-01-01T00:00:00Z">
         <w:r>
           <w:rPr>
             <w:rStyle w:val="NormalTok"/>
@@ -17322,7 +17348,7 @@
           <w:t xml:space="preserve">(mpg, n_min, </w:t>
         </w:r>
       </w:ins>
-      <w:ins w:id="449" w:author="PR Preview" w:date="2026-01-01T00:00:00Z">
+      <w:ins w:id="453" w:author="PR Preview" w:date="2026-01-01T00:00:00Z">
         <w:r>
           <w:rPr>
             <w:rStyle w:val="AttributeTok"/>
@@ -17330,7 +17356,7 @@
           <w:t xml:space="preserve">replace =</w:t>
         </w:r>
       </w:ins>
-      <w:ins w:id="450" w:author="PR Preview" w:date="2026-01-01T00:00:00Z">
+      <w:ins w:id="454" w:author="PR Preview" w:date="2026-01-01T00:00:00Z">
         <w:r>
           <w:rPr>
             <w:rStyle w:val="NormalTok"/>
@@ -17338,7 +17364,7 @@
           <w:t xml:space="preserve"> </w:t>
         </w:r>
       </w:ins>
-      <w:ins w:id="451" w:author="PR Preview" w:date="2026-01-01T00:00:00Z">
+      <w:ins w:id="455" w:author="PR Preview" w:date="2026-01-01T00:00:00Z">
         <w:r>
           <w:rPr>
             <w:rStyle w:val="ConstantTok"/>
@@ -17346,7 +17372,7 @@
           <w:t xml:space="preserve">TRUE</w:t>
         </w:r>
       </w:ins>
-      <w:ins w:id="452" w:author="PR Preview" w:date="2026-01-01T00:00:00Z">
+      <w:ins w:id="456" w:author="PR Preview" w:date="2026-01-01T00:00:00Z">
         <w:r>
           <w:rPr>
             <w:rStyle w:val="NormalTok"/>
@@ -17354,12 +17380,12 @@
           <w:t xml:space="preserve">)))</w:t>
         </w:r>
       </w:ins>
-      <w:ins w:id="453" w:author="PR Preview" w:date="2026-01-01T00:00:00Z">
+      <w:ins w:id="457" w:author="PR Preview" w:date="2026-01-01T00:00:00Z">
         <w:r>
           <w:br/>
         </w:r>
       </w:ins>
-      <w:ins w:id="454" w:author="PR Preview" w:date="2026-01-01T00:00:00Z">
+      <w:ins w:id="458" w:author="PR Preview" w:date="2026-01-01T00:00:00Z">
         <w:r>
           <w:rPr>
             <w:rStyle w:val="NormalTok"/>
@@ -17367,7 +17393,7 @@
           <w:t xml:space="preserve">misses </w:t>
         </w:r>
       </w:ins>
-      <w:ins w:id="455" w:author="PR Preview" w:date="2026-01-01T00:00:00Z">
+      <w:ins w:id="459" w:author="PR Preview" w:date="2026-01-01T00:00:00Z">
         <w:r>
           <w:rPr>
             <w:rStyle w:val="OtherTok"/>
@@ -17375,7 +17401,7 @@
           <w:t xml:space="preserve">&lt;-</w:t>
         </w:r>
       </w:ins>
-      <w:ins w:id="456" w:author="PR Preview" w:date="2026-01-01T00:00:00Z">
+      <w:ins w:id="460" w:author="PR Preview" w:date="2026-01-01T00:00:00Z">
         <w:r>
           <w:rPr>
             <w:rStyle w:val="NormalTok"/>
@@ -17383,7 +17409,7 @@
           <w:t xml:space="preserve"> </w:t>
         </w:r>
       </w:ins>
-      <w:ins w:id="457" w:author="PR Preview" w:date="2026-01-01T00:00:00Z">
+      <w:ins w:id="461" w:author="PR Preview" w:date="2026-01-01T00:00:00Z">
         <w:r>
           <w:rPr>
             <w:rStyle w:val="FunctionTok"/>
@@ -17391,7 +17417,7 @@
           <w:t xml:space="preserve">sum</w:t>
         </w:r>
       </w:ins>
-      <w:ins w:id="458" w:author="PR Preview" w:date="2026-01-01T00:00:00Z">
+      <w:ins w:id="462" w:author="PR Preview" w:date="2026-01-01T00:00:00Z">
         <w:r>
           <w:rPr>
             <w:rStyle w:val="NormalTok"/>
@@ -17399,7 +17425,7 @@
           <w:t xml:space="preserve">(</w:t>
         </w:r>
       </w:ins>
-      <w:ins w:id="459" w:author="PR Preview" w:date="2026-01-01T00:00:00Z">
+      <w:ins w:id="463" w:author="PR Preview" w:date="2026-01-01T00:00:00Z">
         <w:r>
           <w:rPr>
             <w:rStyle w:val="FunctionTok"/>
@@ -17407,7 +17433,7 @@
           <w:t xml:space="preserve">abs</w:t>
         </w:r>
       </w:ins>
-      <w:ins w:id="460" w:author="PR Preview" w:date="2026-01-01T00:00:00Z">
+      <w:ins w:id="464" w:author="PR Preview" w:date="2026-01-01T00:00:00Z">
         <w:r>
           <w:rPr>
             <w:rStyle w:val="NormalTok"/>
@@ -17415,7 +17441,7 @@
           <w:t xml:space="preserve">(xbar </w:t>
         </w:r>
       </w:ins>
-      <w:ins w:id="461" w:author="PR Preview" w:date="2026-01-01T00:00:00Z">
+      <w:ins w:id="465" w:author="PR Preview" w:date="2026-01-01T00:00:00Z">
         <w:r>
           <w:rPr>
             <w:rStyle w:val="SpecialCharTok"/>
@@ -17423,7 +17449,7 @@
           <w:t xml:space="preserve">-</w:t>
         </w:r>
       </w:ins>
-      <w:ins w:id="462" w:author="PR Preview" w:date="2026-01-01T00:00:00Z">
+      <w:ins w:id="466" w:author="PR Preview" w:date="2026-01-01T00:00:00Z">
         <w:r>
           <w:rPr>
             <w:rStyle w:val="NormalTok"/>
@@ -17431,7 +17457,7 @@
           <w:t xml:space="preserve"> mu) </w:t>
         </w:r>
       </w:ins>
-      <w:ins w:id="463" w:author="PR Preview" w:date="2026-01-01T00:00:00Z">
+      <w:ins w:id="467" w:author="PR Preview" w:date="2026-01-01T00:00:00Z">
         <w:r>
           <w:rPr>
             <w:rStyle w:val="SpecialCharTok"/>
@@ -17439,7 +17465,7 @@
           <w:t xml:space="preserve">&gt;=</w:t>
         </w:r>
       </w:ins>
-      <w:ins w:id="464" w:author="PR Preview" w:date="2026-01-01T00:00:00Z">
+      <w:ins w:id="468" w:author="PR Preview" w:date="2026-01-01T00:00:00Z">
         <w:r>
           <w:rPr>
             <w:rStyle w:val="NormalTok"/>
@@ -17447,7 +17473,7 @@
           <w:t xml:space="preserve"> </w:t>
         </w:r>
       </w:ins>
-      <w:ins w:id="465" w:author="PR Preview" w:date="2026-01-01T00:00:00Z">
+      <w:ins w:id="469" w:author="PR Preview" w:date="2026-01-01T00:00:00Z">
         <w:r>
           <w:rPr>
             <w:rStyle w:val="DecValTok"/>
@@ -17455,7 +17481,7 @@
           <w:t xml:space="preserve">1</w:t>
         </w:r>
       </w:ins>
-      <w:ins w:id="466" w:author="PR Preview" w:date="2026-01-01T00:00:00Z">
+      <w:ins w:id="470" w:author="PR Preview" w:date="2026-01-01T00:00:00Z">
         <w:r>
           <w:rPr>
             <w:rStyle w:val="NormalTok"/>
@@ -17463,12 +17489,12 @@
           <w:t xml:space="preserve">)</w:t>
         </w:r>
       </w:ins>
-      <w:ins w:id="467" w:author="PR Preview" w:date="2026-01-01T00:00:00Z">
+      <w:ins w:id="471" w:author="PR Preview" w:date="2026-01-01T00:00:00Z">
         <w:r>
           <w:br/>
         </w:r>
       </w:ins>
-      <w:ins w:id="468" w:author="PR Preview" w:date="2026-01-01T00:00:00Z">
+      <w:ins w:id="472" w:author="PR Preview" w:date="2026-01-01T00:00:00Z">
         <w:r>
           <w:rPr>
             <w:rStyle w:val="NormalTok"/>
@@ -17476,12 +17502,12 @@
           <w:t xml:space="preserve">misses</w:t>
         </w:r>
       </w:ins>
-      <w:ins w:id="469" w:author="PR Preview" w:date="2026-01-01T00:00:00Z">
+      <w:ins w:id="473" w:author="PR Preview" w:date="2026-01-01T00:00:00Z">
         <w:r>
           <w:br/>
         </w:r>
       </w:ins>
-      <w:ins w:id="470" w:author="PR Preview" w:date="2026-01-01T00:00:00Z">
+      <w:ins w:id="474" w:author="PR Preview" w:date="2026-01-01T00:00:00Z">
         <w:r>
           <w:rPr>
             <w:rStyle w:val="CommentTok"/>
@@ -17494,12 +17520,12 @@
       <w:pPr>
         <w:pStyle w:val="FirstParagraph"/>
       </w:pPr>
-      <w:ins w:id="471" w:author="PR Preview" w:date="2026-01-01T00:00:00Z">
+      <w:ins w:id="475" w:author="PR Preview" w:date="2026-01-01T00:00:00Z">
         <w:r>
           <w:t xml:space="preserve">Out of 10,000 samples of that size, 0 sample means missed</w:t>
         </w:r>
       </w:ins>
-      <w:ins w:id="472" w:author="PR Preview" w:date="2026-01-01T00:00:00Z">
+      <w:ins w:id="476" w:author="PR Preview" w:date="2026-01-01T00:00:00Z">
         <w:r>
           <w:t xml:space="preserve"> </w:t>
         </w:r>
@@ -17509,22 +17535,22 @@
           <m:t>μ</m:t>
         </m:r>
       </m:oMath>
-      <w:ins w:id="473" w:author="PR Preview" w:date="2026-01-01T00:00:00Z">
+      <w:ins w:id="477" w:author="PR Preview" w:date="2026-01-01T00:00:00Z">
         <w:r>
           <w:t xml:space="preserve"> </w:t>
         </w:r>
       </w:ins>
-      <w:ins w:id="474" w:author="PR Preview" w:date="2026-01-01T00:00:00Z">
+      <w:ins w:id="478" w:author="PR Preview" w:date="2026-01-01T00:00:00Z">
         <w:r>
           <w:t xml:space="preserve">by 1 or more,</w:t>
         </w:r>
       </w:ins>
-      <w:ins w:id="475" w:author="PR Preview" w:date="2026-01-01T00:00:00Z">
+      <w:ins w:id="479" w:author="PR Preview" w:date="2026-01-01T00:00:00Z">
         <w:r>
           <w:t xml:space="preserve"> </w:t>
         </w:r>
       </w:ins>
-      <w:ins w:id="476" w:author="PR Preview" w:date="2026-01-01T00:00:00Z">
+      <w:ins w:id="480" w:author="PR Preview" w:date="2026-01-01T00:00:00Z">
         <w:r>
           <w:t xml:space="preserve">against the 5% (500 samples) the bound allows.</w:t>
         </w:r>
@@ -17536,7 +17562,7 @@
       <w:pPr>
         <w:pStyle w:val="BodyText"/>
       </w:pPr>
-      <w:ins w:id="477" w:author="PR Preview" w:date="2026-01-01T00:00:00Z">
+      <w:ins w:id="481" w:author="PR Preview" w:date="2026-01-01T00:00:00Z">
         <w:r>
           <w:rPr>
             <w:b/>
@@ -17545,23 +17571,23 @@
           <w:t xml:space="preserve">Exercise 5 (Why Chebyshev’s bound is loose here)</w:t>
         </w:r>
       </w:ins>
-      <w:ins w:id="478" w:author="PR Preview" w:date="2026-01-01T00:00:00Z">
+      <w:ins w:id="482" w:author="PR Preview" w:date="2026-01-01T00:00:00Z">
         <w:r>
           <w:t xml:space="preserve"> </w:t>
         </w:r>
       </w:ins>
-      <w:ins w:id="479" w:author="PR Preview" w:date="2026-01-01T00:00:00Z">
-        <w:r>
-          <w:t xml:space="preserve">Explain why the count in</w:t>
+      <w:ins w:id="483" w:author="PR Preview" w:date="2026-01-01T00:00:00Z">
+        <w:r>
+          <w:t xml:space="preserve">Compare the count in</w:t>
         </w:r>
       </w:ins>
-      <w:ins w:id="480" w:author="PR Preview" w:date="2026-01-01T00:00:00Z">
+      <w:ins w:id="484" w:author="PR Preview" w:date="2026-01-01T00:00:00Z">
         <w:r>
           <w:t xml:space="preserve"> </w:t>
         </w:r>
       </w:ins>
       <w:hyperlink w:anchor="exr-chebyshev-simulation">
-        <w:ins w:id="481" w:author="PR Preview" w:date="2026-01-01T00:00:00Z">
+        <w:ins w:id="485" w:author="PR Preview" w:date="2026-01-01T00:00:00Z">
           <w:r>
             <w:rPr>
               <w:rStyle w:val="Hyperlink"/>
@@ -17570,14 +17596,24 @@
           </w:r>
         </w:ins>
       </w:hyperlink>
-      <w:ins w:id="482" w:author="PR Preview" w:date="2026-01-01T00:00:00Z">
+      <w:ins w:id="486" w:author="PR Preview" w:date="2026-01-01T00:00:00Z">
         <w:r>
           <w:t xml:space="preserve"> </w:t>
         </w:r>
       </w:ins>
-      <w:ins w:id="483" w:author="PR Preview" w:date="2026-01-01T00:00:00Z">
-        <w:r>
-          <w:t xml:space="preserve">is so far below the 5% the bound allows.</w:t>
+      <w:ins w:id="487" w:author="PR Preview" w:date="2026-01-01T00:00:00Z">
+        <w:r>
+          <w:t xml:space="preserve">with the 5% the bound allows,</w:t>
+        </w:r>
+      </w:ins>
+      <w:ins w:id="488" w:author="PR Preview" w:date="2026-01-01T00:00:00Z">
+        <w:r>
+          <w:t xml:space="preserve"> </w:t>
+        </w:r>
+      </w:ins>
+      <w:ins w:id="489" w:author="PR Preview" w:date="2026-01-01T00:00:00Z">
+        <w:r>
+          <w:t xml:space="preserve">and explain the difference.</w:t>
         </w:r>
       </w:ins>
     </w:p>
@@ -17587,7 +17623,7 @@
       <w:pPr>
         <w:pStyle w:val="BodyText"/>
       </w:pPr>
-      <w:ins w:id="484" w:author="PR Preview" w:date="2026-01-01T00:00:00Z">
+      <w:ins w:id="490" w:author="PR Preview" w:date="2026-01-01T00:00:00Z">
         <w:r>
           <w:rPr>
             <w:i/>
@@ -17596,7 +17632,7 @@
           <w:t xml:space="preserve">Solution 5</w:t>
         </w:r>
       </w:ins>
-      <w:ins w:id="485" w:author="PR Preview" w:date="2026-01-01T00:00:00Z">
+      <w:ins w:id="491" w:author="PR Preview" w:date="2026-01-01T00:00:00Z">
         <w:r>
           <w:t xml:space="preserve">. </w:t>
         </w:r>
@@ -17606,7 +17642,7 @@
       <w:pPr>
         <w:pStyle w:val="SourceCode"/>
       </w:pPr>
-      <w:ins w:id="486" w:author="PR Preview" w:date="2026-01-01T00:00:00Z">
+      <w:ins w:id="492" w:author="PR Preview" w:date="2026-01-01T00:00:00Z">
         <w:r>
           <w:rPr>
             <w:rStyle w:val="NormalTok"/>
@@ -17614,7 +17650,7 @@
           <w:t xml:space="preserve">normal_approx </w:t>
         </w:r>
       </w:ins>
-      <w:ins w:id="487" w:author="PR Preview" w:date="2026-01-01T00:00:00Z">
+      <w:ins w:id="493" w:author="PR Preview" w:date="2026-01-01T00:00:00Z">
         <w:r>
           <w:rPr>
             <w:rStyle w:val="OtherTok"/>
@@ -17622,7 +17658,7 @@
           <w:t xml:space="preserve">&lt;-</w:t>
         </w:r>
       </w:ins>
-      <w:ins w:id="488" w:author="PR Preview" w:date="2026-01-01T00:00:00Z">
+      <w:ins w:id="494" w:author="PR Preview" w:date="2026-01-01T00:00:00Z">
         <w:r>
           <w:rPr>
             <w:rStyle w:val="NormalTok"/>
@@ -17630,7 +17666,7 @@
           <w:t xml:space="preserve"> </w:t>
         </w:r>
       </w:ins>
-      <w:ins w:id="489" w:author="PR Preview" w:date="2026-01-01T00:00:00Z">
+      <w:ins w:id="495" w:author="PR Preview" w:date="2026-01-01T00:00:00Z">
         <w:r>
           <w:rPr>
             <w:rStyle w:val="DecValTok"/>
@@ -17638,7 +17674,7 @@
           <w:t xml:space="preserve">2</w:t>
         </w:r>
       </w:ins>
-      <w:ins w:id="490" w:author="PR Preview" w:date="2026-01-01T00:00:00Z">
+      <w:ins w:id="496" w:author="PR Preview" w:date="2026-01-01T00:00:00Z">
         <w:r>
           <w:rPr>
             <w:rStyle w:val="NormalTok"/>
@@ -17646,7 +17682,7 @@
           <w:t xml:space="preserve"> </w:t>
         </w:r>
       </w:ins>
-      <w:ins w:id="491" w:author="PR Preview" w:date="2026-01-01T00:00:00Z">
+      <w:ins w:id="497" w:author="PR Preview" w:date="2026-01-01T00:00:00Z">
         <w:r>
           <w:rPr>
             <w:rStyle w:val="SpecialCharTok"/>
@@ -17654,7 +17690,7 @@
           <w:t xml:space="preserve">*</w:t>
         </w:r>
       </w:ins>
-      <w:ins w:id="492" w:author="PR Preview" w:date="2026-01-01T00:00:00Z">
+      <w:ins w:id="498" w:author="PR Preview" w:date="2026-01-01T00:00:00Z">
         <w:r>
           <w:rPr>
             <w:rStyle w:val="NormalTok"/>
@@ -17662,7 +17698,7 @@
           <w:t xml:space="preserve"> </w:t>
         </w:r>
       </w:ins>
-      <w:ins w:id="493" w:author="PR Preview" w:date="2026-01-01T00:00:00Z">
+      <w:ins w:id="499" w:author="PR Preview" w:date="2026-01-01T00:00:00Z">
         <w:r>
           <w:rPr>
             <w:rStyle w:val="FunctionTok"/>
@@ -17670,7 +17706,7 @@
           <w:t xml:space="preserve">pnorm</w:t>
         </w:r>
       </w:ins>
-      <w:ins w:id="494" w:author="PR Preview" w:date="2026-01-01T00:00:00Z">
+      <w:ins w:id="500" w:author="PR Preview" w:date="2026-01-01T00:00:00Z">
         <w:r>
           <w:rPr>
             <w:rStyle w:val="NormalTok"/>
@@ -17678,7 +17714,7 @@
           <w:t xml:space="preserve">(</w:t>
         </w:r>
       </w:ins>
-      <w:ins w:id="495" w:author="PR Preview" w:date="2026-01-01T00:00:00Z">
+      <w:ins w:id="501" w:author="PR Preview" w:date="2026-01-01T00:00:00Z">
         <w:r>
           <w:rPr>
             <w:rStyle w:val="SpecialCharTok"/>
@@ -17686,7 +17722,7 @@
           <w:t xml:space="preserve">-</w:t>
         </w:r>
       </w:ins>
-      <w:ins w:id="496" w:author="PR Preview" w:date="2026-01-01T00:00:00Z">
+      <w:ins w:id="502" w:author="PR Preview" w:date="2026-01-01T00:00:00Z">
         <w:r>
           <w:rPr>
             <w:rStyle w:val="DecValTok"/>
@@ -17694,7 +17730,7 @@
           <w:t xml:space="preserve">1</w:t>
         </w:r>
       </w:ins>
-      <w:ins w:id="497" w:author="PR Preview" w:date="2026-01-01T00:00:00Z">
+      <w:ins w:id="503" w:author="PR Preview" w:date="2026-01-01T00:00:00Z">
         <w:r>
           <w:rPr>
             <w:rStyle w:val="NormalTok"/>
@@ -17702,7 +17738,7 @@
           <w:t xml:space="preserve"> </w:t>
         </w:r>
       </w:ins>
-      <w:ins w:id="498" w:author="PR Preview" w:date="2026-01-01T00:00:00Z">
+      <w:ins w:id="504" w:author="PR Preview" w:date="2026-01-01T00:00:00Z">
         <w:r>
           <w:rPr>
             <w:rStyle w:val="SpecialCharTok"/>
@@ -17710,7 +17746,7 @@
           <w:t xml:space="preserve">/</w:t>
         </w:r>
       </w:ins>
-      <w:ins w:id="499" w:author="PR Preview" w:date="2026-01-01T00:00:00Z">
+      <w:ins w:id="505" w:author="PR Preview" w:date="2026-01-01T00:00:00Z">
         <w:r>
           <w:rPr>
             <w:rStyle w:val="NormalTok"/>
@@ -17718,7 +17754,7 @@
           <w:t xml:space="preserve"> </w:t>
         </w:r>
       </w:ins>
-      <w:ins w:id="500" w:author="PR Preview" w:date="2026-01-01T00:00:00Z">
+      <w:ins w:id="506" w:author="PR Preview" w:date="2026-01-01T00:00:00Z">
         <w:r>
           <w:rPr>
             <w:rStyle w:val="FunctionTok"/>
@@ -17726,7 +17762,7 @@
           <w:t xml:space="preserve">sqrt</w:t>
         </w:r>
       </w:ins>
-      <w:ins w:id="501" w:author="PR Preview" w:date="2026-01-01T00:00:00Z">
+      <w:ins w:id="507" w:author="PR Preview" w:date="2026-01-01T00:00:00Z">
         <w:r>
           <w:rPr>
             <w:rStyle w:val="NormalTok"/>
@@ -17734,7 +17770,7 @@
           <w:t xml:space="preserve">(sigma2 </w:t>
         </w:r>
       </w:ins>
-      <w:ins w:id="502" w:author="PR Preview" w:date="2026-01-01T00:00:00Z">
+      <w:ins w:id="508" w:author="PR Preview" w:date="2026-01-01T00:00:00Z">
         <w:r>
           <w:rPr>
             <w:rStyle w:val="SpecialCharTok"/>
@@ -17742,7 +17778,7 @@
           <w:t xml:space="preserve">/</w:t>
         </w:r>
       </w:ins>
-      <w:ins w:id="503" w:author="PR Preview" w:date="2026-01-01T00:00:00Z">
+      <w:ins w:id="509" w:author="PR Preview" w:date="2026-01-01T00:00:00Z">
         <w:r>
           <w:rPr>
             <w:rStyle w:val="NormalTok"/>
@@ -17750,12 +17786,12 @@
           <w:t xml:space="preserve"> n_min))</w:t>
         </w:r>
       </w:ins>
-      <w:ins w:id="504" w:author="PR Preview" w:date="2026-01-01T00:00:00Z">
+      <w:ins w:id="510" w:author="PR Preview" w:date="2026-01-01T00:00:00Z">
         <w:r>
           <w:br/>
         </w:r>
       </w:ins>
-      <w:ins w:id="505" w:author="PR Preview" w:date="2026-01-01T00:00:00Z">
+      <w:ins w:id="511" w:author="PR Preview" w:date="2026-01-01T00:00:00Z">
         <w:r>
           <w:rPr>
             <w:rStyle w:val="NormalTok"/>
@@ -17763,12 +17799,12 @@
           <w:t xml:space="preserve">normal_approx</w:t>
         </w:r>
       </w:ins>
-      <w:ins w:id="506" w:author="PR Preview" w:date="2026-01-01T00:00:00Z">
+      <w:ins w:id="512" w:author="PR Preview" w:date="2026-01-01T00:00:00Z">
         <w:r>
           <w:br/>
         </w:r>
       </w:ins>
-      <w:ins w:id="507" w:author="PR Preview" w:date="2026-01-01T00:00:00Z">
+      <w:ins w:id="513" w:author="PR Preview" w:date="2026-01-01T00:00:00Z">
         <w:r>
           <w:rPr>
             <w:rStyle w:val="CommentTok"/>
@@ -17781,23 +17817,73 @@
       <w:pPr>
         <w:pStyle w:val="FirstParagraph"/>
       </w:pPr>
-      <w:ins w:id="508" w:author="PR Preview" w:date="2026-01-01T00:00:00Z">
-        <w:r>
-          <w:t xml:space="preserve">The bound is loose because the sample mean of this many cars is nearly normal</w:t>
+      <w:ins w:id="514" w:author="PR Preview" w:date="2026-01-01T00:00:00Z">
+        <w:r>
+          <w:t xml:space="preserve">The bound is loose</w:t>
         </w:r>
       </w:ins>
-      <w:ins w:id="509" w:author="PR Preview" w:date="2026-01-01T00:00:00Z">
+      <w:ins w:id="515" w:author="PR Preview" w:date="2026-01-01T00:00:00Z">
         <w:r>
           <w:t xml:space="preserve"> </w:t>
         </w:r>
       </w:ins>
-      <w:ins w:id="510" w:author="PR Preview" w:date="2026-01-01T00:00:00Z">
+      <w:ins w:id="516" w:author="PR Preview" w:date="2026-01-01T00:00:00Z">
+        <w:r>
+          <w:t xml:space="preserve">because the sample</w:t>
+        </w:r>
+      </w:ins>
+      <w:ins w:id="517" w:author="PR Preview" w:date="2026-01-01T00:00:00Z">
+        <w:r>
+          <w:t xml:space="preserve"> </w:t>
+        </w:r>
+      </w:ins>
+      <w:hyperlink r:id="rId56">
+        <w:ins w:id="518" w:author="PR Preview" w:date="2026-01-01T00:00:00Z">
+          <w:r>
+            <w:rPr>
+              <w:rStyle w:val="Hyperlink"/>
+            </w:rPr>
+            <w:t xml:space="preserve">mean</w:t>
+          </w:r>
+        </w:ins>
+      </w:hyperlink>
+      <w:ins w:id="519" w:author="PR Preview" w:date="2026-01-01T00:00:00Z">
+        <w:r>
+          <w:t xml:space="preserve"> </w:t>
+        </w:r>
+      </w:ins>
+      <w:ins w:id="520" w:author="PR Preview" w:date="2026-01-01T00:00:00Z">
+        <w:r>
+          <w:t xml:space="preserve">of this many cars is nearly</w:t>
+        </w:r>
+      </w:ins>
+      <w:ins w:id="521" w:author="PR Preview" w:date="2026-01-01T00:00:00Z">
+        <w:r>
+          <w:t xml:space="preserve"> </w:t>
+        </w:r>
+      </w:ins>
+      <w:hyperlink r:id="rId25">
+        <w:ins w:id="522" w:author="PR Preview" w:date="2026-01-01T00:00:00Z">
+          <w:r>
+            <w:rPr>
+              <w:rStyle w:val="Hyperlink"/>
+            </w:rPr>
+            <w:t xml:space="preserve">normal</w:t>
+          </w:r>
+        </w:ins>
+      </w:hyperlink>
+      <w:ins w:id="523" w:author="PR Preview" w:date="2026-01-01T00:00:00Z">
+        <w:r>
+          <w:t xml:space="preserve"> </w:t>
+        </w:r>
+      </w:ins>
+      <w:ins w:id="524" w:author="PR Preview" w:date="2026-01-01T00:00:00Z">
         <w:r>
           <w:t xml:space="preserve">(</w:t>
         </w:r>
       </w:ins>
       <w:hyperlink w:anchor="thm-clt">
-        <w:ins w:id="511" w:author="PR Preview" w:date="2026-01-01T00:00:00Z">
+        <w:ins w:id="525" w:author="PR Preview" w:date="2026-01-01T00:00:00Z">
           <w:r>
             <w:rPr>
               <w:rStyle w:val="Hyperlink"/>
@@ -17806,53 +17892,53 @@
           </w:r>
         </w:ins>
       </w:hyperlink>
-      <w:ins w:id="512" w:author="PR Preview" w:date="2026-01-01T00:00:00Z">
+      <w:ins w:id="526" w:author="PR Preview" w:date="2026-01-01T00:00:00Z">
         <w:r>
           <w:t xml:space="preserve">),</w:t>
         </w:r>
       </w:ins>
-      <w:ins w:id="513" w:author="PR Preview" w:date="2026-01-01T00:00:00Z">
+      <w:ins w:id="527" w:author="PR Preview" w:date="2026-01-01T00:00:00Z">
         <w:r>
           <w:t xml:space="preserve"> </w:t>
         </w:r>
       </w:ins>
-      <w:ins w:id="514" w:author="PR Preview" w:date="2026-01-01T00:00:00Z">
+      <w:ins w:id="528" w:author="PR Preview" w:date="2026-01-01T00:00:00Z">
         <w:r>
           <w:t xml:space="preserve">and the normal approximation puts the chance of a miss at about</w:t>
         </w:r>
       </w:ins>
-      <w:ins w:id="515" w:author="PR Preview" w:date="2026-01-01T00:00:00Z">
+      <w:ins w:id="529" w:author="PR Preview" w:date="2026-01-01T00:00:00Z">
         <w:r>
           <w:t xml:space="preserve"> </w:t>
         </w:r>
       </w:ins>
-      <w:ins w:id="516" w:author="PR Preview" w:date="2026-01-01T00:00:00Z">
+      <w:ins w:id="530" w:author="PR Preview" w:date="2026-01-01T00:00:00Z">
         <w:r>
           <w:t xml:space="preserve">7.7</w:t>
         </w:r>
       </w:ins>
-      <w:ins w:id="517" w:author="PR Preview" w:date="2026-01-01T00:00:00Z">
-        <w:r>
-          <w:t xml:space="preserve">^{-6};</w:t>
+      <w:ins w:id="531" w:author="PR Preview" w:date="2026-01-01T00:00:00Z">
+        <w:r>
+          <w:t xml:space="preserve">^{-6}.</w:t>
         </w:r>
       </w:ins>
-      <w:ins w:id="518" w:author="PR Preview" w:date="2026-01-01T00:00:00Z">
+      <w:ins w:id="532" w:author="PR Preview" w:date="2026-01-01T00:00:00Z">
         <w:r>
           <w:t xml:space="preserve"> </w:t>
         </w:r>
       </w:ins>
-      <w:ins w:id="519" w:author="PR Preview" w:date="2026-01-01T00:00:00Z">
+      <w:ins w:id="533" w:author="PR Preview" w:date="2026-01-01T00:00:00Z">
         <w:r>
           <w:t xml:space="preserve">Chebyshev’s inequality must hold for every distribution, as in</w:t>
         </w:r>
       </w:ins>
-      <w:ins w:id="520" w:author="PR Preview" w:date="2026-01-01T00:00:00Z">
+      <w:ins w:id="534" w:author="PR Preview" w:date="2026-01-01T00:00:00Z">
         <w:r>
           <w:t xml:space="preserve"> </w:t>
         </w:r>
       </w:ins>
       <w:hyperlink w:anchor="exm-chebyshev-auto">
-        <w:ins w:id="521" w:author="PR Preview" w:date="2026-01-01T00:00:00Z">
+        <w:ins w:id="535" w:author="PR Preview" w:date="2026-01-01T00:00:00Z">
           <w:r>
             <w:rPr>
               <w:rStyle w:val="Hyperlink"/>
@@ -17861,7 +17947,7 @@
           </w:r>
         </w:ins>
       </w:hyperlink>
-      <w:ins w:id="522" w:author="PR Preview" w:date="2026-01-01T00:00:00Z">
+      <w:ins w:id="536" w:author="PR Preview" w:date="2026-01-01T00:00:00Z">
         <w:r>
           <w:t xml:space="preserve">.</w:t>
         </w:r>
@@ -18274,7 +18360,7 @@
       <w:pPr>
         <w:pStyle w:val="FirstParagraph"/>
       </w:pPr>
-      <w:del w:id="523" w:author="PR Preview" w:date="2026-01-01T00:00:00Z">
+      <w:del w:id="537" w:author="PR Preview" w:date="2026-01-01T00:00:00Z">
         <w:r>
           <w:rPr>
             <w:i/>
@@ -18283,23 +18369,23 @@
           <w:delText xml:space="preserve">Proof</w:delText>
         </w:r>
       </w:del>
-      <w:del w:id="524" w:author="PR Preview" w:date="2026-01-01T00:00:00Z">
+      <w:del w:id="538" w:author="PR Preview" w:date="2026-01-01T00:00:00Z">
         <w:r>
           <w:delText xml:space="preserve">. </w:delText>
         </w:r>
       </w:del>
-      <w:del w:id="525" w:author="PR Preview" w:date="2026-01-01T00:00:00Z">
+      <w:del w:id="539" w:author="PR Preview" w:date="2026-01-01T00:00:00Z">
         <w:r>
           <w:delText xml:space="preserve">This is the solution to</w:delText>
         </w:r>
       </w:del>
-      <w:del w:id="526" w:author="PR Preview" w:date="2026-01-01T00:00:00Z">
+      <w:del w:id="540" w:author="PR Preview" w:date="2026-01-01T00:00:00Z">
         <w:r>
           <w:delText xml:space="preserve"> </w:delText>
         </w:r>
       </w:del>
       <w:hyperlink w:anchor="exr-chebyshev-sample-size">
-        <w:del w:id="527" w:author="PR Preview" w:date="2026-01-01T00:00:00Z">
+        <w:del w:id="541" w:author="PR Preview" w:date="2026-01-01T00:00:00Z">
           <w:r>
             <w:rPr>
               <w:rStyle w:val="Hyperlink"/>
@@ -18308,23 +18394,23 @@
           </w:r>
         </w:del>
       </w:hyperlink>
-      <w:del w:id="528" w:author="PR Preview" w:date="2026-01-01T00:00:00Z">
+      <w:del w:id="542" w:author="PR Preview" w:date="2026-01-01T00:00:00Z">
         <w:r>
           <w:delText xml:space="preserve"> </w:delText>
         </w:r>
       </w:del>
-      <w:del w:id="529" w:author="PR Preview" w:date="2026-01-01T00:00:00Z">
+      <w:del w:id="543" w:author="PR Preview" w:date="2026-01-01T00:00:00Z">
         <w:r>
           <w:delText xml:space="preserve">(a), worked in</w:delText>
         </w:r>
       </w:del>
-      <w:del w:id="530" w:author="PR Preview" w:date="2026-01-01T00:00:00Z">
+      <w:del w:id="544" w:author="PR Preview" w:date="2026-01-01T00:00:00Z">
         <w:r>
           <w:delText xml:space="preserve"> </w:delText>
         </w:r>
       </w:del>
       <w:hyperlink w:anchor="sol-chebyshev-sample-size">
-        <w:del w:id="531" w:author="PR Preview" w:date="2026-01-01T00:00:00Z">
+        <w:del w:id="545" w:author="PR Preview" w:date="2026-01-01T00:00:00Z">
           <w:r>
             <w:rPr>
               <w:rStyle w:val="Hyperlink"/>
@@ -18333,28 +18419,28 @@
           </w:r>
         </w:del>
       </w:hyperlink>
-      <w:del w:id="532" w:author="PR Preview" w:date="2026-01-01T00:00:00Z">
+      <w:del w:id="546" w:author="PR Preview" w:date="2026-01-01T00:00:00Z">
         <w:r>
           <w:delText xml:space="preserve">.</w:delText>
         </w:r>
       </w:del>
-      <w:del w:id="533" w:author="PR Preview" w:date="2026-01-01T00:00:00Z">
+      <w:del w:id="547" w:author="PR Preview" w:date="2026-01-01T00:00:00Z">
         <w:r>
           <w:delText xml:space="preserve"> </w:delText>
         </w:r>
       </w:del>
-      <w:del w:id="534" w:author="PR Preview" w:date="2026-01-01T00:00:00Z">
+      <w:del w:id="548" w:author="PR Preview" w:date="2026-01-01T00:00:00Z">
         <w:r>
           <w:delText xml:space="preserve">It applies</w:delText>
         </w:r>
       </w:del>
-      <w:del w:id="535" w:author="PR Preview" w:date="2026-01-01T00:00:00Z">
+      <w:del w:id="549" w:author="PR Preview" w:date="2026-01-01T00:00:00Z">
         <w:r>
           <w:delText xml:space="preserve"> </w:delText>
         </w:r>
       </w:del>
       <w:hyperlink w:anchor="thm-chebyshev">
-        <w:del w:id="536" w:author="PR Preview" w:date="2026-01-01T00:00:00Z">
+        <w:del w:id="550" w:author="PR Preview" w:date="2026-01-01T00:00:00Z">
           <w:r>
             <w:rPr>
               <w:rStyle w:val="Hyperlink"/>
@@ -18363,17 +18449,17 @@
           </w:r>
         </w:del>
       </w:hyperlink>
-      <w:del w:id="537" w:author="PR Preview" w:date="2026-01-01T00:00:00Z">
+      <w:del w:id="551" w:author="PR Preview" w:date="2026-01-01T00:00:00Z">
         <w:r>
           <w:delText xml:space="preserve"> </w:delText>
         </w:r>
       </w:del>
-      <w:del w:id="538" w:author="PR Preview" w:date="2026-01-01T00:00:00Z">
+      <w:del w:id="552" w:author="PR Preview" w:date="2026-01-01T00:00:00Z">
         <w:r>
           <w:delText xml:space="preserve">to</w:delText>
         </w:r>
       </w:del>
-      <w:del w:id="539" w:author="PR Preview" w:date="2026-01-01T00:00:00Z">
+      <w:del w:id="553" w:author="PR Preview" w:date="2026-01-01T00:00:00Z">
         <w:r>
           <w:delText xml:space="preserve"> </w:delText>
         </w:r>
@@ -18399,18 +18485,18 @@
           </m:sub>
         </m:sSub>
       </m:oMath>
-      <w:del w:id="540" w:author="PR Preview" w:date="2026-01-01T00:00:00Z">
+      <w:del w:id="554" w:author="PR Preview" w:date="2026-01-01T00:00:00Z">
         <w:r>
           <w:delText xml:space="preserve">, whose</w:delText>
         </w:r>
       </w:del>
-      <w:del w:id="541" w:author="PR Preview" w:date="2026-01-01T00:00:00Z">
+      <w:del w:id="555" w:author="PR Preview" w:date="2026-01-01T00:00:00Z">
         <w:r>
           <w:delText xml:space="preserve"> </w:delText>
         </w:r>
       </w:del>
       <w:hyperlink r:id="rId23">
-        <w:del w:id="542" w:author="PR Preview" w:date="2026-01-01T00:00:00Z">
+        <w:del w:id="556" w:author="PR Preview" w:date="2026-01-01T00:00:00Z">
           <w:r>
             <w:rPr>
               <w:rStyle w:val="Hyperlink"/>
@@ -18419,17 +18505,17 @@
           </w:r>
         </w:del>
       </w:hyperlink>
-      <w:del w:id="543" w:author="PR Preview" w:date="2026-01-01T00:00:00Z">
+      <w:del w:id="557" w:author="PR Preview" w:date="2026-01-01T00:00:00Z">
         <w:r>
           <w:delText xml:space="preserve"> </w:delText>
         </w:r>
       </w:del>
-      <w:del w:id="544" w:author="PR Preview" w:date="2026-01-01T00:00:00Z">
+      <w:del w:id="558" w:author="PR Preview" w:date="2026-01-01T00:00:00Z">
         <w:r>
           <w:delText xml:space="preserve">is</w:delText>
         </w:r>
       </w:del>
-      <w:del w:id="545" w:author="PR Preview" w:date="2026-01-01T00:00:00Z">
+      <w:del w:id="559" w:author="PR Preview" w:date="2026-01-01T00:00:00Z">
         <w:r>
           <w:delText xml:space="preserve"> </w:delText>
         </w:r>
@@ -18457,23 +18543,23 @@
           <m:t>n</m:t>
         </m:r>
       </m:oMath>
-      <w:del w:id="546" w:author="PR Preview" w:date="2026-01-01T00:00:00Z">
+      <w:del w:id="560" w:author="PR Preview" w:date="2026-01-01T00:00:00Z">
         <w:r>
           <w:delText xml:space="preserve"> </w:delText>
         </w:r>
       </w:del>
-      <w:del w:id="547" w:author="PR Preview" w:date="2026-01-01T00:00:00Z">
+      <w:del w:id="561" w:author="PR Preview" w:date="2026-01-01T00:00:00Z">
         <w:r>
           <w:delText xml:space="preserve">by</w:delText>
         </w:r>
       </w:del>
-      <w:del w:id="548" w:author="PR Preview" w:date="2026-01-01T00:00:00Z">
+      <w:del w:id="562" w:author="PR Preview" w:date="2026-01-01T00:00:00Z">
         <w:r>
           <w:delText xml:space="preserve"> </w:delText>
         </w:r>
       </w:del>
       <w:hyperlink w:anchor="cor-mean-iid-moments">
-        <w:del w:id="549" w:author="PR Preview" w:date="2026-01-01T00:00:00Z">
+        <w:del w:id="563" w:author="PR Preview" w:date="2026-01-01T00:00:00Z">
           <w:r>
             <w:rPr>
               <w:rStyle w:val="Hyperlink"/>
@@ -18482,7 +18568,7 @@
           </w:r>
         </w:del>
       </w:hyperlink>
-      <w:del w:id="550" w:author="PR Preview" w:date="2026-01-01T00:00:00Z">
+      <w:del w:id="564" w:author="PR Preview" w:date="2026-01-01T00:00:00Z">
         <w:r>
           <w:delText xml:space="preserve">.</w:delText>
         </w:r>
@@ -18492,7 +18578,7 @@
       <w:pPr>
         <w:pStyle w:val="FirstParagraph"/>
       </w:pPr>
-      <w:ins w:id="551" w:author="PR Preview" w:date="2026-01-01T00:00:00Z">
+      <w:ins w:id="565" w:author="PR Preview" w:date="2026-01-01T00:00:00Z">
         <w:r>
           <w:rPr>
             <w:i/>
@@ -18501,23 +18587,23 @@
           <w:t xml:space="preserve">Proof</w:t>
         </w:r>
       </w:ins>
-      <w:ins w:id="552" w:author="PR Preview" w:date="2026-01-01T00:00:00Z">
+      <w:ins w:id="566" w:author="PR Preview" w:date="2026-01-01T00:00:00Z">
         <w:r>
           <w:t xml:space="preserve">. </w:t>
         </w:r>
       </w:ins>
-      <w:ins w:id="553" w:author="PR Preview" w:date="2026-01-01T00:00:00Z">
+      <w:ins w:id="567" w:author="PR Preview" w:date="2026-01-01T00:00:00Z">
         <w:r>
           <w:t xml:space="preserve">This is the solution to</w:t>
         </w:r>
       </w:ins>
-      <w:ins w:id="554" w:author="PR Preview" w:date="2026-01-01T00:00:00Z">
+      <w:ins w:id="568" w:author="PR Preview" w:date="2026-01-01T00:00:00Z">
         <w:r>
           <w:t xml:space="preserve"> </w:t>
         </w:r>
       </w:ins>
       <w:hyperlink w:anchor="exr-chebyshev-sample-size">
-        <w:ins w:id="555" w:author="PR Preview" w:date="2026-01-01T00:00:00Z">
+        <w:ins w:id="569" w:author="PR Preview" w:date="2026-01-01T00:00:00Z">
           <w:r>
             <w:rPr>
               <w:rStyle w:val="Hyperlink"/>
@@ -18526,18 +18612,18 @@
           </w:r>
         </w:ins>
       </w:hyperlink>
-      <w:ins w:id="556" w:author="PR Preview" w:date="2026-01-01T00:00:00Z">
+      <w:ins w:id="570" w:author="PR Preview" w:date="2026-01-01T00:00:00Z">
         <w:r>
           <w:t xml:space="preserve">, worked in</w:t>
         </w:r>
       </w:ins>
-      <w:ins w:id="557" w:author="PR Preview" w:date="2026-01-01T00:00:00Z">
+      <w:ins w:id="571" w:author="PR Preview" w:date="2026-01-01T00:00:00Z">
         <w:r>
           <w:t xml:space="preserve"> </w:t>
         </w:r>
       </w:ins>
       <w:hyperlink w:anchor="sol-chebyshev-sample-size">
-        <w:ins w:id="558" w:author="PR Preview" w:date="2026-01-01T00:00:00Z">
+        <w:ins w:id="572" w:author="PR Preview" w:date="2026-01-01T00:00:00Z">
           <w:r>
             <w:rPr>
               <w:rStyle w:val="Hyperlink"/>
@@ -18546,28 +18632,28 @@
           </w:r>
         </w:ins>
       </w:hyperlink>
-      <w:ins w:id="559" w:author="PR Preview" w:date="2026-01-01T00:00:00Z">
+      <w:ins w:id="573" w:author="PR Preview" w:date="2026-01-01T00:00:00Z">
         <w:r>
           <w:t xml:space="preserve">.</w:t>
         </w:r>
       </w:ins>
-      <w:ins w:id="560" w:author="PR Preview" w:date="2026-01-01T00:00:00Z">
+      <w:ins w:id="574" w:author="PR Preview" w:date="2026-01-01T00:00:00Z">
         <w:r>
           <w:t xml:space="preserve"> </w:t>
         </w:r>
       </w:ins>
-      <w:ins w:id="561" w:author="PR Preview" w:date="2026-01-01T00:00:00Z">
+      <w:ins w:id="575" w:author="PR Preview" w:date="2026-01-01T00:00:00Z">
         <w:r>
           <w:t xml:space="preserve">It applies</w:t>
         </w:r>
       </w:ins>
-      <w:ins w:id="562" w:author="PR Preview" w:date="2026-01-01T00:00:00Z">
+      <w:ins w:id="576" w:author="PR Preview" w:date="2026-01-01T00:00:00Z">
         <w:r>
           <w:t xml:space="preserve"> </w:t>
         </w:r>
       </w:ins>
       <w:hyperlink w:anchor="thm-chebyshev">
-        <w:ins w:id="563" w:author="PR Preview" w:date="2026-01-01T00:00:00Z">
+        <w:ins w:id="577" w:author="PR Preview" w:date="2026-01-01T00:00:00Z">
           <w:r>
             <w:rPr>
               <w:rStyle w:val="Hyperlink"/>
@@ -18576,17 +18662,17 @@
           </w:r>
         </w:ins>
       </w:hyperlink>
-      <w:ins w:id="564" w:author="PR Preview" w:date="2026-01-01T00:00:00Z">
+      <w:ins w:id="578" w:author="PR Preview" w:date="2026-01-01T00:00:00Z">
         <w:r>
           <w:t xml:space="preserve"> </w:t>
         </w:r>
       </w:ins>
-      <w:ins w:id="565" w:author="PR Preview" w:date="2026-01-01T00:00:00Z">
+      <w:ins w:id="579" w:author="PR Preview" w:date="2026-01-01T00:00:00Z">
         <w:r>
           <w:t xml:space="preserve">to</w:t>
         </w:r>
       </w:ins>
-      <w:ins w:id="566" w:author="PR Preview" w:date="2026-01-01T00:00:00Z">
+      <w:ins w:id="580" w:author="PR Preview" w:date="2026-01-01T00:00:00Z">
         <w:r>
           <w:t xml:space="preserve"> </w:t>
         </w:r>
@@ -18612,18 +18698,18 @@
           </m:sub>
         </m:sSub>
       </m:oMath>
-      <w:ins w:id="567" w:author="PR Preview" w:date="2026-01-01T00:00:00Z">
+      <w:ins w:id="581" w:author="PR Preview" w:date="2026-01-01T00:00:00Z">
         <w:r>
           <w:t xml:space="preserve">, whose</w:t>
         </w:r>
       </w:ins>
-      <w:ins w:id="568" w:author="PR Preview" w:date="2026-01-01T00:00:00Z">
+      <w:ins w:id="582" w:author="PR Preview" w:date="2026-01-01T00:00:00Z">
         <w:r>
           <w:t xml:space="preserve"> </w:t>
         </w:r>
       </w:ins>
       <w:hyperlink r:id="rId23">
-        <w:ins w:id="569" w:author="PR Preview" w:date="2026-01-01T00:00:00Z">
+        <w:ins w:id="583" w:author="PR Preview" w:date="2026-01-01T00:00:00Z">
           <w:r>
             <w:rPr>
               <w:rStyle w:val="Hyperlink"/>
@@ -18632,17 +18718,17 @@
           </w:r>
         </w:ins>
       </w:hyperlink>
-      <w:ins w:id="570" w:author="PR Preview" w:date="2026-01-01T00:00:00Z">
+      <w:ins w:id="584" w:author="PR Preview" w:date="2026-01-01T00:00:00Z">
         <w:r>
           <w:t xml:space="preserve"> </w:t>
         </w:r>
       </w:ins>
-      <w:ins w:id="571" w:author="PR Preview" w:date="2026-01-01T00:00:00Z">
+      <w:ins w:id="585" w:author="PR Preview" w:date="2026-01-01T00:00:00Z">
         <w:r>
           <w:t xml:space="preserve">is</w:t>
         </w:r>
       </w:ins>
-      <w:ins w:id="572" w:author="PR Preview" w:date="2026-01-01T00:00:00Z">
+      <w:ins w:id="586" w:author="PR Preview" w:date="2026-01-01T00:00:00Z">
         <w:r>
           <w:t xml:space="preserve"> </w:t>
         </w:r>
@@ -18670,23 +18756,23 @@
           <m:t>n</m:t>
         </m:r>
       </m:oMath>
-      <w:ins w:id="573" w:author="PR Preview" w:date="2026-01-01T00:00:00Z">
+      <w:ins w:id="587" w:author="PR Preview" w:date="2026-01-01T00:00:00Z">
         <w:r>
           <w:t xml:space="preserve"> </w:t>
         </w:r>
       </w:ins>
-      <w:ins w:id="574" w:author="PR Preview" w:date="2026-01-01T00:00:00Z">
+      <w:ins w:id="588" w:author="PR Preview" w:date="2026-01-01T00:00:00Z">
         <w:r>
           <w:t xml:space="preserve">by</w:t>
         </w:r>
       </w:ins>
-      <w:ins w:id="575" w:author="PR Preview" w:date="2026-01-01T00:00:00Z">
+      <w:ins w:id="589" w:author="PR Preview" w:date="2026-01-01T00:00:00Z">
         <w:r>
           <w:t xml:space="preserve"> </w:t>
         </w:r>
       </w:ins>
       <w:hyperlink w:anchor="cor-mean-iid-moments">
-        <w:ins w:id="576" w:author="PR Preview" w:date="2026-01-01T00:00:00Z">
+        <w:ins w:id="590" w:author="PR Preview" w:date="2026-01-01T00:00:00Z">
           <w:r>
             <w:rPr>
               <w:rStyle w:val="Hyperlink"/>
@@ -18695,7 +18781,7 @@
           </w:r>
         </w:ins>
       </w:hyperlink>
-      <w:ins w:id="577" w:author="PR Preview" w:date="2026-01-01T00:00:00Z">
+      <w:ins w:id="591" w:author="PR Preview" w:date="2026-01-01T00:00:00Z">
         <w:r>
           <w:t xml:space="preserve">.</w:t>
         </w:r>

--- a/pr-preview/pr-274/limit-theorems-tracked-changes.docx
+++ b/pr-preview/pr-274/limit-theorems-tracked-changes.docx
@@ -26,7 +26,7 @@
       </w:pPr>
       <w:ins w:id="2" w:author="PR Preview" w:date="2026-01-01T00:00:00Z">
         <w:r>
-          <w:t xml:space="preserve">Last modified: 2026-10-27 02:46:11 (PDT)</w:t>
+          <w:t xml:space="preserve">Last modified: 2026-10-27 04:03:48 (PDT)</w:t>
         </w:r>
       </w:ins>
     </w:p>
@@ -16565,7 +16565,7 @@
       </w:ins>
       <w:ins w:id="373" w:author="PR Preview" w:date="2026-01-01T00:00:00Z">
         <w:r>
-          <w:t xml:space="preserve">Find the smallest</w:t>
+          <w:t xml:space="preserve">With</w:t>
         </w:r>
       </w:ins>
       <w:ins w:id="374" w:author="PR Preview" w:date="2026-01-01T00:00:00Z">
@@ -16574,9 +16574,18 @@
         </w:r>
       </w:ins>
       <m:oMath>
-        <m:r>
-          <m:t>n</m:t>
-        </m:r>
+        <m:sSup>
+          <m:e>
+            <m:r>
+              <m:t>σ</m:t>
+            </m:r>
+          </m:e>
+          <m:sup>
+            <m:r>
+              <m:t>2</m:t>
+            </m:r>
+          </m:sup>
+        </m:sSup>
       </m:oMath>
       <w:ins w:id="375" w:author="PR Preview" w:date="2026-01-01T00:00:00Z">
         <w:r>
@@ -16585,7 +16594,7 @@
       </w:ins>
       <w:ins w:id="376" w:author="PR Preview" w:date="2026-01-01T00:00:00Z">
         <w:r>
-          <w:t xml:space="preserve">for which the bound in</w:t>
+          <w:t xml:space="preserve">from</w:t>
         </w:r>
       </w:ins>
       <w:ins w:id="377" w:author="PR Preview" w:date="2026-01-01T00:00:00Z">
@@ -16593,8 +16602,58 @@
           <w:t xml:space="preserve"> </w:t>
         </w:r>
       </w:ins>
+      <w:hyperlink w:anchor="exr-chebyshev-variance">
+        <w:ins w:id="378" w:author="PR Preview" w:date="2026-01-01T00:00:00Z">
+          <w:r>
+            <w:rPr>
+              <w:rStyle w:val="Hyperlink"/>
+            </w:rPr>
+            <w:t xml:space="preserve">Exercise 2</w:t>
+          </w:r>
+        </w:ins>
+      </w:hyperlink>
+      <w:ins w:id="379" w:author="PR Preview" w:date="2026-01-01T00:00:00Z">
+        <w:r>
+          <w:t xml:space="preserve">,</w:t>
+        </w:r>
+      </w:ins>
+      <w:ins w:id="380" w:author="PR Preview" w:date="2026-01-01T00:00:00Z">
+        <w:r>
+          <w:t xml:space="preserve"> </w:t>
+        </w:r>
+      </w:ins>
+      <w:ins w:id="381" w:author="PR Preview" w:date="2026-01-01T00:00:00Z">
+        <w:r>
+          <w:t xml:space="preserve">find the smallest</w:t>
+        </w:r>
+      </w:ins>
+      <w:ins w:id="382" w:author="PR Preview" w:date="2026-01-01T00:00:00Z">
+        <w:r>
+          <w:t xml:space="preserve"> </w:t>
+        </w:r>
+      </w:ins>
+      <m:oMath>
+        <m:r>
+          <m:t>n</m:t>
+        </m:r>
+      </m:oMath>
+      <w:ins w:id="383" w:author="PR Preview" w:date="2026-01-01T00:00:00Z">
+        <w:r>
+          <w:t xml:space="preserve"> </w:t>
+        </w:r>
+      </w:ins>
+      <w:ins w:id="384" w:author="PR Preview" w:date="2026-01-01T00:00:00Z">
+        <w:r>
+          <w:t xml:space="preserve">for which the bound in</w:t>
+        </w:r>
+      </w:ins>
+      <w:ins w:id="385" w:author="PR Preview" w:date="2026-01-01T00:00:00Z">
+        <w:r>
+          <w:t xml:space="preserve"> </w:t>
+        </w:r>
+      </w:ins>
       <w:hyperlink w:anchor="exr-chebyshev-sample-size">
-        <w:ins w:id="378" w:author="PR Preview" w:date="2026-01-01T00:00:00Z">
+        <w:ins w:id="386" w:author="PR Preview" w:date="2026-01-01T00:00:00Z">
           <w:r>
             <w:rPr>
               <w:rStyle w:val="Hyperlink"/>
@@ -16603,17 +16662,17 @@
           </w:r>
         </w:ins>
       </w:hyperlink>
-      <w:ins w:id="379" w:author="PR Preview" w:date="2026-01-01T00:00:00Z">
+      <w:ins w:id="387" w:author="PR Preview" w:date="2026-01-01T00:00:00Z">
         <w:r>
           <w:t xml:space="preserve"> </w:t>
         </w:r>
       </w:ins>
-      <w:ins w:id="380" w:author="PR Preview" w:date="2026-01-01T00:00:00Z">
+      <w:ins w:id="388" w:author="PR Preview" w:date="2026-01-01T00:00:00Z">
         <w:r>
           <w:t xml:space="preserve">guarantees</w:t>
         </w:r>
       </w:ins>
-      <w:ins w:id="381" w:author="PR Preview" w:date="2026-01-01T00:00:00Z">
+      <w:ins w:id="389" w:author="PR Preview" w:date="2026-01-01T00:00:00Z">
         <w:r>
           <w:t xml:space="preserve"> </w:t>
         </w:r>
@@ -16704,7 +16763,7 @@
           <m:t>0.05</m:t>
         </m:r>
       </m:oMath>
-      <w:ins w:id="382" w:author="PR Preview" w:date="2026-01-01T00:00:00Z">
+      <w:ins w:id="390" w:author="PR Preview" w:date="2026-01-01T00:00:00Z">
         <w:r>
           <w:t xml:space="preserve">.</w:t>
         </w:r>
@@ -16716,7 +16775,7 @@
       <w:pPr>
         <w:pStyle w:val="BodyText"/>
       </w:pPr>
-      <w:ins w:id="383" w:author="PR Preview" w:date="2026-01-01T00:00:00Z">
+      <w:ins w:id="391" w:author="PR Preview" w:date="2026-01-01T00:00:00Z">
         <w:r>
           <w:rPr>
             <w:i/>
@@ -16725,17 +16784,17 @@
           <w:t xml:space="preserve">Solution 3</w:t>
         </w:r>
       </w:ins>
-      <w:ins w:id="384" w:author="PR Preview" w:date="2026-01-01T00:00:00Z">
+      <w:ins w:id="392" w:author="PR Preview" w:date="2026-01-01T00:00:00Z">
         <w:r>
           <w:t xml:space="preserve">. </w:t>
         </w:r>
       </w:ins>
-      <w:ins w:id="385" w:author="PR Preview" w:date="2026-01-01T00:00:00Z">
+      <w:ins w:id="393" w:author="PR Preview" w:date="2026-01-01T00:00:00Z">
         <w:r>
           <w:t xml:space="preserve">Setting</w:t>
         </w:r>
       </w:ins>
-      <w:ins w:id="386" w:author="PR Preview" w:date="2026-01-01T00:00:00Z">
+      <w:ins w:id="394" w:author="PR Preview" w:date="2026-01-01T00:00:00Z">
         <w:r>
           <w:t xml:space="preserve"> </w:t>
         </w:r>
@@ -16802,17 +16861,17 @@
           <m:t>0.05</m:t>
         </m:r>
       </m:oMath>
-      <w:ins w:id="387" w:author="PR Preview" w:date="2026-01-01T00:00:00Z">
+      <w:ins w:id="395" w:author="PR Preview" w:date="2026-01-01T00:00:00Z">
         <w:r>
           <w:t xml:space="preserve"> </w:t>
         </w:r>
       </w:ins>
-      <w:ins w:id="388" w:author="PR Preview" w:date="2026-01-01T00:00:00Z">
+      <w:ins w:id="396" w:author="PR Preview" w:date="2026-01-01T00:00:00Z">
         <w:r>
           <w:t xml:space="preserve">gives</w:t>
         </w:r>
       </w:ins>
-      <w:ins w:id="389" w:author="PR Preview" w:date="2026-01-01T00:00:00Z">
+      <w:ins w:id="397" w:author="PR Preview" w:date="2026-01-01T00:00:00Z">
         <w:r>
           <w:t xml:space="preserve"> </w:t>
         </w:r>
@@ -16843,7 +16902,7 @@
           </m:sup>
         </m:sSup>
       </m:oMath>
-      <w:ins w:id="390" w:author="PR Preview" w:date="2026-01-01T00:00:00Z">
+      <w:ins w:id="398" w:author="PR Preview" w:date="2026-01-01T00:00:00Z">
         <w:r>
           <w:t xml:space="preserve">.</w:t>
         </w:r>
@@ -16853,7 +16912,7 @@
       <w:pPr>
         <w:pStyle w:val="SourceCode"/>
       </w:pPr>
-      <w:ins w:id="391" w:author="PR Preview" w:date="2026-01-01T00:00:00Z">
+      <w:ins w:id="399" w:author="PR Preview" w:date="2026-01-01T00:00:00Z">
         <w:r>
           <w:rPr>
             <w:rStyle w:val="NormalTok"/>
@@ -16861,7 +16920,7 @@
           <w:t xml:space="preserve">n_min </w:t>
         </w:r>
       </w:ins>
-      <w:ins w:id="392" w:author="PR Preview" w:date="2026-01-01T00:00:00Z">
+      <w:ins w:id="400" w:author="PR Preview" w:date="2026-01-01T00:00:00Z">
         <w:r>
           <w:rPr>
             <w:rStyle w:val="OtherTok"/>
@@ -16869,7 +16928,7 @@
           <w:t xml:space="preserve">&lt;-</w:t>
         </w:r>
       </w:ins>
-      <w:ins w:id="393" w:author="PR Preview" w:date="2026-01-01T00:00:00Z">
+      <w:ins w:id="401" w:author="PR Preview" w:date="2026-01-01T00:00:00Z">
         <w:r>
           <w:rPr>
             <w:rStyle w:val="NormalTok"/>
@@ -16877,7 +16936,7 @@
           <w:t xml:space="preserve"> </w:t>
         </w:r>
       </w:ins>
-      <w:ins w:id="394" w:author="PR Preview" w:date="2026-01-01T00:00:00Z">
+      <w:ins w:id="402" w:author="PR Preview" w:date="2026-01-01T00:00:00Z">
         <w:r>
           <w:rPr>
             <w:rStyle w:val="FunctionTok"/>
@@ -16885,7 +16944,7 @@
           <w:t xml:space="preserve">ceiling</w:t>
         </w:r>
       </w:ins>
-      <w:ins w:id="395" w:author="PR Preview" w:date="2026-01-01T00:00:00Z">
+      <w:ins w:id="403" w:author="PR Preview" w:date="2026-01-01T00:00:00Z">
         <w:r>
           <w:rPr>
             <w:rStyle w:val="NormalTok"/>
@@ -16893,7 +16952,7 @@
           <w:t xml:space="preserve">(</w:t>
         </w:r>
       </w:ins>
-      <w:ins w:id="396" w:author="PR Preview" w:date="2026-01-01T00:00:00Z">
+      <w:ins w:id="404" w:author="PR Preview" w:date="2026-01-01T00:00:00Z">
         <w:r>
           <w:rPr>
             <w:rStyle w:val="DecValTok"/>
@@ -16901,7 +16960,7 @@
           <w:t xml:space="preserve">20</w:t>
         </w:r>
       </w:ins>
-      <w:ins w:id="397" w:author="PR Preview" w:date="2026-01-01T00:00:00Z">
+      <w:ins w:id="405" w:author="PR Preview" w:date="2026-01-01T00:00:00Z">
         <w:r>
           <w:rPr>
             <w:rStyle w:val="NormalTok"/>
@@ -16909,7 +16968,7 @@
           <w:t xml:space="preserve"> </w:t>
         </w:r>
       </w:ins>
-      <w:ins w:id="398" w:author="PR Preview" w:date="2026-01-01T00:00:00Z">
+      <w:ins w:id="406" w:author="PR Preview" w:date="2026-01-01T00:00:00Z">
         <w:r>
           <w:rPr>
             <w:rStyle w:val="SpecialCharTok"/>
@@ -16917,7 +16976,7 @@
           <w:t xml:space="preserve">*</w:t>
         </w:r>
       </w:ins>
-      <w:ins w:id="399" w:author="PR Preview" w:date="2026-01-01T00:00:00Z">
+      <w:ins w:id="407" w:author="PR Preview" w:date="2026-01-01T00:00:00Z">
         <w:r>
           <w:rPr>
             <w:rStyle w:val="NormalTok"/>
@@ -16925,12 +16984,12 @@
           <w:t xml:space="preserve"> sigma2)</w:t>
         </w:r>
       </w:ins>
-      <w:ins w:id="400" w:author="PR Preview" w:date="2026-01-01T00:00:00Z">
+      <w:ins w:id="408" w:author="PR Preview" w:date="2026-01-01T00:00:00Z">
         <w:r>
           <w:br/>
         </w:r>
       </w:ins>
-      <w:ins w:id="401" w:author="PR Preview" w:date="2026-01-01T00:00:00Z">
+      <w:ins w:id="409" w:author="PR Preview" w:date="2026-01-01T00:00:00Z">
         <w:r>
           <w:rPr>
             <w:rStyle w:val="NormalTok"/>
@@ -16938,12 +16997,12 @@
           <w:t xml:space="preserve">n_min</w:t>
         </w:r>
       </w:ins>
-      <w:ins w:id="402" w:author="PR Preview" w:date="2026-01-01T00:00:00Z">
+      <w:ins w:id="410" w:author="PR Preview" w:date="2026-01-01T00:00:00Z">
         <w:r>
           <w:br/>
         </w:r>
       </w:ins>
-      <w:ins w:id="403" w:author="PR Preview" w:date="2026-01-01T00:00:00Z">
+      <w:ins w:id="411" w:author="PR Preview" w:date="2026-01-01T00:00:00Z">
         <w:r>
           <w:rPr>
             <w:rStyle w:val="CommentTok"/>
@@ -16956,12 +17015,12 @@
       <w:pPr>
         <w:pStyle w:val="FirstParagraph"/>
       </w:pPr>
-      <w:ins w:id="404" w:author="PR Preview" w:date="2026-01-01T00:00:00Z">
+      <w:ins w:id="412" w:author="PR Preview" w:date="2026-01-01T00:00:00Z">
         <w:r>
           <w:t xml:space="preserve">With</w:t>
         </w:r>
       </w:ins>
-      <w:ins w:id="405" w:author="PR Preview" w:date="2026-01-01T00:00:00Z">
+      <w:ins w:id="413" w:author="PR Preview" w:date="2026-01-01T00:00:00Z">
         <w:r>
           <w:t xml:space="preserve"> </w:t>
         </w:r>
@@ -16980,23 +17039,23 @@
           </m:sup>
         </m:sSup>
       </m:oMath>
-      <w:ins w:id="406" w:author="PR Preview" w:date="2026-01-01T00:00:00Z">
+      <w:ins w:id="414" w:author="PR Preview" w:date="2026-01-01T00:00:00Z">
         <w:r>
           <w:t xml:space="preserve"> </w:t>
         </w:r>
       </w:ins>
-      <w:ins w:id="407" w:author="PR Preview" w:date="2026-01-01T00:00:00Z">
+      <w:ins w:id="415" w:author="PR Preview" w:date="2026-01-01T00:00:00Z">
         <w:r>
           <w:t xml:space="preserve">from</w:t>
         </w:r>
       </w:ins>
-      <w:ins w:id="408" w:author="PR Preview" w:date="2026-01-01T00:00:00Z">
+      <w:ins w:id="416" w:author="PR Preview" w:date="2026-01-01T00:00:00Z">
         <w:r>
           <w:t xml:space="preserve"> </w:t>
         </w:r>
       </w:ins>
       <w:hyperlink w:anchor="sol-chebyshev-variance">
-        <w:ins w:id="409" w:author="PR Preview" w:date="2026-01-01T00:00:00Z">
+        <w:ins w:id="417" w:author="PR Preview" w:date="2026-01-01T00:00:00Z">
           <w:r>
             <w:rPr>
               <w:rStyle w:val="Hyperlink"/>
@@ -17005,12 +17064,12 @@
           </w:r>
         </w:ins>
       </w:hyperlink>
-      <w:ins w:id="410" w:author="PR Preview" w:date="2026-01-01T00:00:00Z">
+      <w:ins w:id="418" w:author="PR Preview" w:date="2026-01-01T00:00:00Z">
         <w:r>
           <w:t xml:space="preserve">,</w:t>
         </w:r>
       </w:ins>
-      <w:ins w:id="411" w:author="PR Preview" w:date="2026-01-01T00:00:00Z">
+      <w:ins w:id="419" w:author="PR Preview" w:date="2026-01-01T00:00:00Z">
         <w:r>
           <w:t xml:space="preserve"> </w:t>
         </w:r>
@@ -17029,12 +17088,12 @@
           <m:t>1216</m:t>
         </m:r>
       </m:oMath>
-      <w:ins w:id="412" w:author="PR Preview" w:date="2026-01-01T00:00:00Z">
+      <w:ins w:id="420" w:author="PR Preview" w:date="2026-01-01T00:00:00Z">
         <w:r>
           <w:t xml:space="preserve"> </w:t>
         </w:r>
       </w:ins>
-      <w:ins w:id="413" w:author="PR Preview" w:date="2026-01-01T00:00:00Z">
+      <w:ins w:id="421" w:author="PR Preview" w:date="2026-01-01T00:00:00Z">
         <w:r>
           <w:t xml:space="preserve">cars suffice.</w:t>
         </w:r>
@@ -17046,7 +17105,7 @@
       <w:pPr>
         <w:pStyle w:val="BodyText"/>
       </w:pPr>
-      <w:ins w:id="414" w:author="PR Preview" w:date="2026-01-01T00:00:00Z">
+      <w:ins w:id="422" w:author="PR Preview" w:date="2026-01-01T00:00:00Z">
         <w:r>
           <w:rPr>
             <w:b/>
@@ -17055,23 +17114,23 @@
           <w:t xml:space="preserve">Exercise 4 (Simulated misses of the sample mean)</w:t>
         </w:r>
       </w:ins>
-      <w:ins w:id="415" w:author="PR Preview" w:date="2026-01-01T00:00:00Z">
+      <w:ins w:id="423" w:author="PR Preview" w:date="2026-01-01T00:00:00Z">
         <w:r>
           <w:t xml:space="preserve"> </w:t>
         </w:r>
       </w:ins>
-      <w:ins w:id="416" w:author="PR Preview" w:date="2026-01-01T00:00:00Z">
+      <w:ins w:id="424" w:author="PR Preview" w:date="2026-01-01T00:00:00Z">
         <w:r>
           <w:t xml:space="preserve">Draw 10,000 samples of the size from</w:t>
         </w:r>
       </w:ins>
-      <w:ins w:id="417" w:author="PR Preview" w:date="2026-01-01T00:00:00Z">
+      <w:ins w:id="425" w:author="PR Preview" w:date="2026-01-01T00:00:00Z">
         <w:r>
           <w:t xml:space="preserve"> </w:t>
         </w:r>
       </w:ins>
       <w:hyperlink w:anchor="exr-chebyshev-min-n">
-        <w:ins w:id="418" w:author="PR Preview" w:date="2026-01-01T00:00:00Z">
+        <w:ins w:id="426" w:author="PR Preview" w:date="2026-01-01T00:00:00Z">
           <w:r>
             <w:rPr>
               <w:rStyle w:val="Hyperlink"/>
@@ -17080,33 +17139,33 @@
           </w:r>
         </w:ins>
       </w:hyperlink>
-      <w:ins w:id="419" w:author="PR Preview" w:date="2026-01-01T00:00:00Z">
+      <w:ins w:id="427" w:author="PR Preview" w:date="2026-01-01T00:00:00Z">
         <w:r>
           <w:t xml:space="preserve"> </w:t>
         </w:r>
       </w:ins>
-      <w:ins w:id="420" w:author="PR Preview" w:date="2026-01-01T00:00:00Z">
+      <w:ins w:id="428" w:author="PR Preview" w:date="2026-01-01T00:00:00Z">
         <w:r>
           <w:t xml:space="preserve">with replacement,</w:t>
         </w:r>
       </w:ins>
-      <w:ins w:id="421" w:author="PR Preview" w:date="2026-01-01T00:00:00Z">
+      <w:ins w:id="429" w:author="PR Preview" w:date="2026-01-01T00:00:00Z">
         <w:r>
           <w:t xml:space="preserve"> </w:t>
         </w:r>
       </w:ins>
-      <w:ins w:id="422" w:author="PR Preview" w:date="2026-01-01T00:00:00Z">
+      <w:ins w:id="430" w:author="PR Preview" w:date="2026-01-01T00:00:00Z">
         <w:r>
           <w:t xml:space="preserve">and report how many of the sample</w:t>
         </w:r>
       </w:ins>
-      <w:ins w:id="423" w:author="PR Preview" w:date="2026-01-01T00:00:00Z">
+      <w:ins w:id="431" w:author="PR Preview" w:date="2026-01-01T00:00:00Z">
         <w:r>
           <w:t xml:space="preserve"> </w:t>
         </w:r>
       </w:ins>
       <w:hyperlink r:id="rId56">
-        <w:ins w:id="424" w:author="PR Preview" w:date="2026-01-01T00:00:00Z">
+        <w:ins w:id="432" w:author="PR Preview" w:date="2026-01-01T00:00:00Z">
           <w:r>
             <w:rPr>
               <w:rStyle w:val="Hyperlink"/>
@@ -17115,7 +17174,7 @@
           </w:r>
         </w:ins>
       </w:hyperlink>
-      <w:ins w:id="425" w:author="PR Preview" w:date="2026-01-01T00:00:00Z">
+      <w:ins w:id="433" w:author="PR Preview" w:date="2026-01-01T00:00:00Z">
         <w:r>
           <w:t xml:space="preserve"> </w:t>
         </w:r>
@@ -17141,17 +17200,17 @@
           </m:sub>
         </m:sSub>
       </m:oMath>
-      <w:ins w:id="426" w:author="PR Preview" w:date="2026-01-01T00:00:00Z">
+      <w:ins w:id="434" w:author="PR Preview" w:date="2026-01-01T00:00:00Z">
         <w:r>
           <w:t xml:space="preserve"> </w:t>
         </w:r>
       </w:ins>
-      <w:ins w:id="427" w:author="PR Preview" w:date="2026-01-01T00:00:00Z">
+      <w:ins w:id="435" w:author="PR Preview" w:date="2026-01-01T00:00:00Z">
         <w:r>
           <w:t xml:space="preserve">miss</w:t>
         </w:r>
       </w:ins>
-      <w:ins w:id="428" w:author="PR Preview" w:date="2026-01-01T00:00:00Z">
+      <w:ins w:id="436" w:author="PR Preview" w:date="2026-01-01T00:00:00Z">
         <w:r>
           <w:t xml:space="preserve"> </w:t>
         </w:r>
@@ -17161,12 +17220,12 @@
           <m:t>μ</m:t>
         </m:r>
       </m:oMath>
-      <w:ins w:id="429" w:author="PR Preview" w:date="2026-01-01T00:00:00Z">
+      <w:ins w:id="437" w:author="PR Preview" w:date="2026-01-01T00:00:00Z">
         <w:r>
           <w:t xml:space="preserve"> </w:t>
         </w:r>
       </w:ins>
-      <w:ins w:id="430" w:author="PR Preview" w:date="2026-01-01T00:00:00Z">
+      <w:ins w:id="438" w:author="PR Preview" w:date="2026-01-01T00:00:00Z">
         <w:r>
           <w:t xml:space="preserve">by 1 or more.</w:t>
         </w:r>
@@ -17178,7 +17237,7 @@
       <w:pPr>
         <w:pStyle w:val="BodyText"/>
       </w:pPr>
-      <w:ins w:id="431" w:author="PR Preview" w:date="2026-01-01T00:00:00Z">
+      <w:ins w:id="439" w:author="PR Preview" w:date="2026-01-01T00:00:00Z">
         <w:r>
           <w:rPr>
             <w:i/>
@@ -17187,7 +17246,7 @@
           <w:t xml:space="preserve">Solution 4</w:t>
         </w:r>
       </w:ins>
-      <w:ins w:id="432" w:author="PR Preview" w:date="2026-01-01T00:00:00Z">
+      <w:ins w:id="440" w:author="PR Preview" w:date="2026-01-01T00:00:00Z">
         <w:r>
           <w:t xml:space="preserve">. </w:t>
         </w:r>
@@ -17197,7 +17256,7 @@
       <w:pPr>
         <w:pStyle w:val="SourceCode"/>
       </w:pPr>
-      <w:ins w:id="433" w:author="PR Preview" w:date="2026-01-01T00:00:00Z">
+      <w:ins w:id="441" w:author="PR Preview" w:date="2026-01-01T00:00:00Z">
         <w:r>
           <w:rPr>
             <w:rStyle w:val="CommentTok"/>
@@ -17205,12 +17264,12 @@
           <w:t xml:space="preserve"># Uses mpg and mu from sol-chebyshev-variance,</w:t>
         </w:r>
       </w:ins>
-      <w:ins w:id="434" w:author="PR Preview" w:date="2026-01-01T00:00:00Z">
+      <w:ins w:id="442" w:author="PR Preview" w:date="2026-01-01T00:00:00Z">
         <w:r>
           <w:br/>
         </w:r>
       </w:ins>
-      <w:ins w:id="435" w:author="PR Preview" w:date="2026-01-01T00:00:00Z">
+      <w:ins w:id="443" w:author="PR Preview" w:date="2026-01-01T00:00:00Z">
         <w:r>
           <w:rPr>
             <w:rStyle w:val="CommentTok"/>
@@ -17218,12 +17277,12 @@
           <w:t xml:space="preserve"># and n_min from sol-chebyshev-min-n.</w:t>
         </w:r>
       </w:ins>
-      <w:ins w:id="436" w:author="PR Preview" w:date="2026-01-01T00:00:00Z">
+      <w:ins w:id="444" w:author="PR Preview" w:date="2026-01-01T00:00:00Z">
         <w:r>
           <w:br/>
         </w:r>
       </w:ins>
-      <w:ins w:id="437" w:author="PR Preview" w:date="2026-01-01T00:00:00Z">
+      <w:ins w:id="445" w:author="PR Preview" w:date="2026-01-01T00:00:00Z">
         <w:r>
           <w:rPr>
             <w:rStyle w:val="FunctionTok"/>
@@ -17231,7 +17290,7 @@
           <w:t xml:space="preserve">set.seed</w:t>
         </w:r>
       </w:ins>
-      <w:ins w:id="438" w:author="PR Preview" w:date="2026-01-01T00:00:00Z">
+      <w:ins w:id="446" w:author="PR Preview" w:date="2026-01-01T00:00:00Z">
         <w:r>
           <w:rPr>
             <w:rStyle w:val="NormalTok"/>
@@ -17239,7 +17298,7 @@
           <w:t xml:space="preserve">(</w:t>
         </w:r>
       </w:ins>
-      <w:ins w:id="439" w:author="PR Preview" w:date="2026-01-01T00:00:00Z">
+      <w:ins w:id="447" w:author="PR Preview" w:date="2026-01-01T00:00:00Z">
         <w:r>
           <w:rPr>
             <w:rStyle w:val="DecValTok"/>
@@ -17247,7 +17306,7 @@
           <w:t xml:space="preserve">571</w:t>
         </w:r>
       </w:ins>
-      <w:ins w:id="440" w:author="PR Preview" w:date="2026-01-01T00:00:00Z">
+      <w:ins w:id="448" w:author="PR Preview" w:date="2026-01-01T00:00:00Z">
         <w:r>
           <w:rPr>
             <w:rStyle w:val="NormalTok"/>
@@ -17255,12 +17314,12 @@
           <w:t xml:space="preserve">)</w:t>
         </w:r>
       </w:ins>
-      <w:ins w:id="441" w:author="PR Preview" w:date="2026-01-01T00:00:00Z">
+      <w:ins w:id="449" w:author="PR Preview" w:date="2026-01-01T00:00:00Z">
         <w:r>
           <w:br/>
         </w:r>
       </w:ins>
-      <w:ins w:id="442" w:author="PR Preview" w:date="2026-01-01T00:00:00Z">
+      <w:ins w:id="450" w:author="PR Preview" w:date="2026-01-01T00:00:00Z">
         <w:r>
           <w:rPr>
             <w:rStyle w:val="NormalTok"/>
@@ -17268,7 +17327,7 @@
           <w:t xml:space="preserve">xbar </w:t>
         </w:r>
       </w:ins>
-      <w:ins w:id="443" w:author="PR Preview" w:date="2026-01-01T00:00:00Z">
+      <w:ins w:id="451" w:author="PR Preview" w:date="2026-01-01T00:00:00Z">
         <w:r>
           <w:rPr>
             <w:rStyle w:val="OtherTok"/>
@@ -17276,7 +17335,7 @@
           <w:t xml:space="preserve">&lt;-</w:t>
         </w:r>
       </w:ins>
-      <w:ins w:id="444" w:author="PR Preview" w:date="2026-01-01T00:00:00Z">
+      <w:ins w:id="452" w:author="PR Preview" w:date="2026-01-01T00:00:00Z">
         <w:r>
           <w:rPr>
             <w:rStyle w:val="NormalTok"/>
@@ -17284,7 +17343,7 @@
           <w:t xml:space="preserve"> </w:t>
         </w:r>
       </w:ins>
-      <w:ins w:id="445" w:author="PR Preview" w:date="2026-01-01T00:00:00Z">
+      <w:ins w:id="453" w:author="PR Preview" w:date="2026-01-01T00:00:00Z">
         <w:r>
           <w:rPr>
             <w:rStyle w:val="FunctionTok"/>
@@ -17292,7 +17351,7 @@
           <w:t xml:space="preserve">replicate</w:t>
         </w:r>
       </w:ins>
-      <w:ins w:id="446" w:author="PR Preview" w:date="2026-01-01T00:00:00Z">
+      <w:ins w:id="454" w:author="PR Preview" w:date="2026-01-01T00:00:00Z">
         <w:r>
           <w:rPr>
             <w:rStyle w:val="NormalTok"/>
@@ -17300,7 +17359,7 @@
           <w:t xml:space="preserve">(</w:t>
         </w:r>
       </w:ins>
-      <w:ins w:id="447" w:author="PR Preview" w:date="2026-01-01T00:00:00Z">
+      <w:ins w:id="455" w:author="PR Preview" w:date="2026-01-01T00:00:00Z">
         <w:r>
           <w:rPr>
             <w:rStyle w:val="DecValTok"/>
@@ -17308,7 +17367,7 @@
           <w:t xml:space="preserve">10000</w:t>
         </w:r>
       </w:ins>
-      <w:ins w:id="448" w:author="PR Preview" w:date="2026-01-01T00:00:00Z">
+      <w:ins w:id="456" w:author="PR Preview" w:date="2026-01-01T00:00:00Z">
         <w:r>
           <w:rPr>
             <w:rStyle w:val="NormalTok"/>
@@ -17316,7 +17375,7 @@
           <w:t xml:space="preserve">, </w:t>
         </w:r>
       </w:ins>
-      <w:ins w:id="449" w:author="PR Preview" w:date="2026-01-01T00:00:00Z">
+      <w:ins w:id="457" w:author="PR Preview" w:date="2026-01-01T00:00:00Z">
         <w:r>
           <w:rPr>
             <w:rStyle w:val="FunctionTok"/>
@@ -17324,7 +17383,7 @@
           <w:t xml:space="preserve">mean</w:t>
         </w:r>
       </w:ins>
-      <w:ins w:id="450" w:author="PR Preview" w:date="2026-01-01T00:00:00Z">
+      <w:ins w:id="458" w:author="PR Preview" w:date="2026-01-01T00:00:00Z">
         <w:r>
           <w:rPr>
             <w:rStyle w:val="NormalTok"/>
@@ -17332,7 +17391,7 @@
           <w:t xml:space="preserve">(</w:t>
         </w:r>
       </w:ins>
-      <w:ins w:id="451" w:author="PR Preview" w:date="2026-01-01T00:00:00Z">
+      <w:ins w:id="459" w:author="PR Preview" w:date="2026-01-01T00:00:00Z">
         <w:r>
           <w:rPr>
             <w:rStyle w:val="FunctionTok"/>
@@ -17340,7 +17399,7 @@
           <w:t xml:space="preserve">sample</w:t>
         </w:r>
       </w:ins>
-      <w:ins w:id="452" w:author="PR Preview" w:date="2026-01-01T00:00:00Z">
+      <w:ins w:id="460" w:author="PR Preview" w:date="2026-01-01T00:00:00Z">
         <w:r>
           <w:rPr>
             <w:rStyle w:val="NormalTok"/>
@@ -17348,7 +17407,7 @@
           <w:t xml:space="preserve">(mpg, n_min, </w:t>
         </w:r>
       </w:ins>
-      <w:ins w:id="453" w:author="PR Preview" w:date="2026-01-01T00:00:00Z">
+      <w:ins w:id="461" w:author="PR Preview" w:date="2026-01-01T00:00:00Z">
         <w:r>
           <w:rPr>
             <w:rStyle w:val="AttributeTok"/>
@@ -17356,7 +17415,7 @@
           <w:t xml:space="preserve">replace =</w:t>
         </w:r>
       </w:ins>
-      <w:ins w:id="454" w:author="PR Preview" w:date="2026-01-01T00:00:00Z">
+      <w:ins w:id="462" w:author="PR Preview" w:date="2026-01-01T00:00:00Z">
         <w:r>
           <w:rPr>
             <w:rStyle w:val="NormalTok"/>
@@ -17364,7 +17423,7 @@
           <w:t xml:space="preserve"> </w:t>
         </w:r>
       </w:ins>
-      <w:ins w:id="455" w:author="PR Preview" w:date="2026-01-01T00:00:00Z">
+      <w:ins w:id="463" w:author="PR Preview" w:date="2026-01-01T00:00:00Z">
         <w:r>
           <w:rPr>
             <w:rStyle w:val="ConstantTok"/>
@@ -17372,7 +17431,7 @@
           <w:t xml:space="preserve">TRUE</w:t>
         </w:r>
       </w:ins>
-      <w:ins w:id="456" w:author="PR Preview" w:date="2026-01-01T00:00:00Z">
+      <w:ins w:id="464" w:author="PR Preview" w:date="2026-01-01T00:00:00Z">
         <w:r>
           <w:rPr>
             <w:rStyle w:val="NormalTok"/>
@@ -17380,12 +17439,12 @@
           <w:t xml:space="preserve">)))</w:t>
         </w:r>
       </w:ins>
-      <w:ins w:id="457" w:author="PR Preview" w:date="2026-01-01T00:00:00Z">
+      <w:ins w:id="465" w:author="PR Preview" w:date="2026-01-01T00:00:00Z">
         <w:r>
           <w:br/>
         </w:r>
       </w:ins>
-      <w:ins w:id="458" w:author="PR Preview" w:date="2026-01-01T00:00:00Z">
+      <w:ins w:id="466" w:author="PR Preview" w:date="2026-01-01T00:00:00Z">
         <w:r>
           <w:rPr>
             <w:rStyle w:val="NormalTok"/>
@@ -17393,7 +17452,7 @@
           <w:t xml:space="preserve">misses </w:t>
         </w:r>
       </w:ins>
-      <w:ins w:id="459" w:author="PR Preview" w:date="2026-01-01T00:00:00Z">
+      <w:ins w:id="467" w:author="PR Preview" w:date="2026-01-01T00:00:00Z">
         <w:r>
           <w:rPr>
             <w:rStyle w:val="OtherTok"/>
@@ -17401,7 +17460,7 @@
           <w:t xml:space="preserve">&lt;-</w:t>
         </w:r>
       </w:ins>
-      <w:ins w:id="460" w:author="PR Preview" w:date="2026-01-01T00:00:00Z">
+      <w:ins w:id="468" w:author="PR Preview" w:date="2026-01-01T00:00:00Z">
         <w:r>
           <w:rPr>
             <w:rStyle w:val="NormalTok"/>
@@ -17409,7 +17468,7 @@
           <w:t xml:space="preserve"> </w:t>
         </w:r>
       </w:ins>
-      <w:ins w:id="461" w:author="PR Preview" w:date="2026-01-01T00:00:00Z">
+      <w:ins w:id="469" w:author="PR Preview" w:date="2026-01-01T00:00:00Z">
         <w:r>
           <w:rPr>
             <w:rStyle w:val="FunctionTok"/>
@@ -17417,7 +17476,7 @@
           <w:t xml:space="preserve">sum</w:t>
         </w:r>
       </w:ins>
-      <w:ins w:id="462" w:author="PR Preview" w:date="2026-01-01T00:00:00Z">
+      <w:ins w:id="470" w:author="PR Preview" w:date="2026-01-01T00:00:00Z">
         <w:r>
           <w:rPr>
             <w:rStyle w:val="NormalTok"/>
@@ -17425,7 +17484,7 @@
           <w:t xml:space="preserve">(</w:t>
         </w:r>
       </w:ins>
-      <w:ins w:id="463" w:author="PR Preview" w:date="2026-01-01T00:00:00Z">
+      <w:ins w:id="471" w:author="PR Preview" w:date="2026-01-01T00:00:00Z">
         <w:r>
           <w:rPr>
             <w:rStyle w:val="FunctionTok"/>
@@ -17433,7 +17492,7 @@
           <w:t xml:space="preserve">abs</w:t>
         </w:r>
       </w:ins>
-      <w:ins w:id="464" w:author="PR Preview" w:date="2026-01-01T00:00:00Z">
+      <w:ins w:id="472" w:author="PR Preview" w:date="2026-01-01T00:00:00Z">
         <w:r>
           <w:rPr>
             <w:rStyle w:val="NormalTok"/>
@@ -17441,7 +17500,7 @@
           <w:t xml:space="preserve">(xbar </w:t>
         </w:r>
       </w:ins>
-      <w:ins w:id="465" w:author="PR Preview" w:date="2026-01-01T00:00:00Z">
+      <w:ins w:id="473" w:author="PR Preview" w:date="2026-01-01T00:00:00Z">
         <w:r>
           <w:rPr>
             <w:rStyle w:val="SpecialCharTok"/>
@@ -17449,7 +17508,7 @@
           <w:t xml:space="preserve">-</w:t>
         </w:r>
       </w:ins>
-      <w:ins w:id="466" w:author="PR Preview" w:date="2026-01-01T00:00:00Z">
+      <w:ins w:id="474" w:author="PR Preview" w:date="2026-01-01T00:00:00Z">
         <w:r>
           <w:rPr>
             <w:rStyle w:val="NormalTok"/>
@@ -17457,7 +17516,7 @@
           <w:t xml:space="preserve"> mu) </w:t>
         </w:r>
       </w:ins>
-      <w:ins w:id="467" w:author="PR Preview" w:date="2026-01-01T00:00:00Z">
+      <w:ins w:id="475" w:author="PR Preview" w:date="2026-01-01T00:00:00Z">
         <w:r>
           <w:rPr>
             <w:rStyle w:val="SpecialCharTok"/>
@@ -17465,7 +17524,7 @@
           <w:t xml:space="preserve">&gt;=</w:t>
         </w:r>
       </w:ins>
-      <w:ins w:id="468" w:author="PR Preview" w:date="2026-01-01T00:00:00Z">
+      <w:ins w:id="476" w:author="PR Preview" w:date="2026-01-01T00:00:00Z">
         <w:r>
           <w:rPr>
             <w:rStyle w:val="NormalTok"/>
@@ -17473,7 +17532,7 @@
           <w:t xml:space="preserve"> </w:t>
         </w:r>
       </w:ins>
-      <w:ins w:id="469" w:author="PR Preview" w:date="2026-01-01T00:00:00Z">
+      <w:ins w:id="477" w:author="PR Preview" w:date="2026-01-01T00:00:00Z">
         <w:r>
           <w:rPr>
             <w:rStyle w:val="DecValTok"/>
@@ -17481,7 +17540,7 @@
           <w:t xml:space="preserve">1</w:t>
         </w:r>
       </w:ins>
-      <w:ins w:id="470" w:author="PR Preview" w:date="2026-01-01T00:00:00Z">
+      <w:ins w:id="478" w:author="PR Preview" w:date="2026-01-01T00:00:00Z">
         <w:r>
           <w:rPr>
             <w:rStyle w:val="NormalTok"/>
@@ -17489,12 +17548,12 @@
           <w:t xml:space="preserve">)</w:t>
         </w:r>
       </w:ins>
-      <w:ins w:id="471" w:author="PR Preview" w:date="2026-01-01T00:00:00Z">
+      <w:ins w:id="479" w:author="PR Preview" w:date="2026-01-01T00:00:00Z">
         <w:r>
           <w:br/>
         </w:r>
       </w:ins>
-      <w:ins w:id="472" w:author="PR Preview" w:date="2026-01-01T00:00:00Z">
+      <w:ins w:id="480" w:author="PR Preview" w:date="2026-01-01T00:00:00Z">
         <w:r>
           <w:rPr>
             <w:rStyle w:val="NormalTok"/>
@@ -17502,12 +17561,12 @@
           <w:t xml:space="preserve">misses</w:t>
         </w:r>
       </w:ins>
-      <w:ins w:id="473" w:author="PR Preview" w:date="2026-01-01T00:00:00Z">
+      <w:ins w:id="481" w:author="PR Preview" w:date="2026-01-01T00:00:00Z">
         <w:r>
           <w:br/>
         </w:r>
       </w:ins>
-      <w:ins w:id="474" w:author="PR Preview" w:date="2026-01-01T00:00:00Z">
+      <w:ins w:id="482" w:author="PR Preview" w:date="2026-01-01T00:00:00Z">
         <w:r>
           <w:rPr>
             <w:rStyle w:val="CommentTok"/>
@@ -17520,12 +17579,12 @@
       <w:pPr>
         <w:pStyle w:val="FirstParagraph"/>
       </w:pPr>
-      <w:ins w:id="475" w:author="PR Preview" w:date="2026-01-01T00:00:00Z">
+      <w:ins w:id="483" w:author="PR Preview" w:date="2026-01-01T00:00:00Z">
         <w:r>
           <w:t xml:space="preserve">Out of 10,000 samples of that size, 0 sample means missed</w:t>
         </w:r>
       </w:ins>
-      <w:ins w:id="476" w:author="PR Preview" w:date="2026-01-01T00:00:00Z">
+      <w:ins w:id="484" w:author="PR Preview" w:date="2026-01-01T00:00:00Z">
         <w:r>
           <w:t xml:space="preserve"> </w:t>
         </w:r>
@@ -17535,22 +17594,22 @@
           <m:t>μ</m:t>
         </m:r>
       </m:oMath>
-      <w:ins w:id="477" w:author="PR Preview" w:date="2026-01-01T00:00:00Z">
+      <w:ins w:id="485" w:author="PR Preview" w:date="2026-01-01T00:00:00Z">
         <w:r>
           <w:t xml:space="preserve"> </w:t>
         </w:r>
       </w:ins>
-      <w:ins w:id="478" w:author="PR Preview" w:date="2026-01-01T00:00:00Z">
+      <w:ins w:id="486" w:author="PR Preview" w:date="2026-01-01T00:00:00Z">
         <w:r>
           <w:t xml:space="preserve">by 1 or more,</w:t>
         </w:r>
       </w:ins>
-      <w:ins w:id="479" w:author="PR Preview" w:date="2026-01-01T00:00:00Z">
+      <w:ins w:id="487" w:author="PR Preview" w:date="2026-01-01T00:00:00Z">
         <w:r>
           <w:t xml:space="preserve"> </w:t>
         </w:r>
       </w:ins>
-      <w:ins w:id="480" w:author="PR Preview" w:date="2026-01-01T00:00:00Z">
+      <w:ins w:id="488" w:author="PR Preview" w:date="2026-01-01T00:00:00Z">
         <w:r>
           <w:t xml:space="preserve">against the 5% (500 samples) the bound allows.</w:t>
         </w:r>
@@ -17562,7 +17621,7 @@
       <w:pPr>
         <w:pStyle w:val="BodyText"/>
       </w:pPr>
-      <w:ins w:id="481" w:author="PR Preview" w:date="2026-01-01T00:00:00Z">
+      <w:ins w:id="489" w:author="PR Preview" w:date="2026-01-01T00:00:00Z">
         <w:r>
           <w:rPr>
             <w:b/>
@@ -17571,23 +17630,23 @@
           <w:t xml:space="preserve">Exercise 5 (Why Chebyshev’s bound is loose here)</w:t>
         </w:r>
       </w:ins>
-      <w:ins w:id="482" w:author="PR Preview" w:date="2026-01-01T00:00:00Z">
+      <w:ins w:id="490" w:author="PR Preview" w:date="2026-01-01T00:00:00Z">
         <w:r>
           <w:t xml:space="preserve"> </w:t>
         </w:r>
       </w:ins>
-      <w:ins w:id="483" w:author="PR Preview" w:date="2026-01-01T00:00:00Z">
-        <w:r>
-          <w:t xml:space="preserve">Compare the count in</w:t>
+      <w:ins w:id="491" w:author="PR Preview" w:date="2026-01-01T00:00:00Z">
+        <w:r>
+          <w:t xml:space="preserve">Explain why the count in</w:t>
         </w:r>
       </w:ins>
-      <w:ins w:id="484" w:author="PR Preview" w:date="2026-01-01T00:00:00Z">
+      <w:ins w:id="492" w:author="PR Preview" w:date="2026-01-01T00:00:00Z">
         <w:r>
           <w:t xml:space="preserve"> </w:t>
         </w:r>
       </w:ins>
       <w:hyperlink w:anchor="exr-chebyshev-simulation">
-        <w:ins w:id="485" w:author="PR Preview" w:date="2026-01-01T00:00:00Z">
+        <w:ins w:id="493" w:author="PR Preview" w:date="2026-01-01T00:00:00Z">
           <w:r>
             <w:rPr>
               <w:rStyle w:val="Hyperlink"/>
@@ -17596,24 +17655,14 @@
           </w:r>
         </w:ins>
       </w:hyperlink>
-      <w:ins w:id="486" w:author="PR Preview" w:date="2026-01-01T00:00:00Z">
+      <w:ins w:id="494" w:author="PR Preview" w:date="2026-01-01T00:00:00Z">
         <w:r>
           <w:t xml:space="preserve"> </w:t>
         </w:r>
       </w:ins>
-      <w:ins w:id="487" w:author="PR Preview" w:date="2026-01-01T00:00:00Z">
-        <w:r>
-          <w:t xml:space="preserve">with the 5% the bound allows,</w:t>
-        </w:r>
-      </w:ins>
-      <w:ins w:id="488" w:author="PR Preview" w:date="2026-01-01T00:00:00Z">
-        <w:r>
-          <w:t xml:space="preserve"> </w:t>
-        </w:r>
-      </w:ins>
-      <w:ins w:id="489" w:author="PR Preview" w:date="2026-01-01T00:00:00Z">
-        <w:r>
-          <w:t xml:space="preserve">and explain the difference.</w:t>
+      <w:ins w:id="495" w:author="PR Preview" w:date="2026-01-01T00:00:00Z">
+        <w:r>
+          <w:t xml:space="preserve">is far below the 5% the bound allows.</w:t>
         </w:r>
       </w:ins>
     </w:p>
@@ -17623,7 +17672,7 @@
       <w:pPr>
         <w:pStyle w:val="BodyText"/>
       </w:pPr>
-      <w:ins w:id="490" w:author="PR Preview" w:date="2026-01-01T00:00:00Z">
+      <w:ins w:id="496" w:author="PR Preview" w:date="2026-01-01T00:00:00Z">
         <w:r>
           <w:rPr>
             <w:i/>
@@ -17632,7 +17681,7 @@
           <w:t xml:space="preserve">Solution 5</w:t>
         </w:r>
       </w:ins>
-      <w:ins w:id="491" w:author="PR Preview" w:date="2026-01-01T00:00:00Z">
+      <w:ins w:id="497" w:author="PR Preview" w:date="2026-01-01T00:00:00Z">
         <w:r>
           <w:t xml:space="preserve">. </w:t>
         </w:r>
@@ -17642,7 +17691,7 @@
       <w:pPr>
         <w:pStyle w:val="SourceCode"/>
       </w:pPr>
-      <w:ins w:id="492" w:author="PR Preview" w:date="2026-01-01T00:00:00Z">
+      <w:ins w:id="498" w:author="PR Preview" w:date="2026-01-01T00:00:00Z">
         <w:r>
           <w:rPr>
             <w:rStyle w:val="NormalTok"/>
@@ -17650,7 +17699,7 @@
           <w:t xml:space="preserve">normal_approx </w:t>
         </w:r>
       </w:ins>
-      <w:ins w:id="493" w:author="PR Preview" w:date="2026-01-01T00:00:00Z">
+      <w:ins w:id="499" w:author="PR Preview" w:date="2026-01-01T00:00:00Z">
         <w:r>
           <w:rPr>
             <w:rStyle w:val="OtherTok"/>
@@ -17658,7 +17707,7 @@
           <w:t xml:space="preserve">&lt;-</w:t>
         </w:r>
       </w:ins>
-      <w:ins w:id="494" w:author="PR Preview" w:date="2026-01-01T00:00:00Z">
+      <w:ins w:id="500" w:author="PR Preview" w:date="2026-01-01T00:00:00Z">
         <w:r>
           <w:rPr>
             <w:rStyle w:val="NormalTok"/>
@@ -17666,7 +17715,7 @@
           <w:t xml:space="preserve"> </w:t>
         </w:r>
       </w:ins>
-      <w:ins w:id="495" w:author="PR Preview" w:date="2026-01-01T00:00:00Z">
+      <w:ins w:id="501" w:author="PR Preview" w:date="2026-01-01T00:00:00Z">
         <w:r>
           <w:rPr>
             <w:rStyle w:val="DecValTok"/>
@@ -17674,7 +17723,7 @@
           <w:t xml:space="preserve">2</w:t>
         </w:r>
       </w:ins>
-      <w:ins w:id="496" w:author="PR Preview" w:date="2026-01-01T00:00:00Z">
+      <w:ins w:id="502" w:author="PR Preview" w:date="2026-01-01T00:00:00Z">
         <w:r>
           <w:rPr>
             <w:rStyle w:val="NormalTok"/>
@@ -17682,7 +17731,7 @@
           <w:t xml:space="preserve"> </w:t>
         </w:r>
       </w:ins>
-      <w:ins w:id="497" w:author="PR Preview" w:date="2026-01-01T00:00:00Z">
+      <w:ins w:id="503" w:author="PR Preview" w:date="2026-01-01T00:00:00Z">
         <w:r>
           <w:rPr>
             <w:rStyle w:val="SpecialCharTok"/>
@@ -17690,7 +17739,7 @@
           <w:t xml:space="preserve">*</w:t>
         </w:r>
       </w:ins>
-      <w:ins w:id="498" w:author="PR Preview" w:date="2026-01-01T00:00:00Z">
+      <w:ins w:id="504" w:author="PR Preview" w:date="2026-01-01T00:00:00Z">
         <w:r>
           <w:rPr>
             <w:rStyle w:val="NormalTok"/>
@@ -17698,7 +17747,7 @@
           <w:t xml:space="preserve"> </w:t>
         </w:r>
       </w:ins>
-      <w:ins w:id="499" w:author="PR Preview" w:date="2026-01-01T00:00:00Z">
+      <w:ins w:id="505" w:author="PR Preview" w:date="2026-01-01T00:00:00Z">
         <w:r>
           <w:rPr>
             <w:rStyle w:val="FunctionTok"/>
@@ -17706,7 +17755,7 @@
           <w:t xml:space="preserve">pnorm</w:t>
         </w:r>
       </w:ins>
-      <w:ins w:id="500" w:author="PR Preview" w:date="2026-01-01T00:00:00Z">
+      <w:ins w:id="506" w:author="PR Preview" w:date="2026-01-01T00:00:00Z">
         <w:r>
           <w:rPr>
             <w:rStyle w:val="NormalTok"/>
@@ -17714,7 +17763,7 @@
           <w:t xml:space="preserve">(</w:t>
         </w:r>
       </w:ins>
-      <w:ins w:id="501" w:author="PR Preview" w:date="2026-01-01T00:00:00Z">
+      <w:ins w:id="507" w:author="PR Preview" w:date="2026-01-01T00:00:00Z">
         <w:r>
           <w:rPr>
             <w:rStyle w:val="SpecialCharTok"/>
@@ -17722,7 +17771,7 @@
           <w:t xml:space="preserve">-</w:t>
         </w:r>
       </w:ins>
-      <w:ins w:id="502" w:author="PR Preview" w:date="2026-01-01T00:00:00Z">
+      <w:ins w:id="508" w:author="PR Preview" w:date="2026-01-01T00:00:00Z">
         <w:r>
           <w:rPr>
             <w:rStyle w:val="DecValTok"/>
@@ -17730,7 +17779,7 @@
           <w:t xml:space="preserve">1</w:t>
         </w:r>
       </w:ins>
-      <w:ins w:id="503" w:author="PR Preview" w:date="2026-01-01T00:00:00Z">
+      <w:ins w:id="509" w:author="PR Preview" w:date="2026-01-01T00:00:00Z">
         <w:r>
           <w:rPr>
             <w:rStyle w:val="NormalTok"/>
@@ -17738,7 +17787,7 @@
           <w:t xml:space="preserve"> </w:t>
         </w:r>
       </w:ins>
-      <w:ins w:id="504" w:author="PR Preview" w:date="2026-01-01T00:00:00Z">
+      <w:ins w:id="510" w:author="PR Preview" w:date="2026-01-01T00:00:00Z">
         <w:r>
           <w:rPr>
             <w:rStyle w:val="SpecialCharTok"/>
@@ -17746,7 +17795,7 @@
           <w:t xml:space="preserve">/</w:t>
         </w:r>
       </w:ins>
-      <w:ins w:id="505" w:author="PR Preview" w:date="2026-01-01T00:00:00Z">
+      <w:ins w:id="511" w:author="PR Preview" w:date="2026-01-01T00:00:00Z">
         <w:r>
           <w:rPr>
             <w:rStyle w:val="NormalTok"/>
@@ -17754,7 +17803,7 @@
           <w:t xml:space="preserve"> </w:t>
         </w:r>
       </w:ins>
-      <w:ins w:id="506" w:author="PR Preview" w:date="2026-01-01T00:00:00Z">
+      <w:ins w:id="512" w:author="PR Preview" w:date="2026-01-01T00:00:00Z">
         <w:r>
           <w:rPr>
             <w:rStyle w:val="FunctionTok"/>
@@ -17762,7 +17811,7 @@
           <w:t xml:space="preserve">sqrt</w:t>
         </w:r>
       </w:ins>
-      <w:ins w:id="507" w:author="PR Preview" w:date="2026-01-01T00:00:00Z">
+      <w:ins w:id="513" w:author="PR Preview" w:date="2026-01-01T00:00:00Z">
         <w:r>
           <w:rPr>
             <w:rStyle w:val="NormalTok"/>
@@ -17770,7 +17819,7 @@
           <w:t xml:space="preserve">(sigma2 </w:t>
         </w:r>
       </w:ins>
-      <w:ins w:id="508" w:author="PR Preview" w:date="2026-01-01T00:00:00Z">
+      <w:ins w:id="514" w:author="PR Preview" w:date="2026-01-01T00:00:00Z">
         <w:r>
           <w:rPr>
             <w:rStyle w:val="SpecialCharTok"/>
@@ -17778,7 +17827,7 @@
           <w:t xml:space="preserve">/</w:t>
         </w:r>
       </w:ins>
-      <w:ins w:id="509" w:author="PR Preview" w:date="2026-01-01T00:00:00Z">
+      <w:ins w:id="515" w:author="PR Preview" w:date="2026-01-01T00:00:00Z">
         <w:r>
           <w:rPr>
             <w:rStyle w:val="NormalTok"/>
@@ -17786,12 +17835,12 @@
           <w:t xml:space="preserve"> n_min))</w:t>
         </w:r>
       </w:ins>
-      <w:ins w:id="510" w:author="PR Preview" w:date="2026-01-01T00:00:00Z">
+      <w:ins w:id="516" w:author="PR Preview" w:date="2026-01-01T00:00:00Z">
         <w:r>
           <w:br/>
         </w:r>
       </w:ins>
-      <w:ins w:id="511" w:author="PR Preview" w:date="2026-01-01T00:00:00Z">
+      <w:ins w:id="517" w:author="PR Preview" w:date="2026-01-01T00:00:00Z">
         <w:r>
           <w:rPr>
             <w:rStyle w:val="NormalTok"/>
@@ -17799,12 +17848,12 @@
           <w:t xml:space="preserve">normal_approx</w:t>
         </w:r>
       </w:ins>
-      <w:ins w:id="512" w:author="PR Preview" w:date="2026-01-01T00:00:00Z">
+      <w:ins w:id="518" w:author="PR Preview" w:date="2026-01-01T00:00:00Z">
         <w:r>
           <w:br/>
         </w:r>
       </w:ins>
-      <w:ins w:id="513" w:author="PR Preview" w:date="2026-01-01T00:00:00Z">
+      <w:ins w:id="519" w:author="PR Preview" w:date="2026-01-01T00:00:00Z">
         <w:r>
           <w:rPr>
             <w:rStyle w:val="CommentTok"/>
@@ -17817,28 +17866,68 @@
       <w:pPr>
         <w:pStyle w:val="FirstParagraph"/>
       </w:pPr>
-      <w:ins w:id="514" w:author="PR Preview" w:date="2026-01-01T00:00:00Z">
+      <w:ins w:id="520" w:author="PR Preview" w:date="2026-01-01T00:00:00Z">
+        <w:r>
+          <w:t xml:space="preserve">In</w:t>
+        </w:r>
+      </w:ins>
+      <w:ins w:id="521" w:author="PR Preview" w:date="2026-01-01T00:00:00Z">
+        <w:r>
+          <w:t xml:space="preserve"> </w:t>
+        </w:r>
+      </w:ins>
+      <w:hyperlink w:anchor="sol-chebyshev-simulation">
+        <w:ins w:id="522" w:author="PR Preview" w:date="2026-01-01T00:00:00Z">
+          <w:r>
+            <w:rPr>
+              <w:rStyle w:val="Hyperlink"/>
+            </w:rPr>
+            <w:t xml:space="preserve">Solution 4</w:t>
+          </w:r>
+        </w:ins>
+      </w:hyperlink>
+      <w:ins w:id="523" w:author="PR Preview" w:date="2026-01-01T00:00:00Z">
+        <w:r>
+          <w:t xml:space="preserve">,</w:t>
+        </w:r>
+      </w:ins>
+      <w:ins w:id="524" w:author="PR Preview" w:date="2026-01-01T00:00:00Z">
+        <w:r>
+          <w:t xml:space="preserve"> </w:t>
+        </w:r>
+      </w:ins>
+      <w:ins w:id="525" w:author="PR Preview" w:date="2026-01-01T00:00:00Z">
+        <w:r>
+          <w:t xml:space="preserve">the count is far below the 5% (500 samples) the bound allows.</w:t>
+        </w:r>
+      </w:ins>
+      <w:ins w:id="526" w:author="PR Preview" w:date="2026-01-01T00:00:00Z">
+        <w:r>
+          <w:t xml:space="preserve"> </w:t>
+        </w:r>
+      </w:ins>
+      <w:ins w:id="527" w:author="PR Preview" w:date="2026-01-01T00:00:00Z">
         <w:r>
           <w:t xml:space="preserve">The bound is loose</w:t>
         </w:r>
       </w:ins>
-      <w:ins w:id="515" w:author="PR Preview" w:date="2026-01-01T00:00:00Z">
+      <w:ins w:id="528" w:author="PR Preview" w:date="2026-01-01T00:00:00Z">
         <w:r>
           <w:t xml:space="preserve"> </w:t>
         </w:r>
       </w:ins>
-      <w:ins w:id="516" w:author="PR Preview" w:date="2026-01-01T00:00:00Z">
+      <w:ins w:id="529" w:author="PR Preview" w:date="2026-01-01T00:00:00Z">
         <w:r>
           <w:t xml:space="preserve">because the sample</w:t>
         </w:r>
       </w:ins>
-      <w:ins w:id="517" w:author="PR Preview" w:date="2026-01-01T00:00:00Z">
+      <w:ins w:id="530" w:author="PR Preview" w:date="2026-01-01T00:00:00Z">
         <w:r>
           <w:t xml:space="preserve"> </w:t>
         </w:r>
       </w:ins>
       <w:hyperlink r:id="rId56">
-        <w:ins w:id="518" w:author="PR Preview" w:date="2026-01-01T00:00:00Z">
+        <w:ins w:id="531" w:author="PR Preview" w:date="2026-01-01T00:00:00Z">
           <w:r>
             <w:rPr>
               <w:rStyle w:val="Hyperlink"/>
@@ -17847,23 +17936,23 @@
           </w:r>
         </w:ins>
       </w:hyperlink>
-      <w:ins w:id="519" w:author="PR Preview" w:date="2026-01-01T00:00:00Z">
+      <w:ins w:id="532" w:author="PR Preview" w:date="2026-01-01T00:00:00Z">
         <w:r>
           <w:t xml:space="preserve"> </w:t>
         </w:r>
       </w:ins>
-      <w:ins w:id="520" w:author="PR Preview" w:date="2026-01-01T00:00:00Z">
+      <w:ins w:id="533" w:author="PR Preview" w:date="2026-01-01T00:00:00Z">
         <w:r>
           <w:t xml:space="preserve">of this many cars is nearly</w:t>
         </w:r>
       </w:ins>
-      <w:ins w:id="521" w:author="PR Preview" w:date="2026-01-01T00:00:00Z">
+      <w:ins w:id="534" w:author="PR Preview" w:date="2026-01-01T00:00:00Z">
         <w:r>
           <w:t xml:space="preserve"> </w:t>
         </w:r>
       </w:ins>
       <w:hyperlink r:id="rId25">
-        <w:ins w:id="522" w:author="PR Preview" w:date="2026-01-01T00:00:00Z">
+        <w:ins w:id="535" w:author="PR Preview" w:date="2026-01-01T00:00:00Z">
           <w:r>
             <w:rPr>
               <w:rStyle w:val="Hyperlink"/>
@@ -17872,18 +17961,18 @@
           </w:r>
         </w:ins>
       </w:hyperlink>
-      <w:ins w:id="523" w:author="PR Preview" w:date="2026-01-01T00:00:00Z">
+      <w:ins w:id="536" w:author="PR Preview" w:date="2026-01-01T00:00:00Z">
         <w:r>
           <w:t xml:space="preserve"> </w:t>
         </w:r>
       </w:ins>
-      <w:ins w:id="524" w:author="PR Preview" w:date="2026-01-01T00:00:00Z">
+      <w:ins w:id="537" w:author="PR Preview" w:date="2026-01-01T00:00:00Z">
         <w:r>
           <w:t xml:space="preserve">(</w:t>
         </w:r>
       </w:ins>
       <w:hyperlink w:anchor="thm-clt">
-        <w:ins w:id="525" w:author="PR Preview" w:date="2026-01-01T00:00:00Z">
+        <w:ins w:id="538" w:author="PR Preview" w:date="2026-01-01T00:00:00Z">
           <w:r>
             <w:rPr>
               <w:rStyle w:val="Hyperlink"/>
@@ -17892,53 +17981,53 @@
           </w:r>
         </w:ins>
       </w:hyperlink>
-      <w:ins w:id="526" w:author="PR Preview" w:date="2026-01-01T00:00:00Z">
+      <w:ins w:id="539" w:author="PR Preview" w:date="2026-01-01T00:00:00Z">
         <w:r>
           <w:t xml:space="preserve">),</w:t>
         </w:r>
       </w:ins>
-      <w:ins w:id="527" w:author="PR Preview" w:date="2026-01-01T00:00:00Z">
+      <w:ins w:id="540" w:author="PR Preview" w:date="2026-01-01T00:00:00Z">
         <w:r>
           <w:t xml:space="preserve"> </w:t>
         </w:r>
       </w:ins>
-      <w:ins w:id="528" w:author="PR Preview" w:date="2026-01-01T00:00:00Z">
+      <w:ins w:id="541" w:author="PR Preview" w:date="2026-01-01T00:00:00Z">
         <w:r>
           <w:t xml:space="preserve">and the normal approximation puts the chance of a miss at about</w:t>
         </w:r>
       </w:ins>
-      <w:ins w:id="529" w:author="PR Preview" w:date="2026-01-01T00:00:00Z">
+      <w:ins w:id="542" w:author="PR Preview" w:date="2026-01-01T00:00:00Z">
         <w:r>
           <w:t xml:space="preserve"> </w:t>
         </w:r>
       </w:ins>
-      <w:ins w:id="530" w:author="PR Preview" w:date="2026-01-01T00:00:00Z">
+      <w:ins w:id="543" w:author="PR Preview" w:date="2026-01-01T00:00:00Z">
         <w:r>
           <w:t xml:space="preserve">7.7</w:t>
         </w:r>
       </w:ins>
-      <w:ins w:id="531" w:author="PR Preview" w:date="2026-01-01T00:00:00Z">
+      <w:ins w:id="544" w:author="PR Preview" w:date="2026-01-01T00:00:00Z">
         <w:r>
           <w:t xml:space="preserve">^{-6}.</w:t>
         </w:r>
       </w:ins>
-      <w:ins w:id="532" w:author="PR Preview" w:date="2026-01-01T00:00:00Z">
+      <w:ins w:id="545" w:author="PR Preview" w:date="2026-01-01T00:00:00Z">
         <w:r>
           <w:t xml:space="preserve"> </w:t>
         </w:r>
       </w:ins>
-      <w:ins w:id="533" w:author="PR Preview" w:date="2026-01-01T00:00:00Z">
+      <w:ins w:id="546" w:author="PR Preview" w:date="2026-01-01T00:00:00Z">
         <w:r>
           <w:t xml:space="preserve">Chebyshev’s inequality must hold for every distribution, as in</w:t>
         </w:r>
       </w:ins>
-      <w:ins w:id="534" w:author="PR Preview" w:date="2026-01-01T00:00:00Z">
+      <w:ins w:id="547" w:author="PR Preview" w:date="2026-01-01T00:00:00Z">
         <w:r>
           <w:t xml:space="preserve"> </w:t>
         </w:r>
       </w:ins>
       <w:hyperlink w:anchor="exm-chebyshev-auto">
-        <w:ins w:id="535" w:author="PR Preview" w:date="2026-01-01T00:00:00Z">
+        <w:ins w:id="548" w:author="PR Preview" w:date="2026-01-01T00:00:00Z">
           <w:r>
             <w:rPr>
               <w:rStyle w:val="Hyperlink"/>
@@ -17947,7 +18036,7 @@
           </w:r>
         </w:ins>
       </w:hyperlink>
-      <w:ins w:id="536" w:author="PR Preview" w:date="2026-01-01T00:00:00Z">
+      <w:ins w:id="549" w:author="PR Preview" w:date="2026-01-01T00:00:00Z">
         <w:r>
           <w:t xml:space="preserve">.</w:t>
         </w:r>
@@ -18360,7 +18449,7 @@
       <w:pPr>
         <w:pStyle w:val="FirstParagraph"/>
       </w:pPr>
-      <w:del w:id="537" w:author="PR Preview" w:date="2026-01-01T00:00:00Z">
+      <w:del w:id="550" w:author="PR Preview" w:date="2026-01-01T00:00:00Z">
         <w:r>
           <w:rPr>
             <w:i/>
@@ -18369,23 +18458,23 @@
           <w:delText xml:space="preserve">Proof</w:delText>
         </w:r>
       </w:del>
-      <w:del w:id="538" w:author="PR Preview" w:date="2026-01-01T00:00:00Z">
+      <w:del w:id="551" w:author="PR Preview" w:date="2026-01-01T00:00:00Z">
         <w:r>
           <w:delText xml:space="preserve">. </w:delText>
         </w:r>
       </w:del>
-      <w:del w:id="539" w:author="PR Preview" w:date="2026-01-01T00:00:00Z">
+      <w:del w:id="552" w:author="PR Preview" w:date="2026-01-01T00:00:00Z">
         <w:r>
           <w:delText xml:space="preserve">This is the solution to</w:delText>
         </w:r>
       </w:del>
-      <w:del w:id="540" w:author="PR Preview" w:date="2026-01-01T00:00:00Z">
+      <w:del w:id="553" w:author="PR Preview" w:date="2026-01-01T00:00:00Z">
         <w:r>
           <w:delText xml:space="preserve"> </w:delText>
         </w:r>
       </w:del>
       <w:hyperlink w:anchor="exr-chebyshev-sample-size">
-        <w:del w:id="541" w:author="PR Preview" w:date="2026-01-01T00:00:00Z">
+        <w:del w:id="554" w:author="PR Preview" w:date="2026-01-01T00:00:00Z">
           <w:r>
             <w:rPr>
               <w:rStyle w:val="Hyperlink"/>
@@ -18394,23 +18483,23 @@
           </w:r>
         </w:del>
       </w:hyperlink>
-      <w:del w:id="542" w:author="PR Preview" w:date="2026-01-01T00:00:00Z">
+      <w:del w:id="555" w:author="PR Preview" w:date="2026-01-01T00:00:00Z">
         <w:r>
           <w:delText xml:space="preserve"> </w:delText>
         </w:r>
       </w:del>
-      <w:del w:id="543" w:author="PR Preview" w:date="2026-01-01T00:00:00Z">
+      <w:del w:id="556" w:author="PR Preview" w:date="2026-01-01T00:00:00Z">
         <w:r>
           <w:delText xml:space="preserve">(a), worked in</w:delText>
         </w:r>
       </w:del>
-      <w:del w:id="544" w:author="PR Preview" w:date="2026-01-01T00:00:00Z">
+      <w:del w:id="557" w:author="PR Preview" w:date="2026-01-01T00:00:00Z">
         <w:r>
           <w:delText xml:space="preserve"> </w:delText>
         </w:r>
       </w:del>
       <w:hyperlink w:anchor="sol-chebyshev-sample-size">
-        <w:del w:id="545" w:author="PR Preview" w:date="2026-01-01T00:00:00Z">
+        <w:del w:id="558" w:author="PR Preview" w:date="2026-01-01T00:00:00Z">
           <w:r>
             <w:rPr>
               <w:rStyle w:val="Hyperlink"/>
@@ -18419,28 +18508,28 @@
           </w:r>
         </w:del>
       </w:hyperlink>
-      <w:del w:id="546" w:author="PR Preview" w:date="2026-01-01T00:00:00Z">
+      <w:del w:id="559" w:author="PR Preview" w:date="2026-01-01T00:00:00Z">
         <w:r>
           <w:delText xml:space="preserve">.</w:delText>
         </w:r>
       </w:del>
-      <w:del w:id="547" w:author="PR Preview" w:date="2026-01-01T00:00:00Z">
+      <w:del w:id="560" w:author="PR Preview" w:date="2026-01-01T00:00:00Z">
         <w:r>
           <w:delText xml:space="preserve"> </w:delText>
         </w:r>
       </w:del>
-      <w:del w:id="548" w:author="PR Preview" w:date="2026-01-01T00:00:00Z">
+      <w:del w:id="561" w:author="PR Preview" w:date="2026-01-01T00:00:00Z">
         <w:r>
           <w:delText xml:space="preserve">It applies</w:delText>
         </w:r>
       </w:del>
-      <w:del w:id="549" w:author="PR Preview" w:date="2026-01-01T00:00:00Z">
+      <w:del w:id="562" w:author="PR Preview" w:date="2026-01-01T00:00:00Z">
         <w:r>
           <w:delText xml:space="preserve"> </w:delText>
         </w:r>
       </w:del>
       <w:hyperlink w:anchor="thm-chebyshev">
-        <w:del w:id="550" w:author="PR Preview" w:date="2026-01-01T00:00:00Z">
+        <w:del w:id="563" w:author="PR Preview" w:date="2026-01-01T00:00:00Z">
           <w:r>
             <w:rPr>
               <w:rStyle w:val="Hyperlink"/>
@@ -18449,17 +18538,17 @@
           </w:r>
         </w:del>
       </w:hyperlink>
-      <w:del w:id="551" w:author="PR Preview" w:date="2026-01-01T00:00:00Z">
+      <w:del w:id="564" w:author="PR Preview" w:date="2026-01-01T00:00:00Z">
         <w:r>
           <w:delText xml:space="preserve"> </w:delText>
         </w:r>
       </w:del>
-      <w:del w:id="552" w:author="PR Preview" w:date="2026-01-01T00:00:00Z">
+      <w:del w:id="565" w:author="PR Preview" w:date="2026-01-01T00:00:00Z">
         <w:r>
           <w:delText xml:space="preserve">to</w:delText>
         </w:r>
       </w:del>
-      <w:del w:id="553" w:author="PR Preview" w:date="2026-01-01T00:00:00Z">
+      <w:del w:id="566" w:author="PR Preview" w:date="2026-01-01T00:00:00Z">
         <w:r>
           <w:delText xml:space="preserve"> </w:delText>
         </w:r>
@@ -18485,18 +18574,18 @@
           </m:sub>
         </m:sSub>
       </m:oMath>
-      <w:del w:id="554" w:author="PR Preview" w:date="2026-01-01T00:00:00Z">
+      <w:del w:id="567" w:author="PR Preview" w:date="2026-01-01T00:00:00Z">
         <w:r>
           <w:delText xml:space="preserve">, whose</w:delText>
         </w:r>
       </w:del>
-      <w:del w:id="555" w:author="PR Preview" w:date="2026-01-01T00:00:00Z">
+      <w:del w:id="568" w:author="PR Preview" w:date="2026-01-01T00:00:00Z">
         <w:r>
           <w:delText xml:space="preserve"> </w:delText>
         </w:r>
       </w:del>
       <w:hyperlink r:id="rId23">
-        <w:del w:id="556" w:author="PR Preview" w:date="2026-01-01T00:00:00Z">
+        <w:del w:id="569" w:author="PR Preview" w:date="2026-01-01T00:00:00Z">
           <w:r>
             <w:rPr>
               <w:rStyle w:val="Hyperlink"/>
@@ -18505,17 +18594,17 @@
           </w:r>
         </w:del>
       </w:hyperlink>
-      <w:del w:id="557" w:author="PR Preview" w:date="2026-01-01T00:00:00Z">
+      <w:del w:id="570" w:author="PR Preview" w:date="2026-01-01T00:00:00Z">
         <w:r>
           <w:delText xml:space="preserve"> </w:delText>
         </w:r>
       </w:del>
-      <w:del w:id="558" w:author="PR Preview" w:date="2026-01-01T00:00:00Z">
+      <w:del w:id="571" w:author="PR Preview" w:date="2026-01-01T00:00:00Z">
         <w:r>
           <w:delText xml:space="preserve">is</w:delText>
         </w:r>
       </w:del>
-      <w:del w:id="559" w:author="PR Preview" w:date="2026-01-01T00:00:00Z">
+      <w:del w:id="572" w:author="PR Preview" w:date="2026-01-01T00:00:00Z">
         <w:r>
           <w:delText xml:space="preserve"> </w:delText>
         </w:r>
@@ -18543,23 +18632,23 @@
           <m:t>n</m:t>
         </m:r>
       </m:oMath>
-      <w:del w:id="560" w:author="PR Preview" w:date="2026-01-01T00:00:00Z">
+      <w:del w:id="573" w:author="PR Preview" w:date="2026-01-01T00:00:00Z">
         <w:r>
           <w:delText xml:space="preserve"> </w:delText>
         </w:r>
       </w:del>
-      <w:del w:id="561" w:author="PR Preview" w:date="2026-01-01T00:00:00Z">
+      <w:del w:id="574" w:author="PR Preview" w:date="2026-01-01T00:00:00Z">
         <w:r>
           <w:delText xml:space="preserve">by</w:delText>
         </w:r>
       </w:del>
-      <w:del w:id="562" w:author="PR Preview" w:date="2026-01-01T00:00:00Z">
+      <w:del w:id="575" w:author="PR Preview" w:date="2026-01-01T00:00:00Z">
         <w:r>
           <w:delText xml:space="preserve"> </w:delText>
         </w:r>
       </w:del>
       <w:hyperlink w:anchor="cor-mean-iid-moments">
-        <w:del w:id="563" w:author="PR Preview" w:date="2026-01-01T00:00:00Z">
+        <w:del w:id="576" w:author="PR Preview" w:date="2026-01-01T00:00:00Z">
           <w:r>
             <w:rPr>
               <w:rStyle w:val="Hyperlink"/>
@@ -18568,7 +18657,7 @@
           </w:r>
         </w:del>
       </w:hyperlink>
-      <w:del w:id="564" w:author="PR Preview" w:date="2026-01-01T00:00:00Z">
+      <w:del w:id="577" w:author="PR Preview" w:date="2026-01-01T00:00:00Z">
         <w:r>
           <w:delText xml:space="preserve">.</w:delText>
         </w:r>
@@ -18578,7 +18667,7 @@
       <w:pPr>
         <w:pStyle w:val="FirstParagraph"/>
       </w:pPr>
-      <w:ins w:id="565" w:author="PR Preview" w:date="2026-01-01T00:00:00Z">
+      <w:ins w:id="578" w:author="PR Preview" w:date="2026-01-01T00:00:00Z">
         <w:r>
           <w:rPr>
             <w:i/>
@@ -18587,23 +18676,23 @@
           <w:t xml:space="preserve">Proof</w:t>
         </w:r>
       </w:ins>
-      <w:ins w:id="566" w:author="PR Preview" w:date="2026-01-01T00:00:00Z">
+      <w:ins w:id="579" w:author="PR Preview" w:date="2026-01-01T00:00:00Z">
         <w:r>
           <w:t xml:space="preserve">. </w:t>
         </w:r>
       </w:ins>
-      <w:ins w:id="567" w:author="PR Preview" w:date="2026-01-01T00:00:00Z">
+      <w:ins w:id="580" w:author="PR Preview" w:date="2026-01-01T00:00:00Z">
         <w:r>
           <w:t xml:space="preserve">This is the solution to</w:t>
         </w:r>
       </w:ins>
-      <w:ins w:id="568" w:author="PR Preview" w:date="2026-01-01T00:00:00Z">
+      <w:ins w:id="581" w:author="PR Preview" w:date="2026-01-01T00:00:00Z">
         <w:r>
           <w:t xml:space="preserve"> </w:t>
         </w:r>
       </w:ins>
       <w:hyperlink w:anchor="exr-chebyshev-sample-size">
-        <w:ins w:id="569" w:author="PR Preview" w:date="2026-01-01T00:00:00Z">
+        <w:ins w:id="582" w:author="PR Preview" w:date="2026-01-01T00:00:00Z">
           <w:r>
             <w:rPr>
               <w:rStyle w:val="Hyperlink"/>
@@ -18612,18 +18701,18 @@
           </w:r>
         </w:ins>
       </w:hyperlink>
-      <w:ins w:id="570" w:author="PR Preview" w:date="2026-01-01T00:00:00Z">
+      <w:ins w:id="583" w:author="PR Preview" w:date="2026-01-01T00:00:00Z">
         <w:r>
           <w:t xml:space="preserve">, worked in</w:t>
         </w:r>
       </w:ins>
-      <w:ins w:id="571" w:author="PR Preview" w:date="2026-01-01T00:00:00Z">
+      <w:ins w:id="584" w:author="PR Preview" w:date="2026-01-01T00:00:00Z">
         <w:r>
           <w:t xml:space="preserve"> </w:t>
         </w:r>
       </w:ins>
       <w:hyperlink w:anchor="sol-chebyshev-sample-size">
-        <w:ins w:id="572" w:author="PR Preview" w:date="2026-01-01T00:00:00Z">
+        <w:ins w:id="585" w:author="PR Preview" w:date="2026-01-01T00:00:00Z">
           <w:r>
             <w:rPr>
               <w:rStyle w:val="Hyperlink"/>
@@ -18632,28 +18721,28 @@
           </w:r>
         </w:ins>
       </w:hyperlink>
-      <w:ins w:id="573" w:author="PR Preview" w:date="2026-01-01T00:00:00Z">
+      <w:ins w:id="586" w:author="PR Preview" w:date="2026-01-01T00:00:00Z">
         <w:r>
           <w:t xml:space="preserve">.</w:t>
         </w:r>
       </w:ins>
-      <w:ins w:id="574" w:author="PR Preview" w:date="2026-01-01T00:00:00Z">
+      <w:ins w:id="587" w:author="PR Preview" w:date="2026-01-01T00:00:00Z">
         <w:r>
           <w:t xml:space="preserve"> </w:t>
         </w:r>
       </w:ins>
-      <w:ins w:id="575" w:author="PR Preview" w:date="2026-01-01T00:00:00Z">
+      <w:ins w:id="588" w:author="PR Preview" w:date="2026-01-01T00:00:00Z">
         <w:r>
           <w:t xml:space="preserve">It applies</w:t>
         </w:r>
       </w:ins>
-      <w:ins w:id="576" w:author="PR Preview" w:date="2026-01-01T00:00:00Z">
+      <w:ins w:id="589" w:author="PR Preview" w:date="2026-01-01T00:00:00Z">
         <w:r>
           <w:t xml:space="preserve"> </w:t>
         </w:r>
       </w:ins>
       <w:hyperlink w:anchor="thm-chebyshev">
-        <w:ins w:id="577" w:author="PR Preview" w:date="2026-01-01T00:00:00Z">
+        <w:ins w:id="590" w:author="PR Preview" w:date="2026-01-01T00:00:00Z">
           <w:r>
             <w:rPr>
               <w:rStyle w:val="Hyperlink"/>
@@ -18662,17 +18751,17 @@
           </w:r>
         </w:ins>
       </w:hyperlink>
-      <w:ins w:id="578" w:author="PR Preview" w:date="2026-01-01T00:00:00Z">
+      <w:ins w:id="591" w:author="PR Preview" w:date="2026-01-01T00:00:00Z">
         <w:r>
           <w:t xml:space="preserve"> </w:t>
         </w:r>
       </w:ins>
-      <w:ins w:id="579" w:author="PR Preview" w:date="2026-01-01T00:00:00Z">
+      <w:ins w:id="592" w:author="PR Preview" w:date="2026-01-01T00:00:00Z">
         <w:r>
           <w:t xml:space="preserve">to</w:t>
         </w:r>
       </w:ins>
-      <w:ins w:id="580" w:author="PR Preview" w:date="2026-01-01T00:00:00Z">
+      <w:ins w:id="593" w:author="PR Preview" w:date="2026-01-01T00:00:00Z">
         <w:r>
           <w:t xml:space="preserve"> </w:t>
         </w:r>
@@ -18698,18 +18787,18 @@
           </m:sub>
         </m:sSub>
       </m:oMath>
-      <w:ins w:id="581" w:author="PR Preview" w:date="2026-01-01T00:00:00Z">
+      <w:ins w:id="594" w:author="PR Preview" w:date="2026-01-01T00:00:00Z">
         <w:r>
           <w:t xml:space="preserve">, whose</w:t>
         </w:r>
       </w:ins>
-      <w:ins w:id="582" w:author="PR Preview" w:date="2026-01-01T00:00:00Z">
+      <w:ins w:id="595" w:author="PR Preview" w:date="2026-01-01T00:00:00Z">
         <w:r>
           <w:t xml:space="preserve"> </w:t>
         </w:r>
       </w:ins>
       <w:hyperlink r:id="rId23">
-        <w:ins w:id="583" w:author="PR Preview" w:date="2026-01-01T00:00:00Z">
+        <w:ins w:id="596" w:author="PR Preview" w:date="2026-01-01T00:00:00Z">
           <w:r>
             <w:rPr>
               <w:rStyle w:val="Hyperlink"/>
@@ -18718,17 +18807,17 @@
           </w:r>
         </w:ins>
       </w:hyperlink>
-      <w:ins w:id="584" w:author="PR Preview" w:date="2026-01-01T00:00:00Z">
+      <w:ins w:id="597" w:author="PR Preview" w:date="2026-01-01T00:00:00Z">
         <w:r>
           <w:t xml:space="preserve"> </w:t>
         </w:r>
       </w:ins>
-      <w:ins w:id="585" w:author="PR Preview" w:date="2026-01-01T00:00:00Z">
+      <w:ins w:id="598" w:author="PR Preview" w:date="2026-01-01T00:00:00Z">
         <w:r>
           <w:t xml:space="preserve">is</w:t>
         </w:r>
       </w:ins>
-      <w:ins w:id="586" w:author="PR Preview" w:date="2026-01-01T00:00:00Z">
+      <w:ins w:id="599" w:author="PR Preview" w:date="2026-01-01T00:00:00Z">
         <w:r>
           <w:t xml:space="preserve"> </w:t>
         </w:r>
@@ -18756,23 +18845,23 @@
           <m:t>n</m:t>
         </m:r>
       </m:oMath>
-      <w:ins w:id="587" w:author="PR Preview" w:date="2026-01-01T00:00:00Z">
+      <w:ins w:id="600" w:author="PR Preview" w:date="2026-01-01T00:00:00Z">
         <w:r>
           <w:t xml:space="preserve"> </w:t>
         </w:r>
       </w:ins>
-      <w:ins w:id="588" w:author="PR Preview" w:date="2026-01-01T00:00:00Z">
+      <w:ins w:id="601" w:author="PR Preview" w:date="2026-01-01T00:00:00Z">
         <w:r>
           <w:t xml:space="preserve">by</w:t>
         </w:r>
       </w:ins>
-      <w:ins w:id="589" w:author="PR Preview" w:date="2026-01-01T00:00:00Z">
+      <w:ins w:id="602" w:author="PR Preview" w:date="2026-01-01T00:00:00Z">
         <w:r>
           <w:t xml:space="preserve"> </w:t>
         </w:r>
       </w:ins>
       <w:hyperlink w:anchor="cor-mean-iid-moments">
-        <w:ins w:id="590" w:author="PR Preview" w:date="2026-01-01T00:00:00Z">
+        <w:ins w:id="603" w:author="PR Preview" w:date="2026-01-01T00:00:00Z">
           <w:r>
             <w:rPr>
               <w:rStyle w:val="Hyperlink"/>
@@ -18781,7 +18870,7 @@
           </w:r>
         </w:ins>
       </w:hyperlink>
-      <w:ins w:id="591" w:author="PR Preview" w:date="2026-01-01T00:00:00Z">
+      <w:ins w:id="604" w:author="PR Preview" w:date="2026-01-01T00:00:00Z">
         <w:r>
           <w:t xml:space="preserve">.</w:t>
         </w:r>
